--- a/dev/vignettes/methodology.docx
+++ b/dev/vignettes/methodology.docx
@@ -714,7 +714,7 @@
               <a:graphicData uri="http://schemas.openxmlformats.org/drawingml/2006/picture">
                 <pic:pic>
                   <pic:nvPicPr>
-                    <pic:cNvPr descr="methodology_files/figure-docx/unnamed-chunk-1-1.png" id="30" name="Picture"/>
+                    <pic:cNvPr descr="methodology_files/figure-docx/unnamed-chunk-2-1.png" id="30" name="Picture"/>
                     <pic:cNvPicPr>
                       <a:picLocks noChangeArrowheads="1" noChangeAspect="1"/>
                     </pic:cNvPicPr>
@@ -3949,103 +3949,6 @@
       </w:pPr>
       <w:r>
         <w:t xml:space="preserve">Here’s what that would look like:</w:t>
-      </w:r>
-    </w:p>
-    <w:p>
-      <w:pPr>
-        <w:pStyle w:val="SourceCode"/>
-      </w:pPr>
-      <w:r>
-        <w:br/>
-      </w:r>
-      <w:r>
-        <w:rPr>
-          <w:rStyle w:val="VerbatimChar"/>
-        </w:rPr>
-        <w:t xml:space="preserve">Attaching package: 'serocalculator'</w:t>
-      </w:r>
-    </w:p>
-    <w:p>
-      <w:pPr>
-        <w:pStyle w:val="SourceCode"/>
-      </w:pPr>
-      <w:r>
-        <w:rPr>
-          <w:rStyle w:val="VerbatimChar"/>
-        </w:rPr>
-        <w:t xml:space="preserve">The following object is masked from 'package:serodynamics':</w:t>
-      </w:r>
-      <w:r>
-        <w:br/>
-      </w:r>
-      <w:r>
-        <w:br/>
-      </w:r>
-      <w:r>
-        <w:rPr>
-          <w:rStyle w:val="VerbatimChar"/>
-        </w:rPr>
-        <w:t xml:space="preserve">    expect_snapshot_data</w:t>
-      </w:r>
-    </w:p>
-    <w:p>
-      <w:pPr>
-        <w:pStyle w:val="SourceCode"/>
-      </w:pPr>
-      <w:r>
-        <w:br/>
-      </w:r>
-      <w:r>
-        <w:rPr>
-          <w:rStyle w:val="VerbatimChar"/>
-        </w:rPr>
-        <w:t xml:space="preserve">Attaching package: 'dplyr'</w:t>
-      </w:r>
-    </w:p>
-    <w:p>
-      <w:pPr>
-        <w:pStyle w:val="SourceCode"/>
-      </w:pPr>
-      <w:r>
-        <w:rPr>
-          <w:rStyle w:val="VerbatimChar"/>
-        </w:rPr>
-        <w:t xml:space="preserve">The following objects are masked from 'package:stats':</w:t>
-      </w:r>
-      <w:r>
-        <w:br/>
-      </w:r>
-      <w:r>
-        <w:br/>
-      </w:r>
-      <w:r>
-        <w:rPr>
-          <w:rStyle w:val="VerbatimChar"/>
-        </w:rPr>
-        <w:t xml:space="preserve">    filter, lag</w:t>
-      </w:r>
-    </w:p>
-    <w:p>
-      <w:pPr>
-        <w:pStyle w:val="SourceCode"/>
-      </w:pPr>
-      <w:r>
-        <w:rPr>
-          <w:rStyle w:val="VerbatimChar"/>
-        </w:rPr>
-        <w:t xml:space="preserve">The following objects are masked from 'package:base':</w:t>
-      </w:r>
-      <w:r>
-        <w:br/>
-      </w:r>
-      <w:r>
-        <w:br/>
-      </w:r>
-      <w:r>
-        <w:rPr>
-          <w:rStyle w:val="VerbatimChar"/>
-        </w:rPr>
-        <w:t xml:space="preserve">    intersect, setdiff, setequal, union</w:t>
       </w:r>
     </w:p>
     <w:tbl>
@@ -5795,7 +5698,7 @@
                     <a:graphicData uri="http://schemas.openxmlformats.org/drawingml/2006/picture">
                       <pic:pic>
                         <pic:nvPicPr>
-                          <pic:cNvPr descr="methodology_files/figure-docx/unnamed-chunk-3-1.png" id="61" name="Picture"/>
+                          <pic:cNvPr descr="methodology_files/figure-docx/unnamed-chunk-4-1.png" id="61" name="Picture"/>
                           <pic:cNvPicPr>
                             <a:picLocks noChangeArrowheads="1" noChangeAspect="1"/>
                           </pic:cNvPicPr>
@@ -5915,75 +5818,6 @@
           <w:bookmarkStart w:id="66" w:name="fig-decay"/>
           <w:p>
             <w:pPr>
-              <w:pStyle w:val="SourceCode"/>
-              <w:jc w:val="center"/>
-            </w:pPr>
-            <w:r>
-              <w:rPr>
-                <w:rStyle w:val="VerbatimChar"/>
-              </w:rPr>
-              <w:t xml:space="preserve">Rows: 904 Columns: 8</w:t>
-            </w:r>
-            <w:r>
-              <w:br/>
-            </w:r>
-            <w:r>
-              <w:rPr>
-                <w:rStyle w:val="VerbatimChar"/>
-              </w:rPr>
-              <w:t xml:space="preserve">── Column specification ────────────────────────────────────────────────────────</w:t>
-            </w:r>
-            <w:r>
-              <w:br/>
-            </w:r>
-            <w:r>
-              <w:rPr>
-                <w:rStyle w:val="VerbatimChar"/>
-              </w:rPr>
-              <w:t xml:space="preserve">Delimiter: ","</w:t>
-            </w:r>
-            <w:r>
-              <w:br/>
-            </w:r>
-            <w:r>
-              <w:rPr>
-                <w:rStyle w:val="VerbatimChar"/>
-              </w:rPr>
-              <w:t xml:space="preserve">chr (6): Country, person_id, sample_id, bldculres, antigen_iso, studyvisit</w:t>
-            </w:r>
-            <w:r>
-              <w:br/>
-            </w:r>
-            <w:r>
-              <w:rPr>
-                <w:rStyle w:val="VerbatimChar"/>
-              </w:rPr>
-              <w:t xml:space="preserve">dbl (2): dayssincefeveronset, result</w:t>
-            </w:r>
-            <w:r>
-              <w:br/>
-            </w:r>
-            <w:r>
-              <w:br/>
-            </w:r>
-            <w:r>
-              <w:rPr>
-                <w:rStyle w:val="VerbatimChar"/>
-              </w:rPr>
-              <w:t xml:space="preserve">ℹ Use `spec()` to retrieve the full column specification for this data.</w:t>
-            </w:r>
-            <w:r>
-              <w:br/>
-            </w:r>
-            <w:r>
-              <w:rPr>
-                <w:rStyle w:val="VerbatimChar"/>
-              </w:rPr>
-              <w:t xml:space="preserve">ℹ Specify the column types or set `show_col_types = FALSE` to quiet this message.</w:t>
-            </w:r>
-          </w:p>
-          <w:p>
-            <w:pPr>
               <w:jc w:val="center"/>
             </w:pPr>
             <w:r>
@@ -5996,7 +5830,7 @@
                     <a:graphicData uri="http://schemas.openxmlformats.org/drawingml/2006/picture">
                       <pic:pic>
                         <pic:nvPicPr>
-                          <pic:cNvPr descr="methodology_files/figure-docx/unnamed-chunk-4-1.png" id="65" name="Picture"/>
+                          <pic:cNvPr descr="methodology_files/figure-docx/unnamed-chunk-5-1.png" id="65" name="Picture"/>
                           <pic:cNvPicPr>
                             <a:picLocks noChangeArrowheads="1" noChangeAspect="1"/>
                           </pic:cNvPicPr>
@@ -11653,26 +11487,6 @@
         <w:pict>
           <v:rect style="width:0;height:1.5pt" o:hralign="center" o:hrstd="t" o:hr="t"/>
         </w:pict>
-      </w:r>
-    </w:p>
-    <w:p>
-      <w:pPr>
-        <w:pStyle w:val="SourceCode"/>
-      </w:pPr>
-      <w:r>
-        <w:rPr>
-          <w:rStyle w:val="VerbatimChar"/>
-        </w:rPr>
-        <w:t xml:space="preserve">Scale for x is already present.</w:t>
-      </w:r>
-      <w:r>
-        <w:br/>
-      </w:r>
-      <w:r>
-        <w:rPr>
-          <w:rStyle w:val="VerbatimChar"/>
-        </w:rPr>
-        <w:t xml:space="preserve">Adding another scale for x, which will replace the existing scale.</w:t>
       </w:r>
     </w:p>
     <w:tbl>

--- a/dev/vignettes/methodology.docx
+++ b/dev/vignettes/methodology.docx
@@ -23,7 +23,7 @@
         <w:pStyle w:val="Date"/>
       </w:pPr>
       <w:r>
-        <w:t xml:space="preserve">Invalid Date</w:t>
+        <w:t xml:space="preserve">2026-07-25</w:t>
       </w:r>
     </w:p>
     <w:bookmarkStart w:id="27" w:name="infectious-disease-epidemiology"/>

--- a/dev/vignettes/methodology.docx
+++ b/dev/vignettes/methodology.docx
@@ -23,10 +23,10 @@
         <w:pStyle w:val="Date"/>
       </w:pPr>
       <w:r>
-        <w:t xml:space="preserve">2026-07-25</w:t>
-      </w:r>
-    </w:p>
-    <w:bookmarkStart w:id="27" w:name="infectious-disease-epidemiology"/>
+        <w:t xml:space="preserve">2026-07-26</w:t>
+      </w:r>
+    </w:p>
+    <w:bookmarkStart w:id="29" w:name="infectious-disease-epidemiology"/>
     <w:p>
       <w:pPr>
         <w:pStyle w:val="Heading1"/>
@@ -35,7 +35,7 @@
         <w:t xml:space="preserve">1. Infectious disease epidemiology</w:t>
       </w:r>
     </w:p>
-    <w:bookmarkStart w:id="15" w:name="salmonella-enterica-typhoid-fever"/>
+    <w:bookmarkStart w:id="18" w:name="salmonella-enterica-typhoid-fever"/>
     <w:p>
       <w:pPr>
         <w:pStyle w:val="Heading2"/>
@@ -126,7 +126,7 @@
     </w:p>
     <w:p>
       <w:pPr>
-        <w:pStyle w:val="FirstParagraph"/>
+        <w:pStyle w:val="CaptionedFigure"/>
       </w:pPr>
       <w:r>
         <w:drawing>
@@ -170,26 +170,60 @@
           </wp:inline>
         </w:drawing>
       </w:r>
-      <w:r>
-        <w:t xml:space="preserve"> </w:t>
-      </w:r>
+    </w:p>
+    <w:p>
+      <w:pPr>
+        <w:pStyle w:val="ImageCaption"/>
+      </w:pPr>
+      <w:r>
+        <w:rPr>
+          <w:i/>
+          <w:iCs/>
+        </w:rPr>
+        <w:t xml:space="preserve">Salmonella</w:t>
+      </w:r>
+      <w:r>
+        <w:t xml:space="preserve"> </w:t>
+      </w:r>
+      <w:r>
+        <w:t xml:space="preserve">Typhi, flagellar stain. Photo: CDC/PHIL (public domain), via</w:t>
+      </w:r>
+      <w:r>
+        <w:t xml:space="preserve"> </w:t>
+      </w:r>
+      <w:hyperlink r:id="rId12">
+        <w:r>
+          <w:rPr>
+            <w:rStyle w:val="Hyperlink"/>
+          </w:rPr>
+          <w:t xml:space="preserve">Wikimedia Commons</w:t>
+        </w:r>
+      </w:hyperlink>
+      <w:r>
+        <w:t xml:space="preserve">.</w:t>
+      </w:r>
+    </w:p>
+    <w:p>
+      <w:pPr>
+        <w:pStyle w:val="CaptionedFigure"/>
+      </w:pPr>
       <w:r>
         <w:drawing>
           <wp:inline>
             <wp:extent cx="5334000" cy="2468498"/>
             <wp:effectExtent b="0" l="0" r="0" t="0"/>
-            <wp:docPr descr="Global distribution of typhoid fever. Source: Wikimedia Commons, CC BY-SA 3.0." title="" id="13" name="Picture"/>
+            <wp:docPr descr="Global distribution of typhoid fever. Source: Wikimedia Commons, CC BY-SA 3.0." title="" id="14" name="Picture"/>
             <a:graphic>
               <a:graphicData uri="http://schemas.openxmlformats.org/drawingml/2006/picture">
                 <pic:pic>
                   <pic:nvPicPr>
-                    <pic:cNvPr descr="../man/figures/Fievre_typhoide.png" id="14" name="Picture"/>
+                    <pic:cNvPr descr="../man/figures/Fievre_typhoide.png" id="15" name="Picture"/>
                     <pic:cNvPicPr>
                       <a:picLocks noChangeArrowheads="1" noChangeAspect="1"/>
                     </pic:cNvPicPr>
                   </pic:nvPicPr>
                   <pic:blipFill>
-                    <a:blip r:embed="rId12"/>
+                    <a:blip r:embed="rId13"/>
                     <a:stretch>
                       <a:fillRect/>
                     </a:stretch>
@@ -216,8 +250,44 @@
         </w:drawing>
       </w:r>
     </w:p>
-    <w:bookmarkEnd w:id="15"/>
-    <w:bookmarkStart w:id="20" w:name="shigella-dysentery"/>
+    <w:p>
+      <w:pPr>
+        <w:pStyle w:val="ImageCaption"/>
+      </w:pPr>
+      <w:r>
+        <w:t xml:space="preserve">Global distribution of typhoid fever. Source:</w:t>
+      </w:r>
+      <w:r>
+        <w:t xml:space="preserve"> </w:t>
+      </w:r>
+      <w:hyperlink r:id="rId16">
+        <w:r>
+          <w:rPr>
+            <w:rStyle w:val="Hyperlink"/>
+          </w:rPr>
+          <w:t xml:space="preserve">Wikimedia Commons</w:t>
+        </w:r>
+      </w:hyperlink>
+      <w:r>
+        <w:t xml:space="preserve">,</w:t>
+      </w:r>
+      <w:r>
+        <w:t xml:space="preserve"> </w:t>
+      </w:r>
+      <w:hyperlink r:id="rId17">
+        <w:r>
+          <w:rPr>
+            <w:rStyle w:val="Hyperlink"/>
+          </w:rPr>
+          <w:t xml:space="preserve">CC BY-SA 3.0</w:t>
+        </w:r>
+      </w:hyperlink>
+      <w:r>
+        <w:t xml:space="preserve">.</w:t>
+      </w:r>
+    </w:p>
+    <w:bookmarkEnd w:id="18"/>
+    <w:bookmarkStart w:id="23" w:name="shigella-dysentery"/>
     <w:p>
       <w:pPr>
         <w:pStyle w:val="Heading2"/>
@@ -315,18 +385,18 @@
           <wp:inline>
             <wp:extent cx="5334000" cy="3482340"/>
             <wp:effectExtent b="0" l="0" r="0" t="0"/>
-            <wp:docPr descr="Shigella in a stool sample. Photo: CDC/PHIL (public domain), via Wikimedia Commons." title="" id="17" name="Picture"/>
+            <wp:docPr descr="Shigella in a stool sample. Photo: CDC/PHIL (public domain), via Wikimedia Commons." title="" id="20" name="Picture"/>
             <a:graphic>
               <a:graphicData uri="http://schemas.openxmlformats.org/drawingml/2006/picture">
                 <pic:pic>
                   <pic:nvPicPr>
-                    <pic:cNvPr descr="../man/figures/Shigella_stool.jpg" id="18" name="Picture"/>
+                    <pic:cNvPr descr="../man/figures/Shigella_stool.jpg" id="21" name="Picture"/>
                     <pic:cNvPicPr>
                       <a:picLocks noChangeArrowheads="1" noChangeAspect="1"/>
                     </pic:cNvPicPr>
                   </pic:nvPicPr>
                   <pic:blipFill>
-                    <a:blip r:embed="rId16"/>
+                    <a:blip r:embed="rId19"/>
                     <a:stretch>
                       <a:fillRect/>
                     </a:stretch>
@@ -373,7 +443,7 @@
       <w:r>
         <w:t xml:space="preserve"> </w:t>
       </w:r>
-      <w:hyperlink r:id="rId19">
+      <w:hyperlink r:id="rId22">
         <w:r>
           <w:rPr>
             <w:rStyle w:val="Hyperlink"/>
@@ -385,8 +455,8 @@
         <w:t xml:space="preserve">.</w:t>
       </w:r>
     </w:p>
-    <w:bookmarkEnd w:id="20"/>
-    <w:bookmarkStart w:id="26" w:name="orientia-tsutsugamushi-scrub-typhus"/>
+    <w:bookmarkEnd w:id="23"/>
+    <w:bookmarkStart w:id="28" w:name="orientia-tsutsugamushi-scrub-typhus"/>
     <w:p>
       <w:pPr>
         <w:pStyle w:val="Heading2"/>
@@ -472,18 +542,18 @@
           <wp:inline>
             <wp:extent cx="3810000" cy="2540000"/>
             <wp:effectExtent b="0" l="0" r="0" t="0"/>
-            <wp:docPr descr="Trombicula mite larva with stylostome. Photo: Alan R Walker / Wikimedia Commons, CC BY-SA 3.0." title="" id="22" name="Picture"/>
+            <wp:docPr descr="Trombicula mite larva with stylostome. Photo: Alan R Walker / Wikimedia Commons, CC BY-SA 3.0." title="" id="25" name="Picture"/>
             <a:graphic>
               <a:graphicData uri="http://schemas.openxmlformats.org/drawingml/2006/picture">
                 <pic:pic>
                   <pic:nvPicPr>
-                    <pic:cNvPr descr="../man/figures/Trombicula-larva-stylostome.jpg" id="23" name="Picture"/>
+                    <pic:cNvPr descr="../man/figures/Trombicula-larva-stylostome.jpg" id="26" name="Picture"/>
                     <pic:cNvPicPr>
                       <a:picLocks noChangeArrowheads="1" noChangeAspect="1"/>
                     </pic:cNvPicPr>
                   </pic:nvPicPr>
                   <pic:blipFill>
-                    <a:blip r:embed="rId21"/>
+                    <a:blip r:embed="rId24"/>
                     <a:stretch>
                       <a:fillRect/>
                     </a:stretch>
@@ -530,7 +600,7 @@
       <w:r>
         <w:t xml:space="preserve"> </w:t>
       </w:r>
-      <w:hyperlink r:id="rId24">
+      <w:hyperlink r:id="rId27">
         <w:r>
           <w:rPr>
             <w:rStyle w:val="Hyperlink"/>
@@ -544,7 +614,7 @@
       <w:r>
         <w:t xml:space="preserve"> </w:t>
       </w:r>
-      <w:hyperlink r:id="rId25">
+      <w:hyperlink r:id="rId17">
         <w:r>
           <w:rPr>
             <w:rStyle w:val="Hyperlink"/>
@@ -556,9 +626,9 @@
         <w:t xml:space="preserve">.</w:t>
       </w:r>
     </w:p>
-    <w:bookmarkEnd w:id="26"/>
-    <w:bookmarkEnd w:id="27"/>
-    <w:bookmarkStart w:id="39" w:name="why-estimate-incidence-from-serosurveys"/>
+    <w:bookmarkEnd w:id="28"/>
+    <w:bookmarkEnd w:id="29"/>
+    <w:bookmarkStart w:id="41" w:name="why-estimate-incidence-from-serosurveys"/>
     <w:p>
       <w:pPr>
         <w:pStyle w:val="Heading1"/>
@@ -567,7 +637,7 @@
         <w:t xml:space="preserve">2. Why estimate incidence from serosurveys?</w:t>
       </w:r>
     </w:p>
-    <w:bookmarkStart w:id="31" w:name="the-burden-data-gap"/>
+    <w:bookmarkStart w:id="33" w:name="the-burden-data-gap"/>
     <w:p>
       <w:pPr>
         <w:pStyle w:val="Heading2"/>
@@ -709,18 +779,18 @@
           <wp:inline>
             <wp:extent cx="4620126" cy="3696101"/>
             <wp:effectExtent b="0" l="0" r="0" t="0"/>
-            <wp:docPr descr="Countries with routine TCV introduction as of 2023. Source: CDC MMWR 72(7):182–188 (public domain)." title="" id="29" name="Picture"/>
+            <wp:docPr descr="Countries with routine TCV introduction as of 2023. Source: CDC MMWR 72(7):182–188 (public domain)." title="" id="31" name="Picture"/>
             <a:graphic>
               <a:graphicData uri="http://schemas.openxmlformats.org/drawingml/2006/picture">
                 <pic:pic>
                   <pic:nvPicPr>
-                    <pic:cNvPr descr="methodology_files/figure-docx/unnamed-chunk-2-1.png" id="30" name="Picture"/>
+                    <pic:cNvPr descr="methodology_files/figure-docx/unnamed-chunk-2-1.png" id="32" name="Picture"/>
                     <pic:cNvPicPr>
                       <a:picLocks noChangeArrowheads="1" noChangeAspect="1"/>
                     </pic:cNvPicPr>
                   </pic:nvPicPr>
                   <pic:blipFill>
-                    <a:blip r:embed="rId28"/>
+                    <a:blip r:embed="rId30"/>
                     <a:stretch>
                       <a:fillRect/>
                     </a:stretch>
@@ -807,8 +877,8 @@
         <w:t xml:space="preserve">— Kathy Neuzil, 2023</w:t>
       </w:r>
     </w:p>
-    <w:bookmarkEnd w:id="31"/>
-    <w:bookmarkStart w:id="32" w:name="seroepidemiology-can-fill-the-gap"/>
+    <w:bookmarkEnd w:id="33"/>
+    <w:bookmarkStart w:id="34" w:name="seroepidemiology-can-fill-the-gap"/>
     <w:p>
       <w:pPr>
         <w:pStyle w:val="Heading2"/>
@@ -866,8 +936,8 @@
         <w:t xml:space="preserve">dynamics, can recover an incidence rate.</w:t>
       </w:r>
     </w:p>
-    <w:bookmarkEnd w:id="32"/>
-    <w:bookmarkStart w:id="35" w:name="defining-incidence"/>
+    <w:bookmarkEnd w:id="34"/>
+    <w:bookmarkStart w:id="37" w:name="defining-incidence"/>
     <w:p>
       <w:pPr>
         <w:pStyle w:val="Heading2"/>
@@ -876,7 +946,7 @@
         <w:t xml:space="preserve">2.3 Defining incidence</w:t>
       </w:r>
     </w:p>
-    <w:bookmarkStart w:id="33" w:name="def-incidence"/>
+    <w:bookmarkStart w:id="35" w:name="def-incidence"/>
     <w:p>
       <w:pPr>
         <w:pStyle w:val="FirstParagraph"/>
@@ -964,8 +1034,8 @@
         <w:t xml:space="preserve">.</w:t>
       </w:r>
     </w:p>
-    <w:bookmarkEnd w:id="33"/>
-    <w:bookmarkStart w:id="34" w:name="exm-incidence-rate"/>
+    <w:bookmarkEnd w:id="35"/>
+    <w:bookmarkStart w:id="36" w:name="exm-incidence-rate"/>
     <w:p>
       <w:pPr>
         <w:pStyle w:val="BodyText"/>
@@ -1073,9 +1143,9 @@
         <w:t xml:space="preserve">.</w:t>
       </w:r>
     </w:p>
-    <w:bookmarkEnd w:id="34"/>
-    <w:bookmarkEnd w:id="35"/>
-    <w:bookmarkStart w:id="36" w:name="mathematical-definition-of-incidence"/>
+    <w:bookmarkEnd w:id="36"/>
+    <w:bookmarkEnd w:id="37"/>
+    <w:bookmarkStart w:id="38" w:name="mathematical-definition-of-incidence"/>
     <w:p>
       <w:pPr>
         <w:pStyle w:val="Heading2"/>
@@ -1337,8 +1407,8 @@
         <w:t xml:space="preserve">.</w:t>
       </w:r>
     </w:p>
-    <w:bookmarkEnd w:id="36"/>
-    <w:bookmarkStart w:id="37" w:name="scale-of-incidence-rates"/>
+    <w:bookmarkEnd w:id="38"/>
+    <w:bookmarkStart w:id="39" w:name="scale-of-incidence-rates"/>
     <w:p>
       <w:pPr>
         <w:pStyle w:val="Heading2"/>
@@ -1426,8 +1496,8 @@
         <w:t xml:space="preserve">, etc.</w:t>
       </w:r>
     </w:p>
-    <w:bookmarkEnd w:id="37"/>
-    <w:bookmarkStart w:id="38" w:name="Xce5e7b14bad86a91043d706abb297ce35a89441"/>
+    <w:bookmarkEnd w:id="39"/>
+    <w:bookmarkStart w:id="40" w:name="Xce5e7b14bad86a91043d706abb297ce35a89441"/>
     <w:p>
       <w:pPr>
         <w:pStyle w:val="Heading2"/>
@@ -1624,9 +1694,9 @@
         <w:t xml:space="preserve">.</w:t>
       </w:r>
     </w:p>
-    <w:bookmarkEnd w:id="38"/>
-    <w:bookmarkEnd w:id="39"/>
-    <w:bookmarkStart w:id="43" w:name="X692dd3848eaa2be35c7162f2cc08762f080ab63"/>
+    <w:bookmarkEnd w:id="40"/>
+    <w:bookmarkEnd w:id="41"/>
+    <w:bookmarkStart w:id="45" w:name="X692dd3848eaa2be35c7162f2cc08762f080ab63"/>
     <w:p>
       <w:pPr>
         <w:pStyle w:val="Heading1"/>
@@ -1635,7 +1705,7 @@
         <w:t xml:space="preserve">3. Study designs for estimating incidence rates</w:t>
       </w:r>
     </w:p>
-    <w:bookmarkStart w:id="40" w:name="longitudinal-cohort-studies"/>
+    <w:bookmarkStart w:id="42" w:name="longitudinal-cohort-studies"/>
     <w:p>
       <w:pPr>
         <w:pStyle w:val="Heading2"/>
@@ -1694,8 +1764,8 @@
         <w:t xml:space="preserve">vulnerable to selection and censoring (drop-out) biases</w:t>
       </w:r>
     </w:p>
-    <w:bookmarkEnd w:id="40"/>
-    <w:bookmarkStart w:id="41" w:name="clinical-case-data"/>
+    <w:bookmarkEnd w:id="42"/>
+    <w:bookmarkStart w:id="43" w:name="clinical-case-data"/>
     <w:p>
       <w:pPr>
         <w:pStyle w:val="Heading2"/>
@@ -1742,8 +1812,8 @@
         <w:t xml:space="preserve">symptomatic cases who don’t receive clinical care.</w:t>
       </w:r>
     </w:p>
-    <w:bookmarkEnd w:id="41"/>
-    <w:bookmarkStart w:id="42" w:name="cross-sectional-serosurveys"/>
+    <w:bookmarkEnd w:id="43"/>
+    <w:bookmarkStart w:id="44" w:name="cross-sectional-serosurveys"/>
     <w:p>
       <w:pPr>
         <w:pStyle w:val="Heading2"/>
@@ -1849,12 +1919,12 @@
         <w:t xml:space="preserve"> </w:t>
       </w:r>
       <w:r>
-        <w:t xml:space="preserve">for overview</w:t>
-      </w:r>
-    </w:p>
-    <w:bookmarkEnd w:id="42"/>
-    <w:bookmarkEnd w:id="43"/>
-    <w:bookmarkStart w:id="76" w:name="Xbe5ebe555b3ef679e4d759bfe9ee88c74ef3ef7"/>
+        <w:t xml:space="preserve">for an overview.</w:t>
+      </w:r>
+    </w:p>
+    <w:bookmarkEnd w:id="44"/>
+    <w:bookmarkEnd w:id="45"/>
+    <w:bookmarkStart w:id="78" w:name="Xbe5ebe555b3ef679e4d759bfe9ee88c74ef3ef7"/>
     <w:p>
       <w:pPr>
         <w:pStyle w:val="Heading1"/>
@@ -1863,7 +1933,7 @@
         <w:t xml:space="preserve">4. Estimating incidence from cross-sectional serosurveys</w:t>
       </w:r>
     </w:p>
-    <w:bookmarkStart w:id="44" w:name="goal"/>
+    <w:bookmarkStart w:id="46" w:name="goal"/>
     <w:p>
       <w:pPr>
         <w:pStyle w:val="Heading2"/>
@@ -1923,8 +1993,8 @@
         <w:t xml:space="preserve">.</w:t>
       </w:r>
     </w:p>
-    <w:bookmarkEnd w:id="44"/>
-    <w:bookmarkStart w:id="45" w:name="antibody-responses-are-complicated"/>
+    <w:bookmarkEnd w:id="46"/>
+    <w:bookmarkStart w:id="47" w:name="antibody-responses-are-complicated"/>
     <w:p>
       <w:pPr>
         <w:pStyle w:val="Heading2"/>
@@ -2073,8 +2143,8 @@
         <w:t xml:space="preserve">piece.</w:t>
       </w:r>
     </w:p>
-    <w:bookmarkEnd w:id="45"/>
-    <w:bookmarkStart w:id="46" w:name="cross-sectional-antibody-surveys"/>
+    <w:bookmarkEnd w:id="47"/>
+    <w:bookmarkStart w:id="48" w:name="cross-sectional-antibody-surveys"/>
     <w:p>
       <w:pPr>
         <w:pStyle w:val="Heading2"/>
@@ -2380,8 +2450,8 @@
         <w:t xml:space="preserve">.</w:t>
       </w:r>
     </w:p>
-    <w:bookmarkEnd w:id="46"/>
-    <w:bookmarkStart w:id="48" w:name="modeling-assumptions"/>
+    <w:bookmarkEnd w:id="48"/>
+    <w:bookmarkStart w:id="50" w:name="modeling-assumptions"/>
     <w:p>
       <w:pPr>
         <w:pStyle w:val="Heading2"/>
@@ -2638,7 +2708,7 @@
       <w:r>
         <w:t xml:space="preserve"> </w:t>
       </w:r>
-      <w:hyperlink r:id="rId47">
+      <w:hyperlink r:id="rId49">
         <w:r>
           <w:rPr>
             <w:rStyle w:val="Hyperlink"/>
@@ -2650,8 +2720,8 @@
         <w:t xml:space="preserve">).</w:t>
       </w:r>
     </w:p>
-    <w:bookmarkEnd w:id="48"/>
-    <w:bookmarkStart w:id="49" w:name="time-since-infection-and-incidence"/>
+    <w:bookmarkEnd w:id="50"/>
+    <w:bookmarkStart w:id="51" w:name="time-since-infection-and-incidence"/>
     <w:p>
       <w:pPr>
         <w:pStyle w:val="Heading2"/>
@@ -2752,7 +2822,7 @@
           <w:b/>
           <w:bCs/>
         </w:rPr>
-        <w:t xml:space="preserve">truncated by age</w:t>
+        <w:t xml:space="preserve">limited by age</w:t>
       </w:r>
       <w:r>
         <w:t xml:space="preserve"> </w:t>
@@ -2767,6 +2837,110 @@
       </m:oMath>
       <w:r>
         <w:t xml:space="preserve">):</w:t>
+      </w:r>
+      <w:r>
+        <w:t xml:space="preserve"> </w:t>
+      </w:r>
+      <w:r>
+        <w:t xml:space="preserve">no one can have been infected before they were born,</w:t>
+      </w:r>
+      <w:r>
+        <w:t xml:space="preserve"> </w:t>
+      </w:r>
+      <w:r>
+        <w:t xml:space="preserve">so the density is supported on</w:t>
+      </w:r>
+      <w:r>
+        <w:t xml:space="preserve"> </w:t>
+      </w:r>
+      <m:oMath>
+        <m:r>
+          <m:rPr>
+            <m:sty m:val="p"/>
+          </m:rPr>
+          <m:t>[</m:t>
+        </m:r>
+        <m:r>
+          <m:t>0</m:t>
+        </m:r>
+        <m:r>
+          <m:rPr>
+            <m:sty m:val="p"/>
+          </m:rPr>
+          <m:t>,</m:t>
+        </m:r>
+        <m:r>
+          <m:t>a</m:t>
+        </m:r>
+        <m:r>
+          <m:rPr>
+            <m:sty m:val="p"/>
+          </m:rPr>
+          <m:t>]</m:t>
+        </m:r>
+      </m:oMath>
+      <w:r>
+        <w:t xml:space="preserve"> </w:t>
+      </w:r>
+      <w:r>
+        <w:t xml:space="preserve">and the leftover probability,</w:t>
+      </w:r>
+      <w:r>
+        <w:t xml:space="preserve"> </w:t>
+      </w:r>
+      <m:oMath>
+        <m:r>
+          <m:rPr>
+            <m:sty m:val="p"/>
+          </m:rPr>
+          <m:t>exp</m:t>
+        </m:r>
+        <m:r>
+          <m:t>​</m:t>
+        </m:r>
+        <m:d>
+          <m:dPr>
+            <m:begChr m:val="{"/>
+            <m:sepChr m:val=""/>
+            <m:endChr m:val="}"/>
+            <m:grow/>
+          </m:dPr>
+          <m:e>
+            <m:r>
+              <m:rPr>
+                <m:sty m:val="p"/>
+              </m:rPr>
+              <m:t>−</m:t>
+            </m:r>
+            <m:r>
+              <m:t>λ</m:t>
+            </m:r>
+            <m:r>
+              <m:t>a</m:t>
+            </m:r>
+          </m:e>
+        </m:d>
+        <m:r>
+          <m:t>​</m:t>
+        </m:r>
+      </m:oMath>
+      <w:r>
+        <w:t xml:space="preserve">,</w:t>
+      </w:r>
+      <w:r>
+        <w:t xml:space="preserve"> </w:t>
+      </w:r>
+      <w:r>
+        <w:t xml:space="preserve">sits on</w:t>
+      </w:r>
+      <w:r>
+        <w:t xml:space="preserve"> </w:t>
+      </w:r>
+      <w:r>
+        <w:t xml:space="preserve">“never infected”</w:t>
+      </w:r>
+      <w:r>
+        <w:t xml:space="preserve">:</w:t>
       </w:r>
     </w:p>
     <w:p>
@@ -3134,8 +3308,8 @@
         <w:t xml:space="preserve">is the patient’s age at the time of the survey.</w:t>
       </w:r>
     </w:p>
-    <w:bookmarkEnd w:id="49"/>
-    <w:bookmarkStart w:id="50" w:name="likelihood-of-latent-infection-times"/>
+    <w:bookmarkEnd w:id="51"/>
+    <w:bookmarkStart w:id="52" w:name="likelihood-of-latent-infection-times"/>
     <w:p>
       <w:pPr>
         <w:pStyle w:val="Heading2"/>
@@ -3560,53 +3734,69 @@
             </m:sup>
             <m:e>
               <m:r>
+                <m:t>​</m:t>
+              </m:r>
+            </m:e>
+          </m:nary>
+          <m:d>
+            <m:dPr>
+              <m:begChr m:val="("/>
+              <m:sepChr m:val=""/>
+              <m:endChr m:val=")"/>
+              <m:grow/>
+            </m:dPr>
+            <m:e>
+              <m:r>
                 <m:rPr>
                   <m:sty m:val="p"/>
                 </m:rPr>
                 <m:t>log</m:t>
               </m:r>
-            </m:e>
-          </m:nary>
-          <m:r>
-            <m:t>​</m:t>
-          </m:r>
-          <m:d>
-            <m:dPr>
-              <m:begChr m:val="{"/>
-              <m:sepChr m:val=""/>
-              <m:endChr m:val="}"/>
-              <m:grow/>
-            </m:dPr>
-            <m:e>
+              <m:r>
+                <m:t>​</m:t>
+              </m:r>
+              <m:d>
+                <m:dPr>
+                  <m:begChr m:val="{"/>
+                  <m:sepChr m:val=""/>
+                  <m:endChr m:val="}"/>
+                  <m:grow/>
+                </m:dPr>
+                <m:e>
+                  <m:r>
+                    <m:t>λ</m:t>
+                  </m:r>
+                </m:e>
+              </m:d>
+              <m:r>
+                <m:t>​</m:t>
+              </m:r>
+              <m:r>
+                <m:rPr>
+                  <m:sty m:val="p"/>
+                </m:rPr>
+                <m:t>−</m:t>
+              </m:r>
               <m:r>
                 <m:t>λ</m:t>
               </m:r>
+              <m:sSub>
+                <m:e>
+                  <m:r>
+                    <m:t>t</m:t>
+                  </m:r>
+                </m:e>
+                <m:sub>
+                  <m:r>
+                    <m:t>i</m:t>
+                  </m:r>
+                </m:sub>
+              </m:sSub>
             </m:e>
           </m:d>
           <m:r>
             <m:t>​</m:t>
           </m:r>
-          <m:r>
-            <m:rPr>
-              <m:sty m:val="p"/>
-            </m:rPr>
-            <m:t>−</m:t>
-          </m:r>
-          <m:r>
-            <m:t>λ</m:t>
-          </m:r>
-          <m:sSub>
-            <m:e>
-              <m:r>
-                <m:t>t</m:t>
-              </m:r>
-            </m:e>
-            <m:sub>
-              <m:r>
-                <m:t>i</m:t>
-              </m:r>
-            </m:sub>
-          </m:sSub>
         </m:oMath>
       </m:oMathPara>
     </w:p>
@@ -3715,55 +3905,71 @@
               </m:r>
             </m:e>
           </m:nary>
-          <m:sSup>
+          <m:d>
+            <m:dPr>
+              <m:begChr m:val="("/>
+              <m:sepChr m:val=""/>
+              <m:endChr m:val=")"/>
+              <m:grow/>
+            </m:dPr>
             <m:e>
-              <m:d>
-                <m:dPr>
-                  <m:begChr m:val="("/>
-                  <m:sepChr m:val=""/>
-                  <m:endChr m:val=")"/>
-                  <m:grow/>
-                </m:dPr>
+              <m:r>
+                <m:t>​</m:t>
+              </m:r>
+              <m:sSup>
                 <m:e>
+                  <m:d>
+                    <m:dPr>
+                      <m:begChr m:val="("/>
+                      <m:sepChr m:val=""/>
+                      <m:endChr m:val=")"/>
+                      <m:grow/>
+                    </m:dPr>
+                    <m:e>
+                      <m:r>
+                        <m:t>λ</m:t>
+                      </m:r>
+                    </m:e>
+                  </m:d>
+                </m:e>
+                <m:sup>
                   <m:r>
-                    <m:t>λ</m:t>
+                    <m:rPr>
+                      <m:sty m:val="p"/>
+                    </m:rPr>
+                    <m:t>−</m:t>
                   </m:r>
-                </m:e>
-              </m:d>
-            </m:e>
-            <m:sup>
+                  <m:r>
+                    <m:t>1</m:t>
+                  </m:r>
+                </m:sup>
+              </m:sSup>
+              <m:r>
+                <m:t>​</m:t>
+              </m:r>
               <m:r>
                 <m:rPr>
                   <m:sty m:val="p"/>
                 </m:rPr>
                 <m:t>−</m:t>
               </m:r>
-              <m:r>
-                <m:t>1</m:t>
-              </m:r>
-            </m:sup>
-          </m:sSup>
+              <m:sSub>
+                <m:e>
+                  <m:r>
+                    <m:t>t</m:t>
+                  </m:r>
+                </m:e>
+                <m:sub>
+                  <m:r>
+                    <m:t>i</m:t>
+                  </m:r>
+                </m:sub>
+              </m:sSub>
+            </m:e>
+          </m:d>
           <m:r>
             <m:t>​</m:t>
           </m:r>
-          <m:r>
-            <m:rPr>
-              <m:sty m:val="p"/>
-            </m:rPr>
-            <m:t>−</m:t>
-          </m:r>
-          <m:sSub>
-            <m:e>
-              <m:r>
-                <m:t>t</m:t>
-              </m:r>
-            </m:e>
-            <m:sub>
-              <m:r>
-                <m:t>i</m:t>
-              </m:r>
-            </m:sub>
-          </m:sSub>
         </m:oMath>
       </m:oMathPara>
     </w:p>
@@ -3933,8 +4139,8 @@
         <w:t xml:space="preserve">The MLE turns out to be the inverse of the mean.</w:t>
       </w:r>
     </w:p>
-    <w:bookmarkEnd w:id="50"/>
-    <w:bookmarkStart w:id="55" w:name="example-log-likelihood-curves"/>
+    <w:bookmarkEnd w:id="52"/>
+    <w:bookmarkStart w:id="57" w:name="example-log-likelihood-curves"/>
     <w:p>
       <w:pPr>
         <w:pStyle w:val="Heading2"/>
@@ -3949,6 +4155,764 @@
       </w:pPr>
       <w:r>
         <w:t xml:space="preserve">Here’s what that would look like:</w:t>
+      </w:r>
+    </w:p>
+    <w:p>
+      <w:pPr>
+        <w:pStyle w:val="SourceCode"/>
+      </w:pPr>
+      <w:r>
+        <w:rPr>
+          <w:rStyle w:val="FunctionTok"/>
+        </w:rPr>
+        <w:t xml:space="preserve">library</w:t>
+      </w:r>
+      <w:r>
+        <w:rPr>
+          <w:rStyle w:val="NormalTok"/>
+        </w:rPr>
+        <w:t xml:space="preserve">(serodynamics)</w:t>
+      </w:r>
+      <w:r>
+        <w:br/>
+      </w:r>
+      <w:r>
+        <w:rPr>
+          <w:rStyle w:val="FunctionTok"/>
+        </w:rPr>
+        <w:t xml:space="preserve">library</w:t>
+      </w:r>
+      <w:r>
+        <w:rPr>
+          <w:rStyle w:val="NormalTok"/>
+        </w:rPr>
+        <w:t xml:space="preserve">(serocalculator)</w:t>
+      </w:r>
+      <w:r>
+        <w:br/>
+      </w:r>
+      <w:r>
+        <w:rPr>
+          <w:rStyle w:val="FunctionTok"/>
+        </w:rPr>
+        <w:t xml:space="preserve">library</w:t>
+      </w:r>
+      <w:r>
+        <w:rPr>
+          <w:rStyle w:val="NormalTok"/>
+        </w:rPr>
+        <w:t xml:space="preserve">(dplyr)</w:t>
+      </w:r>
+      <w:r>
+        <w:br/>
+      </w:r>
+      <w:r>
+        <w:rPr>
+          <w:rStyle w:val="NormalTok"/>
+        </w:rPr>
+        <w:t xml:space="preserve">antibodies </w:t>
+      </w:r>
+      <w:r>
+        <w:rPr>
+          <w:rStyle w:val="OtherTok"/>
+        </w:rPr>
+        <w:t xml:space="preserve">&lt;-</w:t>
+      </w:r>
+      <w:r>
+        <w:rPr>
+          <w:rStyle w:val="NormalTok"/>
+        </w:rPr>
+        <w:t xml:space="preserve"> </w:t>
+      </w:r>
+      <w:r>
+        <w:rPr>
+          <w:rStyle w:val="FunctionTok"/>
+        </w:rPr>
+        <w:t xml:space="preserve">c</w:t>
+      </w:r>
+      <w:r>
+        <w:rPr>
+          <w:rStyle w:val="NormalTok"/>
+        </w:rPr>
+        <w:t xml:space="preserve">(</w:t>
+      </w:r>
+      <w:r>
+        <w:rPr>
+          <w:rStyle w:val="StringTok"/>
+        </w:rPr>
+        <w:t xml:space="preserve">"HlyE_IgA"</w:t>
+      </w:r>
+      <w:r>
+        <w:rPr>
+          <w:rStyle w:val="NormalTok"/>
+        </w:rPr>
+        <w:t xml:space="preserve">, </w:t>
+      </w:r>
+      <w:r>
+        <w:rPr>
+          <w:rStyle w:val="StringTok"/>
+        </w:rPr>
+        <w:t xml:space="preserve">"HlyE_IgG"</w:t>
+      </w:r>
+      <w:r>
+        <w:rPr>
+          <w:rStyle w:val="NormalTok"/>
+        </w:rPr>
+        <w:t xml:space="preserve">)</w:t>
+      </w:r>
+      <w:r>
+        <w:br/>
+      </w:r>
+      <w:r>
+        <w:rPr>
+          <w:rStyle w:val="FunctionTok"/>
+        </w:rPr>
+        <w:t xml:space="preserve">set.seed</w:t>
+      </w:r>
+      <w:r>
+        <w:rPr>
+          <w:rStyle w:val="NormalTok"/>
+        </w:rPr>
+        <w:t xml:space="preserve">(</w:t>
+      </w:r>
+      <w:r>
+        <w:rPr>
+          <w:rStyle w:val="DecValTok"/>
+        </w:rPr>
+        <w:t xml:space="preserve">1</w:t>
+      </w:r>
+      <w:r>
+        <w:rPr>
+          <w:rStyle w:val="NormalTok"/>
+        </w:rPr>
+        <w:t xml:space="preserve">)</w:t>
+      </w:r>
+      <w:r>
+        <w:br/>
+      </w:r>
+      <w:r>
+        <w:br/>
+      </w:r>
+      <w:r>
+        <w:rPr>
+          <w:rStyle w:val="NormalTok"/>
+        </w:rPr>
+        <w:t xml:space="preserve">sim_case_data </w:t>
+      </w:r>
+      <w:r>
+        <w:rPr>
+          <w:rStyle w:val="OtherTok"/>
+        </w:rPr>
+        <w:t xml:space="preserve">&lt;-</w:t>
+      </w:r>
+      <w:r>
+        <w:br/>
+      </w:r>
+      <w:r>
+        <w:rPr>
+          <w:rStyle w:val="NormalTok"/>
+        </w:rPr>
+        <w:t xml:space="preserve">  serocalculator</w:t>
+      </w:r>
+      <w:r>
+        <w:rPr>
+          <w:rStyle w:val="SpecialCharTok"/>
+        </w:rPr>
+        <w:t xml:space="preserve">::</w:t>
+      </w:r>
+      <w:r>
+        <w:rPr>
+          <w:rStyle w:val="NormalTok"/>
+        </w:rPr>
+        <w:t xml:space="preserve">typhoid_curves_nostrat_100 </w:t>
+      </w:r>
+      <w:r>
+        <w:rPr>
+          <w:rStyle w:val="SpecialCharTok"/>
+        </w:rPr>
+        <w:t xml:space="preserve">|&gt;</w:t>
+      </w:r>
+      <w:r>
+        <w:br/>
+      </w:r>
+      <w:r>
+        <w:rPr>
+          <w:rStyle w:val="NormalTok"/>
+        </w:rPr>
+        <w:t xml:space="preserve">  </w:t>
+      </w:r>
+      <w:r>
+        <w:rPr>
+          <w:rStyle w:val="FunctionTok"/>
+        </w:rPr>
+        <w:t xml:space="preserve">sim_case_data</w:t>
+      </w:r>
+      <w:r>
+        <w:rPr>
+          <w:rStyle w:val="NormalTok"/>
+        </w:rPr>
+        <w:t xml:space="preserve">(</w:t>
+      </w:r>
+      <w:r>
+        <w:rPr>
+          <w:rStyle w:val="AttributeTok"/>
+        </w:rPr>
+        <w:t xml:space="preserve">n =</w:t>
+      </w:r>
+      <w:r>
+        <w:rPr>
+          <w:rStyle w:val="NormalTok"/>
+        </w:rPr>
+        <w:t xml:space="preserve"> </w:t>
+      </w:r>
+      <w:r>
+        <w:rPr>
+          <w:rStyle w:val="DecValTok"/>
+        </w:rPr>
+        <w:t xml:space="preserve">5</w:t>
+      </w:r>
+      <w:r>
+        <w:rPr>
+          <w:rStyle w:val="NormalTok"/>
+        </w:rPr>
+        <w:t xml:space="preserve">, </w:t>
+      </w:r>
+      <w:r>
+        <w:br/>
+      </w:r>
+      <w:r>
+        <w:rPr>
+          <w:rStyle w:val="NormalTok"/>
+        </w:rPr>
+        <w:t xml:space="preserve">                </w:t>
+      </w:r>
+      <w:r>
+        <w:rPr>
+          <w:rStyle w:val="AttributeTok"/>
+        </w:rPr>
+        <w:t xml:space="preserve">antigen_isos =</w:t>
+      </w:r>
+      <w:r>
+        <w:rPr>
+          <w:rStyle w:val="NormalTok"/>
+        </w:rPr>
+        <w:t xml:space="preserve"> antibodies,</w:t>
+      </w:r>
+      <w:r>
+        <w:br/>
+      </w:r>
+      <w:r>
+        <w:rPr>
+          <w:rStyle w:val="NormalTok"/>
+        </w:rPr>
+        <w:t xml:space="preserve">                </w:t>
+      </w:r>
+      <w:r>
+        <w:rPr>
+          <w:rStyle w:val="AttributeTok"/>
+        </w:rPr>
+        <w:t xml:space="preserve">max_n_obs =</w:t>
+      </w:r>
+      <w:r>
+        <w:rPr>
+          <w:rStyle w:val="NormalTok"/>
+        </w:rPr>
+        <w:t xml:space="preserve"> </w:t>
+      </w:r>
+      <w:r>
+        <w:rPr>
+          <w:rStyle w:val="DecValTok"/>
+        </w:rPr>
+        <w:t xml:space="preserve">20</w:t>
+      </w:r>
+      <w:r>
+        <w:rPr>
+          <w:rStyle w:val="NormalTok"/>
+        </w:rPr>
+        <w:t xml:space="preserve">, </w:t>
+      </w:r>
+      <w:r>
+        <w:rPr>
+          <w:rStyle w:val="AttributeTok"/>
+        </w:rPr>
+        <w:t xml:space="preserve">followup_interval =</w:t>
+      </w:r>
+      <w:r>
+        <w:rPr>
+          <w:rStyle w:val="NormalTok"/>
+        </w:rPr>
+        <w:t xml:space="preserve"> </w:t>
+      </w:r>
+      <w:r>
+        <w:rPr>
+          <w:rStyle w:val="DecValTok"/>
+        </w:rPr>
+        <w:t xml:space="preserve">14</w:t>
+      </w:r>
+      <w:r>
+        <w:rPr>
+          <w:rStyle w:val="NormalTok"/>
+        </w:rPr>
+        <w:t xml:space="preserve">)</w:t>
+      </w:r>
+      <w:r>
+        <w:br/>
+      </w:r>
+      <w:r>
+        <w:br/>
+      </w:r>
+      <w:r>
+        <w:rPr>
+          <w:rStyle w:val="NormalTok"/>
+        </w:rPr>
+        <w:t xml:space="preserve">t1 </w:t>
+      </w:r>
+      <w:r>
+        <w:rPr>
+          <w:rStyle w:val="OtherTok"/>
+        </w:rPr>
+        <w:t xml:space="preserve">&lt;-</w:t>
+      </w:r>
+      <w:r>
+        <w:rPr>
+          <w:rStyle w:val="NormalTok"/>
+        </w:rPr>
+        <w:t xml:space="preserve"> sim_case_data</w:t>
+      </w:r>
+      <w:r>
+        <w:rPr>
+          <w:rStyle w:val="SpecialCharTok"/>
+        </w:rPr>
+        <w:t xml:space="preserve">$</w:t>
+      </w:r>
+      <w:r>
+        <w:rPr>
+          <w:rStyle w:val="NormalTok"/>
+        </w:rPr>
+        <w:t xml:space="preserve">timeindays</w:t>
+      </w:r>
+      <w:r>
+        <w:br/>
+      </w:r>
+      <w:r>
+        <w:rPr>
+          <w:rStyle w:val="NormalTok"/>
+        </w:rPr>
+        <w:t xml:space="preserve">loglik0 </w:t>
+      </w:r>
+      <w:r>
+        <w:rPr>
+          <w:rStyle w:val="OtherTok"/>
+        </w:rPr>
+        <w:t xml:space="preserve">&lt;-</w:t>
+      </w:r>
+      <w:r>
+        <w:rPr>
+          <w:rStyle w:val="NormalTok"/>
+        </w:rPr>
+        <w:t xml:space="preserve"> </w:t>
+      </w:r>
+      <w:r>
+        <w:rPr>
+          <w:rStyle w:val="ControlFlowTok"/>
+        </w:rPr>
+        <w:t xml:space="preserve">function</w:t>
+      </w:r>
+      <w:r>
+        <w:rPr>
+          <w:rStyle w:val="NormalTok"/>
+        </w:rPr>
+        <w:t xml:space="preserve">(lambda) {</w:t>
+      </w:r>
+      <w:r>
+        <w:br/>
+      </w:r>
+      <w:r>
+        <w:rPr>
+          <w:rStyle w:val="NormalTok"/>
+        </w:rPr>
+        <w:t xml:space="preserve">  </w:t>
+      </w:r>
+      <w:r>
+        <w:rPr>
+          <w:rStyle w:val="FunctionTok"/>
+        </w:rPr>
+        <w:t xml:space="preserve">sum</w:t>
+      </w:r>
+      <w:r>
+        <w:rPr>
+          <w:rStyle w:val="NormalTok"/>
+        </w:rPr>
+        <w:t xml:space="preserve">(</w:t>
+      </w:r>
+      <w:r>
+        <w:br/>
+      </w:r>
+      <w:r>
+        <w:rPr>
+          <w:rStyle w:val="NormalTok"/>
+        </w:rPr>
+        <w:t xml:space="preserve">    </w:t>
+      </w:r>
+      <w:r>
+        <w:rPr>
+          <w:rStyle w:val="FunctionTok"/>
+        </w:rPr>
+        <w:t xml:space="preserve">dexp</w:t>
+      </w:r>
+      <w:r>
+        <w:rPr>
+          <w:rStyle w:val="NormalTok"/>
+        </w:rPr>
+        <w:t xml:space="preserve">(t1, </w:t>
+      </w:r>
+      <w:r>
+        <w:rPr>
+          <w:rStyle w:val="AttributeTok"/>
+        </w:rPr>
+        <w:t xml:space="preserve">rate =</w:t>
+      </w:r>
+      <w:r>
+        <w:rPr>
+          <w:rStyle w:val="NormalTok"/>
+        </w:rPr>
+        <w:t xml:space="preserve"> lambda, </w:t>
+      </w:r>
+      <w:r>
+        <w:rPr>
+          <w:rStyle w:val="AttributeTok"/>
+        </w:rPr>
+        <w:t xml:space="preserve">log =</w:t>
+      </w:r>
+      <w:r>
+        <w:rPr>
+          <w:rStyle w:val="NormalTok"/>
+        </w:rPr>
+        <w:t xml:space="preserve"> </w:t>
+      </w:r>
+      <w:r>
+        <w:rPr>
+          <w:rStyle w:val="ConstantTok"/>
+        </w:rPr>
+        <w:t xml:space="preserve">TRUE</w:t>
+      </w:r>
+      <w:r>
+        <w:rPr>
+          <w:rStyle w:val="NormalTok"/>
+        </w:rPr>
+        <w:t xml:space="preserve">)</w:t>
+      </w:r>
+      <w:r>
+        <w:br/>
+      </w:r>
+      <w:r>
+        <w:rPr>
+          <w:rStyle w:val="NormalTok"/>
+        </w:rPr>
+        <w:t xml:space="preserve">  )</w:t>
+      </w:r>
+      <w:r>
+        <w:br/>
+      </w:r>
+      <w:r>
+        <w:rPr>
+          <w:rStyle w:val="NormalTok"/>
+        </w:rPr>
+        <w:t xml:space="preserve">}</w:t>
+      </w:r>
+      <w:r>
+        <w:br/>
+      </w:r>
+      <w:r>
+        <w:rPr>
+          <w:rStyle w:val="NormalTok"/>
+        </w:rPr>
+        <w:t xml:space="preserve">loglik1 </w:t>
+      </w:r>
+      <w:r>
+        <w:rPr>
+          <w:rStyle w:val="OtherTok"/>
+        </w:rPr>
+        <w:t xml:space="preserve">&lt;-</w:t>
+      </w:r>
+      <w:r>
+        <w:rPr>
+          <w:rStyle w:val="NormalTok"/>
+        </w:rPr>
+        <w:t xml:space="preserve"> </w:t>
+      </w:r>
+      <w:r>
+        <w:rPr>
+          <w:rStyle w:val="FunctionTok"/>
+        </w:rPr>
+        <w:t xml:space="preserve">Vectorize</w:t>
+      </w:r>
+      <w:r>
+        <w:rPr>
+          <w:rStyle w:val="NormalTok"/>
+        </w:rPr>
+        <w:t xml:space="preserve">(loglik0, </w:t>
+      </w:r>
+      <w:r>
+        <w:rPr>
+          <w:rStyle w:val="AttributeTok"/>
+        </w:rPr>
+        <w:t xml:space="preserve">vectorize.args =</w:t>
+      </w:r>
+      <w:r>
+        <w:rPr>
+          <w:rStyle w:val="NormalTok"/>
+        </w:rPr>
+        <w:t xml:space="preserve"> </w:t>
+      </w:r>
+      <w:r>
+        <w:rPr>
+          <w:rStyle w:val="StringTok"/>
+        </w:rPr>
+        <w:t xml:space="preserve">"lambda"</w:t>
+      </w:r>
+      <w:r>
+        <w:rPr>
+          <w:rStyle w:val="NormalTok"/>
+        </w:rPr>
+        <w:t xml:space="preserve">)</w:t>
+      </w:r>
+      <w:r>
+        <w:br/>
+      </w:r>
+      <w:r>
+        <w:br/>
+      </w:r>
+      <w:r>
+        <w:rPr>
+          <w:rStyle w:val="FunctionTok"/>
+        </w:rPr>
+        <w:t xml:space="preserve">library</w:t>
+      </w:r>
+      <w:r>
+        <w:rPr>
+          <w:rStyle w:val="NormalTok"/>
+        </w:rPr>
+        <w:t xml:space="preserve">(ggplot2)</w:t>
+      </w:r>
+      <w:r>
+        <w:br/>
+      </w:r>
+      <w:r>
+        <w:br/>
+      </w:r>
+      <w:r>
+        <w:rPr>
+          <w:rStyle w:val="FunctionTok"/>
+        </w:rPr>
+        <w:t xml:space="preserve">ggplot</w:t>
+      </w:r>
+      <w:r>
+        <w:rPr>
+          <w:rStyle w:val="NormalTok"/>
+        </w:rPr>
+        <w:t xml:space="preserve">() </w:t>
+      </w:r>
+      <w:r>
+        <w:rPr>
+          <w:rStyle w:val="SpecialCharTok"/>
+        </w:rPr>
+        <w:t xml:space="preserve">+</w:t>
+      </w:r>
+      <w:r>
+        <w:rPr>
+          <w:rStyle w:val="NormalTok"/>
+        </w:rPr>
+        <w:t xml:space="preserve"> </w:t>
+      </w:r>
+      <w:r>
+        <w:br/>
+      </w:r>
+      <w:r>
+        <w:rPr>
+          <w:rStyle w:val="NormalTok"/>
+        </w:rPr>
+        <w:t xml:space="preserve">  </w:t>
+      </w:r>
+      <w:r>
+        <w:rPr>
+          <w:rStyle w:val="FunctionTok"/>
+        </w:rPr>
+        <w:t xml:space="preserve">geom_function</w:t>
+      </w:r>
+      <w:r>
+        <w:rPr>
+          <w:rStyle w:val="NormalTok"/>
+        </w:rPr>
+        <w:t xml:space="preserve">(</w:t>
+      </w:r>
+      <w:r>
+        <w:rPr>
+          <w:rStyle w:val="AttributeTok"/>
+        </w:rPr>
+        <w:t xml:space="preserve">fun =</w:t>
+      </w:r>
+      <w:r>
+        <w:rPr>
+          <w:rStyle w:val="NormalTok"/>
+        </w:rPr>
+        <w:t xml:space="preserve"> loglik1) </w:t>
+      </w:r>
+      <w:r>
+        <w:rPr>
+          <w:rStyle w:val="SpecialCharTok"/>
+        </w:rPr>
+        <w:t xml:space="preserve">+</w:t>
+      </w:r>
+      <w:r>
+        <w:br/>
+      </w:r>
+      <w:r>
+        <w:rPr>
+          <w:rStyle w:val="NormalTok"/>
+        </w:rPr>
+        <w:t xml:space="preserve">  </w:t>
+      </w:r>
+      <w:r>
+        <w:rPr>
+          <w:rStyle w:val="FunctionTok"/>
+        </w:rPr>
+        <w:t xml:space="preserve">xlim</w:t>
+      </w:r>
+      <w:r>
+        <w:rPr>
+          <w:rStyle w:val="NormalTok"/>
+        </w:rPr>
+        <w:t xml:space="preserve">(</w:t>
+      </w:r>
+      <w:r>
+        <w:rPr>
+          <w:rStyle w:val="DecValTok"/>
+        </w:rPr>
+        <w:t xml:space="preserve">0</w:t>
+      </w:r>
+      <w:r>
+        <w:rPr>
+          <w:rStyle w:val="NormalTok"/>
+        </w:rPr>
+        <w:t xml:space="preserve">, .</w:t>
+      </w:r>
+      <w:r>
+        <w:rPr>
+          <w:rStyle w:val="DecValTok"/>
+        </w:rPr>
+        <w:t xml:space="preserve">1</w:t>
+      </w:r>
+      <w:r>
+        <w:rPr>
+          <w:rStyle w:val="NormalTok"/>
+        </w:rPr>
+        <w:t xml:space="preserve">) </w:t>
+      </w:r>
+      <w:r>
+        <w:rPr>
+          <w:rStyle w:val="SpecialCharTok"/>
+        </w:rPr>
+        <w:t xml:space="preserve">+</w:t>
+      </w:r>
+      <w:r>
+        <w:br/>
+      </w:r>
+      <w:r>
+        <w:rPr>
+          <w:rStyle w:val="NormalTok"/>
+        </w:rPr>
+        <w:t xml:space="preserve">  </w:t>
+      </w:r>
+      <w:r>
+        <w:rPr>
+          <w:rStyle w:val="FunctionTok"/>
+        </w:rPr>
+        <w:t xml:space="preserve">theme_bw</w:t>
+      </w:r>
+      <w:r>
+        <w:rPr>
+          <w:rStyle w:val="NormalTok"/>
+        </w:rPr>
+        <w:t xml:space="preserve">() </w:t>
+      </w:r>
+      <w:r>
+        <w:rPr>
+          <w:rStyle w:val="SpecialCharTok"/>
+        </w:rPr>
+        <w:t xml:space="preserve">+</w:t>
+      </w:r>
+      <w:r>
+        <w:br/>
+      </w:r>
+      <w:r>
+        <w:rPr>
+          <w:rStyle w:val="NormalTok"/>
+        </w:rPr>
+        <w:t xml:space="preserve">  </w:t>
+      </w:r>
+      <w:r>
+        <w:rPr>
+          <w:rStyle w:val="FunctionTok"/>
+        </w:rPr>
+        <w:t xml:space="preserve">xlab</w:t>
+      </w:r>
+      <w:r>
+        <w:rPr>
+          <w:rStyle w:val="NormalTok"/>
+        </w:rPr>
+        <w:t xml:space="preserve">(</w:t>
+      </w:r>
+      <w:r>
+        <w:rPr>
+          <w:rStyle w:val="StringTok"/>
+        </w:rPr>
+        <w:t xml:space="preserve">"lambda"</w:t>
+      </w:r>
+      <w:r>
+        <w:rPr>
+          <w:rStyle w:val="NormalTok"/>
+        </w:rPr>
+        <w:t xml:space="preserve">) </w:t>
+      </w:r>
+      <w:r>
+        <w:rPr>
+          <w:rStyle w:val="SpecialCharTok"/>
+        </w:rPr>
+        <w:t xml:space="preserve">+</w:t>
+      </w:r>
+      <w:r>
+        <w:br/>
+      </w:r>
+      <w:r>
+        <w:rPr>
+          <w:rStyle w:val="NormalTok"/>
+        </w:rPr>
+        <w:t xml:space="preserve">  </w:t>
+      </w:r>
+      <w:r>
+        <w:rPr>
+          <w:rStyle w:val="FunctionTok"/>
+        </w:rPr>
+        <w:t xml:space="preserve">ylab</w:t>
+      </w:r>
+      <w:r>
+        <w:rPr>
+          <w:rStyle w:val="NormalTok"/>
+        </w:rPr>
+        <w:t xml:space="preserve">(</w:t>
+      </w:r>
+      <w:r>
+        <w:rPr>
+          <w:rStyle w:val="StringTok"/>
+        </w:rPr>
+        <w:t xml:space="preserve">"log-likelihood"</w:t>
+      </w:r>
+      <w:r>
+        <w:rPr>
+          <w:rStyle w:val="NormalTok"/>
+        </w:rPr>
+        <w:t xml:space="preserve">)</w:t>
       </w:r>
     </w:p>
     <w:tbl>
@@ -3964,7 +4928,7 @@
       <w:tr>
         <w:tc>
           <w:tcPr/>
-          <w:bookmarkStart w:id="54" w:name="fig-ex-lik-curves"/>
+          <w:bookmarkStart w:id="56" w:name="fig-ex-lik-curves"/>
           <w:p>
             <w:pPr>
               <w:pStyle w:val="Compact"/>
@@ -3975,18 +4939,18 @@
                 <wp:inline>
                   <wp:extent cx="4620126" cy="3696101"/>
                   <wp:effectExtent b="0" l="0" r="0" t="0"/>
-                  <wp:docPr descr="" title="" id="52" name="Picture"/>
+                  <wp:docPr descr="" title="" id="54" name="Picture"/>
                   <a:graphic>
                     <a:graphicData uri="http://schemas.openxmlformats.org/drawingml/2006/picture">
                       <pic:pic>
                         <pic:nvPicPr>
-                          <pic:cNvPr descr="methodology_files/figure-docx/fig-ex-lik-curves-1.png" id="53" name="Picture"/>
+                          <pic:cNvPr descr="methodology_files/figure-docx/fig-ex-lik-curves-1.png" id="55" name="Picture"/>
                           <pic:cNvPicPr>
                             <a:picLocks noChangeArrowheads="1" noChangeAspect="1"/>
                           </pic:cNvPicPr>
                         </pic:nvPicPr>
                         <pic:blipFill>
-                          <a:blip r:embed="rId51"/>
+                          <a:blip r:embed="rId53"/>
                           <a:stretch>
                             <a:fillRect/>
                           </a:stretch>
@@ -4026,12 +4990,12 @@
               <w:t xml:space="preserve">Figure 1: log-likelihood curve for latent data</w:t>
             </w:r>
           </w:p>
-          <w:bookmarkEnd w:id="54"/>
+          <w:bookmarkEnd w:id="56"/>
         </w:tc>
       </w:tr>
     </w:tbl>
-    <w:bookmarkEnd w:id="55"/>
-    <w:bookmarkStart w:id="56" w:name="standard-errors"/>
+    <w:bookmarkEnd w:id="57"/>
+    <w:bookmarkStart w:id="58" w:name="standard-errors"/>
     <w:p>
       <w:pPr>
         <w:pStyle w:val="Heading2"/>
@@ -4045,19 +5009,63 @@
         <w:pStyle w:val="FirstParagraph"/>
       </w:pPr>
       <w:r>
-        <w:t xml:space="preserve">The standard error of the estimate is approximately equal to</w:t>
-      </w:r>
-      <w:r>
-        <w:t xml:space="preserve"> </w:t>
-      </w:r>
-      <w:r>
-        <w:t xml:space="preserve">the inverse of the curvature (2nd derivative, aka Hessian)</w:t>
-      </w:r>
-      <w:r>
-        <w:t xml:space="preserve"> </w:t>
-      </w:r>
-      <w:r>
-        <w:t xml:space="preserve">of the log-likelihood function, at the maximum:</w:t>
+        <w:t xml:space="preserve">The</w:t>
+      </w:r>
+      <w:r>
+        <w:t xml:space="preserve"> </w:t>
+      </w:r>
+      <w:r>
+        <w:rPr>
+          <w:b/>
+          <w:bCs/>
+        </w:rPr>
+        <w:t xml:space="preserve">variance</w:t>
+      </w:r>
+      <w:r>
+        <w:t xml:space="preserve"> </w:t>
+      </w:r>
+      <w:r>
+        <w:t xml:space="preserve">of the estimate is approximately equal to</w:t>
+      </w:r>
+      <w:r>
+        <w:t xml:space="preserve"> </w:t>
+      </w:r>
+      <w:r>
+        <w:t xml:space="preserve">the inverse of the</w:t>
+      </w:r>
+      <w:r>
+        <w:t xml:space="preserve"> </w:t>
+      </w:r>
+      <w:r>
+        <w:rPr>
+          <w:i/>
+          <w:iCs/>
+        </w:rPr>
+        <w:t xml:space="preserve">negative</w:t>
+      </w:r>
+      <w:r>
+        <w:t xml:space="preserve"> </w:t>
+      </w:r>
+      <w:r>
+        <w:t xml:space="preserve">curvature</w:t>
+      </w:r>
+      <w:r>
+        <w:t xml:space="preserve"> </w:t>
+      </w:r>
+      <w:r>
+        <w:t xml:space="preserve">(2nd derivative, aka Hessian)</w:t>
+      </w:r>
+      <w:r>
+        <w:t xml:space="preserve"> </w:t>
+      </w:r>
+      <w:r>
+        <w:t xml:space="preserve">of the log-likelihood function, at the maximum,</w:t>
+      </w:r>
+      <w:r>
+        <w:t xml:space="preserve"> </w:t>
+      </w:r>
+      <w:r>
+        <w:t xml:space="preserve">and the standard error is the square root of that variance:</w:t>
       </w:r>
     </w:p>
     <w:p>
@@ -4102,8 +5110,8 @@
         <w:t xml:space="preserve">smaller standard errors</w:t>
       </w:r>
     </w:p>
-    <w:bookmarkEnd w:id="56"/>
-    <w:bookmarkStart w:id="57" w:name="hessian-for-the-exponential-model"/>
+    <w:bookmarkEnd w:id="58"/>
+    <w:bookmarkStart w:id="59" w:name="hessian-for-the-exponential-model"/>
     <w:p>
       <w:pPr>
         <w:pStyle w:val="Heading2"/>
@@ -4919,8 +5927,8 @@
         <w:t xml:space="preserve">standard error, consistent with the previous slide.</w:t>
       </w:r>
     </w:p>
-    <w:bookmarkEnd w:id="57"/>
-    <w:bookmarkStart w:id="58" w:name="likelihood-of-observed-data"/>
+    <w:bookmarkEnd w:id="59"/>
+    <w:bookmarkStart w:id="60" w:name="likelihood-of-observed-data"/>
     <w:p>
       <w:pPr>
         <w:pStyle w:val="Heading2"/>
@@ -5660,8 +6668,8 @@
         </m:oMath>
       </m:oMathPara>
     </w:p>
-    <w:bookmarkEnd w:id="58"/>
-    <w:bookmarkStart w:id="67" w:name="antibody-response-curves"/>
+    <w:bookmarkEnd w:id="60"/>
+    <w:bookmarkStart w:id="69" w:name="antibody-response-curves"/>
     <w:p>
       <w:pPr>
         <w:pStyle w:val="Heading2"/>
@@ -5683,7 +6691,70 @@
       <w:tr>
         <w:tc>
           <w:tcPr/>
-          <w:bookmarkStart w:id="62" w:name="fig-sim-case-data"/>
+          <w:bookmarkStart w:id="64" w:name="fig-sim-case-data"/>
+          <w:p>
+            <w:pPr>
+              <w:pStyle w:val="SourceCode"/>
+              <w:jc w:val="center"/>
+            </w:pPr>
+            <w:r>
+              <w:rPr>
+                <w:rStyle w:val="NormalTok"/>
+              </w:rPr>
+              <w:t xml:space="preserve">sim_case_data </w:t>
+            </w:r>
+            <w:r>
+              <w:rPr>
+                <w:rStyle w:val="SpecialCharTok"/>
+              </w:rPr>
+              <w:t xml:space="preserve">|&gt;</w:t>
+            </w:r>
+            <w:r>
+              <w:br/>
+            </w:r>
+            <w:r>
+              <w:rPr>
+                <w:rStyle w:val="NormalTok"/>
+              </w:rPr>
+              <w:t xml:space="preserve">  </w:t>
+            </w:r>
+            <w:r>
+              <w:rPr>
+                <w:rStyle w:val="FunctionTok"/>
+              </w:rPr>
+              <w:t xml:space="preserve">autoplot</w:t>
+            </w:r>
+            <w:r>
+              <w:rPr>
+                <w:rStyle w:val="NormalTok"/>
+              </w:rPr>
+              <w:t xml:space="preserve">(</w:t>
+            </w:r>
+            <w:r>
+              <w:rPr>
+                <w:rStyle w:val="AttributeTok"/>
+              </w:rPr>
+              <w:t xml:space="preserve">alpha =</w:t>
+            </w:r>
+            <w:r>
+              <w:rPr>
+                <w:rStyle w:val="NormalTok"/>
+              </w:rPr>
+              <w:t xml:space="preserve"> .</w:t>
+            </w:r>
+            <w:r>
+              <w:rPr>
+                <w:rStyle w:val="DecValTok"/>
+              </w:rPr>
+              <w:t xml:space="preserve">5</w:t>
+            </w:r>
+            <w:r>
+              <w:rPr>
+                <w:rStyle w:val="NormalTok"/>
+              </w:rPr>
+              <w:t xml:space="preserve">)</w:t>
+            </w:r>
+          </w:p>
           <w:p>
             <w:pPr>
               <w:jc w:val="center"/>
@@ -5693,18 +6764,18 @@
                 <wp:inline>
                   <wp:extent cx="4620126" cy="3696101"/>
                   <wp:effectExtent b="0" l="0" r="0" t="0"/>
-                  <wp:docPr descr="" title="" id="60" name="Picture"/>
+                  <wp:docPr descr="" title="" id="62" name="Picture"/>
                   <a:graphic>
                     <a:graphicData uri="http://schemas.openxmlformats.org/drawingml/2006/picture">
                       <pic:pic>
                         <pic:nvPicPr>
-                          <pic:cNvPr descr="methodology_files/figure-docx/unnamed-chunk-4-1.png" id="61" name="Picture"/>
+                          <pic:cNvPr descr="methodology_files/figure-docx/unnamed-chunk-4-1.png" id="63" name="Picture"/>
                           <pic:cNvPicPr>
                             <a:picLocks noChangeArrowheads="1" noChangeAspect="1"/>
                           </pic:cNvPicPr>
                         </pic:nvPicPr>
                         <pic:blipFill>
-                          <a:blip r:embed="rId59"/>
+                          <a:blip r:embed="rId61"/>
                           <a:stretch>
                             <a:fillRect/>
                           </a:stretch>
@@ -5797,7 +6868,7 @@
               <w:t xml:space="preserve">, for typhoid</w:t>
             </w:r>
           </w:p>
-          <w:bookmarkEnd w:id="62"/>
+          <w:bookmarkEnd w:id="64"/>
         </w:tc>
       </w:tr>
     </w:tbl>
@@ -5815,7 +6886,667 @@
       <w:tr>
         <w:tc>
           <w:tcPr/>
-          <w:bookmarkStart w:id="66" w:name="fig-decay"/>
+          <w:bookmarkStart w:id="68" w:name="fig-decay"/>
+          <w:p>
+            <w:pPr>
+              <w:pStyle w:val="SourceCode"/>
+              <w:jc w:val="center"/>
+            </w:pPr>
+            <w:r>
+              <w:rPr>
+                <w:rStyle w:val="NormalTok"/>
+              </w:rPr>
+              <w:t xml:space="preserve">case_data </w:t>
+            </w:r>
+            <w:r>
+              <w:rPr>
+                <w:rStyle w:val="OtherTok"/>
+              </w:rPr>
+              <w:t xml:space="preserve">&lt;-</w:t>
+            </w:r>
+            <w:r>
+              <w:br/>
+            </w:r>
+            <w:r>
+              <w:rPr>
+                <w:rStyle w:val="NormalTok"/>
+              </w:rPr>
+              <w:t xml:space="preserve">    </w:t>
+            </w:r>
+            <w:r>
+              <w:rPr>
+                <w:rStyle w:val="FunctionTok"/>
+              </w:rPr>
+              <w:t xml:space="preserve">serodynamics_example</w:t>
+            </w:r>
+            <w:r>
+              <w:rPr>
+                <w:rStyle w:val="NormalTok"/>
+              </w:rPr>
+              <w:t xml:space="preserve">(</w:t>
+            </w:r>
+            <w:r>
+              <w:br/>
+            </w:r>
+            <w:r>
+              <w:rPr>
+                <w:rStyle w:val="NormalTok"/>
+              </w:rPr>
+              <w:t xml:space="preserve">      </w:t>
+            </w:r>
+            <w:r>
+              <w:rPr>
+                <w:rStyle w:val="StringTok"/>
+              </w:rPr>
+              <w:t xml:space="preserve">"SEES_Case_Nepal_ForSeroKinetics_02-13-2025.csv"</w:t>
+            </w:r>
+            <w:r>
+              <w:br/>
+            </w:r>
+            <w:r>
+              <w:rPr>
+                <w:rStyle w:val="NormalTok"/>
+              </w:rPr>
+              <w:t xml:space="preserve">    ) </w:t>
+            </w:r>
+            <w:r>
+              <w:rPr>
+                <w:rStyle w:val="SpecialCharTok"/>
+              </w:rPr>
+              <w:t xml:space="preserve">|&gt;</w:t>
+            </w:r>
+            <w:r>
+              <w:br/>
+            </w:r>
+            <w:r>
+              <w:rPr>
+                <w:rStyle w:val="NormalTok"/>
+              </w:rPr>
+              <w:t xml:space="preserve">    readr</w:t>
+            </w:r>
+            <w:r>
+              <w:rPr>
+                <w:rStyle w:val="SpecialCharTok"/>
+              </w:rPr>
+              <w:t xml:space="preserve">::</w:t>
+            </w:r>
+            <w:r>
+              <w:rPr>
+                <w:rStyle w:val="FunctionTok"/>
+              </w:rPr>
+              <w:t xml:space="preserve">read_csv</w:t>
+            </w:r>
+            <w:r>
+              <w:rPr>
+                <w:rStyle w:val="NormalTok"/>
+              </w:rPr>
+              <w:t xml:space="preserve">() </w:t>
+            </w:r>
+            <w:r>
+              <w:rPr>
+                <w:rStyle w:val="SpecialCharTok"/>
+              </w:rPr>
+              <w:t xml:space="preserve">|&gt;</w:t>
+            </w:r>
+            <w:r>
+              <w:br/>
+            </w:r>
+            <w:r>
+              <w:rPr>
+                <w:rStyle w:val="NormalTok"/>
+              </w:rPr>
+              <w:t xml:space="preserve">    dplyr</w:t>
+            </w:r>
+            <w:r>
+              <w:rPr>
+                <w:rStyle w:val="SpecialCharTok"/>
+              </w:rPr>
+              <w:t xml:space="preserve">::</w:t>
+            </w:r>
+            <w:r>
+              <w:rPr>
+                <w:rStyle w:val="FunctionTok"/>
+              </w:rPr>
+              <w:t xml:space="preserve">mutate</w:t>
+            </w:r>
+            <w:r>
+              <w:rPr>
+                <w:rStyle w:val="NormalTok"/>
+              </w:rPr>
+              <w:t xml:space="preserve">(</w:t>
+            </w:r>
+            <w:r>
+              <w:br/>
+            </w:r>
+            <w:r>
+              <w:rPr>
+                <w:rStyle w:val="NormalTok"/>
+              </w:rPr>
+              <w:t xml:space="preserve">      </w:t>
+            </w:r>
+            <w:r>
+              <w:rPr>
+                <w:rStyle w:val="AttributeTok"/>
+              </w:rPr>
+              <w:t xml:space="preserve">.by =</w:t>
+            </w:r>
+            <w:r>
+              <w:rPr>
+                <w:rStyle w:val="NormalTok"/>
+              </w:rPr>
+              <w:t xml:space="preserve"> person_id,</w:t>
+            </w:r>
+            <w:r>
+              <w:br/>
+            </w:r>
+            <w:r>
+              <w:rPr>
+                <w:rStyle w:val="NormalTok"/>
+              </w:rPr>
+              <w:t xml:space="preserve">      </w:t>
+            </w:r>
+            <w:r>
+              <w:rPr>
+                <w:rStyle w:val="AttributeTok"/>
+              </w:rPr>
+              <w:t xml:space="preserve">visit_num =</w:t>
+            </w:r>
+            <w:r>
+              <w:rPr>
+                <w:rStyle w:val="NormalTok"/>
+              </w:rPr>
+              <w:t xml:space="preserve"> dplyr</w:t>
+            </w:r>
+            <w:r>
+              <w:rPr>
+                <w:rStyle w:val="SpecialCharTok"/>
+              </w:rPr>
+              <w:t xml:space="preserve">::</w:t>
+            </w:r>
+            <w:r>
+              <w:rPr>
+                <w:rStyle w:val="FunctionTok"/>
+              </w:rPr>
+              <w:t xml:space="preserve">row_number</w:t>
+            </w:r>
+            <w:r>
+              <w:rPr>
+                <w:rStyle w:val="NormalTok"/>
+              </w:rPr>
+              <w:t xml:space="preserve">()</w:t>
+            </w:r>
+            <w:r>
+              <w:br/>
+            </w:r>
+            <w:r>
+              <w:rPr>
+                <w:rStyle w:val="NormalTok"/>
+              </w:rPr>
+              <w:t xml:space="preserve">    ) </w:t>
+            </w:r>
+            <w:r>
+              <w:rPr>
+                <w:rStyle w:val="SpecialCharTok"/>
+              </w:rPr>
+              <w:t xml:space="preserve">|&gt;</w:t>
+            </w:r>
+            <w:r>
+              <w:br/>
+            </w:r>
+            <w:r>
+              <w:rPr>
+                <w:rStyle w:val="NormalTok"/>
+              </w:rPr>
+              <w:t xml:space="preserve">    </w:t>
+            </w:r>
+            <w:r>
+              <w:rPr>
+                <w:rStyle w:val="FunctionTok"/>
+              </w:rPr>
+              <w:t xml:space="preserve">as_case_data</w:t>
+            </w:r>
+            <w:r>
+              <w:rPr>
+                <w:rStyle w:val="NormalTok"/>
+              </w:rPr>
+              <w:t xml:space="preserve">(</w:t>
+            </w:r>
+            <w:r>
+              <w:br/>
+            </w:r>
+            <w:r>
+              <w:rPr>
+                <w:rStyle w:val="NormalTok"/>
+              </w:rPr>
+              <w:t xml:space="preserve">      </w:t>
+            </w:r>
+            <w:r>
+              <w:rPr>
+                <w:rStyle w:val="AttributeTok"/>
+              </w:rPr>
+              <w:t xml:space="preserve">id_var =</w:t>
+            </w:r>
+            <w:r>
+              <w:rPr>
+                <w:rStyle w:val="NormalTok"/>
+              </w:rPr>
+              <w:t xml:space="preserve"> </w:t>
+            </w:r>
+            <w:r>
+              <w:rPr>
+                <w:rStyle w:val="StringTok"/>
+              </w:rPr>
+              <w:t xml:space="preserve">"person_id"</w:t>
+            </w:r>
+            <w:r>
+              <w:rPr>
+                <w:rStyle w:val="NormalTok"/>
+              </w:rPr>
+              <w:t xml:space="preserve">,</w:t>
+            </w:r>
+            <w:r>
+              <w:br/>
+            </w:r>
+            <w:r>
+              <w:rPr>
+                <w:rStyle w:val="NormalTok"/>
+              </w:rPr>
+              <w:t xml:space="preserve">      </w:t>
+            </w:r>
+            <w:r>
+              <w:rPr>
+                <w:rStyle w:val="AttributeTok"/>
+              </w:rPr>
+              <w:t xml:space="preserve">biomarker_var =</w:t>
+            </w:r>
+            <w:r>
+              <w:rPr>
+                <w:rStyle w:val="NormalTok"/>
+              </w:rPr>
+              <w:t xml:space="preserve"> </w:t>
+            </w:r>
+            <w:r>
+              <w:rPr>
+                <w:rStyle w:val="StringTok"/>
+              </w:rPr>
+              <w:t xml:space="preserve">"antigen_iso"</w:t>
+            </w:r>
+            <w:r>
+              <w:rPr>
+                <w:rStyle w:val="NormalTok"/>
+              </w:rPr>
+              <w:t xml:space="preserve">,</w:t>
+            </w:r>
+            <w:r>
+              <w:br/>
+            </w:r>
+            <w:r>
+              <w:rPr>
+                <w:rStyle w:val="NormalTok"/>
+              </w:rPr>
+              <w:t xml:space="preserve">      </w:t>
+            </w:r>
+            <w:r>
+              <w:rPr>
+                <w:rStyle w:val="AttributeTok"/>
+              </w:rPr>
+              <w:t xml:space="preserve">value_var =</w:t>
+            </w:r>
+            <w:r>
+              <w:rPr>
+                <w:rStyle w:val="NormalTok"/>
+              </w:rPr>
+              <w:t xml:space="preserve"> </w:t>
+            </w:r>
+            <w:r>
+              <w:rPr>
+                <w:rStyle w:val="StringTok"/>
+              </w:rPr>
+              <w:t xml:space="preserve">"result"</w:t>
+            </w:r>
+            <w:r>
+              <w:rPr>
+                <w:rStyle w:val="NormalTok"/>
+              </w:rPr>
+              <w:t xml:space="preserve">,</w:t>
+            </w:r>
+            <w:r>
+              <w:br/>
+            </w:r>
+            <w:r>
+              <w:rPr>
+                <w:rStyle w:val="NormalTok"/>
+              </w:rPr>
+              <w:t xml:space="preserve">      </w:t>
+            </w:r>
+            <w:r>
+              <w:rPr>
+                <w:rStyle w:val="AttributeTok"/>
+              </w:rPr>
+              <w:t xml:space="preserve">time_in_days =</w:t>
+            </w:r>
+            <w:r>
+              <w:rPr>
+                <w:rStyle w:val="NormalTok"/>
+              </w:rPr>
+              <w:t xml:space="preserve"> </w:t>
+            </w:r>
+            <w:r>
+              <w:rPr>
+                <w:rStyle w:val="StringTok"/>
+              </w:rPr>
+              <w:t xml:space="preserve">"dayssincefeveronset"</w:t>
+            </w:r>
+            <w:r>
+              <w:br/>
+            </w:r>
+            <w:r>
+              <w:rPr>
+                <w:rStyle w:val="NormalTok"/>
+              </w:rPr>
+              <w:t xml:space="preserve">    )</w:t>
+            </w:r>
+            <w:r>
+              <w:br/>
+            </w:r>
+            <w:r>
+              <w:br/>
+            </w:r>
+            <w:r>
+              <w:rPr>
+                <w:rStyle w:val="NormalTok"/>
+              </w:rPr>
+              <w:t xml:space="preserve">most_obs </w:t>
+            </w:r>
+            <w:r>
+              <w:rPr>
+                <w:rStyle w:val="OtherTok"/>
+              </w:rPr>
+              <w:t xml:space="preserve">&lt;-</w:t>
+            </w:r>
+            <w:r>
+              <w:br/>
+            </w:r>
+            <w:r>
+              <w:rPr>
+                <w:rStyle w:val="NormalTok"/>
+              </w:rPr>
+              <w:t xml:space="preserve">  case_data </w:t>
+            </w:r>
+            <w:r>
+              <w:rPr>
+                <w:rStyle w:val="SpecialCharTok"/>
+              </w:rPr>
+              <w:t xml:space="preserve">|&gt;</w:t>
+            </w:r>
+            <w:r>
+              <w:br/>
+            </w:r>
+            <w:r>
+              <w:rPr>
+                <w:rStyle w:val="NormalTok"/>
+              </w:rPr>
+              <w:t xml:space="preserve">  </w:t>
+            </w:r>
+            <w:r>
+              <w:rPr>
+                <w:rStyle w:val="FunctionTok"/>
+              </w:rPr>
+              <w:t xml:space="preserve">count</w:t>
+            </w:r>
+            <w:r>
+              <w:rPr>
+                <w:rStyle w:val="NormalTok"/>
+              </w:rPr>
+              <w:t xml:space="preserve">(id) </w:t>
+            </w:r>
+            <w:r>
+              <w:rPr>
+                <w:rStyle w:val="SpecialCharTok"/>
+              </w:rPr>
+              <w:t xml:space="preserve">|&gt;</w:t>
+            </w:r>
+            <w:r>
+              <w:rPr>
+                <w:rStyle w:val="NormalTok"/>
+              </w:rPr>
+              <w:t xml:space="preserve"> </w:t>
+            </w:r>
+            <w:r>
+              <w:br/>
+            </w:r>
+            <w:r>
+              <w:rPr>
+                <w:rStyle w:val="NormalTok"/>
+              </w:rPr>
+              <w:t xml:space="preserve">  </w:t>
+            </w:r>
+            <w:r>
+              <w:rPr>
+                <w:rStyle w:val="FunctionTok"/>
+              </w:rPr>
+              <w:t xml:space="preserve">arrange</w:t>
+            </w:r>
+            <w:r>
+              <w:rPr>
+                <w:rStyle w:val="NormalTok"/>
+              </w:rPr>
+              <w:t xml:space="preserve">(</w:t>
+            </w:r>
+            <w:r>
+              <w:rPr>
+                <w:rStyle w:val="FunctionTok"/>
+              </w:rPr>
+              <w:t xml:space="preserve">desc</w:t>
+            </w:r>
+            <w:r>
+              <w:rPr>
+                <w:rStyle w:val="NormalTok"/>
+              </w:rPr>
+              <w:t xml:space="preserve">(n)) </w:t>
+            </w:r>
+            <w:r>
+              <w:rPr>
+                <w:rStyle w:val="SpecialCharTok"/>
+              </w:rPr>
+              <w:t xml:space="preserve">|&gt;</w:t>
+            </w:r>
+            <w:r>
+              <w:rPr>
+                <w:rStyle w:val="NormalTok"/>
+              </w:rPr>
+              <w:t xml:space="preserve"> </w:t>
+            </w:r>
+            <w:r>
+              <w:br/>
+            </w:r>
+            <w:r>
+              <w:rPr>
+                <w:rStyle w:val="NormalTok"/>
+              </w:rPr>
+              <w:t xml:space="preserve">  </w:t>
+            </w:r>
+            <w:r>
+              <w:rPr>
+                <w:rStyle w:val="FunctionTok"/>
+              </w:rPr>
+              <w:t xml:space="preserve">head</w:t>
+            </w:r>
+            <w:r>
+              <w:rPr>
+                <w:rStyle w:val="NormalTok"/>
+              </w:rPr>
+              <w:t xml:space="preserve">(</w:t>
+            </w:r>
+            <w:r>
+              <w:rPr>
+                <w:rStyle w:val="DecValTok"/>
+              </w:rPr>
+              <w:t xml:space="preserve">10</w:t>
+            </w:r>
+            <w:r>
+              <w:rPr>
+                <w:rStyle w:val="NormalTok"/>
+              </w:rPr>
+              <w:t xml:space="preserve">)</w:t>
+            </w:r>
+            <w:r>
+              <w:br/>
+            </w:r>
+            <w:r>
+              <w:rPr>
+                <w:rStyle w:val="NormalTok"/>
+              </w:rPr>
+              <w:t xml:space="preserve">  </w:t>
+            </w:r>
+            <w:r>
+              <w:br/>
+            </w:r>
+            <w:r>
+              <w:rPr>
+                <w:rStyle w:val="NormalTok"/>
+              </w:rPr>
+              <w:t xml:space="preserve">case_data </w:t>
+            </w:r>
+            <w:r>
+              <w:rPr>
+                <w:rStyle w:val="SpecialCharTok"/>
+              </w:rPr>
+              <w:t xml:space="preserve">|&gt;</w:t>
+            </w:r>
+            <w:r>
+              <w:rPr>
+                <w:rStyle w:val="NormalTok"/>
+              </w:rPr>
+              <w:t xml:space="preserve"> </w:t>
+            </w:r>
+            <w:r>
+              <w:br/>
+            </w:r>
+            <w:r>
+              <w:rPr>
+                <w:rStyle w:val="NormalTok"/>
+              </w:rPr>
+              <w:t xml:space="preserve">  </w:t>
+            </w:r>
+            <w:r>
+              <w:rPr>
+                <w:rStyle w:val="FunctionTok"/>
+              </w:rPr>
+              <w:t xml:space="preserve">semi_join</w:t>
+            </w:r>
+            <w:r>
+              <w:rPr>
+                <w:rStyle w:val="NormalTok"/>
+              </w:rPr>
+              <w:t xml:space="preserve">(most_obs, </w:t>
+            </w:r>
+            <w:r>
+              <w:rPr>
+                <w:rStyle w:val="AttributeTok"/>
+              </w:rPr>
+              <w:t xml:space="preserve">by =</w:t>
+            </w:r>
+            <w:r>
+              <w:rPr>
+                <w:rStyle w:val="NormalTok"/>
+              </w:rPr>
+              <w:t xml:space="preserve"> </w:t>
+            </w:r>
+            <w:r>
+              <w:rPr>
+                <w:rStyle w:val="StringTok"/>
+              </w:rPr>
+              <w:t xml:space="preserve">"id"</w:t>
+            </w:r>
+            <w:r>
+              <w:rPr>
+                <w:rStyle w:val="NormalTok"/>
+              </w:rPr>
+              <w:t xml:space="preserve">) </w:t>
+            </w:r>
+            <w:r>
+              <w:rPr>
+                <w:rStyle w:val="SpecialCharTok"/>
+              </w:rPr>
+              <w:t xml:space="preserve">|&gt;</w:t>
+            </w:r>
+            <w:r>
+              <w:rPr>
+                <w:rStyle w:val="NormalTok"/>
+              </w:rPr>
+              <w:t xml:space="preserve"> </w:t>
+            </w:r>
+            <w:r>
+              <w:br/>
+            </w:r>
+            <w:r>
+              <w:rPr>
+                <w:rStyle w:val="NormalTok"/>
+              </w:rPr>
+              <w:t xml:space="preserve">    </w:t>
+            </w:r>
+            <w:r>
+              <w:rPr>
+                <w:rStyle w:val="FunctionTok"/>
+              </w:rPr>
+              <w:t xml:space="preserve">autoplot</w:t>
+            </w:r>
+            <w:r>
+              <w:rPr>
+                <w:rStyle w:val="NormalTok"/>
+              </w:rPr>
+              <w:t xml:space="preserve">(</w:t>
+            </w:r>
+            <w:r>
+              <w:rPr>
+                <w:rStyle w:val="AttributeTok"/>
+              </w:rPr>
+              <w:t xml:space="preserve">alpha =</w:t>
+            </w:r>
+            <w:r>
+              <w:rPr>
+                <w:rStyle w:val="NormalTok"/>
+              </w:rPr>
+              <w:t xml:space="preserve"> .</w:t>
+            </w:r>
+            <w:r>
+              <w:rPr>
+                <w:rStyle w:val="DecValTok"/>
+              </w:rPr>
+              <w:t xml:space="preserve">5</w:t>
+            </w:r>
+            <w:r>
+              <w:rPr>
+                <w:rStyle w:val="NormalTok"/>
+              </w:rPr>
+              <w:t xml:space="preserve">, </w:t>
+            </w:r>
+            <w:r>
+              <w:rPr>
+                <w:rStyle w:val="AttributeTok"/>
+              </w:rPr>
+              <w:t xml:space="preserve">log_x =</w:t>
+            </w:r>
+            <w:r>
+              <w:rPr>
+                <w:rStyle w:val="NormalTok"/>
+              </w:rPr>
+              <w:t xml:space="preserve"> </w:t>
+            </w:r>
+            <w:r>
+              <w:rPr>
+                <w:rStyle w:val="ConstantTok"/>
+              </w:rPr>
+              <w:t xml:space="preserve">FALSE</w:t>
+            </w:r>
+            <w:r>
+              <w:rPr>
+                <w:rStyle w:val="NormalTok"/>
+              </w:rPr>
+              <w:t xml:space="preserve">)</w:t>
+            </w:r>
+          </w:p>
           <w:p>
             <w:pPr>
               <w:jc w:val="center"/>
@@ -5825,18 +7556,18 @@
                 <wp:inline>
                   <wp:extent cx="4620126" cy="3696101"/>
                   <wp:effectExtent b="0" l="0" r="0" t="0"/>
-                  <wp:docPr descr="" title="" id="64" name="Picture"/>
+                  <wp:docPr descr="" title="" id="66" name="Picture"/>
                   <a:graphic>
                     <a:graphicData uri="http://schemas.openxmlformats.org/drawingml/2006/picture">
                       <pic:pic>
                         <pic:nvPicPr>
-                          <pic:cNvPr descr="methodology_files/figure-docx/unnamed-chunk-5-1.png" id="65" name="Picture"/>
+                          <pic:cNvPr descr="methodology_files/figure-docx/unnamed-chunk-5-1.png" id="67" name="Picture"/>
                           <pic:cNvPicPr>
                             <a:picLocks noChangeArrowheads="1" noChangeAspect="1"/>
                           </pic:cNvPicPr>
                         </pic:nvPicPr>
                         <pic:blipFill>
-                          <a:blip r:embed="rId63"/>
+                          <a:blip r:embed="rId65"/>
                           <a:stretch>
                             <a:fillRect/>
                           </a:stretch>
@@ -5876,12 +7607,12 @@
               <w:t xml:space="preserve">Figure 3: Observed antibody measurements over time since fever onset, for typhoid</w:t>
             </w:r>
           </w:p>
-          <w:bookmarkEnd w:id="66"/>
+          <w:bookmarkEnd w:id="68"/>
         </w:tc>
       </w:tr>
     </w:tbl>
-    <w:bookmarkEnd w:id="67"/>
-    <w:bookmarkStart w:id="68" w:name="the-per-person-likelihood"/>
+    <w:bookmarkEnd w:id="69"/>
+    <w:bookmarkStart w:id="70" w:name="the-per-person-likelihood"/>
     <w:p>
       <w:pPr>
         <w:pStyle w:val="Heading2"/>
@@ -7086,8 +8817,8 @@
         <w:t xml:space="preserve">.</w:t>
       </w:r>
     </w:p>
-    <w:bookmarkEnd w:id="68"/>
-    <w:bookmarkStart w:id="69" w:name="the-full-sample-likelihood"/>
+    <w:bookmarkEnd w:id="70"/>
+    <w:bookmarkStart w:id="71" w:name="the-full-sample-likelihood"/>
     <w:p>
       <w:pPr>
         <w:pStyle w:val="Heading2"/>
@@ -7633,8 +9364,8 @@
         <w:t xml:space="preserve">.</w:t>
       </w:r>
     </w:p>
-    <w:bookmarkEnd w:id="69"/>
-    <w:bookmarkStart w:id="70" w:name="finding-the-mle-numerically"/>
+    <w:bookmarkEnd w:id="71"/>
+    <w:bookmarkStart w:id="72" w:name="finding-the-mle-numerically"/>
     <w:p>
       <w:pPr>
         <w:pStyle w:val="Heading2"/>
@@ -8096,8 +9827,8 @@
         <w:t xml:space="preserve">to find the MLE and corresponding standard error.</w:t>
       </w:r>
     </w:p>
-    <w:bookmarkEnd w:id="70"/>
-    <w:bookmarkStart w:id="75" w:name="X5bf3afb032987a059a98cb4220d3ca0c37d3f71"/>
+    <w:bookmarkEnd w:id="72"/>
+    <w:bookmarkStart w:id="77" w:name="X5bf3afb032987a059a98cb4220d3ca0c37d3f71"/>
     <w:p>
       <w:pPr>
         <w:pStyle w:val="Heading2"/>
@@ -8114,7 +9845,7 @@
         <w:t xml:space="preserve">In many survey designs, observations are clustered (e.g., multiple individuals from the same household, school, or geographic area). Observations within the same cluster are often more similar to each other than to observations from different clusters, violating the independence assumption of standard maximum likelihood estimation.</w:t>
       </w:r>
     </w:p>
-    <w:bookmarkStart w:id="71" w:name="why-clustering-matters"/>
+    <w:bookmarkStart w:id="73" w:name="why-clustering-matters"/>
     <w:p>
       <w:pPr>
         <w:pStyle w:val="Heading3"/>
@@ -8215,8 +9946,8 @@
         <w:t xml:space="preserve">too optimistic</w:t>
       </w:r>
     </w:p>
-    <w:bookmarkEnd w:id="71"/>
-    <w:bookmarkStart w:id="72" w:name="cluster-robust-variance-estimation"/>
+    <w:bookmarkEnd w:id="73"/>
+    <w:bookmarkStart w:id="74" w:name="cluster-robust-variance-estimation"/>
     <w:p>
       <w:pPr>
         <w:pStyle w:val="Heading3"/>
@@ -8738,8 +10469,8 @@
         <w:t xml:space="preserve">)</w:t>
       </w:r>
     </w:p>
-    <w:bookmarkEnd w:id="72"/>
-    <w:bookmarkStart w:id="73" w:name="implementation-in-serocalculator"/>
+    <w:bookmarkEnd w:id="74"/>
+    <w:bookmarkStart w:id="75" w:name="implementation-in-serocalculator"/>
     <w:p>
       <w:pPr>
         <w:pStyle w:val="Heading3"/>
@@ -8773,7 +10504,264 @@
     </w:p>
     <w:p>
       <w:pPr>
-        <w:pStyle w:val="BodyText"/>
+        <w:pStyle w:val="SourceCode"/>
+      </w:pPr>
+      <w:r>
+        <w:rPr>
+          <w:rStyle w:val="CommentTok"/>
+        </w:rPr>
+        <w:t xml:space="preserve"># Single-level clustering (e.g., by household)</w:t>
+      </w:r>
+      <w:r>
+        <w:br/>
+      </w:r>
+      <w:r>
+        <w:rPr>
+          <w:rStyle w:val="NormalTok"/>
+        </w:rPr>
+        <w:t xml:space="preserve">est </w:t>
+      </w:r>
+      <w:r>
+        <w:rPr>
+          <w:rStyle w:val="OtherTok"/>
+        </w:rPr>
+        <w:t xml:space="preserve">&lt;-</w:t>
+      </w:r>
+      <w:r>
+        <w:rPr>
+          <w:rStyle w:val="NormalTok"/>
+        </w:rPr>
+        <w:t xml:space="preserve"> </w:t>
+      </w:r>
+      <w:r>
+        <w:rPr>
+          <w:rStyle w:val="FunctionTok"/>
+        </w:rPr>
+        <w:t xml:space="preserve">est_seroincidence</w:t>
+      </w:r>
+      <w:r>
+        <w:rPr>
+          <w:rStyle w:val="NormalTok"/>
+        </w:rPr>
+        <w:t xml:space="preserve">(</w:t>
+      </w:r>
+      <w:r>
+        <w:br/>
+      </w:r>
+      <w:r>
+        <w:rPr>
+          <w:rStyle w:val="NormalTok"/>
+        </w:rPr>
+        <w:t xml:space="preserve">  </w:t>
+      </w:r>
+      <w:r>
+        <w:rPr>
+          <w:rStyle w:val="AttributeTok"/>
+        </w:rPr>
+        <w:t xml:space="preserve">pop_data =</w:t>
+      </w:r>
+      <w:r>
+        <w:rPr>
+          <w:rStyle w:val="NormalTok"/>
+        </w:rPr>
+        <w:t xml:space="preserve"> data,</w:t>
+      </w:r>
+      <w:r>
+        <w:br/>
+      </w:r>
+      <w:r>
+        <w:rPr>
+          <w:rStyle w:val="NormalTok"/>
+        </w:rPr>
+        <w:t xml:space="preserve">  </w:t>
+      </w:r>
+      <w:r>
+        <w:rPr>
+          <w:rStyle w:val="AttributeTok"/>
+        </w:rPr>
+        <w:t xml:space="preserve">cluster_var =</w:t>
+      </w:r>
+      <w:r>
+        <w:rPr>
+          <w:rStyle w:val="NormalTok"/>
+        </w:rPr>
+        <w:t xml:space="preserve"> </w:t>
+      </w:r>
+      <w:r>
+        <w:rPr>
+          <w:rStyle w:val="StringTok"/>
+        </w:rPr>
+        <w:t xml:space="preserve">"household_id"</w:t>
+      </w:r>
+      <w:r>
+        <w:rPr>
+          <w:rStyle w:val="NormalTok"/>
+        </w:rPr>
+        <w:t xml:space="preserve">,</w:t>
+      </w:r>
+      <w:r>
+        <w:br/>
+      </w:r>
+      <w:r>
+        <w:rPr>
+          <w:rStyle w:val="NormalTok"/>
+        </w:rPr>
+        <w:t xml:space="preserve">  ...</w:t>
+      </w:r>
+      <w:r>
+        <w:br/>
+      </w:r>
+      <w:r>
+        <w:rPr>
+          <w:rStyle w:val="NormalTok"/>
+        </w:rPr>
+        <w:t xml:space="preserve">)</w:t>
+      </w:r>
+      <w:r>
+        <w:br/>
+      </w:r>
+      <w:r>
+        <w:br/>
+      </w:r>
+      <w:r>
+        <w:rPr>
+          <w:rStyle w:val="CommentTok"/>
+        </w:rPr>
+        <w:t xml:space="preserve"># Multi-level clustering (e.g., schools within districts)</w:t>
+      </w:r>
+      <w:r>
+        <w:br/>
+      </w:r>
+      <w:r>
+        <w:rPr>
+          <w:rStyle w:val="NormalTok"/>
+        </w:rPr>
+        <w:t xml:space="preserve">est </w:t>
+      </w:r>
+      <w:r>
+        <w:rPr>
+          <w:rStyle w:val="OtherTok"/>
+        </w:rPr>
+        <w:t xml:space="preserve">&lt;-</w:t>
+      </w:r>
+      <w:r>
+        <w:rPr>
+          <w:rStyle w:val="NormalTok"/>
+        </w:rPr>
+        <w:t xml:space="preserve"> </w:t>
+      </w:r>
+      <w:r>
+        <w:rPr>
+          <w:rStyle w:val="FunctionTok"/>
+        </w:rPr>
+        <w:t xml:space="preserve">est_seroincidence</w:t>
+      </w:r>
+      <w:r>
+        <w:rPr>
+          <w:rStyle w:val="NormalTok"/>
+        </w:rPr>
+        <w:t xml:space="preserve">(</w:t>
+      </w:r>
+      <w:r>
+        <w:br/>
+      </w:r>
+      <w:r>
+        <w:rPr>
+          <w:rStyle w:val="NormalTok"/>
+        </w:rPr>
+        <w:t xml:space="preserve">  </w:t>
+      </w:r>
+      <w:r>
+        <w:rPr>
+          <w:rStyle w:val="AttributeTok"/>
+        </w:rPr>
+        <w:t xml:space="preserve">pop_data =</w:t>
+      </w:r>
+      <w:r>
+        <w:rPr>
+          <w:rStyle w:val="NormalTok"/>
+        </w:rPr>
+        <w:t xml:space="preserve"> data,</w:t>
+      </w:r>
+      <w:r>
+        <w:br/>
+      </w:r>
+      <w:r>
+        <w:rPr>
+          <w:rStyle w:val="NormalTok"/>
+        </w:rPr>
+        <w:t xml:space="preserve">  </w:t>
+      </w:r>
+      <w:r>
+        <w:rPr>
+          <w:rStyle w:val="AttributeTok"/>
+        </w:rPr>
+        <w:t xml:space="preserve">cluster_var =</w:t>
+      </w:r>
+      <w:r>
+        <w:rPr>
+          <w:rStyle w:val="NormalTok"/>
+        </w:rPr>
+        <w:t xml:space="preserve"> </w:t>
+      </w:r>
+      <w:r>
+        <w:rPr>
+          <w:rStyle w:val="FunctionTok"/>
+        </w:rPr>
+        <w:t xml:space="preserve">c</w:t>
+      </w:r>
+      <w:r>
+        <w:rPr>
+          <w:rStyle w:val="NormalTok"/>
+        </w:rPr>
+        <w:t xml:space="preserve">(</w:t>
+      </w:r>
+      <w:r>
+        <w:rPr>
+          <w:rStyle w:val="StringTok"/>
+        </w:rPr>
+        <w:t xml:space="preserve">"district_id"</w:t>
+      </w:r>
+      <w:r>
+        <w:rPr>
+          <w:rStyle w:val="NormalTok"/>
+        </w:rPr>
+        <w:t xml:space="preserve">, </w:t>
+      </w:r>
+      <w:r>
+        <w:rPr>
+          <w:rStyle w:val="StringTok"/>
+        </w:rPr>
+        <w:t xml:space="preserve">"school_id"</w:t>
+      </w:r>
+      <w:r>
+        <w:rPr>
+          <w:rStyle w:val="NormalTok"/>
+        </w:rPr>
+        <w:t xml:space="preserve">),</w:t>
+      </w:r>
+      <w:r>
+        <w:br/>
+      </w:r>
+      <w:r>
+        <w:rPr>
+          <w:rStyle w:val="NormalTok"/>
+        </w:rPr>
+        <w:t xml:space="preserve">  ...</w:t>
+      </w:r>
+      <w:r>
+        <w:br/>
+      </w:r>
+      <w:r>
+        <w:rPr>
+          <w:rStyle w:val="NormalTok"/>
+        </w:rPr>
+        <w:t xml:space="preserve">)</w:t>
+      </w:r>
+    </w:p>
+    <w:p>
+      <w:pPr>
+        <w:pStyle w:val="FirstParagraph"/>
       </w:pPr>
       <w:r>
         <w:t xml:space="preserve">When cluster-robust standard errors are used, the</w:t>
@@ -8806,8 +10794,8 @@
         <w:t xml:space="preserve">.</w:t>
       </w:r>
     </w:p>
-    <w:bookmarkEnd w:id="73"/>
-    <w:bookmarkStart w:id="74" w:name="effect-on-results"/>
+    <w:bookmarkEnd w:id="75"/>
+    <w:bookmarkStart w:id="76" w:name="effect-on-results"/>
     <w:p>
       <w:pPr>
         <w:pStyle w:val="Heading3"/>
@@ -8882,10 +10870,10 @@
         <w:t xml:space="preserve">appropriately widen to account for reduced effective sample size</w:t>
       </w:r>
     </w:p>
-    <w:bookmarkEnd w:id="74"/>
-    <w:bookmarkEnd w:id="75"/>
     <w:bookmarkEnd w:id="76"/>
-    <w:bookmarkStart w:id="107" w:name="modeling-the-seroresponse-kinetics-curve"/>
+    <w:bookmarkEnd w:id="77"/>
+    <w:bookmarkEnd w:id="78"/>
+    <w:bookmarkStart w:id="109" w:name="modeling-the-seroresponse-kinetics-curve"/>
     <w:p>
       <w:pPr>
         <w:pStyle w:val="Heading1"/>
@@ -9000,7 +10988,7 @@
         <w:t xml:space="preserve">.</w:t>
       </w:r>
     </w:p>
-    <w:bookmarkStart w:id="77" w:name="model-for-active-infection-period"/>
+    <w:bookmarkStart w:id="79" w:name="model-for-active-infection-period"/>
     <w:p>
       <w:pPr>
         <w:pStyle w:val="Heading2"/>
@@ -9725,8 +11713,8 @@
         <w:t xml:space="preserve">compared to the other terms in the model.</w:t>
       </w:r>
     </w:p>
-    <w:bookmarkEnd w:id="77"/>
-    <w:bookmarkStart w:id="78" w:name="model-for-post-infection-antibody-decay"/>
+    <w:bookmarkEnd w:id="79"/>
+    <w:bookmarkStart w:id="80" w:name="model-for-post-infection-antibody-decay"/>
     <w:p>
       <w:pPr>
         <w:pStyle w:val="Heading2"/>
@@ -9974,8 +11962,8 @@
         <w:t xml:space="preserve">.</w:t>
       </w:r>
     </w:p>
-    <w:bookmarkEnd w:id="78"/>
-    <w:bookmarkStart w:id="79" w:name="assembling-the-full-response-curve"/>
+    <w:bookmarkEnd w:id="80"/>
+    <w:bookmarkStart w:id="81" w:name="assembling-the-full-response-curve"/>
     <w:p>
       <w:pPr>
         <w:pStyle w:val="Heading2"/>
@@ -10498,8 +12486,8 @@
         </m:oMath>
       </m:oMathPara>
     </w:p>
-    <w:bookmarkEnd w:id="79"/>
-    <w:bookmarkStart w:id="80" w:name="growth-rate-from-peak-and-baseline"/>
+    <w:bookmarkEnd w:id="81"/>
+    <w:bookmarkStart w:id="82" w:name="growth-rate-from-peak-and-baseline"/>
     <w:p>
       <w:pPr>
         <w:pStyle w:val="Heading2"/>
@@ -10693,8 +12681,8 @@
         </m:oMath>
       </m:oMathPara>
     </w:p>
-    <w:bookmarkEnd w:id="80"/>
-    <w:bookmarkStart w:id="89" w:name="X1d3fcc2a0784af059ab166838ee8827eace4ccf"/>
+    <w:bookmarkEnd w:id="82"/>
+    <w:bookmarkStart w:id="91" w:name="X1d3fcc2a0784af059ab166838ee8827eace4ccf"/>
     <w:p>
       <w:pPr>
         <w:pStyle w:val="Heading2"/>
@@ -11489,6 +13477,1247 @@
         </w:pict>
       </w:r>
     </w:p>
+    <w:p>
+      <w:pPr>
+        <w:pStyle w:val="SourceCode"/>
+      </w:pPr>
+      <w:r>
+        <w:rPr>
+          <w:rStyle w:val="FunctionTok"/>
+        </w:rPr>
+        <w:t xml:space="preserve">library</w:t>
+      </w:r>
+      <w:r>
+        <w:rPr>
+          <w:rStyle w:val="NormalTok"/>
+        </w:rPr>
+        <w:t xml:space="preserve">(serocalculator)</w:t>
+      </w:r>
+      <w:r>
+        <w:br/>
+      </w:r>
+      <w:r>
+        <w:rPr>
+          <w:rStyle w:val="FunctionTok"/>
+        </w:rPr>
+        <w:t xml:space="preserve">library</w:t>
+      </w:r>
+      <w:r>
+        <w:rPr>
+          <w:rStyle w:val="NormalTok"/>
+        </w:rPr>
+        <w:t xml:space="preserve">(dplyr)</w:t>
+      </w:r>
+      <w:r>
+        <w:br/>
+      </w:r>
+      <w:r>
+        <w:rPr>
+          <w:rStyle w:val="FunctionTok"/>
+        </w:rPr>
+        <w:t xml:space="preserve">library</w:t>
+      </w:r>
+      <w:r>
+        <w:rPr>
+          <w:rStyle w:val="NormalTok"/>
+        </w:rPr>
+        <w:t xml:space="preserve">(ggplot2)</w:t>
+      </w:r>
+      <w:r>
+        <w:br/>
+      </w:r>
+      <w:r>
+        <w:br/>
+      </w:r>
+      <w:r>
+        <w:rPr>
+          <w:rStyle w:val="NormalTok"/>
+        </w:rPr>
+        <w:t xml:space="preserve">cur_ai </w:t>
+      </w:r>
+      <w:r>
+        <w:rPr>
+          <w:rStyle w:val="OtherTok"/>
+        </w:rPr>
+        <w:t xml:space="preserve">&lt;-</w:t>
+      </w:r>
+      <w:r>
+        <w:rPr>
+          <w:rStyle w:val="NormalTok"/>
+        </w:rPr>
+        <w:t xml:space="preserve"> </w:t>
+      </w:r>
+      <w:r>
+        <w:rPr>
+          <w:rStyle w:val="StringTok"/>
+        </w:rPr>
+        <w:t xml:space="preserve">"HlyE_IgG"</w:t>
+      </w:r>
+      <w:r>
+        <w:br/>
+      </w:r>
+      <w:r>
+        <w:br/>
+      </w:r>
+      <w:r>
+        <w:rPr>
+          <w:rStyle w:val="CommentTok"/>
+        </w:rPr>
+        <w:t xml:space="preserve"># Import longitudinal antibody parameters from OSF.</w:t>
+      </w:r>
+      <w:r>
+        <w:br/>
+      </w:r>
+      <w:r>
+        <w:rPr>
+          <w:rStyle w:val="CommentTok"/>
+        </w:rPr>
+        <w:t xml:space="preserve"># Deliberately named `curves_all`, not `curves`: this file is included into</w:t>
+      </w:r>
+      <w:r>
+        <w:br/>
+      </w:r>
+      <w:r>
+        <w:rPr>
+          <w:rStyle w:val="CommentTok"/>
+        </w:rPr>
+        <w:t xml:space="preserve"># methodology.qmd, which already defines a `curves` object filtered to the</w:t>
+      </w:r>
+      <w:r>
+        <w:br/>
+      </w:r>
+      <w:r>
+        <w:rPr>
+          <w:rStyle w:val="CommentTok"/>
+        </w:rPr>
+        <w:t xml:space="preserve"># antigen-isotypes that document analyzes. Reusing that name here would silently</w:t>
+      </w:r>
+      <w:r>
+        <w:br/>
+      </w:r>
+      <w:r>
+        <w:rPr>
+          <w:rStyle w:val="CommentTok"/>
+        </w:rPr>
+        <w:t xml:space="preserve"># overwrite it for every later chunk in the parent document.</w:t>
+      </w:r>
+      <w:r>
+        <w:br/>
+      </w:r>
+      <w:r>
+        <w:rPr>
+          <w:rStyle w:val="NormalTok"/>
+        </w:rPr>
+        <w:t xml:space="preserve">curves_all </w:t>
+      </w:r>
+      <w:r>
+        <w:rPr>
+          <w:rStyle w:val="OtherTok"/>
+        </w:rPr>
+        <w:t xml:space="preserve">&lt;-</w:t>
+      </w:r>
+      <w:r>
+        <w:br/>
+      </w:r>
+      <w:r>
+        <w:rPr>
+          <w:rStyle w:val="NormalTok"/>
+        </w:rPr>
+        <w:t xml:space="preserve">  </w:t>
+      </w:r>
+      <w:r>
+        <w:rPr>
+          <w:rStyle w:val="StringTok"/>
+        </w:rPr>
+        <w:t xml:space="preserve">"https://osf.io/download/rtw5k/"</w:t>
+      </w:r>
+      <w:r>
+        <w:rPr>
+          <w:rStyle w:val="NormalTok"/>
+        </w:rPr>
+        <w:t xml:space="preserve"> </w:t>
+      </w:r>
+      <w:r>
+        <w:rPr>
+          <w:rStyle w:val="SpecialCharTok"/>
+        </w:rPr>
+        <w:t xml:space="preserve">|&gt;</w:t>
+      </w:r>
+      <w:r>
+        <w:br/>
+      </w:r>
+      <w:r>
+        <w:rPr>
+          <w:rStyle w:val="NormalTok"/>
+        </w:rPr>
+        <w:t xml:space="preserve">  </w:t>
+      </w:r>
+      <w:r>
+        <w:rPr>
+          <w:rStyle w:val="FunctionTok"/>
+        </w:rPr>
+        <w:t xml:space="preserve">load_sr_params</w:t>
+      </w:r>
+      <w:r>
+        <w:rPr>
+          <w:rStyle w:val="NormalTok"/>
+        </w:rPr>
+        <w:t xml:space="preserve">() </w:t>
+      </w:r>
+      <w:r>
+        <w:rPr>
+          <w:rStyle w:val="SpecialCharTok"/>
+        </w:rPr>
+        <w:t xml:space="preserve">|&gt;</w:t>
+      </w:r>
+      <w:r>
+        <w:br/>
+      </w:r>
+      <w:r>
+        <w:rPr>
+          <w:rStyle w:val="NormalTok"/>
+        </w:rPr>
+        <w:t xml:space="preserve">  </w:t>
+      </w:r>
+      <w:r>
+        <w:rPr>
+          <w:rStyle w:val="FunctionTok"/>
+        </w:rPr>
+        <w:t xml:space="preserve">filter</w:t>
+      </w:r>
+      <w:r>
+        <w:rPr>
+          <w:rStyle w:val="NormalTok"/>
+        </w:rPr>
+        <w:t xml:space="preserve">(iter </w:t>
+      </w:r>
+      <w:r>
+        <w:rPr>
+          <w:rStyle w:val="SpecialCharTok"/>
+        </w:rPr>
+        <w:t xml:space="preserve">&lt;</w:t>
+      </w:r>
+      <w:r>
+        <w:rPr>
+          <w:rStyle w:val="NormalTok"/>
+        </w:rPr>
+        <w:t xml:space="preserve"> </w:t>
+      </w:r>
+      <w:r>
+        <w:rPr>
+          <w:rStyle w:val="DecValTok"/>
+        </w:rPr>
+        <w:t xml:space="preserve">50</w:t>
+      </w:r>
+      <w:r>
+        <w:rPr>
+          <w:rStyle w:val="NormalTok"/>
+        </w:rPr>
+        <w:t xml:space="preserve">)</w:t>
+      </w:r>
+      <w:r>
+        <w:br/>
+      </w:r>
+      <w:r>
+        <w:br/>
+      </w:r>
+      <w:r>
+        <w:rPr>
+          <w:rStyle w:val="NormalTok"/>
+        </w:rPr>
+        <w:t xml:space="preserve">curve1 </w:t>
+      </w:r>
+      <w:r>
+        <w:rPr>
+          <w:rStyle w:val="OtherTok"/>
+        </w:rPr>
+        <w:t xml:space="preserve">&lt;-</w:t>
+      </w:r>
+      <w:r>
+        <w:br/>
+      </w:r>
+      <w:r>
+        <w:rPr>
+          <w:rStyle w:val="NormalTok"/>
+        </w:rPr>
+        <w:t xml:space="preserve">  curves_all </w:t>
+      </w:r>
+      <w:r>
+        <w:rPr>
+          <w:rStyle w:val="SpecialCharTok"/>
+        </w:rPr>
+        <w:t xml:space="preserve">|&gt;</w:t>
+      </w:r>
+      <w:r>
+        <w:br/>
+      </w:r>
+      <w:r>
+        <w:rPr>
+          <w:rStyle w:val="NormalTok"/>
+        </w:rPr>
+        <w:t xml:space="preserve">  </w:t>
+      </w:r>
+      <w:r>
+        <w:rPr>
+          <w:rStyle w:val="FunctionTok"/>
+        </w:rPr>
+        <w:t xml:space="preserve">filter</w:t>
+      </w:r>
+      <w:r>
+        <w:rPr>
+          <w:rStyle w:val="NormalTok"/>
+        </w:rPr>
+        <w:t xml:space="preserve">(</w:t>
+      </w:r>
+      <w:r>
+        <w:br/>
+      </w:r>
+      <w:r>
+        <w:rPr>
+          <w:rStyle w:val="NormalTok"/>
+        </w:rPr>
+        <w:t xml:space="preserve">    iter </w:t>
+      </w:r>
+      <w:r>
+        <w:rPr>
+          <w:rStyle w:val="SpecialCharTok"/>
+        </w:rPr>
+        <w:t xml:space="preserve">==</w:t>
+      </w:r>
+      <w:r>
+        <w:rPr>
+          <w:rStyle w:val="NormalTok"/>
+        </w:rPr>
+        <w:t xml:space="preserve"> </w:t>
+      </w:r>
+      <w:r>
+        <w:rPr>
+          <w:rStyle w:val="DecValTok"/>
+        </w:rPr>
+        <w:t xml:space="preserve">5</w:t>
+      </w:r>
+      <w:r>
+        <w:rPr>
+          <w:rStyle w:val="NormalTok"/>
+        </w:rPr>
+        <w:t xml:space="preserve">,</w:t>
+      </w:r>
+      <w:r>
+        <w:br/>
+      </w:r>
+      <w:r>
+        <w:rPr>
+          <w:rStyle w:val="NormalTok"/>
+        </w:rPr>
+        <w:t xml:space="preserve">    antigen_iso </w:t>
+      </w:r>
+      <w:r>
+        <w:rPr>
+          <w:rStyle w:val="SpecialCharTok"/>
+        </w:rPr>
+        <w:t xml:space="preserve">==</w:t>
+      </w:r>
+      <w:r>
+        <w:rPr>
+          <w:rStyle w:val="NormalTok"/>
+        </w:rPr>
+        <w:t xml:space="preserve"> cur_ai</w:t>
+      </w:r>
+      <w:r>
+        <w:br/>
+      </w:r>
+      <w:r>
+        <w:rPr>
+          <w:rStyle w:val="NormalTok"/>
+        </w:rPr>
+        <w:t xml:space="preserve">  )</w:t>
+      </w:r>
+      <w:r>
+        <w:br/>
+      </w:r>
+      <w:r>
+        <w:br/>
+      </w:r>
+      <w:r>
+        <w:rPr>
+          <w:rStyle w:val="NormalTok"/>
+        </w:rPr>
+        <w:t xml:space="preserve">curve1 </w:t>
+      </w:r>
+      <w:r>
+        <w:rPr>
+          <w:rStyle w:val="SpecialCharTok"/>
+        </w:rPr>
+        <w:t xml:space="preserve">|&gt;</w:t>
+      </w:r>
+      <w:r>
+        <w:br/>
+      </w:r>
+      <w:r>
+        <w:rPr>
+          <w:rStyle w:val="NormalTok"/>
+        </w:rPr>
+        <w:t xml:space="preserve">  </w:t>
+      </w:r>
+      <w:r>
+        <w:rPr>
+          <w:rStyle w:val="CommentTok"/>
+        </w:rPr>
+        <w:t xml:space="preserve"># plot_curve_params_one_ab() picks rows via `iter == seq_len(nrow(.))`, so a</w:t>
+      </w:r>
+      <w:r>
+        <w:br/>
+      </w:r>
+      <w:r>
+        <w:rPr>
+          <w:rStyle w:val="NormalTok"/>
+        </w:rPr>
+        <w:t xml:space="preserve">  </w:t>
+      </w:r>
+      <w:r>
+        <w:rPr>
+          <w:rStyle w:val="CommentTok"/>
+        </w:rPr>
+        <w:t xml:space="preserve"># single pre-filtered curve must be relabelled iter 1 or no curve is drawn.</w:t>
+      </w:r>
+      <w:r>
+        <w:br/>
+      </w:r>
+      <w:r>
+        <w:rPr>
+          <w:rStyle w:val="NormalTok"/>
+        </w:rPr>
+        <w:t xml:space="preserve">  </w:t>
+      </w:r>
+      <w:r>
+        <w:rPr>
+          <w:rStyle w:val="FunctionTok"/>
+        </w:rPr>
+        <w:t xml:space="preserve">mutate</w:t>
+      </w:r>
+      <w:r>
+        <w:rPr>
+          <w:rStyle w:val="NormalTok"/>
+        </w:rPr>
+        <w:t xml:space="preserve">(</w:t>
+      </w:r>
+      <w:r>
+        <w:rPr>
+          <w:rStyle w:val="AttributeTok"/>
+        </w:rPr>
+        <w:t xml:space="preserve">iter =</w:t>
+      </w:r>
+      <w:r>
+        <w:rPr>
+          <w:rStyle w:val="NormalTok"/>
+        </w:rPr>
+        <w:t xml:space="preserve"> </w:t>
+      </w:r>
+      <w:r>
+        <w:rPr>
+          <w:rStyle w:val="DecValTok"/>
+        </w:rPr>
+        <w:t xml:space="preserve">1</w:t>
+      </w:r>
+      <w:r>
+        <w:rPr>
+          <w:rStyle w:val="NormalTok"/>
+        </w:rPr>
+        <w:t xml:space="preserve">) </w:t>
+      </w:r>
+      <w:r>
+        <w:rPr>
+          <w:rStyle w:val="SpecialCharTok"/>
+        </w:rPr>
+        <w:t xml:space="preserve">|&gt;</w:t>
+      </w:r>
+      <w:r>
+        <w:br/>
+      </w:r>
+      <w:r>
+        <w:rPr>
+          <w:rStyle w:val="NormalTok"/>
+        </w:rPr>
+        <w:t xml:space="preserve">  serocalculator</w:t>
+      </w:r>
+      <w:r>
+        <w:rPr>
+          <w:rStyle w:val="SpecialCharTok"/>
+        </w:rPr>
+        <w:t xml:space="preserve">:::</w:t>
+      </w:r>
+      <w:r>
+        <w:rPr>
+          <w:rStyle w:val="FunctionTok"/>
+        </w:rPr>
+        <w:t xml:space="preserve">plot_curve_params_one_ab</w:t>
+      </w:r>
+      <w:r>
+        <w:rPr>
+          <w:rStyle w:val="NormalTok"/>
+        </w:rPr>
+        <w:t xml:space="preserve">(</w:t>
+      </w:r>
+      <w:r>
+        <w:br/>
+      </w:r>
+      <w:r>
+        <w:rPr>
+          <w:rStyle w:val="NormalTok"/>
+        </w:rPr>
+        <w:t xml:space="preserve">    </w:t>
+      </w:r>
+      <w:r>
+        <w:rPr>
+          <w:rStyle w:val="AttributeTok"/>
+        </w:rPr>
+        <w:t xml:space="preserve">log_y =</w:t>
+      </w:r>
+      <w:r>
+        <w:rPr>
+          <w:rStyle w:val="NormalTok"/>
+        </w:rPr>
+        <w:t xml:space="preserve"> </w:t>
+      </w:r>
+      <w:r>
+        <w:rPr>
+          <w:rStyle w:val="ConstantTok"/>
+        </w:rPr>
+        <w:t xml:space="preserve">FALSE</w:t>
+      </w:r>
+      <w:r>
+        <w:br/>
+      </w:r>
+      <w:r>
+        <w:rPr>
+          <w:rStyle w:val="NormalTok"/>
+        </w:rPr>
+        <w:t xml:space="preserve">  ) </w:t>
+      </w:r>
+      <w:r>
+        <w:rPr>
+          <w:rStyle w:val="SpecialCharTok"/>
+        </w:rPr>
+        <w:t xml:space="preserve">+</w:t>
+      </w:r>
+      <w:r>
+        <w:br/>
+      </w:r>
+      <w:r>
+        <w:rPr>
+          <w:rStyle w:val="NormalTok"/>
+        </w:rPr>
+        <w:t xml:space="preserve">  </w:t>
+      </w:r>
+      <w:r>
+        <w:rPr>
+          <w:rStyle w:val="FunctionTok"/>
+        </w:rPr>
+        <w:t xml:space="preserve">xlim</w:t>
+      </w:r>
+      <w:r>
+        <w:rPr>
+          <w:rStyle w:val="NormalTok"/>
+        </w:rPr>
+        <w:t xml:space="preserve">(</w:t>
+      </w:r>
+      <w:r>
+        <w:rPr>
+          <w:rStyle w:val="DecValTok"/>
+        </w:rPr>
+        <w:t xml:space="preserve">0</w:t>
+      </w:r>
+      <w:r>
+        <w:rPr>
+          <w:rStyle w:val="NormalTok"/>
+        </w:rPr>
+        <w:t xml:space="preserve">, </w:t>
+      </w:r>
+      <w:r>
+        <w:rPr>
+          <w:rStyle w:val="DecValTok"/>
+        </w:rPr>
+        <w:t xml:space="preserve">100</w:t>
+      </w:r>
+      <w:r>
+        <w:rPr>
+          <w:rStyle w:val="NormalTok"/>
+        </w:rPr>
+        <w:t xml:space="preserve">) </w:t>
+      </w:r>
+      <w:r>
+        <w:rPr>
+          <w:rStyle w:val="SpecialCharTok"/>
+        </w:rPr>
+        <w:t xml:space="preserve">+</w:t>
+      </w:r>
+      <w:r>
+        <w:br/>
+      </w:r>
+      <w:r>
+        <w:rPr>
+          <w:rStyle w:val="NormalTok"/>
+        </w:rPr>
+        <w:t xml:space="preserve">  </w:t>
+      </w:r>
+      <w:r>
+        <w:rPr>
+          <w:rStyle w:val="FunctionTok"/>
+        </w:rPr>
+        <w:t xml:space="preserve">theme_minimal</w:t>
+      </w:r>
+      <w:r>
+        <w:rPr>
+          <w:rStyle w:val="NormalTok"/>
+        </w:rPr>
+        <w:t xml:space="preserve">() </w:t>
+      </w:r>
+      <w:r>
+        <w:rPr>
+          <w:rStyle w:val="SpecialCharTok"/>
+        </w:rPr>
+        <w:t xml:space="preserve">+</w:t>
+      </w:r>
+      <w:r>
+        <w:br/>
+      </w:r>
+      <w:r>
+        <w:rPr>
+          <w:rStyle w:val="NormalTok"/>
+        </w:rPr>
+        <w:t xml:space="preserve">  </w:t>
+      </w:r>
+      <w:r>
+        <w:rPr>
+          <w:rStyle w:val="FunctionTok"/>
+        </w:rPr>
+        <w:t xml:space="preserve">geom_vline</w:t>
+      </w:r>
+      <w:r>
+        <w:rPr>
+          <w:rStyle w:val="NormalTok"/>
+        </w:rPr>
+        <w:t xml:space="preserve">(</w:t>
+      </w:r>
+      <w:r>
+        <w:br/>
+      </w:r>
+      <w:r>
+        <w:rPr>
+          <w:rStyle w:val="NormalTok"/>
+        </w:rPr>
+        <w:t xml:space="preserve">    </w:t>
+      </w:r>
+      <w:r>
+        <w:rPr>
+          <w:rStyle w:val="FunctionTok"/>
+        </w:rPr>
+        <w:t xml:space="preserve">aes</w:t>
+      </w:r>
+      <w:r>
+        <w:rPr>
+          <w:rStyle w:val="NormalTok"/>
+        </w:rPr>
+        <w:t xml:space="preserve">(</w:t>
+      </w:r>
+      <w:r>
+        <w:br/>
+      </w:r>
+      <w:r>
+        <w:rPr>
+          <w:rStyle w:val="NormalTok"/>
+        </w:rPr>
+        <w:t xml:space="preserve">      </w:t>
+      </w:r>
+      <w:r>
+        <w:rPr>
+          <w:rStyle w:val="AttributeTok"/>
+        </w:rPr>
+        <w:t xml:space="preserve">xintercept =</w:t>
+      </w:r>
+      <w:r>
+        <w:rPr>
+          <w:rStyle w:val="NormalTok"/>
+        </w:rPr>
+        <w:t xml:space="preserve"> curve1</w:t>
+      </w:r>
+      <w:r>
+        <w:rPr>
+          <w:rStyle w:val="SpecialCharTok"/>
+        </w:rPr>
+        <w:t xml:space="preserve">$</w:t>
+      </w:r>
+      <w:r>
+        <w:rPr>
+          <w:rStyle w:val="NormalTok"/>
+        </w:rPr>
+        <w:t xml:space="preserve">t1,</w:t>
+      </w:r>
+      <w:r>
+        <w:br/>
+      </w:r>
+      <w:r>
+        <w:rPr>
+          <w:rStyle w:val="NormalTok"/>
+        </w:rPr>
+        <w:t xml:space="preserve">      </w:t>
+      </w:r>
+      <w:r>
+        <w:rPr>
+          <w:rStyle w:val="AttributeTok"/>
+        </w:rPr>
+        <w:t xml:space="preserve">col =</w:t>
+      </w:r>
+      <w:r>
+        <w:rPr>
+          <w:rStyle w:val="NormalTok"/>
+        </w:rPr>
+        <w:t xml:space="preserve"> </w:t>
+      </w:r>
+      <w:r>
+        <w:rPr>
+          <w:rStyle w:val="StringTok"/>
+        </w:rPr>
+        <w:t xml:space="preserve">"t1"</w:t>
+      </w:r>
+      <w:r>
+        <w:br/>
+      </w:r>
+      <w:r>
+        <w:rPr>
+          <w:rStyle w:val="NormalTok"/>
+        </w:rPr>
+        <w:t xml:space="preserve">    )</w:t>
+      </w:r>
+      <w:r>
+        <w:br/>
+      </w:r>
+      <w:r>
+        <w:rPr>
+          <w:rStyle w:val="NormalTok"/>
+        </w:rPr>
+        <w:t xml:space="preserve">  ) </w:t>
+      </w:r>
+      <w:r>
+        <w:rPr>
+          <w:rStyle w:val="SpecialCharTok"/>
+        </w:rPr>
+        <w:t xml:space="preserve">+</w:t>
+      </w:r>
+      <w:r>
+        <w:br/>
+      </w:r>
+      <w:r>
+        <w:br/>
+      </w:r>
+      <w:r>
+        <w:rPr>
+          <w:rStyle w:val="NormalTok"/>
+        </w:rPr>
+        <w:t xml:space="preserve">  </w:t>
+      </w:r>
+      <w:r>
+        <w:rPr>
+          <w:rStyle w:val="FunctionTok"/>
+        </w:rPr>
+        <w:t xml:space="preserve">geom_hline</w:t>
+      </w:r>
+      <w:r>
+        <w:rPr>
+          <w:rStyle w:val="NormalTok"/>
+        </w:rPr>
+        <w:t xml:space="preserve">(</w:t>
+      </w:r>
+      <w:r>
+        <w:br/>
+      </w:r>
+      <w:r>
+        <w:rPr>
+          <w:rStyle w:val="NormalTok"/>
+        </w:rPr>
+        <w:t xml:space="preserve">    </w:t>
+      </w:r>
+      <w:r>
+        <w:rPr>
+          <w:rStyle w:val="FunctionTok"/>
+        </w:rPr>
+        <w:t xml:space="preserve">aes</w:t>
+      </w:r>
+      <w:r>
+        <w:rPr>
+          <w:rStyle w:val="NormalTok"/>
+        </w:rPr>
+        <w:t xml:space="preserve">(</w:t>
+      </w:r>
+      <w:r>
+        <w:br/>
+      </w:r>
+      <w:r>
+        <w:rPr>
+          <w:rStyle w:val="NormalTok"/>
+        </w:rPr>
+        <w:t xml:space="preserve">      </w:t>
+      </w:r>
+      <w:r>
+        <w:rPr>
+          <w:rStyle w:val="AttributeTok"/>
+        </w:rPr>
+        <w:t xml:space="preserve">yintercept =</w:t>
+      </w:r>
+      <w:r>
+        <w:rPr>
+          <w:rStyle w:val="NormalTok"/>
+        </w:rPr>
+        <w:t xml:space="preserve"> curve1</w:t>
+      </w:r>
+      <w:r>
+        <w:rPr>
+          <w:rStyle w:val="SpecialCharTok"/>
+        </w:rPr>
+        <w:t xml:space="preserve">$</w:t>
+      </w:r>
+      <w:r>
+        <w:rPr>
+          <w:rStyle w:val="NormalTok"/>
+        </w:rPr>
+        <w:t xml:space="preserve">y0,</w:t>
+      </w:r>
+      <w:r>
+        <w:br/>
+      </w:r>
+      <w:r>
+        <w:rPr>
+          <w:rStyle w:val="NormalTok"/>
+        </w:rPr>
+        <w:t xml:space="preserve">      </w:t>
+      </w:r>
+      <w:r>
+        <w:rPr>
+          <w:rStyle w:val="AttributeTok"/>
+        </w:rPr>
+        <w:t xml:space="preserve">col =</w:t>
+      </w:r>
+      <w:r>
+        <w:rPr>
+          <w:rStyle w:val="NormalTok"/>
+        </w:rPr>
+        <w:t xml:space="preserve"> </w:t>
+      </w:r>
+      <w:r>
+        <w:rPr>
+          <w:rStyle w:val="StringTok"/>
+        </w:rPr>
+        <w:t xml:space="preserve">"y0"</w:t>
+      </w:r>
+      <w:r>
+        <w:br/>
+      </w:r>
+      <w:r>
+        <w:rPr>
+          <w:rStyle w:val="NormalTok"/>
+        </w:rPr>
+        <w:t xml:space="preserve">    )</w:t>
+      </w:r>
+      <w:r>
+        <w:br/>
+      </w:r>
+      <w:r>
+        <w:rPr>
+          <w:rStyle w:val="NormalTok"/>
+        </w:rPr>
+        <w:t xml:space="preserve">  ) </w:t>
+      </w:r>
+      <w:r>
+        <w:rPr>
+          <w:rStyle w:val="SpecialCharTok"/>
+        </w:rPr>
+        <w:t xml:space="preserve">+</w:t>
+      </w:r>
+      <w:r>
+        <w:br/>
+      </w:r>
+      <w:r>
+        <w:br/>
+      </w:r>
+      <w:r>
+        <w:br/>
+      </w:r>
+      <w:r>
+        <w:rPr>
+          <w:rStyle w:val="NormalTok"/>
+        </w:rPr>
+        <w:t xml:space="preserve">  </w:t>
+      </w:r>
+      <w:r>
+        <w:rPr>
+          <w:rStyle w:val="FunctionTok"/>
+        </w:rPr>
+        <w:t xml:space="preserve">geom_hline</w:t>
+      </w:r>
+      <w:r>
+        <w:rPr>
+          <w:rStyle w:val="NormalTok"/>
+        </w:rPr>
+        <w:t xml:space="preserve">(</w:t>
+      </w:r>
+      <w:r>
+        <w:br/>
+      </w:r>
+      <w:r>
+        <w:rPr>
+          <w:rStyle w:val="NormalTok"/>
+        </w:rPr>
+        <w:t xml:space="preserve">    </w:t>
+      </w:r>
+      <w:r>
+        <w:rPr>
+          <w:rStyle w:val="FunctionTok"/>
+        </w:rPr>
+        <w:t xml:space="preserve">aes</w:t>
+      </w:r>
+      <w:r>
+        <w:rPr>
+          <w:rStyle w:val="NormalTok"/>
+        </w:rPr>
+        <w:t xml:space="preserve">(</w:t>
+      </w:r>
+      <w:r>
+        <w:br/>
+      </w:r>
+      <w:r>
+        <w:rPr>
+          <w:rStyle w:val="NormalTok"/>
+        </w:rPr>
+        <w:t xml:space="preserve">      </w:t>
+      </w:r>
+      <w:r>
+        <w:rPr>
+          <w:rStyle w:val="AttributeTok"/>
+        </w:rPr>
+        <w:t xml:space="preserve">yintercept =</w:t>
+      </w:r>
+      <w:r>
+        <w:rPr>
+          <w:rStyle w:val="NormalTok"/>
+        </w:rPr>
+        <w:t xml:space="preserve"> curve1</w:t>
+      </w:r>
+      <w:r>
+        <w:rPr>
+          <w:rStyle w:val="SpecialCharTok"/>
+        </w:rPr>
+        <w:t xml:space="preserve">$</w:t>
+      </w:r>
+      <w:r>
+        <w:rPr>
+          <w:rStyle w:val="NormalTok"/>
+        </w:rPr>
+        <w:t xml:space="preserve">y1,</w:t>
+      </w:r>
+      <w:r>
+        <w:br/>
+      </w:r>
+      <w:r>
+        <w:rPr>
+          <w:rStyle w:val="NormalTok"/>
+        </w:rPr>
+        <w:t xml:space="preserve">      </w:t>
+      </w:r>
+      <w:r>
+        <w:rPr>
+          <w:rStyle w:val="AttributeTok"/>
+        </w:rPr>
+        <w:t xml:space="preserve">col =</w:t>
+      </w:r>
+      <w:r>
+        <w:rPr>
+          <w:rStyle w:val="NormalTok"/>
+        </w:rPr>
+        <w:t xml:space="preserve"> </w:t>
+      </w:r>
+      <w:r>
+        <w:rPr>
+          <w:rStyle w:val="StringTok"/>
+        </w:rPr>
+        <w:t xml:space="preserve">"y1"</w:t>
+      </w:r>
+      <w:r>
+        <w:br/>
+      </w:r>
+      <w:r>
+        <w:rPr>
+          <w:rStyle w:val="NormalTok"/>
+        </w:rPr>
+        <w:t xml:space="preserve">    )</w:t>
+      </w:r>
+      <w:r>
+        <w:br/>
+      </w:r>
+      <w:r>
+        <w:rPr>
+          <w:rStyle w:val="NormalTok"/>
+        </w:rPr>
+        <w:t xml:space="preserve">  ) </w:t>
+      </w:r>
+      <w:r>
+        <w:rPr>
+          <w:rStyle w:val="SpecialCharTok"/>
+        </w:rPr>
+        <w:t xml:space="preserve">+</w:t>
+      </w:r>
+      <w:r>
+        <w:br/>
+      </w:r>
+      <w:r>
+        <w:rPr>
+          <w:rStyle w:val="NormalTok"/>
+        </w:rPr>
+        <w:t xml:space="preserve">  </w:t>
+      </w:r>
+      <w:r>
+        <w:rPr>
+          <w:rStyle w:val="FunctionTok"/>
+        </w:rPr>
+        <w:t xml:space="preserve">geom_point</w:t>
+      </w:r>
+      <w:r>
+        <w:rPr>
+          <w:rStyle w:val="NormalTok"/>
+        </w:rPr>
+        <w:t xml:space="preserve">(</w:t>
+      </w:r>
+      <w:r>
+        <w:br/>
+      </w:r>
+      <w:r>
+        <w:rPr>
+          <w:rStyle w:val="NormalTok"/>
+        </w:rPr>
+        <w:t xml:space="preserve">    </w:t>
+      </w:r>
+      <w:r>
+        <w:rPr>
+          <w:rStyle w:val="AttributeTok"/>
+        </w:rPr>
+        <w:t xml:space="preserve">data =</w:t>
+      </w:r>
+      <w:r>
+        <w:rPr>
+          <w:rStyle w:val="NormalTok"/>
+        </w:rPr>
+        <w:t xml:space="preserve"> curve1,</w:t>
+      </w:r>
+      <w:r>
+        <w:br/>
+      </w:r>
+      <w:r>
+        <w:rPr>
+          <w:rStyle w:val="NormalTok"/>
+        </w:rPr>
+        <w:t xml:space="preserve">    </w:t>
+      </w:r>
+      <w:r>
+        <w:rPr>
+          <w:rStyle w:val="FunctionTok"/>
+        </w:rPr>
+        <w:t xml:space="preserve">aes</w:t>
+      </w:r>
+      <w:r>
+        <w:rPr>
+          <w:rStyle w:val="NormalTok"/>
+        </w:rPr>
+        <w:t xml:space="preserve">(</w:t>
+      </w:r>
+      <w:r>
+        <w:br/>
+      </w:r>
+      <w:r>
+        <w:rPr>
+          <w:rStyle w:val="NormalTok"/>
+        </w:rPr>
+        <w:t xml:space="preserve">      </w:t>
+      </w:r>
+      <w:r>
+        <w:rPr>
+          <w:rStyle w:val="AttributeTok"/>
+        </w:rPr>
+        <w:t xml:space="preserve">x =</w:t>
+      </w:r>
+      <w:r>
+        <w:rPr>
+          <w:rStyle w:val="NormalTok"/>
+        </w:rPr>
+        <w:t xml:space="preserve"> t1,</w:t>
+      </w:r>
+      <w:r>
+        <w:br/>
+      </w:r>
+      <w:r>
+        <w:rPr>
+          <w:rStyle w:val="NormalTok"/>
+        </w:rPr>
+        <w:t xml:space="preserve">      </w:t>
+      </w:r>
+      <w:r>
+        <w:rPr>
+          <w:rStyle w:val="AttributeTok"/>
+        </w:rPr>
+        <w:t xml:space="preserve">y =</w:t>
+      </w:r>
+      <w:r>
+        <w:rPr>
+          <w:rStyle w:val="NormalTok"/>
+        </w:rPr>
+        <w:t xml:space="preserve"> y1,</w:t>
+      </w:r>
+      <w:r>
+        <w:br/>
+      </w:r>
+      <w:r>
+        <w:rPr>
+          <w:rStyle w:val="NormalTok"/>
+        </w:rPr>
+        <w:t xml:space="preserve">      </w:t>
+      </w:r>
+      <w:r>
+        <w:rPr>
+          <w:rStyle w:val="AttributeTok"/>
+        </w:rPr>
+        <w:t xml:space="preserve">col =</w:t>
+      </w:r>
+      <w:r>
+        <w:rPr>
+          <w:rStyle w:val="NormalTok"/>
+        </w:rPr>
+        <w:t xml:space="preserve"> </w:t>
+      </w:r>
+      <w:r>
+        <w:rPr>
+          <w:rStyle w:val="StringTok"/>
+        </w:rPr>
+        <w:t xml:space="preserve">"(t1,y1)"</w:t>
+      </w:r>
+      <w:r>
+        <w:br/>
+      </w:r>
+      <w:r>
+        <w:rPr>
+          <w:rStyle w:val="NormalTok"/>
+        </w:rPr>
+        <w:t xml:space="preserve">    )</w:t>
+      </w:r>
+      <w:r>
+        <w:br/>
+      </w:r>
+      <w:r>
+        <w:rPr>
+          <w:rStyle w:val="NormalTok"/>
+        </w:rPr>
+        <w:t xml:space="preserve">  ) </w:t>
+      </w:r>
+      <w:r>
+        <w:rPr>
+          <w:rStyle w:val="SpecialCharTok"/>
+        </w:rPr>
+        <w:t xml:space="preserve">+</w:t>
+      </w:r>
+      <w:r>
+        <w:br/>
+      </w:r>
+      <w:r>
+        <w:rPr>
+          <w:rStyle w:val="NormalTok"/>
+        </w:rPr>
+        <w:t xml:space="preserve">  </w:t>
+      </w:r>
+      <w:r>
+        <w:rPr>
+          <w:rStyle w:val="FunctionTok"/>
+        </w:rPr>
+        <w:t xml:space="preserve">theme</w:t>
+      </w:r>
+      <w:r>
+        <w:rPr>
+          <w:rStyle w:val="NormalTok"/>
+        </w:rPr>
+        <w:t xml:space="preserve">(</w:t>
+      </w:r>
+      <w:r>
+        <w:rPr>
+          <w:rStyle w:val="AttributeTok"/>
+        </w:rPr>
+        <w:t xml:space="preserve">legend.position =</w:t>
+      </w:r>
+      <w:r>
+        <w:rPr>
+          <w:rStyle w:val="NormalTok"/>
+        </w:rPr>
+        <w:t xml:space="preserve"> </w:t>
+      </w:r>
+      <w:r>
+        <w:rPr>
+          <w:rStyle w:val="StringTok"/>
+        </w:rPr>
+        <w:t xml:space="preserve">"bottom"</w:t>
+      </w:r>
+      <w:r>
+        <w:rPr>
+          <w:rStyle w:val="NormalTok"/>
+        </w:rPr>
+        <w:t xml:space="preserve">) </w:t>
+      </w:r>
+      <w:r>
+        <w:rPr>
+          <w:rStyle w:val="SpecialCharTok"/>
+        </w:rPr>
+        <w:t xml:space="preserve">+</w:t>
+      </w:r>
+      <w:r>
+        <w:br/>
+      </w:r>
+      <w:r>
+        <w:rPr>
+          <w:rStyle w:val="NormalTok"/>
+        </w:rPr>
+        <w:t xml:space="preserve">  </w:t>
+      </w:r>
+      <w:r>
+        <w:rPr>
+          <w:rStyle w:val="FunctionTok"/>
+        </w:rPr>
+        <w:t xml:space="preserve">labs</w:t>
+      </w:r>
+      <w:r>
+        <w:rPr>
+          <w:rStyle w:val="NormalTok"/>
+        </w:rPr>
+        <w:t xml:space="preserve">(</w:t>
+      </w:r>
+      <w:r>
+        <w:rPr>
+          <w:rStyle w:val="AttributeTok"/>
+        </w:rPr>
+        <w:t xml:space="preserve">col =</w:t>
+      </w:r>
+      <w:r>
+        <w:rPr>
+          <w:rStyle w:val="NormalTok"/>
+        </w:rPr>
+        <w:t xml:space="preserve"> </w:t>
+      </w:r>
+      <w:r>
+        <w:rPr>
+          <w:rStyle w:val="StringTok"/>
+        </w:rPr>
+        <w:t xml:space="preserve">""</w:t>
+      </w:r>
+      <w:r>
+        <w:rPr>
+          <w:rStyle w:val="NormalTok"/>
+        </w:rPr>
+        <w:t xml:space="preserve">)</w:t>
+      </w:r>
+    </w:p>
     <w:tbl>
       <w:tblPr>
         <w:tblStyle w:val="Table"/>
@@ -11502,7 +14731,7 @@
       <w:tr>
         <w:tc>
           <w:tcPr/>
-          <w:bookmarkStart w:id="84" w:name="fig-response-graph"/>
+          <w:bookmarkStart w:id="86" w:name="fig-response-graph"/>
           <w:p>
             <w:pPr>
               <w:pStyle w:val="Compact"/>
@@ -11513,18 +14742,18 @@
                 <wp:inline>
                   <wp:extent cx="4620126" cy="3696101"/>
                   <wp:effectExtent b="0" l="0" r="0" t="0"/>
-                  <wp:docPr descr="" title="" id="82" name="Picture"/>
+                  <wp:docPr descr="" title="" id="84" name="Picture"/>
                   <a:graphic>
                     <a:graphicData uri="http://schemas.openxmlformats.org/drawingml/2006/picture">
                       <pic:pic>
                         <pic:nvPicPr>
-                          <pic:cNvPr descr="methodology_files/figure-docx/fig-response-graph-1.png" id="83" name="Picture"/>
+                          <pic:cNvPr descr="methodology_files/figure-docx/fig-response-graph-1.png" id="85" name="Picture"/>
                           <pic:cNvPicPr>
                             <a:picLocks noChangeArrowheads="1" noChangeAspect="1"/>
                           </pic:cNvPicPr>
                         </pic:nvPicPr>
                         <pic:blipFill>
-                          <a:blip r:embed="rId81"/>
+                          <a:blip r:embed="rId83"/>
                           <a:stretch>
                             <a:fillRect/>
                           </a:stretch>
@@ -11564,7 +14793,7 @@
               <w:t xml:space="preserve">Figure 4: An example kinetics curve for HlyE IgG</w:t>
             </w:r>
           </w:p>
-          <w:bookmarkEnd w:id="84"/>
+          <w:bookmarkEnd w:id="86"/>
         </w:tc>
       </w:tr>
     </w:tbl>
@@ -11788,7 +15017,7 @@
       <w:r>
         <w:t xml:space="preserve"> </w:t>
       </w:r>
-      <w:hyperlink r:id="rId85">
+      <w:hyperlink r:id="rId87">
         <w:r>
           <w:rPr>
             <w:rStyle w:val="Hyperlink"/>
@@ -11806,12 +15035,12 @@
           <wp:inline>
             <wp:extent cx="2667000" cy="2667000"/>
             <wp:effectExtent b="0" l="0" r="0" t="0"/>
-            <wp:docPr descr="QR code for the antibody-kinetics Shiny app" title="" id="87" name="Picture"/>
+            <wp:docPr descr="QR code for the antibody-kinetics Shiny app" title="" id="89" name="Picture"/>
             <a:graphic>
               <a:graphicData uri="http://schemas.openxmlformats.org/drawingml/2006/picture">
                 <pic:pic>
                   <pic:nvPicPr>
-                    <pic:cNvPr descr="../man/figures/qr_akm2.svg" id="88" name="Picture"/>
+                    <pic:cNvPr descr="../man/figures/qr_akm2.svg" id="90" name="Picture"/>
                     <pic:cNvPicPr>
                       <a:picLocks noChangeArrowheads="1" noChangeAspect="1"/>
                     </pic:cNvPicPr>
@@ -11823,7 +15052,7 @@
                           <a14:useLocalDpi xmlns:a14="http://schemas.microsoft.com/office/drawing/2010/main" val="0"/>
                         </a:ext>
                         <a:ext uri="{96DAC541-7B7A-43D3-8B79-37D633B846F1}">
-                          <asvg:svgBlip xmlns:asvg="http://schemas.microsoft.com/office/drawing/2016/SVG/main" r:embed="rId86"/>
+                          <asvg:svgBlip xmlns:asvg="http://schemas.microsoft.com/office/drawing/2016/SVG/main" r:embed="rId88"/>
                         </a:ext>
                       </a:extLst>
                     </a:blip>
@@ -11861,8 +15090,8 @@
         <w:t xml:space="preserve">QR code for the antibody-kinetics Shiny app</w:t>
       </w:r>
     </w:p>
-    <w:bookmarkEnd w:id="89"/>
-    <w:bookmarkStart w:id="90" w:name="biological-noise"/>
+    <w:bookmarkEnd w:id="91"/>
+    <w:bookmarkStart w:id="92" w:name="biological-noise"/>
     <w:p>
       <w:pPr>
         <w:pStyle w:val="Heading2"/>
@@ -12644,8 +15873,8 @@
         <w:t xml:space="preserve">fragility of chasing a more extreme quantile.</w:t>
       </w:r>
     </w:p>
-    <w:bookmarkEnd w:id="90"/>
-    <w:bookmarkStart w:id="91" w:name="measurement-noise"/>
+    <w:bookmarkEnd w:id="92"/>
+    <w:bookmarkStart w:id="93" w:name="measurement-noise"/>
     <w:p>
       <w:pPr>
         <w:pStyle w:val="Heading2"/>
@@ -14046,8 +17275,8 @@
         <w:t xml:space="preserve">(multiplicative) error model.</w:t>
       </w:r>
     </w:p>
-    <w:bookmarkEnd w:id="91"/>
-    <w:bookmarkStart w:id="92" w:name="Xb7158a708bbfcf737c1d66d073315801f06d41e"/>
+    <w:bookmarkEnd w:id="93"/>
+    <w:bookmarkStart w:id="94" w:name="Xb7158a708bbfcf737c1d66d073315801f06d41e"/>
     <w:p>
       <w:pPr>
         <w:pStyle w:val="Heading2"/>
@@ -18830,8 +22059,8 @@
         <w:t xml:space="preserve">exactly, as expected.</w:t>
       </w:r>
     </w:p>
-    <w:bookmarkEnd w:id="92"/>
-    <w:bookmarkStart w:id="93" w:name="noise-and-never-infected-subjects"/>
+    <w:bookmarkEnd w:id="94"/>
+    <w:bookmarkStart w:id="95" w:name="noise-and-never-infected-subjects"/>
     <w:p>
       <w:pPr>
         <w:pStyle w:val="Heading2"/>
@@ -20395,14 +23624,1098 @@
         <w:t xml:space="preserve">, matching the single-source case above.</w:t>
       </w:r>
     </w:p>
-    <w:bookmarkEnd w:id="93"/>
-    <w:bookmarkStart w:id="98" w:name="multiple-biomarkers"/>
+    <w:bookmarkEnd w:id="95"/>
+    <w:bookmarkStart w:id="100" w:name="multiple-biomarkers"/>
     <w:p>
       <w:pPr>
         <w:pStyle w:val="Heading2"/>
       </w:pPr>
       <w:r>
         <w:t xml:space="preserve">5.10 Multiple biomarkers</w:t>
+      </w:r>
+    </w:p>
+    <w:p>
+      <w:pPr>
+        <w:pStyle w:val="FirstParagraph"/>
+      </w:pPr>
+      <w:r>
+        <w:t xml:space="preserve">A serosurvey usually measures more than one antigen-isotype per participant.</w:t>
+      </w:r>
+      <w:r>
+        <w:t xml:space="preserve"> </w:t>
+      </w:r>
+      <w:r>
+        <w:t xml:space="preserve">The current model treats biomarkers as</w:t>
+      </w:r>
+      <w:r>
+        <w:t xml:space="preserve"> </w:t>
+      </w:r>
+      <w:r>
+        <w:rPr>
+          <w:b/>
+          <w:bCs/>
+        </w:rPr>
+        <w:t xml:space="preserve">conditionally independent given the</w:t>
+      </w:r>
+      <w:r>
+        <w:rPr>
+          <w:b/>
+          <w:bCs/>
+        </w:rPr>
+        <w:t xml:space="preserve"> </w:t>
+      </w:r>
+      <w:r>
+        <w:rPr>
+          <w:b/>
+          <w:bCs/>
+        </w:rPr>
+        <w:t xml:space="preserve">time since infection</w:t>
+      </w:r>
+      <w:r>
+        <w:t xml:space="preserve">, so their response densities multiply</w:t>
+      </w:r>
+      <w:r>
+        <w:t xml:space="preserve"> </w:t>
+      </w:r>
+      <w:r>
+        <w:rPr>
+          <w:i/>
+          <w:iCs/>
+        </w:rPr>
+        <w:t xml:space="preserve">inside</w:t>
+      </w:r>
+      <w:r>
+        <w:t xml:space="preserve"> </w:t>
+      </w:r>
+      <w:r>
+        <w:t xml:space="preserve">each</w:t>
+      </w:r>
+      <w:r>
+        <w:t xml:space="preserve"> </w:t>
+      </w:r>
+      <w:r>
+        <w:t xml:space="preserve">person’s integral over</w:t>
+      </w:r>
+      <w:r>
+        <w:t xml:space="preserve"> </w:t>
+      </w:r>
+      <m:oMath>
+        <m:r>
+          <m:t>t</m:t>
+        </m:r>
+      </m:oMath>
+      <w:r>
+        <w:t xml:space="preserve">:</w:t>
+      </w:r>
+    </w:p>
+    <w:p>
+      <w:pPr>
+        <w:pStyle w:val="BodyText"/>
+      </w:pPr>
+      <m:oMathPara>
+        <m:oMathParaPr>
+          <m:jc m:val="center"/>
+        </m:oMathParaPr>
+        <m:oMath>
+          <m:r>
+            <m:rPr>
+              <m:sty m:val="p"/>
+            </m:rPr>
+            <m:t>p</m:t>
+          </m:r>
+          <m:r>
+            <m:rPr>
+              <m:sty m:val="p"/>
+            </m:rPr>
+            <m:t>(</m:t>
+          </m:r>
+          <m:sSub>
+            <m:e>
+              <m:r>
+                <m:t>Y</m:t>
+              </m:r>
+            </m:e>
+            <m:sub>
+              <m:r>
+                <m:t>1</m:t>
+              </m:r>
+            </m:sub>
+          </m:sSub>
+          <m:r>
+            <m:rPr>
+              <m:sty m:val="p"/>
+            </m:rPr>
+            <m:t>=</m:t>
+          </m:r>
+          <m:sSub>
+            <m:e>
+              <m:r>
+                <m:t>y</m:t>
+              </m:r>
+            </m:e>
+            <m:sub>
+              <m:r>
+                <m:t>1</m:t>
+              </m:r>
+            </m:sub>
+          </m:sSub>
+          <m:r>
+            <m:rPr>
+              <m:sty m:val="p"/>
+            </m:rPr>
+            <m:t>,</m:t>
+          </m:r>
+          <m:sSub>
+            <m:e>
+              <m:r>
+                <m:t>Y</m:t>
+              </m:r>
+            </m:e>
+            <m:sub>
+              <m:r>
+                <m:t>2</m:t>
+              </m:r>
+            </m:sub>
+          </m:sSub>
+          <m:r>
+            <m:rPr>
+              <m:sty m:val="p"/>
+            </m:rPr>
+            <m:t>=</m:t>
+          </m:r>
+          <m:sSub>
+            <m:e>
+              <m:r>
+                <m:t>y</m:t>
+              </m:r>
+            </m:e>
+            <m:sub>
+              <m:r>
+                <m:t>2</m:t>
+              </m:r>
+            </m:sub>
+          </m:sSub>
+          <m:r>
+            <m:rPr>
+              <m:sty m:val="p"/>
+            </m:rPr>
+            <m:t>)</m:t>
+          </m:r>
+          <m:r>
+            <m:rPr>
+              <m:sty m:val="p"/>
+            </m:rPr>
+            <m:t>=</m:t>
+          </m:r>
+          <m:nary>
+            <m:naryPr>
+              <m:chr m:val="∫"/>
+              <m:limLoc m:val="subSup"/>
+              <m:subHide m:val="off"/>
+              <m:supHide m:val="on"/>
+            </m:naryPr>
+            <m:sub>
+              <m:r>
+                <m:t>t</m:t>
+              </m:r>
+            </m:sub>
+            <m:sup>
+              <m:r>
+                <m:t>​</m:t>
+              </m:r>
+            </m:sup>
+            <m:e>
+              <m:r>
+                <m:rPr>
+                  <m:sty m:val="p"/>
+                </m:rPr>
+                <m:t>p</m:t>
+              </m:r>
+            </m:e>
+          </m:nary>
+          <m:r>
+            <m:rPr>
+              <m:sty m:val="p"/>
+            </m:rPr>
+            <m:t>(</m:t>
+          </m:r>
+          <m:sSub>
+            <m:e>
+              <m:r>
+                <m:t>Y</m:t>
+              </m:r>
+            </m:e>
+            <m:sub>
+              <m:r>
+                <m:t>1</m:t>
+              </m:r>
+            </m:sub>
+          </m:sSub>
+          <m:r>
+            <m:rPr>
+              <m:sty m:val="p"/>
+            </m:rPr>
+            <m:t>=</m:t>
+          </m:r>
+          <m:sSub>
+            <m:e>
+              <m:r>
+                <m:t>y</m:t>
+              </m:r>
+            </m:e>
+            <m:sub>
+              <m:r>
+                <m:t>1</m:t>
+              </m:r>
+            </m:sub>
+          </m:sSub>
+          <m:r>
+            <m:rPr>
+              <m:sty m:val="p"/>
+            </m:rPr>
+            <m:t>|</m:t>
+          </m:r>
+          <m:r>
+            <m:t>T</m:t>
+          </m:r>
+          <m:r>
+            <m:rPr>
+              <m:sty m:val="p"/>
+            </m:rPr>
+            <m:t>=</m:t>
+          </m:r>
+          <m:r>
+            <m:t>t</m:t>
+          </m:r>
+          <m:r>
+            <m:rPr>
+              <m:sty m:val="p"/>
+            </m:rPr>
+            <m:t>)</m:t>
+          </m:r>
+          <m:r>
+            <m:t> </m:t>
+          </m:r>
+          <m:r>
+            <m:rPr>
+              <m:sty m:val="p"/>
+            </m:rPr>
+            <m:t>p</m:t>
+          </m:r>
+          <m:r>
+            <m:rPr>
+              <m:sty m:val="p"/>
+            </m:rPr>
+            <m:t>(</m:t>
+          </m:r>
+          <m:sSub>
+            <m:e>
+              <m:r>
+                <m:t>Y</m:t>
+              </m:r>
+            </m:e>
+            <m:sub>
+              <m:r>
+                <m:t>2</m:t>
+              </m:r>
+            </m:sub>
+          </m:sSub>
+          <m:r>
+            <m:rPr>
+              <m:sty m:val="p"/>
+            </m:rPr>
+            <m:t>=</m:t>
+          </m:r>
+          <m:sSub>
+            <m:e>
+              <m:r>
+                <m:t>y</m:t>
+              </m:r>
+            </m:e>
+            <m:sub>
+              <m:r>
+                <m:t>2</m:t>
+              </m:r>
+            </m:sub>
+          </m:sSub>
+          <m:r>
+            <m:rPr>
+              <m:sty m:val="p"/>
+            </m:rPr>
+            <m:t>|</m:t>
+          </m:r>
+          <m:r>
+            <m:t>T</m:t>
+          </m:r>
+          <m:r>
+            <m:rPr>
+              <m:sty m:val="p"/>
+            </m:rPr>
+            <m:t>=</m:t>
+          </m:r>
+          <m:r>
+            <m:t>t</m:t>
+          </m:r>
+          <m:r>
+            <m:rPr>
+              <m:sty m:val="p"/>
+            </m:rPr>
+            <m:t>)</m:t>
+          </m:r>
+          <m:r>
+            <m:t> </m:t>
+          </m:r>
+          <m:sSub>
+            <m:e>
+              <m:r>
+                <m:rPr>
+                  <m:sty m:val="p"/>
+                </m:rPr>
+                <m:t>p</m:t>
+              </m:r>
+            </m:e>
+            <m:sub>
+              <m:r>
+                <m:t>λ</m:t>
+              </m:r>
+            </m:sub>
+          </m:sSub>
+          <m:r>
+            <m:rPr>
+              <m:sty m:val="p"/>
+            </m:rPr>
+            <m:t>(</m:t>
+          </m:r>
+          <m:r>
+            <m:t>T</m:t>
+          </m:r>
+          <m:r>
+            <m:rPr>
+              <m:sty m:val="p"/>
+            </m:rPr>
+            <m:t>=</m:t>
+          </m:r>
+          <m:r>
+            <m:t>t</m:t>
+          </m:r>
+          <m:r>
+            <m:rPr>
+              <m:sty m:val="p"/>
+            </m:rPr>
+            <m:t>)</m:t>
+          </m:r>
+          <m:r>
+            <m:t> </m:t>
+          </m:r>
+          <m:r>
+            <m:t>d</m:t>
+          </m:r>
+          <m:r>
+            <m:t>t</m:t>
+          </m:r>
+        </m:oMath>
+      </m:oMathPara>
+    </w:p>
+    <w:p>
+      <w:pPr>
+        <w:pStyle w:val="FirstParagraph"/>
+      </w:pPr>
+      <w:r>
+        <w:t xml:space="preserve">Note that this is</w:t>
+      </w:r>
+      <w:r>
+        <w:t xml:space="preserve"> </w:t>
+      </w:r>
+      <w:r>
+        <w:rPr>
+          <w:b/>
+          <w:bCs/>
+        </w:rPr>
+        <w:t xml:space="preserve">not</w:t>
+      </w:r>
+      <w:r>
+        <w:t xml:space="preserve"> </w:t>
+      </w:r>
+      <w:r>
+        <w:t xml:space="preserve">the product of the two single-biomarker</w:t>
+      </w:r>
+      <w:r>
+        <w:t xml:space="preserve"> </w:t>
+      </w:r>
+      <w:r>
+        <w:t xml:space="preserve">likelihoods: the shared latent infection time</w:t>
+      </w:r>
+      <w:r>
+        <w:t xml:space="preserve"> </w:t>
+      </w:r>
+      <m:oMath>
+        <m:r>
+          <m:t>t</m:t>
+        </m:r>
+      </m:oMath>
+      <w:r>
+        <w:t xml:space="preserve"> </w:t>
+      </w:r>
+      <w:r>
+        <w:t xml:space="preserve">couples them.</w:t>
+      </w:r>
+    </w:p>
+    <w:p>
+      <w:pPr>
+        <w:pStyle w:val="BodyText"/>
+      </w:pPr>
+      <w:r>
+        <w:t xml:space="preserve">(</w:t>
+      </w:r>
+      <w:hyperlink w:anchor="sec-multivariate">
+        <w:r>
+          <w:rPr>
+            <w:rStyle w:val="Hyperlink"/>
+          </w:rPr>
+          <w:t xml:space="preserve">Section 9.2</w:t>
+        </w:r>
+      </w:hyperlink>
+      <w:r>
+        <w:t xml:space="preserve"> </w:t>
+      </w:r>
+      <w:r>
+        <w:t xml:space="preserve">below describes work in progress to relax the</w:t>
+      </w:r>
+      <w:r>
+        <w:t xml:space="preserve"> </w:t>
+      </w:r>
+      <w:r>
+        <w:t xml:space="preserve">conditional-independence assumption itself.)</w:t>
+      </w:r>
+    </w:p>
+    <w:p>
+      <w:pPr>
+        <w:pStyle w:val="BodyText"/>
+      </w:pPr>
+      <w:r>
+        <w:t xml:space="preserve">Using both biomarkers concentrates the log-likelihood around its maximum,</w:t>
+      </w:r>
+      <w:r>
+        <w:t xml:space="preserve"> </w:t>
+      </w:r>
+      <w:r>
+        <w:t xml:space="preserve">and so shrinks the standard error, relative to either biomarker alone</w:t>
+      </w:r>
+      <w:r>
+        <w:t xml:space="preserve"> </w:t>
+      </w:r>
+      <w:r>
+        <w:t xml:space="preserve">(</w:t>
+      </w:r>
+      <w:hyperlink w:anchor="fig-loglik">
+        <w:r>
+          <w:rPr>
+            <w:rStyle w:val="Hyperlink"/>
+          </w:rPr>
+          <w:t xml:space="preserve">Figure 5</w:t>
+        </w:r>
+      </w:hyperlink>
+      <w:r>
+        <w:t xml:space="preserve">):</w:t>
+      </w:r>
+    </w:p>
+    <w:p>
+      <w:pPr>
+        <w:pStyle w:val="SourceCode"/>
+      </w:pPr>
+      <w:r>
+        <w:rPr>
+          <w:rStyle w:val="NormalTok"/>
+        </w:rPr>
+        <w:t xml:space="preserve">lik_HlyE_IgA </w:t>
+      </w:r>
+      <w:r>
+        <w:rPr>
+          <w:rStyle w:val="OtherTok"/>
+        </w:rPr>
+        <w:t xml:space="preserve">&lt;-</w:t>
+      </w:r>
+      <w:r>
+        <w:rPr>
+          <w:rStyle w:val="NormalTok"/>
+        </w:rPr>
+        <w:t xml:space="preserve"> </w:t>
+      </w:r>
+      <w:r>
+        <w:rPr>
+          <w:rStyle w:val="FunctionTok"/>
+        </w:rPr>
+        <w:t xml:space="preserve">graph_loglik</w:t>
+      </w:r>
+      <w:r>
+        <w:rPr>
+          <w:rStyle w:val="NormalTok"/>
+        </w:rPr>
+        <w:t xml:space="preserve">( </w:t>
+      </w:r>
+      <w:r>
+        <w:rPr>
+          <w:rStyle w:val="CommentTok"/>
+        </w:rPr>
+        <w:t xml:space="preserve"># nolint: object_name_linter.</w:t>
+      </w:r>
+      <w:r>
+        <w:br/>
+      </w:r>
+      <w:r>
+        <w:rPr>
+          <w:rStyle w:val="NormalTok"/>
+        </w:rPr>
+        <w:t xml:space="preserve">  </w:t>
+      </w:r>
+      <w:r>
+        <w:rPr>
+          <w:rStyle w:val="AttributeTok"/>
+        </w:rPr>
+        <w:t xml:space="preserve">pop_data =</w:t>
+      </w:r>
+      <w:r>
+        <w:rPr>
+          <w:rStyle w:val="NormalTok"/>
+        </w:rPr>
+        <w:t xml:space="preserve"> xs_data,</w:t>
+      </w:r>
+      <w:r>
+        <w:br/>
+      </w:r>
+      <w:r>
+        <w:rPr>
+          <w:rStyle w:val="NormalTok"/>
+        </w:rPr>
+        <w:t xml:space="preserve">  </w:t>
+      </w:r>
+      <w:r>
+        <w:rPr>
+          <w:rStyle w:val="AttributeTok"/>
+        </w:rPr>
+        <w:t xml:space="preserve">curve_params =</w:t>
+      </w:r>
+      <w:r>
+        <w:rPr>
+          <w:rStyle w:val="NormalTok"/>
+        </w:rPr>
+        <w:t xml:space="preserve"> curves,</w:t>
+      </w:r>
+      <w:r>
+        <w:br/>
+      </w:r>
+      <w:r>
+        <w:rPr>
+          <w:rStyle w:val="NormalTok"/>
+        </w:rPr>
+        <w:t xml:space="preserve">  </w:t>
+      </w:r>
+      <w:r>
+        <w:rPr>
+          <w:rStyle w:val="AttributeTok"/>
+        </w:rPr>
+        <w:t xml:space="preserve">noise_params =</w:t>
+      </w:r>
+      <w:r>
+        <w:rPr>
+          <w:rStyle w:val="NormalTok"/>
+        </w:rPr>
+        <w:t xml:space="preserve"> noise,</w:t>
+      </w:r>
+      <w:r>
+        <w:br/>
+      </w:r>
+      <w:r>
+        <w:rPr>
+          <w:rStyle w:val="NormalTok"/>
+        </w:rPr>
+        <w:t xml:space="preserve">  </w:t>
+      </w:r>
+      <w:r>
+        <w:rPr>
+          <w:rStyle w:val="AttributeTok"/>
+        </w:rPr>
+        <w:t xml:space="preserve">antigen_isos =</w:t>
+      </w:r>
+      <w:r>
+        <w:rPr>
+          <w:rStyle w:val="NormalTok"/>
+        </w:rPr>
+        <w:t xml:space="preserve"> </w:t>
+      </w:r>
+      <w:r>
+        <w:rPr>
+          <w:rStyle w:val="StringTok"/>
+        </w:rPr>
+        <w:t xml:space="preserve">"HlyE_IgA"</w:t>
+      </w:r>
+      <w:r>
+        <w:rPr>
+          <w:rStyle w:val="NormalTok"/>
+        </w:rPr>
+        <w:t xml:space="preserve">,</w:t>
+      </w:r>
+      <w:r>
+        <w:br/>
+      </w:r>
+      <w:r>
+        <w:rPr>
+          <w:rStyle w:val="NormalTok"/>
+        </w:rPr>
+        <w:t xml:space="preserve">  </w:t>
+      </w:r>
+      <w:r>
+        <w:rPr>
+          <w:rStyle w:val="AttributeTok"/>
+        </w:rPr>
+        <w:t xml:space="preserve">log_x =</w:t>
+      </w:r>
+      <w:r>
+        <w:rPr>
+          <w:rStyle w:val="NormalTok"/>
+        </w:rPr>
+        <w:t xml:space="preserve"> </w:t>
+      </w:r>
+      <w:r>
+        <w:rPr>
+          <w:rStyle w:val="ConstantTok"/>
+        </w:rPr>
+        <w:t xml:space="preserve">TRUE</w:t>
+      </w:r>
+      <w:r>
+        <w:br/>
+      </w:r>
+      <w:r>
+        <w:rPr>
+          <w:rStyle w:val="NormalTok"/>
+        </w:rPr>
+        <w:t xml:space="preserve">)</w:t>
+      </w:r>
+      <w:r>
+        <w:br/>
+      </w:r>
+      <w:r>
+        <w:br/>
+      </w:r>
+      <w:r>
+        <w:rPr>
+          <w:rStyle w:val="NormalTok"/>
+        </w:rPr>
+        <w:t xml:space="preserve">lik_HlyE_IgG </w:t>
+      </w:r>
+      <w:r>
+        <w:rPr>
+          <w:rStyle w:val="OtherTok"/>
+        </w:rPr>
+        <w:t xml:space="preserve">&lt;-</w:t>
+      </w:r>
+      <w:r>
+        <w:rPr>
+          <w:rStyle w:val="NormalTok"/>
+        </w:rPr>
+        <w:t xml:space="preserve"> </w:t>
+      </w:r>
+      <w:r>
+        <w:rPr>
+          <w:rStyle w:val="FunctionTok"/>
+        </w:rPr>
+        <w:t xml:space="preserve">graph_loglik</w:t>
+      </w:r>
+      <w:r>
+        <w:rPr>
+          <w:rStyle w:val="NormalTok"/>
+        </w:rPr>
+        <w:t xml:space="preserve">( </w:t>
+      </w:r>
+      <w:r>
+        <w:rPr>
+          <w:rStyle w:val="CommentTok"/>
+        </w:rPr>
+        <w:t xml:space="preserve"># nolint: object_name_linter.</w:t>
+      </w:r>
+      <w:r>
+        <w:br/>
+      </w:r>
+      <w:r>
+        <w:rPr>
+          <w:rStyle w:val="NormalTok"/>
+        </w:rPr>
+        <w:t xml:space="preserve">  </w:t>
+      </w:r>
+      <w:r>
+        <w:rPr>
+          <w:rStyle w:val="AttributeTok"/>
+        </w:rPr>
+        <w:t xml:space="preserve">previous_plot =</w:t>
+      </w:r>
+      <w:r>
+        <w:rPr>
+          <w:rStyle w:val="NormalTok"/>
+        </w:rPr>
+        <w:t xml:space="preserve"> lik_HlyE_IgA,</w:t>
+      </w:r>
+      <w:r>
+        <w:br/>
+      </w:r>
+      <w:r>
+        <w:rPr>
+          <w:rStyle w:val="NormalTok"/>
+        </w:rPr>
+        <w:t xml:space="preserve">  </w:t>
+      </w:r>
+      <w:r>
+        <w:rPr>
+          <w:rStyle w:val="AttributeTok"/>
+        </w:rPr>
+        <w:t xml:space="preserve">pop_data =</w:t>
+      </w:r>
+      <w:r>
+        <w:rPr>
+          <w:rStyle w:val="NormalTok"/>
+        </w:rPr>
+        <w:t xml:space="preserve"> xs_data,</w:t>
+      </w:r>
+      <w:r>
+        <w:br/>
+      </w:r>
+      <w:r>
+        <w:rPr>
+          <w:rStyle w:val="NormalTok"/>
+        </w:rPr>
+        <w:t xml:space="preserve">  </w:t>
+      </w:r>
+      <w:r>
+        <w:rPr>
+          <w:rStyle w:val="AttributeTok"/>
+        </w:rPr>
+        <w:t xml:space="preserve">curve_params =</w:t>
+      </w:r>
+      <w:r>
+        <w:rPr>
+          <w:rStyle w:val="NormalTok"/>
+        </w:rPr>
+        <w:t xml:space="preserve"> curves,</w:t>
+      </w:r>
+      <w:r>
+        <w:br/>
+      </w:r>
+      <w:r>
+        <w:rPr>
+          <w:rStyle w:val="NormalTok"/>
+        </w:rPr>
+        <w:t xml:space="preserve">  </w:t>
+      </w:r>
+      <w:r>
+        <w:rPr>
+          <w:rStyle w:val="AttributeTok"/>
+        </w:rPr>
+        <w:t xml:space="preserve">noise_params =</w:t>
+      </w:r>
+      <w:r>
+        <w:rPr>
+          <w:rStyle w:val="NormalTok"/>
+        </w:rPr>
+        <w:t xml:space="preserve"> noise,</w:t>
+      </w:r>
+      <w:r>
+        <w:br/>
+      </w:r>
+      <w:r>
+        <w:rPr>
+          <w:rStyle w:val="NormalTok"/>
+        </w:rPr>
+        <w:t xml:space="preserve">  </w:t>
+      </w:r>
+      <w:r>
+        <w:rPr>
+          <w:rStyle w:val="AttributeTok"/>
+        </w:rPr>
+        <w:t xml:space="preserve">antigen_isos =</w:t>
+      </w:r>
+      <w:r>
+        <w:rPr>
+          <w:rStyle w:val="NormalTok"/>
+        </w:rPr>
+        <w:t xml:space="preserve"> </w:t>
+      </w:r>
+      <w:r>
+        <w:rPr>
+          <w:rStyle w:val="StringTok"/>
+        </w:rPr>
+        <w:t xml:space="preserve">"HlyE_IgG"</w:t>
+      </w:r>
+      <w:r>
+        <w:rPr>
+          <w:rStyle w:val="NormalTok"/>
+        </w:rPr>
+        <w:t xml:space="preserve">,</w:t>
+      </w:r>
+      <w:r>
+        <w:br/>
+      </w:r>
+      <w:r>
+        <w:rPr>
+          <w:rStyle w:val="NormalTok"/>
+        </w:rPr>
+        <w:t xml:space="preserve">  </w:t>
+      </w:r>
+      <w:r>
+        <w:rPr>
+          <w:rStyle w:val="AttributeTok"/>
+        </w:rPr>
+        <w:t xml:space="preserve">log_x =</w:t>
+      </w:r>
+      <w:r>
+        <w:rPr>
+          <w:rStyle w:val="NormalTok"/>
+        </w:rPr>
+        <w:t xml:space="preserve"> </w:t>
+      </w:r>
+      <w:r>
+        <w:rPr>
+          <w:rStyle w:val="ConstantTok"/>
+        </w:rPr>
+        <w:t xml:space="preserve">TRUE</w:t>
+      </w:r>
+      <w:r>
+        <w:br/>
+      </w:r>
+      <w:r>
+        <w:rPr>
+          <w:rStyle w:val="NormalTok"/>
+        </w:rPr>
+        <w:t xml:space="preserve">)</w:t>
+      </w:r>
+      <w:r>
+        <w:br/>
+      </w:r>
+      <w:r>
+        <w:br/>
+      </w:r>
+      <w:r>
+        <w:rPr>
+          <w:rStyle w:val="NormalTok"/>
+        </w:rPr>
+        <w:t xml:space="preserve">lik_both </w:t>
+      </w:r>
+      <w:r>
+        <w:rPr>
+          <w:rStyle w:val="OtherTok"/>
+        </w:rPr>
+        <w:t xml:space="preserve">&lt;-</w:t>
+      </w:r>
+      <w:r>
+        <w:rPr>
+          <w:rStyle w:val="NormalTok"/>
+        </w:rPr>
+        <w:t xml:space="preserve"> </w:t>
+      </w:r>
+      <w:r>
+        <w:rPr>
+          <w:rStyle w:val="FunctionTok"/>
+        </w:rPr>
+        <w:t xml:space="preserve">graph_loglik</w:t>
+      </w:r>
+      <w:r>
+        <w:rPr>
+          <w:rStyle w:val="NormalTok"/>
+        </w:rPr>
+        <w:t xml:space="preserve">(</w:t>
+      </w:r>
+      <w:r>
+        <w:br/>
+      </w:r>
+      <w:r>
+        <w:rPr>
+          <w:rStyle w:val="NormalTok"/>
+        </w:rPr>
+        <w:t xml:space="preserve">  </w:t>
+      </w:r>
+      <w:r>
+        <w:rPr>
+          <w:rStyle w:val="AttributeTok"/>
+        </w:rPr>
+        <w:t xml:space="preserve">previous_plot =</w:t>
+      </w:r>
+      <w:r>
+        <w:rPr>
+          <w:rStyle w:val="NormalTok"/>
+        </w:rPr>
+        <w:t xml:space="preserve"> lik_HlyE_IgG,</w:t>
+      </w:r>
+      <w:r>
+        <w:br/>
+      </w:r>
+      <w:r>
+        <w:rPr>
+          <w:rStyle w:val="NormalTok"/>
+        </w:rPr>
+        <w:t xml:space="preserve">  </w:t>
+      </w:r>
+      <w:r>
+        <w:rPr>
+          <w:rStyle w:val="AttributeTok"/>
+        </w:rPr>
+        <w:t xml:space="preserve">pop_data =</w:t>
+      </w:r>
+      <w:r>
+        <w:rPr>
+          <w:rStyle w:val="NormalTok"/>
+        </w:rPr>
+        <w:t xml:space="preserve"> xs_data,</w:t>
+      </w:r>
+      <w:r>
+        <w:br/>
+      </w:r>
+      <w:r>
+        <w:rPr>
+          <w:rStyle w:val="NormalTok"/>
+        </w:rPr>
+        <w:t xml:space="preserve">  </w:t>
+      </w:r>
+      <w:r>
+        <w:rPr>
+          <w:rStyle w:val="AttributeTok"/>
+        </w:rPr>
+        <w:t xml:space="preserve">curve_params =</w:t>
+      </w:r>
+      <w:r>
+        <w:rPr>
+          <w:rStyle w:val="NormalTok"/>
+        </w:rPr>
+        <w:t xml:space="preserve"> curves,</w:t>
+      </w:r>
+      <w:r>
+        <w:br/>
+      </w:r>
+      <w:r>
+        <w:rPr>
+          <w:rStyle w:val="NormalTok"/>
+        </w:rPr>
+        <w:t xml:space="preserve">  </w:t>
+      </w:r>
+      <w:r>
+        <w:rPr>
+          <w:rStyle w:val="AttributeTok"/>
+        </w:rPr>
+        <w:t xml:space="preserve">noise_params =</w:t>
+      </w:r>
+      <w:r>
+        <w:rPr>
+          <w:rStyle w:val="NormalTok"/>
+        </w:rPr>
+        <w:t xml:space="preserve"> noise,</w:t>
+      </w:r>
+      <w:r>
+        <w:br/>
+      </w:r>
+      <w:r>
+        <w:rPr>
+          <w:rStyle w:val="NormalTok"/>
+        </w:rPr>
+        <w:t xml:space="preserve">  </w:t>
+      </w:r>
+      <w:r>
+        <w:rPr>
+          <w:rStyle w:val="AttributeTok"/>
+        </w:rPr>
+        <w:t xml:space="preserve">antigen_isos =</w:t>
+      </w:r>
+      <w:r>
+        <w:rPr>
+          <w:rStyle w:val="NormalTok"/>
+        </w:rPr>
+        <w:t xml:space="preserve"> </w:t>
+      </w:r>
+      <w:r>
+        <w:rPr>
+          <w:rStyle w:val="FunctionTok"/>
+        </w:rPr>
+        <w:t xml:space="preserve">c</w:t>
+      </w:r>
+      <w:r>
+        <w:rPr>
+          <w:rStyle w:val="NormalTok"/>
+        </w:rPr>
+        <w:t xml:space="preserve">(</w:t>
+      </w:r>
+      <w:r>
+        <w:rPr>
+          <w:rStyle w:val="StringTok"/>
+        </w:rPr>
+        <w:t xml:space="preserve">"HlyE_IgG"</w:t>
+      </w:r>
+      <w:r>
+        <w:rPr>
+          <w:rStyle w:val="NormalTok"/>
+        </w:rPr>
+        <w:t xml:space="preserve">, </w:t>
+      </w:r>
+      <w:r>
+        <w:rPr>
+          <w:rStyle w:val="StringTok"/>
+        </w:rPr>
+        <w:t xml:space="preserve">"HlyE_IgA"</w:t>
+      </w:r>
+      <w:r>
+        <w:rPr>
+          <w:rStyle w:val="NormalTok"/>
+        </w:rPr>
+        <w:t xml:space="preserve">),</w:t>
+      </w:r>
+      <w:r>
+        <w:br/>
+      </w:r>
+      <w:r>
+        <w:rPr>
+          <w:rStyle w:val="NormalTok"/>
+        </w:rPr>
+        <w:t xml:space="preserve">  </w:t>
+      </w:r>
+      <w:r>
+        <w:rPr>
+          <w:rStyle w:val="AttributeTok"/>
+        </w:rPr>
+        <w:t xml:space="preserve">log_x =</w:t>
+      </w:r>
+      <w:r>
+        <w:rPr>
+          <w:rStyle w:val="NormalTok"/>
+        </w:rPr>
+        <w:t xml:space="preserve"> </w:t>
+      </w:r>
+      <w:r>
+        <w:rPr>
+          <w:rStyle w:val="ConstantTok"/>
+        </w:rPr>
+        <w:t xml:space="preserve">TRUE</w:t>
+      </w:r>
+      <w:r>
+        <w:br/>
+      </w:r>
+      <w:r>
+        <w:rPr>
+          <w:rStyle w:val="NormalTok"/>
+        </w:rPr>
+        <w:t xml:space="preserve">)</w:t>
+      </w:r>
+      <w:r>
+        <w:br/>
+      </w:r>
+      <w:r>
+        <w:br/>
+      </w:r>
+      <w:r>
+        <w:rPr>
+          <w:rStyle w:val="FunctionTok"/>
+        </w:rPr>
+        <w:t xml:space="preserve">print</w:t>
+      </w:r>
+      <w:r>
+        <w:rPr>
+          <w:rStyle w:val="NormalTok"/>
+        </w:rPr>
+        <w:t xml:space="preserve">(lik_both)</w:t>
       </w:r>
     </w:p>
     <w:tbl>
@@ -20418,7 +24731,7 @@
       <w:tr>
         <w:tc>
           <w:tcPr/>
-          <w:bookmarkStart w:id="97" w:name="fig-loglik"/>
+          <w:bookmarkStart w:id="99" w:name="fig-loglik"/>
           <w:p>
             <w:pPr>
               <w:pStyle w:val="Compact"/>
@@ -20429,18 +24742,18 @@
                 <wp:inline>
                   <wp:extent cx="4620126" cy="3696101"/>
                   <wp:effectExtent b="0" l="0" r="0" t="0"/>
-                  <wp:docPr descr="" title="" id="95" name="Picture"/>
+                  <wp:docPr descr="" title="" id="97" name="Picture"/>
                   <a:graphic>
                     <a:graphicData uri="http://schemas.openxmlformats.org/drawingml/2006/picture">
                       <pic:pic>
                         <pic:nvPicPr>
-                          <pic:cNvPr descr="methodology_files/figure-docx/fig-loglik-1.png" id="96" name="Picture"/>
+                          <pic:cNvPr descr="methodology_files/figure-docx/fig-loglik-1.png" id="98" name="Picture"/>
                           <pic:cNvPicPr>
                             <a:picLocks noChangeArrowheads="1" noChangeAspect="1"/>
                           </pic:cNvPicPr>
                         </pic:nvPicPr>
                         <pic:blipFill>
-                          <a:blip r:embed="rId94"/>
+                          <a:blip r:embed="rId96"/>
                           <a:stretch>
                             <a:fillRect/>
                           </a:stretch>
@@ -20477,15 +24790,15 @@
               <w:pStyle w:val="ImageCaption"/>
             </w:pPr>
             <w:r>
-              <w:t xml:space="preserve">Figure 5: Example log(likelihood) curves</w:t>
+              <w:t xml:space="preserve">Figure 5: Log-likelihood curves for HlyE IgA alone, HlyE IgG alone, and both biomarkers combined.</w:t>
             </w:r>
           </w:p>
-          <w:bookmarkEnd w:id="97"/>
+          <w:bookmarkEnd w:id="99"/>
         </w:tc>
       </w:tr>
     </w:tbl>
-    <w:bookmarkEnd w:id="98"/>
-    <w:bookmarkStart w:id="102" w:name="X2f1a22e0e8bfbbb3bd4a9b4c70c58b4086e4038"/>
+    <w:bookmarkEnd w:id="100"/>
+    <w:bookmarkStart w:id="104" w:name="X2f1a22e0e8bfbbb3bd4a9b4c70c58b4086e4038"/>
     <w:p>
       <w:pPr>
         <w:pStyle w:val="Heading2"/>
@@ -20588,18 +24901,18 @@
           <wp:inline>
             <wp:extent cx="5334000" cy="5776895"/>
             <wp:effectExtent b="0" l="0" r="0" t="0"/>
-            <wp:docPr descr="Decay curves (A), peak antibody levels (B), and decay rates (C) for HlyE and LPS (IgG/IgA), by country (Bangladesh, Pakistan, Nepal, Ghana). SEES study." title="" id="100" name="Picture"/>
+            <wp:docPr descr="Decay curves (A), peak antibody levels (B), and decay rates (C) for HlyE and LPS (IgG/IgA), by country (Bangladesh, Pakistan, Nepal, Ghana). SEES study." title="" id="102" name="Picture"/>
             <a:graphic>
               <a:graphicData uri="http://schemas.openxmlformats.org/drawingml/2006/picture">
                 <pic:pic>
                   <pic:nvPicPr>
-                    <pic:cNvPr descr="../man/figures/kinetics-variation-1.png" id="101" name="Picture"/>
+                    <pic:cNvPr descr="../man/figures/kinetics-variation-1.png" id="103" name="Picture"/>
                     <pic:cNvPicPr>
                       <a:picLocks noChangeArrowheads="1" noChangeAspect="1"/>
                     </pic:cNvPicPr>
                   </pic:nvPicPr>
                   <pic:blipFill>
-                    <a:blip r:embed="rId99"/>
+                    <a:blip r:embed="rId101"/>
                     <a:stretch>
                       <a:fillRect/>
                     </a:stretch>
@@ -20634,8 +24947,8 @@
         <w:t xml:space="preserve">Decay curves (A), peak antibody levels (B), and decay rates (C) for HlyE and LPS (IgG/IgA), by country (Bangladesh, Pakistan, Nepal, Ghana). SEES study.</w:t>
       </w:r>
     </w:p>
-    <w:bookmarkEnd w:id="102"/>
-    <w:bookmarkStart w:id="106" w:name="Xe0d498a7f1d34353def60f09705ade4ab365d1e"/>
+    <w:bookmarkEnd w:id="104"/>
+    <w:bookmarkStart w:id="108" w:name="Xe0d498a7f1d34353def60f09705ade4ab365d1e"/>
     <w:p>
       <w:pPr>
         <w:pStyle w:val="Heading2"/>
@@ -20653,18 +24966,18 @@
           <wp:inline>
             <wp:extent cx="5334000" cy="4364181"/>
             <wp:effectExtent b="0" l="0" r="0" t="0"/>
-            <wp:docPr descr="Decay curves by age stratum (&lt;5, 5–15, 16+) and serotype (Typhi vs Paratyphi A), for HlyE and LPS (IgG/IgA). SEES study." title="" id="104" name="Picture"/>
+            <wp:docPr descr="Decay curves by age stratum (&lt;5, 5–15, 16+) and serotype (Typhi vs Paratyphi A), for HlyE and LPS (IgG/IgA). SEES study." title="" id="106" name="Picture"/>
             <a:graphic>
               <a:graphicData uri="http://schemas.openxmlformats.org/drawingml/2006/picture">
                 <pic:pic>
                   <pic:nvPicPr>
-                    <pic:cNvPr descr="../man/figures/kinetics-variation-2.png" id="105" name="Picture"/>
+                    <pic:cNvPr descr="../man/figures/kinetics-variation-2.png" id="107" name="Picture"/>
                     <pic:cNvPicPr>
                       <a:picLocks noChangeArrowheads="1" noChangeAspect="1"/>
                     </pic:cNvPicPr>
                   </pic:nvPicPr>
                   <pic:blipFill>
-                    <a:blip r:embed="rId103"/>
+                    <a:blip r:embed="rId105"/>
                     <a:stretch>
                       <a:fillRect/>
                     </a:stretch>
@@ -20748,9 +25061,9 @@
         <w:t xml:space="preserve">is on the roadmap.</w:t>
       </w:r>
     </w:p>
-    <w:bookmarkEnd w:id="106"/>
-    <w:bookmarkEnd w:id="107"/>
-    <w:bookmarkStart w:id="119" w:name="estimating-the-curves-with-serodynamics"/>
+    <w:bookmarkEnd w:id="108"/>
+    <w:bookmarkEnd w:id="109"/>
+    <w:bookmarkStart w:id="121" w:name="estimating-the-curves-with-serodynamics"/>
     <w:p>
       <w:pPr>
         <w:pStyle w:val="Heading1"/>
@@ -20768,7 +25081,7 @@
         <w:t xml:space="preserve">serodynamics</w:t>
       </w:r>
     </w:p>
-    <w:bookmarkStart w:id="108" w:name="where-do-the-curve-parameters-come-from"/>
+    <w:bookmarkStart w:id="110" w:name="where-do-the-curve-parameters-come-from"/>
     <w:p>
       <w:pPr>
         <w:pStyle w:val="Heading2"/>
@@ -20968,8 +25281,8 @@
         <w:t xml:space="preserve">)</w:t>
       </w:r>
     </w:p>
-    <w:bookmarkEnd w:id="108"/>
-    <w:bookmarkStart w:id="110" w:name="the-serodynamics-package"/>
+    <w:bookmarkEnd w:id="110"/>
+    <w:bookmarkStart w:id="112" w:name="the-serodynamics-package"/>
     <w:p>
       <w:pPr>
         <w:pStyle w:val="Heading2"/>
@@ -20997,7 +25310,7 @@
       <w:pPr>
         <w:pStyle w:val="FirstParagraph"/>
       </w:pPr>
-      <w:hyperlink r:id="rId109">
+      <w:hyperlink r:id="rId111">
         <w:r>
           <w:rPr>
             <w:rStyle w:val="VerbatimChar"/>
@@ -21100,8 +25413,8 @@
         <w:t xml:space="preserve">packages that into a single reusable, validated workflow.</w:t>
       </w:r>
     </w:p>
-    <w:bookmarkEnd w:id="110"/>
-    <w:bookmarkStart w:id="111" w:name="a-typical-serodynamics-workflow"/>
+    <w:bookmarkEnd w:id="112"/>
+    <w:bookmarkStart w:id="113" w:name="a-typical-serodynamics-workflow"/>
     <w:p>
       <w:pPr>
         <w:pStyle w:val="Heading2"/>
@@ -21127,6 +25440,203 @@
     </w:p>
     <w:p>
       <w:pPr>
+        <w:pStyle w:val="SourceCode"/>
+      </w:pPr>
+      <w:r>
+        <w:rPr>
+          <w:rStyle w:val="FunctionTok"/>
+        </w:rPr>
+        <w:t xml:space="preserve">library</w:t>
+      </w:r>
+      <w:r>
+        <w:rPr>
+          <w:rStyle w:val="NormalTok"/>
+        </w:rPr>
+        <w:t xml:space="preserve">(serodynamics)</w:t>
+      </w:r>
+      <w:r>
+        <w:br/>
+      </w:r>
+      <w:r>
+        <w:br/>
+      </w:r>
+      <w:r>
+        <w:rPr>
+          <w:rStyle w:val="CommentTok"/>
+        </w:rPr>
+        <w:t xml:space="preserve"># Longitudinal confirmed-case data (example data ships with the package)</w:t>
+      </w:r>
+      <w:r>
+        <w:br/>
+      </w:r>
+      <w:r>
+        <w:rPr>
+          <w:rStyle w:val="FunctionTok"/>
+        </w:rPr>
+        <w:t xml:space="preserve">data</w:t>
+      </w:r>
+      <w:r>
+        <w:rPr>
+          <w:rStyle w:val="NormalTok"/>
+        </w:rPr>
+        <w:t xml:space="preserve">(</w:t>
+      </w:r>
+      <w:r>
+        <w:rPr>
+          <w:rStyle w:val="StringTok"/>
+        </w:rPr>
+        <w:t xml:space="preserve">"nepal_sees"</w:t>
+      </w:r>
+      <w:r>
+        <w:rPr>
+          <w:rStyle w:val="NormalTok"/>
+        </w:rPr>
+        <w:t xml:space="preserve">)</w:t>
+      </w:r>
+      <w:r>
+        <w:br/>
+      </w:r>
+      <w:r>
+        <w:br/>
+      </w:r>
+      <w:r>
+        <w:rPr>
+          <w:rStyle w:val="CommentTok"/>
+        </w:rPr>
+        <w:t xml:space="preserve"># Fit the two-phase model by MCMC (JAGS); slow, so not run here</w:t>
+      </w:r>
+      <w:r>
+        <w:br/>
+      </w:r>
+      <w:r>
+        <w:rPr>
+          <w:rStyle w:val="NormalTok"/>
+        </w:rPr>
+        <w:t xml:space="preserve">fit </w:t>
+      </w:r>
+      <w:r>
+        <w:rPr>
+          <w:rStyle w:val="OtherTok"/>
+        </w:rPr>
+        <w:t xml:space="preserve">&lt;-</w:t>
+      </w:r>
+      <w:r>
+        <w:rPr>
+          <w:rStyle w:val="NormalTok"/>
+        </w:rPr>
+        <w:t xml:space="preserve"> </w:t>
+      </w:r>
+      <w:r>
+        <w:rPr>
+          <w:rStyle w:val="FunctionTok"/>
+        </w:rPr>
+        <w:t xml:space="preserve">run_mod</w:t>
+      </w:r>
+      <w:r>
+        <w:rPr>
+          <w:rStyle w:val="NormalTok"/>
+        </w:rPr>
+        <w:t xml:space="preserve">(</w:t>
+      </w:r>
+      <w:r>
+        <w:rPr>
+          <w:rStyle w:val="AttributeTok"/>
+        </w:rPr>
+        <w:t xml:space="preserve">data =</w:t>
+      </w:r>
+      <w:r>
+        <w:rPr>
+          <w:rStyle w:val="NormalTok"/>
+        </w:rPr>
+        <w:t xml:space="preserve"> nepal_sees, </w:t>
+      </w:r>
+      <w:r>
+        <w:rPr>
+          <w:rStyle w:val="AttributeTok"/>
+        </w:rPr>
+        <w:t xml:space="preserve">with_post =</w:t>
+      </w:r>
+      <w:r>
+        <w:rPr>
+          <w:rStyle w:val="NormalTok"/>
+        </w:rPr>
+        <w:t xml:space="preserve"> </w:t>
+      </w:r>
+      <w:r>
+        <w:rPr>
+          <w:rStyle w:val="ConstantTok"/>
+        </w:rPr>
+        <w:t xml:space="preserve">TRUE</w:t>
+      </w:r>
+      <w:r>
+        <w:rPr>
+          <w:rStyle w:val="NormalTok"/>
+        </w:rPr>
+        <w:t xml:space="preserve">)</w:t>
+      </w:r>
+      <w:r>
+        <w:br/>
+      </w:r>
+      <w:r>
+        <w:br/>
+      </w:r>
+      <w:r>
+        <w:rPr>
+          <w:rStyle w:val="CommentTok"/>
+        </w:rPr>
+        <w:t xml:space="preserve"># Check convergence, then export serocalculator-ready curve parameters</w:t>
+      </w:r>
+      <w:r>
+        <w:br/>
+      </w:r>
+      <w:r>
+        <w:rPr>
+          <w:rStyle w:val="FunctionTok"/>
+        </w:rPr>
+        <w:t xml:space="preserve">plot_jags_Rhat</w:t>
+      </w:r>
+      <w:r>
+        <w:rPr>
+          <w:rStyle w:val="NormalTok"/>
+        </w:rPr>
+        <w:t xml:space="preserve">(fit)</w:t>
+      </w:r>
+      <w:r>
+        <w:br/>
+      </w:r>
+      <w:r>
+        <w:rPr>
+          <w:rStyle w:val="NormalTok"/>
+        </w:rPr>
+        <w:t xml:space="preserve">curve_params </w:t>
+      </w:r>
+      <w:r>
+        <w:rPr>
+          <w:rStyle w:val="OtherTok"/>
+        </w:rPr>
+        <w:t xml:space="preserve">&lt;-</w:t>
+      </w:r>
+      <w:r>
+        <w:rPr>
+          <w:rStyle w:val="NormalTok"/>
+        </w:rPr>
+        <w:t xml:space="preserve"> </w:t>
+      </w:r>
+      <w:r>
+        <w:rPr>
+          <w:rStyle w:val="FunctionTok"/>
+        </w:rPr>
+        <w:t xml:space="preserve">postprocess_jags_output</w:t>
+      </w:r>
+      <w:r>
+        <w:rPr>
+          <w:rStyle w:val="NormalTok"/>
+        </w:rPr>
+        <w:t xml:space="preserve">(fit)</w:t>
+      </w:r>
+    </w:p>
+    <w:p>
+      <w:pPr>
         <w:pStyle w:val="FirstParagraph"/>
       </w:pPr>
       <w:r>
@@ -21163,8 +25673,8 @@
         <w:t xml:space="preserve">) for experimentation.</w:t>
       </w:r>
     </w:p>
-    <w:bookmarkEnd w:id="111"/>
-    <w:bookmarkStart w:id="115" w:name="what-a-fitted-model-looks-like"/>
+    <w:bookmarkEnd w:id="113"/>
+    <w:bookmarkStart w:id="117" w:name="what-a-fitted-model-looks-like"/>
     <w:p>
       <w:pPr>
         <w:pStyle w:val="Heading2"/>
@@ -21227,6 +25737,98 @@
       </w:pPr>
       <w:r>
         <w:t xml:space="preserve">The overlapping chains indicate good convergence.</w:t>
+      </w:r>
+    </w:p>
+    <w:p>
+      <w:pPr>
+        <w:pStyle w:val="SourceCode"/>
+      </w:pPr>
+      <w:r>
+        <w:rPr>
+          <w:rStyle w:val="FunctionTok"/>
+        </w:rPr>
+        <w:t xml:space="preserve">data</w:t>
+      </w:r>
+      <w:r>
+        <w:rPr>
+          <w:rStyle w:val="NormalTok"/>
+        </w:rPr>
+        <w:t xml:space="preserve">(</w:t>
+      </w:r>
+      <w:r>
+        <w:rPr>
+          <w:rStyle w:val="StringTok"/>
+        </w:rPr>
+        <w:t xml:space="preserve">"nepal_sees_jags_output"</w:t>
+      </w:r>
+      <w:r>
+        <w:rPr>
+          <w:rStyle w:val="NormalTok"/>
+        </w:rPr>
+        <w:t xml:space="preserve">)</w:t>
+      </w:r>
+      <w:r>
+        <w:br/>
+      </w:r>
+      <w:r>
+        <w:rPr>
+          <w:rStyle w:val="FunctionTok"/>
+        </w:rPr>
+        <w:t xml:space="preserve">plot_jags_dens</w:t>
+      </w:r>
+      <w:r>
+        <w:rPr>
+          <w:rStyle w:val="NormalTok"/>
+        </w:rPr>
+        <w:t xml:space="preserve">(nepal_sees_jags_output, </w:t>
+      </w:r>
+      <w:r>
+        <w:rPr>
+          <w:rStyle w:val="AttributeTok"/>
+        </w:rPr>
+        <w:t xml:space="preserve">iso =</w:t>
+      </w:r>
+      <w:r>
+        <w:rPr>
+          <w:rStyle w:val="NormalTok"/>
+        </w:rPr>
+        <w:t xml:space="preserve"> </w:t>
+      </w:r>
+      <w:r>
+        <w:rPr>
+          <w:rStyle w:val="StringTok"/>
+        </w:rPr>
+        <w:t xml:space="preserve">"HlyE_IgG"</w:t>
+      </w:r>
+      <w:r>
+        <w:rPr>
+          <w:rStyle w:val="NormalTok"/>
+        </w:rPr>
+        <w:t xml:space="preserve">, </w:t>
+      </w:r>
+      <w:r>
+        <w:rPr>
+          <w:rStyle w:val="AttributeTok"/>
+        </w:rPr>
+        <w:t xml:space="preserve">strat =</w:t>
+      </w:r>
+      <w:r>
+        <w:rPr>
+          <w:rStyle w:val="NormalTok"/>
+        </w:rPr>
+        <w:t xml:space="preserve"> </w:t>
+      </w:r>
+      <w:r>
+        <w:rPr>
+          <w:rStyle w:val="StringTok"/>
+        </w:rPr>
+        <w:t xml:space="preserve">"typhi"</w:t>
+      </w:r>
+      <w:r>
+        <w:rPr>
+          <w:rStyle w:val="NormalTok"/>
+        </w:rPr>
+        <w:t xml:space="preserve">)</w:t>
       </w:r>
     </w:p>
     <w:p>
@@ -21238,18 +25840,18 @@
           <wp:inline>
             <wp:extent cx="5334000" cy="3000375"/>
             <wp:effectExtent b="0" l="0" r="0" t="0"/>
-            <wp:docPr descr="Posterior densities of the five kinetic parameters from the cached nepal_sees_jags_output fit (HlyE IgG, Typhi), by MCMC chain." title="" id="113" name="Picture"/>
+            <wp:docPr descr="Posterior densities of the five kinetic parameters from the cached nepal_sees_jags_output fit (HlyE IgG, Typhi), by MCMC chain." title="" id="115" name="Picture"/>
             <a:graphic>
               <a:graphicData uri="http://schemas.openxmlformats.org/drawingml/2006/picture">
                 <pic:pic>
                   <pic:nvPicPr>
-                    <pic:cNvPr descr="../man/figures/serodynamics-cached-fit.png" id="114" name="Picture"/>
+                    <pic:cNvPr descr="../man/figures/serodynamics-cached-fit.png" id="116" name="Picture"/>
                     <pic:cNvPicPr>
                       <a:picLocks noChangeArrowheads="1" noChangeAspect="1"/>
                     </pic:cNvPicPr>
                   </pic:nvPicPr>
                   <pic:blipFill>
-                    <a:blip r:embed="rId112"/>
+                    <a:blip r:embed="rId114"/>
                     <a:stretch>
                       <a:fillRect/>
                     </a:stretch>
@@ -21312,8 +25914,8 @@
         <w:t xml:space="preserve">), by MCMC chain.</w:t>
       </w:r>
     </w:p>
-    <w:bookmarkEnd w:id="115"/>
-    <w:bookmarkStart w:id="116" w:name="two-packages-one-pipeline"/>
+    <w:bookmarkEnd w:id="117"/>
+    <w:bookmarkStart w:id="118" w:name="two-packages-one-pipeline"/>
     <w:p>
       <w:pPr>
         <w:pStyle w:val="Heading2"/>
@@ -21513,8 +26115,8 @@
         <w:t xml:space="preserve">.</w:t>
       </w:r>
     </w:p>
-    <w:bookmarkEnd w:id="116"/>
-    <w:bookmarkStart w:id="117" w:name="Xa625c662368e6f2938faae2901140a37208e45f"/>
+    <w:bookmarkEnd w:id="118"/>
+    <w:bookmarkStart w:id="119" w:name="Xa625c662368e6f2938faae2901140a37208e45f"/>
     <w:p>
       <w:pPr>
         <w:pStyle w:val="Heading2"/>
@@ -22272,8 +26874,8 @@
         <w:t xml:space="preserve">the curve-parameter object.</w:t>
       </w:r>
     </w:p>
-    <w:bookmarkEnd w:id="117"/>
-    <w:bookmarkStart w:id="118" w:name="random-effects-and-variance-over-time"/>
+    <w:bookmarkEnd w:id="119"/>
+    <w:bookmarkStart w:id="120" w:name="random-effects-and-variance-over-time"/>
     <w:p>
       <w:pPr>
         <w:pStyle w:val="Heading2"/>
@@ -23084,9 +27686,9 @@
         <w:t xml:space="preserve">width is an explicit function of time since infection.</w:t>
       </w:r>
     </w:p>
-    <w:bookmarkEnd w:id="118"/>
-    <w:bookmarkEnd w:id="119"/>
-    <w:bookmarkStart w:id="128" w:name="using-serocalculator"/>
+    <w:bookmarkEnd w:id="120"/>
+    <w:bookmarkEnd w:id="121"/>
+    <w:bookmarkStart w:id="130" w:name="using-serocalculator"/>
     <w:p>
       <w:pPr>
         <w:pStyle w:val="Heading1"/>
@@ -23104,7 +27706,7 @@
         <w:t xml:space="preserve">serocalculator</w:t>
       </w:r>
     </w:p>
-    <w:bookmarkStart w:id="121" w:name="an-open-source-r-package"/>
+    <w:bookmarkStart w:id="123" w:name="an-open-source-r-package"/>
     <w:p>
       <w:pPr>
         <w:pStyle w:val="Heading2"/>
@@ -23123,7 +27725,7 @@
       <w:r>
         <w:t xml:space="preserve"> </w:t>
       </w:r>
-      <w:hyperlink r:id="rId120">
+      <w:hyperlink r:id="rId122">
         <w:r>
           <w:rPr>
             <w:rStyle w:val="VerbatimChar"/>
@@ -23138,8 +27740,313 @@
         <w:t xml:space="preserve">R package.</w:t>
       </w:r>
     </w:p>
-    <w:bookmarkEnd w:id="121"/>
-    <w:bookmarkStart w:id="122" w:name="estimating-seroincidence"/>
+    <w:p>
+      <w:pPr>
+        <w:pStyle w:val="SourceCode"/>
+      </w:pPr>
+      <w:r>
+        <w:rPr>
+          <w:rStyle w:val="FunctionTok"/>
+        </w:rPr>
+        <w:t xml:space="preserve">library</w:t>
+      </w:r>
+      <w:r>
+        <w:rPr>
+          <w:rStyle w:val="NormalTok"/>
+        </w:rPr>
+        <w:t xml:space="preserve">(serocalculator)</w:t>
+      </w:r>
+      <w:r>
+        <w:br/>
+      </w:r>
+      <w:r>
+        <w:br/>
+      </w:r>
+      <w:r>
+        <w:rPr>
+          <w:rStyle w:val="CommentTok"/>
+        </w:rPr>
+        <w:t xml:space="preserve"># Load antibody-decay curve parameters and cross-sectional population data</w:t>
+      </w:r>
+      <w:r>
+        <w:br/>
+      </w:r>
+      <w:r>
+        <w:rPr>
+          <w:rStyle w:val="NormalTok"/>
+        </w:rPr>
+        <w:t xml:space="preserve">curves </w:t>
+      </w:r>
+      <w:r>
+        <w:rPr>
+          <w:rStyle w:val="OtherTok"/>
+        </w:rPr>
+        <w:t xml:space="preserve">&lt;-</w:t>
+      </w:r>
+      <w:r>
+        <w:rPr>
+          <w:rStyle w:val="NormalTok"/>
+        </w:rPr>
+        <w:t xml:space="preserve"> </w:t>
+      </w:r>
+      <w:r>
+        <w:rPr>
+          <w:rStyle w:val="StringTok"/>
+        </w:rPr>
+        <w:t xml:space="preserve">"https://osf.io/download/rtw5k/"</w:t>
+      </w:r>
+      <w:r>
+        <w:rPr>
+          <w:rStyle w:val="NormalTok"/>
+        </w:rPr>
+        <w:t xml:space="preserve"> </w:t>
+      </w:r>
+      <w:r>
+        <w:rPr>
+          <w:rStyle w:val="SpecialCharTok"/>
+        </w:rPr>
+        <w:t xml:space="preserve">|&gt;</w:t>
+      </w:r>
+      <w:r>
+        <w:rPr>
+          <w:rStyle w:val="NormalTok"/>
+        </w:rPr>
+        <w:t xml:space="preserve"> </w:t>
+      </w:r>
+      <w:r>
+        <w:rPr>
+          <w:rStyle w:val="FunctionTok"/>
+        </w:rPr>
+        <w:t xml:space="preserve">load_sr_params</w:t>
+      </w:r>
+      <w:r>
+        <w:rPr>
+          <w:rStyle w:val="NormalTok"/>
+        </w:rPr>
+        <w:t xml:space="preserve">()</w:t>
+      </w:r>
+      <w:r>
+        <w:br/>
+      </w:r>
+      <w:r>
+        <w:rPr>
+          <w:rStyle w:val="NormalTok"/>
+        </w:rPr>
+        <w:t xml:space="preserve">xs_data </w:t>
+      </w:r>
+      <w:r>
+        <w:rPr>
+          <w:rStyle w:val="OtherTok"/>
+        </w:rPr>
+        <w:t xml:space="preserve">&lt;-</w:t>
+      </w:r>
+      <w:r>
+        <w:rPr>
+          <w:rStyle w:val="NormalTok"/>
+        </w:rPr>
+        <w:t xml:space="preserve"> </w:t>
+      </w:r>
+      <w:r>
+        <w:rPr>
+          <w:rStyle w:val="StringTok"/>
+        </w:rPr>
+        <w:t xml:space="preserve">"https://osf.io/download/n6cp3/"</w:t>
+      </w:r>
+      <w:r>
+        <w:rPr>
+          <w:rStyle w:val="NormalTok"/>
+        </w:rPr>
+        <w:t xml:space="preserve"> </w:t>
+      </w:r>
+      <w:r>
+        <w:rPr>
+          <w:rStyle w:val="SpecialCharTok"/>
+        </w:rPr>
+        <w:t xml:space="preserve">|&gt;</w:t>
+      </w:r>
+      <w:r>
+        <w:rPr>
+          <w:rStyle w:val="NormalTok"/>
+        </w:rPr>
+        <w:t xml:space="preserve"> </w:t>
+      </w:r>
+      <w:r>
+        <w:rPr>
+          <w:rStyle w:val="FunctionTok"/>
+        </w:rPr>
+        <w:t xml:space="preserve">load_pop_data</w:t>
+      </w:r>
+      <w:r>
+        <w:rPr>
+          <w:rStyle w:val="NormalTok"/>
+        </w:rPr>
+        <w:t xml:space="preserve">()</w:t>
+      </w:r>
+      <w:r>
+        <w:br/>
+      </w:r>
+      <w:r>
+        <w:rPr>
+          <w:rStyle w:val="NormalTok"/>
+        </w:rPr>
+        <w:t xml:space="preserve">noise </w:t>
+      </w:r>
+      <w:r>
+        <w:rPr>
+          <w:rStyle w:val="OtherTok"/>
+        </w:rPr>
+        <w:t xml:space="preserve">&lt;-</w:t>
+      </w:r>
+      <w:r>
+        <w:rPr>
+          <w:rStyle w:val="NormalTok"/>
+        </w:rPr>
+        <w:t xml:space="preserve"> </w:t>
+      </w:r>
+      <w:r>
+        <w:rPr>
+          <w:rStyle w:val="FunctionTok"/>
+        </w:rPr>
+        <w:t xml:space="preserve">url</w:t>
+      </w:r>
+      <w:r>
+        <w:rPr>
+          <w:rStyle w:val="NormalTok"/>
+        </w:rPr>
+        <w:t xml:space="preserve">(</w:t>
+      </w:r>
+      <w:r>
+        <w:rPr>
+          <w:rStyle w:val="StringTok"/>
+        </w:rPr>
+        <w:t xml:space="preserve">"https://osf.io/download/hqy4v/"</w:t>
+      </w:r>
+      <w:r>
+        <w:rPr>
+          <w:rStyle w:val="NormalTok"/>
+        </w:rPr>
+        <w:t xml:space="preserve">) </w:t>
+      </w:r>
+      <w:r>
+        <w:rPr>
+          <w:rStyle w:val="SpecialCharTok"/>
+        </w:rPr>
+        <w:t xml:space="preserve">|&gt;</w:t>
+      </w:r>
+      <w:r>
+        <w:rPr>
+          <w:rStyle w:val="NormalTok"/>
+        </w:rPr>
+        <w:t xml:space="preserve"> </w:t>
+      </w:r>
+      <w:r>
+        <w:rPr>
+          <w:rStyle w:val="FunctionTok"/>
+        </w:rPr>
+        <w:t xml:space="preserve">readRDS</w:t>
+      </w:r>
+      <w:r>
+        <w:rPr>
+          <w:rStyle w:val="NormalTok"/>
+        </w:rPr>
+        <w:t xml:space="preserve">()</w:t>
+      </w:r>
+      <w:r>
+        <w:br/>
+      </w:r>
+      <w:r>
+        <w:br/>
+      </w:r>
+      <w:r>
+        <w:rPr>
+          <w:rStyle w:val="CommentTok"/>
+        </w:rPr>
+        <w:t xml:space="preserve"># Visualize the cross-sectional antibody distribution</w:t>
+      </w:r>
+      <w:r>
+        <w:br/>
+      </w:r>
+      <w:r>
+        <w:rPr>
+          <w:rStyle w:val="NormalTok"/>
+        </w:rPr>
+        <w:t xml:space="preserve">xs_data </w:t>
+      </w:r>
+      <w:r>
+        <w:rPr>
+          <w:rStyle w:val="SpecialCharTok"/>
+        </w:rPr>
+        <w:t xml:space="preserve">|&gt;</w:t>
+      </w:r>
+      <w:r>
+        <w:rPr>
+          <w:rStyle w:val="NormalTok"/>
+        </w:rPr>
+        <w:t xml:space="preserve"> </w:t>
+      </w:r>
+      <w:r>
+        <w:rPr>
+          <w:rStyle w:val="FunctionTok"/>
+        </w:rPr>
+        <w:t xml:space="preserve">autoplot</w:t>
+      </w:r>
+      <w:r>
+        <w:rPr>
+          <w:rStyle w:val="NormalTok"/>
+        </w:rPr>
+        <w:t xml:space="preserve">(</w:t>
+      </w:r>
+      <w:r>
+        <w:rPr>
+          <w:rStyle w:val="AttributeTok"/>
+        </w:rPr>
+        <w:t xml:space="preserve">strata =</w:t>
+      </w:r>
+      <w:r>
+        <w:rPr>
+          <w:rStyle w:val="NormalTok"/>
+        </w:rPr>
+        <w:t xml:space="preserve"> </w:t>
+      </w:r>
+      <w:r>
+        <w:rPr>
+          <w:rStyle w:val="StringTok"/>
+        </w:rPr>
+        <w:t xml:space="preserve">"Country"</w:t>
+      </w:r>
+      <w:r>
+        <w:rPr>
+          <w:rStyle w:val="NormalTok"/>
+        </w:rPr>
+        <w:t xml:space="preserve">, </w:t>
+      </w:r>
+      <w:r>
+        <w:rPr>
+          <w:rStyle w:val="AttributeTok"/>
+        </w:rPr>
+        <w:t xml:space="preserve">type =</w:t>
+      </w:r>
+      <w:r>
+        <w:rPr>
+          <w:rStyle w:val="NormalTok"/>
+        </w:rPr>
+        <w:t xml:space="preserve"> </w:t>
+      </w:r>
+      <w:r>
+        <w:rPr>
+          <w:rStyle w:val="StringTok"/>
+        </w:rPr>
+        <w:t xml:space="preserve">"density"</w:t>
+      </w:r>
+      <w:r>
+        <w:rPr>
+          <w:rStyle w:val="NormalTok"/>
+        </w:rPr>
+        <w:t xml:space="preserve">)</w:t>
+      </w:r>
+    </w:p>
+    <w:bookmarkEnd w:id="123"/>
+    <w:bookmarkStart w:id="124" w:name="estimating-seroincidence"/>
     <w:p>
       <w:pPr>
         <w:pStyle w:val="Heading2"/>
@@ -23148,8 +28055,401 @@
         <w:t xml:space="preserve">7.2 Estimating seroincidence</w:t>
       </w:r>
     </w:p>
-    <w:bookmarkEnd w:id="122"/>
-    <w:bookmarkStart w:id="127" w:name="interactive-shiny-app"/>
+    <w:p>
+      <w:pPr>
+        <w:pStyle w:val="FirstParagraph"/>
+      </w:pPr>
+      <w:r>
+        <w:rPr>
+          <w:rStyle w:val="VerbatimChar"/>
+        </w:rPr>
+        <w:t xml:space="preserve">est_seroincidence_by()</w:t>
+      </w:r>
+      <w:r>
+        <w:t xml:space="preserve"> </w:t>
+      </w:r>
+      <w:r>
+        <w:t xml:space="preserve">maximizes the log-likelihood</w:t>
+      </w:r>
+      <w:r>
+        <w:t xml:space="preserve"> </w:t>
+      </w:r>
+      <m:oMath>
+        <m:r>
+          <m:rPr>
+            <m:sty m:val="p"/>
+          </m:rPr>
+          <m:t>log</m:t>
+        </m:r>
+        <m:r>
+          <m:rPr>
+            <m:scr m:val="script"/>
+            <m:sty m:val="p"/>
+          </m:rPr>
+          <m:t>L</m:t>
+        </m:r>
+        <m:r>
+          <m:rPr>
+            <m:sty m:val="p"/>
+          </m:rPr>
+          <m:t>(</m:t>
+        </m:r>
+        <m:r>
+          <m:t>λ</m:t>
+        </m:r>
+        <m:r>
+          <m:rPr>
+            <m:sty m:val="p"/>
+          </m:rPr>
+          <m:t>)</m:t>
+        </m:r>
+      </m:oMath>
+      <w:r>
+        <w:t xml:space="preserve"> </w:t>
+      </w:r>
+      <w:r>
+        <w:t xml:space="preserve">derived above,</w:t>
+      </w:r>
+      <w:r>
+        <w:t xml:space="preserve"> </w:t>
+      </w:r>
+      <w:r>
+        <w:t xml:space="preserve">separately within each stratum,</w:t>
+      </w:r>
+      <w:r>
+        <w:t xml:space="preserve"> </w:t>
+      </w:r>
+      <w:r>
+        <w:t xml:space="preserve">and</w:t>
+      </w:r>
+      <w:r>
+        <w:t xml:space="preserve"> </w:t>
+      </w:r>
+      <w:r>
+        <w:rPr>
+          <w:rStyle w:val="VerbatimChar"/>
+        </w:rPr>
+        <w:t xml:space="preserve">summary()</w:t>
+      </w:r>
+      <w:r>
+        <w:t xml:space="preserve"> </w:t>
+      </w:r>
+      <w:r>
+        <w:t xml:space="preserve">reports each stratum’s</w:t>
+      </w:r>
+      <w:r>
+        <w:t xml:space="preserve"> </w:t>
+      </w:r>
+      <m:oMath>
+        <m:acc>
+          <m:accPr>
+            <m:chr m:val="̂"/>
+          </m:accPr>
+          <m:e>
+            <m:r>
+              <m:t>λ</m:t>
+            </m:r>
+          </m:e>
+        </m:acc>
+      </m:oMath>
+      <w:r>
+        <w:t xml:space="preserve"> </w:t>
+      </w:r>
+      <w:r>
+        <w:t xml:space="preserve">with a standard error and confidence interval</w:t>
+      </w:r>
+      <w:r>
+        <w:t xml:space="preserve"> </w:t>
+      </w:r>
+      <w:r>
+        <w:t xml:space="preserve">(cluster-robust, if</w:t>
+      </w:r>
+      <w:r>
+        <w:t xml:space="preserve"> </w:t>
+      </w:r>
+      <w:r>
+        <w:rPr>
+          <w:rStyle w:val="VerbatimChar"/>
+        </w:rPr>
+        <w:t xml:space="preserve">cluster_var</w:t>
+      </w:r>
+      <w:r>
+        <w:t xml:space="preserve"> </w:t>
+      </w:r>
+      <w:r>
+        <w:t xml:space="preserve">was supplied):</w:t>
+      </w:r>
+    </w:p>
+    <w:p>
+      <w:pPr>
+        <w:pStyle w:val="SourceCode"/>
+      </w:pPr>
+      <w:r>
+        <w:rPr>
+          <w:rStyle w:val="CommentTok"/>
+        </w:rPr>
+        <w:t xml:space="preserve"># Estimate incidence, stratified by country and age group</w:t>
+      </w:r>
+      <w:r>
+        <w:br/>
+      </w:r>
+      <w:r>
+        <w:rPr>
+          <w:rStyle w:val="NormalTok"/>
+        </w:rPr>
+        <w:t xml:space="preserve">est </w:t>
+      </w:r>
+      <w:r>
+        <w:rPr>
+          <w:rStyle w:val="OtherTok"/>
+        </w:rPr>
+        <w:t xml:space="preserve">&lt;-</w:t>
+      </w:r>
+      <w:r>
+        <w:rPr>
+          <w:rStyle w:val="NormalTok"/>
+        </w:rPr>
+        <w:t xml:space="preserve"> </w:t>
+      </w:r>
+      <w:r>
+        <w:rPr>
+          <w:rStyle w:val="FunctionTok"/>
+        </w:rPr>
+        <w:t xml:space="preserve">est_seroincidence_by</w:t>
+      </w:r>
+      <w:r>
+        <w:rPr>
+          <w:rStyle w:val="NormalTok"/>
+        </w:rPr>
+        <w:t xml:space="preserve">(</w:t>
+      </w:r>
+      <w:r>
+        <w:br/>
+      </w:r>
+      <w:r>
+        <w:rPr>
+          <w:rStyle w:val="NormalTok"/>
+        </w:rPr>
+        <w:t xml:space="preserve">  </w:t>
+      </w:r>
+      <w:r>
+        <w:rPr>
+          <w:rStyle w:val="AttributeTok"/>
+        </w:rPr>
+        <w:t xml:space="preserve">pop_data =</w:t>
+      </w:r>
+      <w:r>
+        <w:rPr>
+          <w:rStyle w:val="NormalTok"/>
+        </w:rPr>
+        <w:t xml:space="preserve"> xs_data,</w:t>
+      </w:r>
+      <w:r>
+        <w:br/>
+      </w:r>
+      <w:r>
+        <w:rPr>
+          <w:rStyle w:val="NormalTok"/>
+        </w:rPr>
+        <w:t xml:space="preserve">  </w:t>
+      </w:r>
+      <w:r>
+        <w:rPr>
+          <w:rStyle w:val="AttributeTok"/>
+        </w:rPr>
+        <w:t xml:space="preserve">sr_params =</w:t>
+      </w:r>
+      <w:r>
+        <w:rPr>
+          <w:rStyle w:val="NormalTok"/>
+        </w:rPr>
+        <w:t xml:space="preserve"> curves,</w:t>
+      </w:r>
+      <w:r>
+        <w:br/>
+      </w:r>
+      <w:r>
+        <w:rPr>
+          <w:rStyle w:val="NormalTok"/>
+        </w:rPr>
+        <w:t xml:space="preserve">  </w:t>
+      </w:r>
+      <w:r>
+        <w:rPr>
+          <w:rStyle w:val="AttributeTok"/>
+        </w:rPr>
+        <w:t xml:space="preserve">noise_params =</w:t>
+      </w:r>
+      <w:r>
+        <w:rPr>
+          <w:rStyle w:val="NormalTok"/>
+        </w:rPr>
+        <w:t xml:space="preserve"> noise,</w:t>
+      </w:r>
+      <w:r>
+        <w:br/>
+      </w:r>
+      <w:r>
+        <w:rPr>
+          <w:rStyle w:val="NormalTok"/>
+        </w:rPr>
+        <w:t xml:space="preserve">  </w:t>
+      </w:r>
+      <w:r>
+        <w:rPr>
+          <w:rStyle w:val="AttributeTok"/>
+        </w:rPr>
+        <w:t xml:space="preserve">strata =</w:t>
+      </w:r>
+      <w:r>
+        <w:rPr>
+          <w:rStyle w:val="NormalTok"/>
+        </w:rPr>
+        <w:t xml:space="preserve"> </w:t>
+      </w:r>
+      <w:r>
+        <w:rPr>
+          <w:rStyle w:val="FunctionTok"/>
+        </w:rPr>
+        <w:t xml:space="preserve">c</w:t>
+      </w:r>
+      <w:r>
+        <w:rPr>
+          <w:rStyle w:val="NormalTok"/>
+        </w:rPr>
+        <w:t xml:space="preserve">(</w:t>
+      </w:r>
+      <w:r>
+        <w:rPr>
+          <w:rStyle w:val="StringTok"/>
+        </w:rPr>
+        <w:t xml:space="preserve">"Country"</w:t>
+      </w:r>
+      <w:r>
+        <w:rPr>
+          <w:rStyle w:val="NormalTok"/>
+        </w:rPr>
+        <w:t xml:space="preserve">, </w:t>
+      </w:r>
+      <w:r>
+        <w:rPr>
+          <w:rStyle w:val="StringTok"/>
+        </w:rPr>
+        <w:t xml:space="preserve">"ageCat"</w:t>
+      </w:r>
+      <w:r>
+        <w:rPr>
+          <w:rStyle w:val="NormalTok"/>
+        </w:rPr>
+        <w:t xml:space="preserve">),</w:t>
+      </w:r>
+      <w:r>
+        <w:br/>
+      </w:r>
+      <w:r>
+        <w:rPr>
+          <w:rStyle w:val="NormalTok"/>
+        </w:rPr>
+        <w:t xml:space="preserve">  </w:t>
+      </w:r>
+      <w:r>
+        <w:rPr>
+          <w:rStyle w:val="AttributeTok"/>
+        </w:rPr>
+        <w:t xml:space="preserve">antigen_isos =</w:t>
+      </w:r>
+      <w:r>
+        <w:rPr>
+          <w:rStyle w:val="NormalTok"/>
+        </w:rPr>
+        <w:t xml:space="preserve"> </w:t>
+      </w:r>
+      <w:r>
+        <w:rPr>
+          <w:rStyle w:val="FunctionTok"/>
+        </w:rPr>
+        <w:t xml:space="preserve">c</w:t>
+      </w:r>
+      <w:r>
+        <w:rPr>
+          <w:rStyle w:val="NormalTok"/>
+        </w:rPr>
+        <w:t xml:space="preserve">(</w:t>
+      </w:r>
+      <w:r>
+        <w:rPr>
+          <w:rStyle w:val="StringTok"/>
+        </w:rPr>
+        <w:t xml:space="preserve">"HlyE_IgG"</w:t>
+      </w:r>
+      <w:r>
+        <w:rPr>
+          <w:rStyle w:val="NormalTok"/>
+        </w:rPr>
+        <w:t xml:space="preserve">, </w:t>
+      </w:r>
+      <w:r>
+        <w:rPr>
+          <w:rStyle w:val="StringTok"/>
+        </w:rPr>
+        <w:t xml:space="preserve">"HlyE_IgA"</w:t>
+      </w:r>
+      <w:r>
+        <w:rPr>
+          <w:rStyle w:val="NormalTok"/>
+        </w:rPr>
+        <w:t xml:space="preserve">)</w:t>
+      </w:r>
+      <w:r>
+        <w:br/>
+      </w:r>
+      <w:r>
+        <w:rPr>
+          <w:rStyle w:val="NormalTok"/>
+        </w:rPr>
+        <w:t xml:space="preserve">)</w:t>
+      </w:r>
+      <w:r>
+        <w:br/>
+      </w:r>
+      <w:r>
+        <w:br/>
+      </w:r>
+      <w:r>
+        <w:rPr>
+          <w:rStyle w:val="FunctionTok"/>
+        </w:rPr>
+        <w:t xml:space="preserve">summary</w:t>
+      </w:r>
+      <w:r>
+        <w:rPr>
+          <w:rStyle w:val="NormalTok"/>
+        </w:rPr>
+        <w:t xml:space="preserve">(est)</w:t>
+      </w:r>
+    </w:p>
+    <w:p>
+      <w:pPr>
+        <w:pStyle w:val="FirstParagraph"/>
+      </w:pPr>
+      <w:r>
+        <w:t xml:space="preserve">Stratifying this way also makes the constant-and-homogeneous-incidence</w:t>
+      </w:r>
+      <w:r>
+        <w:t xml:space="preserve"> </w:t>
+      </w:r>
+      <w:r>
+        <w:t xml:space="preserve">assumption more plausible within each stratum,</w:t>
+      </w:r>
+      <w:r>
+        <w:t xml:space="preserve"> </w:t>
+      </w:r>
+      <w:r>
+        <w:t xml:space="preserve">and lets each stratum use the seroresponse parameters appropriate to it.</w:t>
+      </w:r>
+    </w:p>
+    <w:bookmarkEnd w:id="124"/>
+    <w:bookmarkStart w:id="129" w:name="interactive-shiny-app"/>
     <w:p>
       <w:pPr>
         <w:pStyle w:val="Heading2"/>
@@ -23168,7 +28468,7 @@
       <w:r>
         <w:t xml:space="preserve"> </w:t>
       </w:r>
-      <w:hyperlink r:id="rId123">
+      <w:hyperlink r:id="rId125">
         <w:r>
           <w:rPr>
             <w:rStyle w:val="Hyperlink"/>
@@ -23189,18 +28489,18 @@
           <wp:inline>
             <wp:extent cx="5334000" cy="2611995"/>
             <wp:effectExtent b="0" l="0" r="0" t="0"/>
-            <wp:docPr descr="The serocalculator Shiny app." title="" id="125" name="Picture"/>
+            <wp:docPr descr="The serocalculator Shiny app." title="" id="127" name="Picture"/>
             <a:graphic>
               <a:graphicData uri="http://schemas.openxmlformats.org/drawingml/2006/picture">
                 <pic:pic>
                   <pic:nvPicPr>
-                    <pic:cNvPr descr="../man/figures/shiny-serocalculator.png" id="126" name="Picture"/>
+                    <pic:cNvPr descr="../man/figures/shiny-serocalculator.png" id="128" name="Picture"/>
                     <pic:cNvPicPr>
                       <a:picLocks noChangeArrowheads="1" noChangeAspect="1"/>
                     </pic:cNvPicPr>
                   </pic:nvPicPr>
                   <pic:blipFill>
-                    <a:blip r:embed="rId124"/>
+                    <a:blip r:embed="rId126"/>
                     <a:stretch>
                       <a:fillRect/>
                     </a:stretch>
@@ -23235,9 +28535,9 @@
         <w:t xml:space="preserve">The serocalculator Shiny app.</w:t>
       </w:r>
     </w:p>
-    <w:bookmarkEnd w:id="127"/>
-    <w:bookmarkEnd w:id="128"/>
-    <w:bookmarkStart w:id="151" w:name="X950effd5ffba89669b8964fc48817b69e54f5c8"/>
+    <w:bookmarkEnd w:id="129"/>
+    <w:bookmarkEnd w:id="130"/>
+    <w:bookmarkStart w:id="136" w:name="X950effd5ffba89669b8964fc48817b69e54f5c8"/>
     <w:p>
       <w:pPr>
         <w:pStyle w:val="Heading1"/>
@@ -23246,7 +28546,7 @@
         <w:t xml:space="preserve">8. Validation: recovering known incidence rates</w:t>
       </w:r>
     </w:p>
-    <w:bookmarkStart w:id="129" w:name="simulating-clusters-with-known-incidence"/>
+    <w:bookmarkStart w:id="131" w:name="simulating-clusters-with-known-incidence"/>
     <w:p>
       <w:pPr>
         <w:pStyle w:val="Heading2"/>
@@ -23327,8 +28627,1102 @@
         <w:t xml:space="preserve">:</w:t>
       </w:r>
     </w:p>
-    <w:bookmarkEnd w:id="129"/>
-    <w:bookmarkStart w:id="133" w:name="estimates-recover-the-simulated-rates"/>
+    <w:p>
+      <w:pPr>
+        <w:pStyle w:val="SourceCode"/>
+      </w:pPr>
+      <w:r>
+        <w:rPr>
+          <w:rStyle w:val="FunctionTok"/>
+        </w:rPr>
+        <w:t xml:space="preserve">library</w:t>
+      </w:r>
+      <w:r>
+        <w:rPr>
+          <w:rStyle w:val="NormalTok"/>
+        </w:rPr>
+        <w:t xml:space="preserve">(serocalculator)</w:t>
+      </w:r>
+      <w:r>
+        <w:br/>
+      </w:r>
+      <w:r>
+        <w:br/>
+      </w:r>
+      <w:r>
+        <w:rPr>
+          <w:rStyle w:val="NormalTok"/>
+        </w:rPr>
+        <w:t xml:space="preserve">antibodies </w:t>
+      </w:r>
+      <w:r>
+        <w:rPr>
+          <w:rStyle w:val="OtherTok"/>
+        </w:rPr>
+        <w:t xml:space="preserve">&lt;-</w:t>
+      </w:r>
+      <w:r>
+        <w:rPr>
+          <w:rStyle w:val="NormalTok"/>
+        </w:rPr>
+        <w:t xml:space="preserve"> </w:t>
+      </w:r>
+      <w:r>
+        <w:rPr>
+          <w:rStyle w:val="FunctionTok"/>
+        </w:rPr>
+        <w:t xml:space="preserve">c</w:t>
+      </w:r>
+      <w:r>
+        <w:rPr>
+          <w:rStyle w:val="NormalTok"/>
+        </w:rPr>
+        <w:t xml:space="preserve">(</w:t>
+      </w:r>
+      <w:r>
+        <w:rPr>
+          <w:rStyle w:val="StringTok"/>
+        </w:rPr>
+        <w:t xml:space="preserve">"HlyE_IgA"</w:t>
+      </w:r>
+      <w:r>
+        <w:rPr>
+          <w:rStyle w:val="NormalTok"/>
+        </w:rPr>
+        <w:t xml:space="preserve">, </w:t>
+      </w:r>
+      <w:r>
+        <w:rPr>
+          <w:rStyle w:val="StringTok"/>
+        </w:rPr>
+        <w:t xml:space="preserve">"HlyE_IgG"</w:t>
+      </w:r>
+      <w:r>
+        <w:rPr>
+          <w:rStyle w:val="NormalTok"/>
+        </w:rPr>
+        <w:t xml:space="preserve">)</w:t>
+      </w:r>
+      <w:r>
+        <w:br/>
+      </w:r>
+      <w:r>
+        <w:br/>
+      </w:r>
+      <w:r>
+        <w:rPr>
+          <w:rStyle w:val="CommentTok"/>
+        </w:rPr>
+        <w:t xml:space="preserve"># Noise settings follow serocalculator's `simulate_xsectionalData` vignette,</w:t>
+      </w:r>
+      <w:r>
+        <w:br/>
+      </w:r>
+      <w:r>
+        <w:rPr>
+          <w:rStyle w:val="CommentTok"/>
+        </w:rPr>
+        <w:t xml:space="preserve"># where the estimation noise is kept consistent with the simulated noise.</w:t>
+      </w:r>
+      <w:r>
+        <w:br/>
+      </w:r>
+      <w:r>
+        <w:rPr>
+          <w:rStyle w:val="CommentTok"/>
+        </w:rPr>
+        <w:t xml:space="preserve"># Assay-noise parameters for estimation:</w:t>
+      </w:r>
+      <w:r>
+        <w:br/>
+      </w:r>
+      <w:r>
+        <w:rPr>
+          <w:rStyle w:val="NormalTok"/>
+        </w:rPr>
+        <w:t xml:space="preserve">noise_params </w:t>
+      </w:r>
+      <w:r>
+        <w:rPr>
+          <w:rStyle w:val="OtherTok"/>
+        </w:rPr>
+        <w:t xml:space="preserve">&lt;-</w:t>
+      </w:r>
+      <w:r>
+        <w:rPr>
+          <w:rStyle w:val="NormalTok"/>
+        </w:rPr>
+        <w:t xml:space="preserve"> tibble</w:t>
+      </w:r>
+      <w:r>
+        <w:rPr>
+          <w:rStyle w:val="SpecialCharTok"/>
+        </w:rPr>
+        <w:t xml:space="preserve">::</w:t>
+      </w:r>
+      <w:r>
+        <w:rPr>
+          <w:rStyle w:val="FunctionTok"/>
+        </w:rPr>
+        <w:t xml:space="preserve">tibble</w:t>
+      </w:r>
+      <w:r>
+        <w:rPr>
+          <w:rStyle w:val="NormalTok"/>
+        </w:rPr>
+        <w:t xml:space="preserve">(</w:t>
+      </w:r>
+      <w:r>
+        <w:br/>
+      </w:r>
+      <w:r>
+        <w:rPr>
+          <w:rStyle w:val="NormalTok"/>
+        </w:rPr>
+        <w:t xml:space="preserve">  </w:t>
+      </w:r>
+      <w:r>
+        <w:rPr>
+          <w:rStyle w:val="AttributeTok"/>
+        </w:rPr>
+        <w:t xml:space="preserve">antigen_iso =</w:t>
+      </w:r>
+      <w:r>
+        <w:rPr>
+          <w:rStyle w:val="NormalTok"/>
+        </w:rPr>
+        <w:t xml:space="preserve"> antibodies,</w:t>
+      </w:r>
+      <w:r>
+        <w:br/>
+      </w:r>
+      <w:r>
+        <w:rPr>
+          <w:rStyle w:val="NormalTok"/>
+        </w:rPr>
+        <w:t xml:space="preserve">  </w:t>
+      </w:r>
+      <w:r>
+        <w:rPr>
+          <w:rStyle w:val="AttributeTok"/>
+        </w:rPr>
+        <w:t xml:space="preserve">nu =</w:t>
+      </w:r>
+      <w:r>
+        <w:rPr>
+          <w:rStyle w:val="NormalTok"/>
+        </w:rPr>
+        <w:t xml:space="preserve"> </w:t>
+      </w:r>
+      <w:r>
+        <w:rPr>
+          <w:rStyle w:val="FloatTok"/>
+        </w:rPr>
+        <w:t xml:space="preserve">0.5</w:t>
+      </w:r>
+      <w:r>
+        <w:rPr>
+          <w:rStyle w:val="NormalTok"/>
+        </w:rPr>
+        <w:t xml:space="preserve">, </w:t>
+      </w:r>
+      <w:r>
+        <w:rPr>
+          <w:rStyle w:val="AttributeTok"/>
+        </w:rPr>
+        <w:t xml:space="preserve">eps =</w:t>
+      </w:r>
+      <w:r>
+        <w:rPr>
+          <w:rStyle w:val="NormalTok"/>
+        </w:rPr>
+        <w:t xml:space="preserve"> </w:t>
+      </w:r>
+      <w:r>
+        <w:rPr>
+          <w:rStyle w:val="DecValTok"/>
+        </w:rPr>
+        <w:t xml:space="preserve">0</w:t>
+      </w:r>
+      <w:r>
+        <w:rPr>
+          <w:rStyle w:val="NormalTok"/>
+        </w:rPr>
+        <w:t xml:space="preserve">, </w:t>
+      </w:r>
+      <w:r>
+        <w:rPr>
+          <w:rStyle w:val="AttributeTok"/>
+        </w:rPr>
+        <w:t xml:space="preserve">y.low =</w:t>
+      </w:r>
+      <w:r>
+        <w:rPr>
+          <w:rStyle w:val="NormalTok"/>
+        </w:rPr>
+        <w:t xml:space="preserve"> </w:t>
+      </w:r>
+      <w:r>
+        <w:rPr>
+          <w:rStyle w:val="DecValTok"/>
+        </w:rPr>
+        <w:t xml:space="preserve">1</w:t>
+      </w:r>
+      <w:r>
+        <w:rPr>
+          <w:rStyle w:val="NormalTok"/>
+        </w:rPr>
+        <w:t xml:space="preserve">, </w:t>
+      </w:r>
+      <w:r>
+        <w:rPr>
+          <w:rStyle w:val="AttributeTok"/>
+        </w:rPr>
+        <w:t xml:space="preserve">y.high =</w:t>
+      </w:r>
+      <w:r>
+        <w:rPr>
+          <w:rStyle w:val="NormalTok"/>
+        </w:rPr>
+        <w:t xml:space="preserve"> </w:t>
+      </w:r>
+      <w:r>
+        <w:rPr>
+          <w:rStyle w:val="FloatTok"/>
+        </w:rPr>
+        <w:t xml:space="preserve">5e6</w:t>
+      </w:r>
+      <w:r>
+        <w:br/>
+      </w:r>
+      <w:r>
+        <w:rPr>
+          <w:rStyle w:val="NormalTok"/>
+        </w:rPr>
+        <w:t xml:space="preserve">)</w:t>
+      </w:r>
+      <w:r>
+        <w:br/>
+      </w:r>
+      <w:r>
+        <w:br/>
+      </w:r>
+      <w:r>
+        <w:rPr>
+          <w:rStyle w:val="CommentTok"/>
+        </w:rPr>
+        <w:t xml:space="preserve"># Biologic-noise limits for the simulation (vignette `dlims`):</w:t>
+      </w:r>
+      <w:r>
+        <w:br/>
+      </w:r>
+      <w:r>
+        <w:rPr>
+          <w:rStyle w:val="NormalTok"/>
+        </w:rPr>
+        <w:t xml:space="preserve">noise_limits </w:t>
+      </w:r>
+      <w:r>
+        <w:rPr>
+          <w:rStyle w:val="OtherTok"/>
+        </w:rPr>
+        <w:t xml:space="preserve">&lt;-</w:t>
+      </w:r>
+      <w:r>
+        <w:rPr>
+          <w:rStyle w:val="NormalTok"/>
+        </w:rPr>
+        <w:t xml:space="preserve"> </w:t>
+      </w:r>
+      <w:r>
+        <w:rPr>
+          <w:rStyle w:val="FunctionTok"/>
+        </w:rPr>
+        <w:t xml:space="preserve">rbind</w:t>
+      </w:r>
+      <w:r>
+        <w:rPr>
+          <w:rStyle w:val="NormalTok"/>
+        </w:rPr>
+        <w:t xml:space="preserve">(</w:t>
+      </w:r>
+      <w:r>
+        <w:br/>
+      </w:r>
+      <w:r>
+        <w:rPr>
+          <w:rStyle w:val="NormalTok"/>
+        </w:rPr>
+        <w:t xml:space="preserve">  </w:t>
+      </w:r>
+      <w:r>
+        <w:rPr>
+          <w:rStyle w:val="AttributeTok"/>
+        </w:rPr>
+        <w:t xml:space="preserve">HlyE_IgA =</w:t>
+      </w:r>
+      <w:r>
+        <w:rPr>
+          <w:rStyle w:val="NormalTok"/>
+        </w:rPr>
+        <w:t xml:space="preserve"> </w:t>
+      </w:r>
+      <w:r>
+        <w:rPr>
+          <w:rStyle w:val="FunctionTok"/>
+        </w:rPr>
+        <w:t xml:space="preserve">c</w:t>
+      </w:r>
+      <w:r>
+        <w:rPr>
+          <w:rStyle w:val="NormalTok"/>
+        </w:rPr>
+        <w:t xml:space="preserve">(</w:t>
+      </w:r>
+      <w:r>
+        <w:rPr>
+          <w:rStyle w:val="AttributeTok"/>
+        </w:rPr>
+        <w:t xml:space="preserve">min =</w:t>
+      </w:r>
+      <w:r>
+        <w:rPr>
+          <w:rStyle w:val="NormalTok"/>
+        </w:rPr>
+        <w:t xml:space="preserve"> </w:t>
+      </w:r>
+      <w:r>
+        <w:rPr>
+          <w:rStyle w:val="DecValTok"/>
+        </w:rPr>
+        <w:t xml:space="preserve">0</w:t>
+      </w:r>
+      <w:r>
+        <w:rPr>
+          <w:rStyle w:val="NormalTok"/>
+        </w:rPr>
+        <w:t xml:space="preserve">, </w:t>
+      </w:r>
+      <w:r>
+        <w:rPr>
+          <w:rStyle w:val="AttributeTok"/>
+        </w:rPr>
+        <w:t xml:space="preserve">max =</w:t>
+      </w:r>
+      <w:r>
+        <w:rPr>
+          <w:rStyle w:val="NormalTok"/>
+        </w:rPr>
+        <w:t xml:space="preserve"> </w:t>
+      </w:r>
+      <w:r>
+        <w:rPr>
+          <w:rStyle w:val="FloatTok"/>
+        </w:rPr>
+        <w:t xml:space="preserve">0.5</w:t>
+      </w:r>
+      <w:r>
+        <w:rPr>
+          <w:rStyle w:val="NormalTok"/>
+        </w:rPr>
+        <w:t xml:space="preserve">),</w:t>
+      </w:r>
+      <w:r>
+        <w:br/>
+      </w:r>
+      <w:r>
+        <w:rPr>
+          <w:rStyle w:val="NormalTok"/>
+        </w:rPr>
+        <w:t xml:space="preserve">  </w:t>
+      </w:r>
+      <w:r>
+        <w:rPr>
+          <w:rStyle w:val="AttributeTok"/>
+        </w:rPr>
+        <w:t xml:space="preserve">HlyE_IgG =</w:t>
+      </w:r>
+      <w:r>
+        <w:rPr>
+          <w:rStyle w:val="NormalTok"/>
+        </w:rPr>
+        <w:t xml:space="preserve"> </w:t>
+      </w:r>
+      <w:r>
+        <w:rPr>
+          <w:rStyle w:val="FunctionTok"/>
+        </w:rPr>
+        <w:t xml:space="preserve">c</w:t>
+      </w:r>
+      <w:r>
+        <w:rPr>
+          <w:rStyle w:val="NormalTok"/>
+        </w:rPr>
+        <w:t xml:space="preserve">(</w:t>
+      </w:r>
+      <w:r>
+        <w:rPr>
+          <w:rStyle w:val="AttributeTok"/>
+        </w:rPr>
+        <w:t xml:space="preserve">min =</w:t>
+      </w:r>
+      <w:r>
+        <w:rPr>
+          <w:rStyle w:val="NormalTok"/>
+        </w:rPr>
+        <w:t xml:space="preserve"> </w:t>
+      </w:r>
+      <w:r>
+        <w:rPr>
+          <w:rStyle w:val="DecValTok"/>
+        </w:rPr>
+        <w:t xml:space="preserve">0</w:t>
+      </w:r>
+      <w:r>
+        <w:rPr>
+          <w:rStyle w:val="NormalTok"/>
+        </w:rPr>
+        <w:t xml:space="preserve">, </w:t>
+      </w:r>
+      <w:r>
+        <w:rPr>
+          <w:rStyle w:val="AttributeTok"/>
+        </w:rPr>
+        <w:t xml:space="preserve">max =</w:t>
+      </w:r>
+      <w:r>
+        <w:rPr>
+          <w:rStyle w:val="NormalTok"/>
+        </w:rPr>
+        <w:t xml:space="preserve"> </w:t>
+      </w:r>
+      <w:r>
+        <w:rPr>
+          <w:rStyle w:val="FloatTok"/>
+        </w:rPr>
+        <w:t xml:space="preserve">0.5</w:t>
+      </w:r>
+      <w:r>
+        <w:rPr>
+          <w:rStyle w:val="NormalTok"/>
+        </w:rPr>
+        <w:t xml:space="preserve">)</w:t>
+      </w:r>
+      <w:r>
+        <w:br/>
+      </w:r>
+      <w:r>
+        <w:rPr>
+          <w:rStyle w:val="NormalTok"/>
+        </w:rPr>
+        <w:t xml:space="preserve">)</w:t>
+      </w:r>
+      <w:r>
+        <w:br/>
+      </w:r>
+      <w:r>
+        <w:br/>
+      </w:r>
+      <w:r>
+        <w:rPr>
+          <w:rStyle w:val="CommentTok"/>
+        </w:rPr>
+        <w:t xml:space="preserve"># Simulate clusters at a range of true incidence rates</w:t>
+      </w:r>
+      <w:r>
+        <w:br/>
+      </w:r>
+      <w:r>
+        <w:rPr>
+          <w:rStyle w:val="NormalTok"/>
+        </w:rPr>
+        <w:t xml:space="preserve">sim_df </w:t>
+      </w:r>
+      <w:r>
+        <w:rPr>
+          <w:rStyle w:val="OtherTok"/>
+        </w:rPr>
+        <w:t xml:space="preserve">&lt;-</w:t>
+      </w:r>
+      <w:r>
+        <w:rPr>
+          <w:rStyle w:val="NormalTok"/>
+        </w:rPr>
+        <w:t xml:space="preserve"> </w:t>
+      </w:r>
+      <w:r>
+        <w:rPr>
+          <w:rStyle w:val="FunctionTok"/>
+        </w:rPr>
+        <w:t xml:space="preserve">sim_pop_data_multi</w:t>
+      </w:r>
+      <w:r>
+        <w:rPr>
+          <w:rStyle w:val="NormalTok"/>
+        </w:rPr>
+        <w:t xml:space="preserve">(</w:t>
+      </w:r>
+      <w:r>
+        <w:br/>
+      </w:r>
+      <w:r>
+        <w:rPr>
+          <w:rStyle w:val="NormalTok"/>
+        </w:rPr>
+        <w:t xml:space="preserve">  </w:t>
+      </w:r>
+      <w:r>
+        <w:rPr>
+          <w:rStyle w:val="AttributeTok"/>
+        </w:rPr>
+        <w:t xml:space="preserve">curve_params =</w:t>
+      </w:r>
+      <w:r>
+        <w:rPr>
+          <w:rStyle w:val="NormalTok"/>
+        </w:rPr>
+        <w:t xml:space="preserve"> typhoid_curves_nostrat_100,</w:t>
+      </w:r>
+      <w:r>
+        <w:br/>
+      </w:r>
+      <w:r>
+        <w:rPr>
+          <w:rStyle w:val="NormalTok"/>
+        </w:rPr>
+        <w:t xml:space="preserve">  </w:t>
+      </w:r>
+      <w:r>
+        <w:rPr>
+          <w:rStyle w:val="AttributeTok"/>
+        </w:rPr>
+        <w:t xml:space="preserve">lambdas =</w:t>
+      </w:r>
+      <w:r>
+        <w:rPr>
+          <w:rStyle w:val="NormalTok"/>
+        </w:rPr>
+        <w:t xml:space="preserve"> </w:t>
+      </w:r>
+      <w:r>
+        <w:rPr>
+          <w:rStyle w:val="FunctionTok"/>
+        </w:rPr>
+        <w:t xml:space="preserve">c</w:t>
+      </w:r>
+      <w:r>
+        <w:rPr>
+          <w:rStyle w:val="NormalTok"/>
+        </w:rPr>
+        <w:t xml:space="preserve">(</w:t>
+      </w:r>
+      <w:r>
+        <w:rPr>
+          <w:rStyle w:val="FloatTok"/>
+        </w:rPr>
+        <w:t xml:space="preserve">0.05</w:t>
+      </w:r>
+      <w:r>
+        <w:rPr>
+          <w:rStyle w:val="NormalTok"/>
+        </w:rPr>
+        <w:t xml:space="preserve">, </w:t>
+      </w:r>
+      <w:r>
+        <w:rPr>
+          <w:rStyle w:val="FloatTok"/>
+        </w:rPr>
+        <w:t xml:space="preserve">0.1</w:t>
+      </w:r>
+      <w:r>
+        <w:rPr>
+          <w:rStyle w:val="NormalTok"/>
+        </w:rPr>
+        <w:t xml:space="preserve">, </w:t>
+      </w:r>
+      <w:r>
+        <w:rPr>
+          <w:rStyle w:val="FloatTok"/>
+        </w:rPr>
+        <w:t xml:space="preserve">0.2</w:t>
+      </w:r>
+      <w:r>
+        <w:rPr>
+          <w:rStyle w:val="NormalTok"/>
+        </w:rPr>
+        <w:t xml:space="preserve">, </w:t>
+      </w:r>
+      <w:r>
+        <w:rPr>
+          <w:rStyle w:val="FloatTok"/>
+        </w:rPr>
+        <w:t xml:space="preserve">0.3</w:t>
+      </w:r>
+      <w:r>
+        <w:rPr>
+          <w:rStyle w:val="NormalTok"/>
+        </w:rPr>
+        <w:t xml:space="preserve">), </w:t>
+      </w:r>
+      <w:r>
+        <w:rPr>
+          <w:rStyle w:val="CommentTok"/>
+        </w:rPr>
+        <w:t xml:space="preserve"># true incidence rates</w:t>
+      </w:r>
+      <w:r>
+        <w:br/>
+      </w:r>
+      <w:r>
+        <w:rPr>
+          <w:rStyle w:val="NormalTok"/>
+        </w:rPr>
+        <w:t xml:space="preserve">  </w:t>
+      </w:r>
+      <w:r>
+        <w:rPr>
+          <w:rStyle w:val="AttributeTok"/>
+        </w:rPr>
+        <w:t xml:space="preserve">nclus =</w:t>
+      </w:r>
+      <w:r>
+        <w:rPr>
+          <w:rStyle w:val="NormalTok"/>
+        </w:rPr>
+        <w:t xml:space="preserve"> </w:t>
+      </w:r>
+      <w:r>
+        <w:rPr>
+          <w:rStyle w:val="DecValTok"/>
+        </w:rPr>
+        <w:t xml:space="preserve">3</w:t>
+      </w:r>
+      <w:r>
+        <w:rPr>
+          <w:rStyle w:val="NormalTok"/>
+        </w:rPr>
+        <w:t xml:space="preserve">, </w:t>
+      </w:r>
+      <w:r>
+        <w:rPr>
+          <w:rStyle w:val="CommentTok"/>
+        </w:rPr>
+        <w:t xml:space="preserve"># clusters per rate</w:t>
+      </w:r>
+      <w:r>
+        <w:br/>
+      </w:r>
+      <w:r>
+        <w:rPr>
+          <w:rStyle w:val="NormalTok"/>
+        </w:rPr>
+        <w:t xml:space="preserve">  </w:t>
+      </w:r>
+      <w:r>
+        <w:rPr>
+          <w:rStyle w:val="AttributeTok"/>
+        </w:rPr>
+        <w:t xml:space="preserve">sample_sizes =</w:t>
+      </w:r>
+      <w:r>
+        <w:rPr>
+          <w:rStyle w:val="NormalTok"/>
+        </w:rPr>
+        <w:t xml:space="preserve"> </w:t>
+      </w:r>
+      <w:r>
+        <w:rPr>
+          <w:rStyle w:val="DecValTok"/>
+        </w:rPr>
+        <w:t xml:space="preserve">100</w:t>
+      </w:r>
+      <w:r>
+        <w:rPr>
+          <w:rStyle w:val="NormalTok"/>
+        </w:rPr>
+        <w:t xml:space="preserve">,</w:t>
+      </w:r>
+      <w:r>
+        <w:br/>
+      </w:r>
+      <w:r>
+        <w:rPr>
+          <w:rStyle w:val="NormalTok"/>
+        </w:rPr>
+        <w:t xml:space="preserve">  </w:t>
+      </w:r>
+      <w:r>
+        <w:rPr>
+          <w:rStyle w:val="AttributeTok"/>
+        </w:rPr>
+        <w:t xml:space="preserve">age_range =</w:t>
+      </w:r>
+      <w:r>
+        <w:rPr>
+          <w:rStyle w:val="NormalTok"/>
+        </w:rPr>
+        <w:t xml:space="preserve"> </w:t>
+      </w:r>
+      <w:r>
+        <w:rPr>
+          <w:rStyle w:val="FunctionTok"/>
+        </w:rPr>
+        <w:t xml:space="preserve">c</w:t>
+      </w:r>
+      <w:r>
+        <w:rPr>
+          <w:rStyle w:val="NormalTok"/>
+        </w:rPr>
+        <w:t xml:space="preserve">(</w:t>
+      </w:r>
+      <w:r>
+        <w:rPr>
+          <w:rStyle w:val="DecValTok"/>
+        </w:rPr>
+        <w:t xml:space="preserve">0</w:t>
+      </w:r>
+      <w:r>
+        <w:rPr>
+          <w:rStyle w:val="NormalTok"/>
+        </w:rPr>
+        <w:t xml:space="preserve">, </w:t>
+      </w:r>
+      <w:r>
+        <w:rPr>
+          <w:rStyle w:val="DecValTok"/>
+        </w:rPr>
+        <w:t xml:space="preserve">10</w:t>
+      </w:r>
+      <w:r>
+        <w:rPr>
+          <w:rStyle w:val="NormalTok"/>
+        </w:rPr>
+        <w:t xml:space="preserve">),</w:t>
+      </w:r>
+      <w:r>
+        <w:br/>
+      </w:r>
+      <w:r>
+        <w:rPr>
+          <w:rStyle w:val="NormalTok"/>
+        </w:rPr>
+        <w:t xml:space="preserve">  </w:t>
+      </w:r>
+      <w:r>
+        <w:rPr>
+          <w:rStyle w:val="AttributeTok"/>
+        </w:rPr>
+        <w:t xml:space="preserve">antigen_isos =</w:t>
+      </w:r>
+      <w:r>
+        <w:rPr>
+          <w:rStyle w:val="NormalTok"/>
+        </w:rPr>
+        <w:t xml:space="preserve"> antibodies,</w:t>
+      </w:r>
+      <w:r>
+        <w:br/>
+      </w:r>
+      <w:r>
+        <w:rPr>
+          <w:rStyle w:val="NormalTok"/>
+        </w:rPr>
+        <w:t xml:space="preserve">  </w:t>
+      </w:r>
+      <w:r>
+        <w:rPr>
+          <w:rStyle w:val="AttributeTok"/>
+        </w:rPr>
+        <w:t xml:space="preserve">add_noise =</w:t>
+      </w:r>
+      <w:r>
+        <w:rPr>
+          <w:rStyle w:val="NormalTok"/>
+        </w:rPr>
+        <w:t xml:space="preserve"> </w:t>
+      </w:r>
+      <w:r>
+        <w:rPr>
+          <w:rStyle w:val="ConstantTok"/>
+        </w:rPr>
+        <w:t xml:space="preserve">TRUE</w:t>
+      </w:r>
+      <w:r>
+        <w:rPr>
+          <w:rStyle w:val="NormalTok"/>
+        </w:rPr>
+        <w:t xml:space="preserve">,</w:t>
+      </w:r>
+      <w:r>
+        <w:br/>
+      </w:r>
+      <w:r>
+        <w:rPr>
+          <w:rStyle w:val="NormalTok"/>
+        </w:rPr>
+        <w:t xml:space="preserve">  </w:t>
+      </w:r>
+      <w:r>
+        <w:rPr>
+          <w:rStyle w:val="AttributeTok"/>
+        </w:rPr>
+        <w:t xml:space="preserve">noise_limits =</w:t>
+      </w:r>
+      <w:r>
+        <w:rPr>
+          <w:rStyle w:val="NormalTok"/>
+        </w:rPr>
+        <w:t xml:space="preserve"> noise_limits,</w:t>
+      </w:r>
+      <w:r>
+        <w:br/>
+      </w:r>
+      <w:r>
+        <w:rPr>
+          <w:rStyle w:val="NormalTok"/>
+        </w:rPr>
+        <w:t xml:space="preserve">  </w:t>
+      </w:r>
+      <w:r>
+        <w:rPr>
+          <w:rStyle w:val="AttributeTok"/>
+        </w:rPr>
+        <w:t xml:space="preserve">format =</w:t>
+      </w:r>
+      <w:r>
+        <w:rPr>
+          <w:rStyle w:val="NormalTok"/>
+        </w:rPr>
+        <w:t xml:space="preserve"> </w:t>
+      </w:r>
+      <w:r>
+        <w:rPr>
+          <w:rStyle w:val="StringTok"/>
+        </w:rPr>
+        <w:t xml:space="preserve">"long"</w:t>
+      </w:r>
+      <w:r>
+        <w:br/>
+      </w:r>
+      <w:r>
+        <w:rPr>
+          <w:rStyle w:val="NormalTok"/>
+        </w:rPr>
+        <w:t xml:space="preserve">)</w:t>
+      </w:r>
+      <w:r>
+        <w:br/>
+      </w:r>
+      <w:r>
+        <w:br/>
+      </w:r>
+      <w:r>
+        <w:rPr>
+          <w:rStyle w:val="CommentTok"/>
+        </w:rPr>
+        <w:t xml:space="preserve"># Estimate incidence separately in each simulated cluster</w:t>
+      </w:r>
+      <w:r>
+        <w:br/>
+      </w:r>
+      <w:r>
+        <w:rPr>
+          <w:rStyle w:val="NormalTok"/>
+        </w:rPr>
+        <w:t xml:space="preserve">ests </w:t>
+      </w:r>
+      <w:r>
+        <w:rPr>
+          <w:rStyle w:val="OtherTok"/>
+        </w:rPr>
+        <w:t xml:space="preserve">&lt;-</w:t>
+      </w:r>
+      <w:r>
+        <w:rPr>
+          <w:rStyle w:val="NormalTok"/>
+        </w:rPr>
+        <w:t xml:space="preserve"> </w:t>
+      </w:r>
+      <w:r>
+        <w:rPr>
+          <w:rStyle w:val="FunctionTok"/>
+        </w:rPr>
+        <w:t xml:space="preserve">est_seroincidence_by</w:t>
+      </w:r>
+      <w:r>
+        <w:rPr>
+          <w:rStyle w:val="NormalTok"/>
+        </w:rPr>
+        <w:t xml:space="preserve">(</w:t>
+      </w:r>
+      <w:r>
+        <w:br/>
+      </w:r>
+      <w:r>
+        <w:rPr>
+          <w:rStyle w:val="NormalTok"/>
+        </w:rPr>
+        <w:t xml:space="preserve">  </w:t>
+      </w:r>
+      <w:r>
+        <w:rPr>
+          <w:rStyle w:val="AttributeTok"/>
+        </w:rPr>
+        <w:t xml:space="preserve">pop_data =</w:t>
+      </w:r>
+      <w:r>
+        <w:rPr>
+          <w:rStyle w:val="NormalTok"/>
+        </w:rPr>
+        <w:t xml:space="preserve"> sim_df,</w:t>
+      </w:r>
+      <w:r>
+        <w:br/>
+      </w:r>
+      <w:r>
+        <w:rPr>
+          <w:rStyle w:val="NormalTok"/>
+        </w:rPr>
+        <w:t xml:space="preserve">  </w:t>
+      </w:r>
+      <w:r>
+        <w:rPr>
+          <w:rStyle w:val="AttributeTok"/>
+        </w:rPr>
+        <w:t xml:space="preserve">sr_params =</w:t>
+      </w:r>
+      <w:r>
+        <w:rPr>
+          <w:rStyle w:val="NormalTok"/>
+        </w:rPr>
+        <w:t xml:space="preserve"> typhoid_curves_nostrat_100,</w:t>
+      </w:r>
+      <w:r>
+        <w:br/>
+      </w:r>
+      <w:r>
+        <w:rPr>
+          <w:rStyle w:val="NormalTok"/>
+        </w:rPr>
+        <w:t xml:space="preserve">  </w:t>
+      </w:r>
+      <w:r>
+        <w:rPr>
+          <w:rStyle w:val="AttributeTok"/>
+        </w:rPr>
+        <w:t xml:space="preserve">noise_params =</w:t>
+      </w:r>
+      <w:r>
+        <w:rPr>
+          <w:rStyle w:val="NormalTok"/>
+        </w:rPr>
+        <w:t xml:space="preserve"> noise_params,</w:t>
+      </w:r>
+      <w:r>
+        <w:br/>
+      </w:r>
+      <w:r>
+        <w:rPr>
+          <w:rStyle w:val="NormalTok"/>
+        </w:rPr>
+        <w:t xml:space="preserve">  </w:t>
+      </w:r>
+      <w:r>
+        <w:rPr>
+          <w:rStyle w:val="AttributeTok"/>
+        </w:rPr>
+        <w:t xml:space="preserve">strata =</w:t>
+      </w:r>
+      <w:r>
+        <w:rPr>
+          <w:rStyle w:val="NormalTok"/>
+        </w:rPr>
+        <w:t xml:space="preserve"> </w:t>
+      </w:r>
+      <w:r>
+        <w:rPr>
+          <w:rStyle w:val="FunctionTok"/>
+        </w:rPr>
+        <w:t xml:space="preserve">c</w:t>
+      </w:r>
+      <w:r>
+        <w:rPr>
+          <w:rStyle w:val="NormalTok"/>
+        </w:rPr>
+        <w:t xml:space="preserve">(</w:t>
+      </w:r>
+      <w:r>
+        <w:rPr>
+          <w:rStyle w:val="StringTok"/>
+        </w:rPr>
+        <w:t xml:space="preserve">"lambda.sim"</w:t>
+      </w:r>
+      <w:r>
+        <w:rPr>
+          <w:rStyle w:val="NormalTok"/>
+        </w:rPr>
+        <w:t xml:space="preserve">, </w:t>
+      </w:r>
+      <w:r>
+        <w:rPr>
+          <w:rStyle w:val="StringTok"/>
+        </w:rPr>
+        <w:t xml:space="preserve">"cluster"</w:t>
+      </w:r>
+      <w:r>
+        <w:rPr>
+          <w:rStyle w:val="NormalTok"/>
+        </w:rPr>
+        <w:t xml:space="preserve">),</w:t>
+      </w:r>
+      <w:r>
+        <w:br/>
+      </w:r>
+      <w:r>
+        <w:rPr>
+          <w:rStyle w:val="NormalTok"/>
+        </w:rPr>
+        <w:t xml:space="preserve">  </w:t>
+      </w:r>
+      <w:r>
+        <w:rPr>
+          <w:rStyle w:val="AttributeTok"/>
+        </w:rPr>
+        <w:t xml:space="preserve">antigen_isos =</w:t>
+      </w:r>
+      <w:r>
+        <w:rPr>
+          <w:rStyle w:val="NormalTok"/>
+        </w:rPr>
+        <w:t xml:space="preserve"> antibodies</w:t>
+      </w:r>
+      <w:r>
+        <w:br/>
+      </w:r>
+      <w:r>
+        <w:rPr>
+          <w:rStyle w:val="NormalTok"/>
+        </w:rPr>
+        <w:t xml:space="preserve">)</w:t>
+      </w:r>
+      <w:r>
+        <w:br/>
+      </w:r>
+      <w:r>
+        <w:rPr>
+          <w:rStyle w:val="FunctionTok"/>
+        </w:rPr>
+        <w:t xml:space="preserve">summary</w:t>
+      </w:r>
+      <w:r>
+        <w:rPr>
+          <w:rStyle w:val="NormalTok"/>
+        </w:rPr>
+        <w:t xml:space="preserve">(ests)</w:t>
+      </w:r>
+    </w:p>
+    <w:bookmarkEnd w:id="131"/>
+    <w:bookmarkStart w:id="135" w:name="estimates-recover-the-simulated-rates"/>
     <w:p>
       <w:pPr>
         <w:pStyle w:val="Heading2"/>
@@ -23346,18 +29740,18 @@
           <wp:inline>
             <wp:extent cx="5334000" cy="3810000"/>
             <wp:effectExtent b="0" l="0" r="0" t="0"/>
-            <wp:docPr descr="Estimated incidence rates (points, with 95% CIs) for the simulated clusters track the true simulated rates (dashed identity line)." title="" id="131" name="Picture"/>
+            <wp:docPr descr="Estimated incidence rates (points, with 95% CIs) for the simulated clusters track the true simulated rates (dashed identity line)." title="" id="133" name="Picture"/>
             <a:graphic>
               <a:graphicData uri="http://schemas.openxmlformats.org/drawingml/2006/picture">
                 <pic:pic>
                   <pic:nvPicPr>
-                    <pic:cNvPr descr="../man/figures/sim-recovery.png" id="132" name="Picture"/>
+                    <pic:cNvPr descr="../man/figures/sim-recovery.png" id="134" name="Picture"/>
                     <pic:cNvPicPr>
                       <a:picLocks noChangeArrowheads="1" noChangeAspect="1"/>
                     </pic:cNvPicPr>
                   </pic:nvPicPr>
                   <pic:blipFill>
-                    <a:blip r:embed="rId130"/>
+                    <a:blip r:embed="rId132"/>
                     <a:stretch>
                       <a:fillRect/>
                     </a:stretch>
@@ -23433,14 +29827,24 @@
         <w:t xml:space="preserve">vignette.</w:t>
       </w:r>
     </w:p>
-    <w:bookmarkEnd w:id="133"/>
-    <w:bookmarkStart w:id="135" w:name="in-progress-work"/>
+    <w:bookmarkEnd w:id="135"/>
+    <w:bookmarkEnd w:id="136"/>
+    <w:bookmarkStart w:id="141" w:name="ongoing-and-future-work"/>
+    <w:p>
+      <w:pPr>
+        <w:pStyle w:val="Heading1"/>
+      </w:pPr>
+      <w:r>
+        <w:t xml:space="preserve">9. Ongoing and future work</w:t>
+      </w:r>
+    </w:p>
+    <w:bookmarkStart w:id="138" w:name="in-progress-work"/>
     <w:p>
       <w:pPr>
         <w:pStyle w:val="Heading2"/>
       </w:pPr>
       <w:r>
-        <w:t xml:space="preserve">8.3 In-progress work</w:t>
+        <w:t xml:space="preserve">9.1 In-progress work</w:t>
       </w:r>
     </w:p>
     <w:p>
@@ -23462,7 +29866,7 @@
       <w:r>
         <w:t xml:space="preserve"> </w:t>
       </w:r>
-      <w:hyperlink r:id="rId123">
+      <w:hyperlink r:id="rId125">
         <w:r>
           <w:rPr>
             <w:rStyle w:val="Hyperlink"/>
@@ -23476,7 +29880,7 @@
       <w:r>
         <w:t xml:space="preserve"> </w:t>
       </w:r>
-      <w:hyperlink r:id="rId134">
+      <w:hyperlink r:id="rId137">
         <w:r>
           <w:rPr>
             <w:rStyle w:val="Hyperlink"/>
@@ -23563,14 +29967,14 @@
         <w:t xml:space="preserve">Calibrating to population demographics</w:t>
       </w:r>
     </w:p>
-    <w:bookmarkEnd w:id="135"/>
-    <w:bookmarkStart w:id="137" w:name="X3ac2ed3a5325d857e7d247169867e838a0dd832"/>
+    <w:bookmarkEnd w:id="138"/>
+    <w:bookmarkStart w:id="140" w:name="sec-multivariate"/>
     <w:p>
       <w:pPr>
         <w:pStyle w:val="Heading2"/>
       </w:pPr>
       <w:r>
-        <w:t xml:space="preserve">8.4 Multiple biomarkers: beyond conditional independence</w:t>
+        <w:t xml:space="preserve">9.2 Multiple biomarkers: beyond conditional independence</w:t>
       </w:r>
     </w:p>
     <w:p>
@@ -23930,7 +30334,7 @@
       <w:r>
         <w:t xml:space="preserve">(</w:t>
       </w:r>
-      <w:hyperlink r:id="rId136">
+      <w:hyperlink r:id="rId139">
         <w:r>
           <w:rPr>
             <w:rStyle w:val="Hyperlink"/>
@@ -23942,18 +30346,19 @@
         <w:t xml:space="preserve">).</w:t>
       </w:r>
     </w:p>
-    <w:bookmarkEnd w:id="137"/>
-    <w:bookmarkStart w:id="150" w:name="references"/>
-    <w:p>
-      <w:pPr>
-        <w:pStyle w:val="Heading2"/>
+    <w:bookmarkEnd w:id="140"/>
+    <w:bookmarkEnd w:id="141"/>
+    <w:bookmarkStart w:id="154" w:name="references"/>
+    <w:p>
+      <w:pPr>
+        <w:pStyle w:val="Heading1"/>
       </w:pPr>
       <w:r>
         <w:t xml:space="preserve">References</w:t>
       </w:r>
     </w:p>
-    <w:bookmarkStart w:id="149" w:name="refs"/>
-    <w:bookmarkStart w:id="139" w:name="ref-Aiemjoy_2022_Lancet"/>
+    <w:bookmarkStart w:id="153" w:name="refs"/>
+    <w:bookmarkStart w:id="143" w:name="ref-Aiemjoy_2022_Lancet"/>
     <w:p>
       <w:pPr>
         <w:pStyle w:val="Bibliography"/>
@@ -23986,7 +30391,7 @@
       <w:r>
         <w:t xml:space="preserve"> </w:t>
       </w:r>
-      <w:hyperlink r:id="rId138">
+      <w:hyperlink r:id="rId142">
         <w:r>
           <w:rPr>
             <w:rStyle w:val="Hyperlink"/>
@@ -23998,8 +30403,8 @@
         <w:t xml:space="preserve">.</w:t>
       </w:r>
     </w:p>
-    <w:bookmarkEnd w:id="139"/>
-    <w:bookmarkStart w:id="141" w:name="ref-HAY2024100806"/>
+    <w:bookmarkEnd w:id="143"/>
+    <w:bookmarkStart w:id="145" w:name="ref-HAY2024100806"/>
     <w:p>
       <w:pPr>
         <w:pStyle w:val="Bibliography"/>
@@ -24032,7 +30437,7 @@
       <w:r>
         <w:t xml:space="preserve"> </w:t>
       </w:r>
-      <w:hyperlink r:id="rId140">
+      <w:hyperlink r:id="rId144">
         <w:r>
           <w:rPr>
             <w:rStyle w:val="Hyperlink"/>
@@ -24044,8 +30449,8 @@
         <w:t xml:space="preserve">.</w:t>
       </w:r>
     </w:p>
-    <w:bookmarkEnd w:id="141"/>
-    <w:bookmarkStart w:id="143" w:name="ref-Noordzij2010diseasemeasures"/>
+    <w:bookmarkEnd w:id="145"/>
+    <w:bookmarkStart w:id="147" w:name="ref-Noordzij2010diseasemeasures"/>
     <w:p>
       <w:pPr>
         <w:pStyle w:val="Bibliography"/>
@@ -24084,7 +30489,7 @@
       <w:r>
         <w:t xml:space="preserve"> </w:t>
       </w:r>
-      <w:hyperlink r:id="rId142">
+      <w:hyperlink r:id="rId146">
         <w:r>
           <w:rPr>
             <w:rStyle w:val="Hyperlink"/>
@@ -24096,8 +30501,8 @@
         <w:t xml:space="preserve">.</w:t>
       </w:r>
     </w:p>
-    <w:bookmarkEnd w:id="143"/>
-    <w:bookmarkStart w:id="145" w:name="ref-Teunis_2020"/>
+    <w:bookmarkEnd w:id="147"/>
+    <w:bookmarkStart w:id="149" w:name="ref-Teunis_2020"/>
     <w:p>
       <w:pPr>
         <w:pStyle w:val="Bibliography"/>
@@ -24130,7 +30535,7 @@
       <w:r>
         <w:t xml:space="preserve"> </w:t>
       </w:r>
-      <w:hyperlink r:id="rId144">
+      <w:hyperlink r:id="rId148">
         <w:r>
           <w:rPr>
             <w:rStyle w:val="Hyperlink"/>
@@ -24142,8 +30547,8 @@
         <w:t xml:space="preserve">.</w:t>
       </w:r>
     </w:p>
-    <w:bookmarkEnd w:id="145"/>
-    <w:bookmarkStart w:id="147" w:name="ref-Teunis_2016"/>
+    <w:bookmarkEnd w:id="149"/>
+    <w:bookmarkStart w:id="151" w:name="ref-Teunis_2016"/>
     <w:p>
       <w:pPr>
         <w:pStyle w:val="Bibliography"/>
@@ -24176,7 +30581,7 @@
       <w:r>
         <w:t xml:space="preserve"> </w:t>
       </w:r>
-      <w:hyperlink r:id="rId146">
+      <w:hyperlink r:id="rId150">
         <w:r>
           <w:rPr>
             <w:rStyle w:val="Hyperlink"/>
@@ -24188,8 +30593,8 @@
         <w:t xml:space="preserve">.</w:t>
       </w:r>
     </w:p>
-    <w:bookmarkEnd w:id="147"/>
-    <w:bookmarkStart w:id="148" w:name="ref-volterra1928variations"/>
+    <w:bookmarkEnd w:id="151"/>
+    <w:bookmarkStart w:id="152" w:name="ref-volterra1928variations"/>
     <w:p>
       <w:pPr>
         <w:pStyle w:val="Bibliography"/>
@@ -24220,10 +30625,9 @@
         <w:t xml:space="preserve">3 (1): 3–51.</w:t>
       </w:r>
     </w:p>
-    <w:bookmarkEnd w:id="148"/>
-    <w:bookmarkEnd w:id="149"/>
-    <w:bookmarkEnd w:id="150"/>
-    <w:bookmarkEnd w:id="151"/>
+    <w:bookmarkEnd w:id="152"/>
+    <w:bookmarkEnd w:id="153"/>
+    <w:bookmarkEnd w:id="154"/>
     <w:sectPr>
       <w:footnotePr>
         <w:numRestart w:val="eachSect"/>

--- a/dev/vignettes/methodology.docx
+++ b/dev/vignettes/methodology.docx
@@ -23,10 +23,10 @@
         <w:pStyle w:val="Date"/>
       </w:pPr>
       <w:r>
-        <w:t xml:space="preserve">2026-07-26</w:t>
-      </w:r>
-    </w:p>
-    <w:bookmarkStart w:id="29" w:name="infectious-disease-epidemiology"/>
+        <w:t xml:space="preserve">2026-07-27</w:t>
+      </w:r>
+    </w:p>
+    <w:bookmarkStart w:id="28" w:name="infectious-disease-epidemiology"/>
     <w:p>
       <w:pPr>
         <w:pStyle w:val="Heading1"/>
@@ -35,7 +35,7 @@
         <w:t xml:space="preserve">1. Infectious disease epidemiology</w:t>
       </w:r>
     </w:p>
-    <w:bookmarkStart w:id="18" w:name="salmonella-enterica-typhoid-fever"/>
+    <w:bookmarkStart w:id="17" w:name="salmonella-enterica-typhoid-fever"/>
     <w:p>
       <w:pPr>
         <w:pStyle w:val="Heading2"/>
@@ -133,7 +133,7 @@
           <wp:inline>
             <wp:extent cx="5334000" cy="2955036"/>
             <wp:effectExtent b="0" l="0" r="0" t="0"/>
-            <wp:docPr descr="Salmonella Typhi, flagellar stain. Photo: CDC/PHIL (public domain), via Wikimedia Commons." title="" id="10" name="Picture"/>
+            <wp:docPr descr="Salmonella Typhi, flagellar stain. Photo: CDC/PHIL (public domain; PHIL ID 2115)." title="" id="10" name="Picture"/>
             <a:graphic>
               <a:graphicData uri="http://schemas.openxmlformats.org/drawingml/2006/picture">
                 <pic:pic>
@@ -186,21 +186,7 @@
         <w:t xml:space="preserve"> </w:t>
       </w:r>
       <w:r>
-        <w:t xml:space="preserve">Typhi, flagellar stain. Photo: CDC/PHIL (public domain), via</w:t>
-      </w:r>
-      <w:r>
-        <w:t xml:space="preserve"> </w:t>
-      </w:r>
-      <w:hyperlink r:id="rId12">
-        <w:r>
-          <w:rPr>
-            <w:rStyle w:val="Hyperlink"/>
-          </w:rPr>
-          <w:t xml:space="preserve">Wikimedia Commons</w:t>
-        </w:r>
-      </w:hyperlink>
-      <w:r>
-        <w:t xml:space="preserve">.</w:t>
+        <w:t xml:space="preserve">Typhi, flagellar stain. Photo: CDC/PHIL (public domain; PHIL ID 2115).</w:t>
       </w:r>
     </w:p>
     <w:p>
@@ -212,18 +198,18 @@
           <wp:inline>
             <wp:extent cx="5334000" cy="2468498"/>
             <wp:effectExtent b="0" l="0" r="0" t="0"/>
-            <wp:docPr descr="Global distribution of typhoid fever. Source: Wikimedia Commons, CC BY-SA 3.0." title="" id="14" name="Picture"/>
+            <wp:docPr descr="Global distribution of typhoid fever. Source: Wikimedia Commons, CC BY-SA 3.0." title="" id="13" name="Picture"/>
             <a:graphic>
               <a:graphicData uri="http://schemas.openxmlformats.org/drawingml/2006/picture">
                 <pic:pic>
                   <pic:nvPicPr>
-                    <pic:cNvPr descr="../man/figures/Fievre_typhoide.png" id="15" name="Picture"/>
+                    <pic:cNvPr descr="../man/figures/Fievre_typhoide.png" id="14" name="Picture"/>
                     <pic:cNvPicPr>
                       <a:picLocks noChangeArrowheads="1" noChangeAspect="1"/>
                     </pic:cNvPicPr>
                   </pic:nvPicPr>
                   <pic:blipFill>
-                    <a:blip r:embed="rId13"/>
+                    <a:blip r:embed="rId12"/>
                     <a:stretch>
                       <a:fillRect/>
                     </a:stretch>
@@ -260,7 +246,7 @@
       <w:r>
         <w:t xml:space="preserve"> </w:t>
       </w:r>
-      <w:hyperlink r:id="rId16">
+      <w:hyperlink r:id="rId15">
         <w:r>
           <w:rPr>
             <w:rStyle w:val="Hyperlink"/>
@@ -274,7 +260,7 @@
       <w:r>
         <w:t xml:space="preserve"> </w:t>
       </w:r>
-      <w:hyperlink r:id="rId17">
+      <w:hyperlink r:id="rId16">
         <w:r>
           <w:rPr>
             <w:rStyle w:val="Hyperlink"/>
@@ -286,8 +272,8 @@
         <w:t xml:space="preserve">.</w:t>
       </w:r>
     </w:p>
-    <w:bookmarkEnd w:id="18"/>
-    <w:bookmarkStart w:id="23" w:name="shigella-dysentery"/>
+    <w:bookmarkEnd w:id="17"/>
+    <w:bookmarkStart w:id="22" w:name="shigella-dysentery"/>
     <w:p>
       <w:pPr>
         <w:pStyle w:val="Heading2"/>
@@ -385,18 +371,18 @@
           <wp:inline>
             <wp:extent cx="5334000" cy="3482340"/>
             <wp:effectExtent b="0" l="0" r="0" t="0"/>
-            <wp:docPr descr="Shigella in a stool sample. Photo: CDC/PHIL (public domain), via Wikimedia Commons." title="" id="20" name="Picture"/>
+            <wp:docPr descr="Shigella in a stool sample. Photo: CDC/PHIL (public domain), via Wikimedia Commons." title="" id="19" name="Picture"/>
             <a:graphic>
               <a:graphicData uri="http://schemas.openxmlformats.org/drawingml/2006/picture">
                 <pic:pic>
                   <pic:nvPicPr>
-                    <pic:cNvPr descr="../man/figures/Shigella_stool.jpg" id="21" name="Picture"/>
+                    <pic:cNvPr descr="../man/figures/Shigella_stool.jpg" id="20" name="Picture"/>
                     <pic:cNvPicPr>
                       <a:picLocks noChangeArrowheads="1" noChangeAspect="1"/>
                     </pic:cNvPicPr>
                   </pic:nvPicPr>
                   <pic:blipFill>
-                    <a:blip r:embed="rId19"/>
+                    <a:blip r:embed="rId18"/>
                     <a:stretch>
                       <a:fillRect/>
                     </a:stretch>
@@ -443,7 +429,7 @@
       <w:r>
         <w:t xml:space="preserve"> </w:t>
       </w:r>
-      <w:hyperlink r:id="rId22">
+      <w:hyperlink r:id="rId21">
         <w:r>
           <w:rPr>
             <w:rStyle w:val="Hyperlink"/>
@@ -455,8 +441,8 @@
         <w:t xml:space="preserve">.</w:t>
       </w:r>
     </w:p>
-    <w:bookmarkEnd w:id="23"/>
-    <w:bookmarkStart w:id="28" w:name="orientia-tsutsugamushi-scrub-typhus"/>
+    <w:bookmarkEnd w:id="22"/>
+    <w:bookmarkStart w:id="27" w:name="orientia-tsutsugamushi-scrub-typhus"/>
     <w:p>
       <w:pPr>
         <w:pStyle w:val="Heading2"/>
@@ -542,18 +528,18 @@
           <wp:inline>
             <wp:extent cx="3810000" cy="2540000"/>
             <wp:effectExtent b="0" l="0" r="0" t="0"/>
-            <wp:docPr descr="Trombicula mite larva with stylostome. Photo: Alan R Walker / Wikimedia Commons, CC BY-SA 3.0." title="" id="25" name="Picture"/>
+            <wp:docPr descr="Trombicula mite larva with stylostome. Photo: Alan R Walker / Wikimedia Commons, CC BY-SA 3.0." title="" id="24" name="Picture"/>
             <a:graphic>
               <a:graphicData uri="http://schemas.openxmlformats.org/drawingml/2006/picture">
                 <pic:pic>
                   <pic:nvPicPr>
-                    <pic:cNvPr descr="../man/figures/Trombicula-larva-stylostome.jpg" id="26" name="Picture"/>
+                    <pic:cNvPr descr="../man/figures/Trombicula-larva-stylostome.jpg" id="25" name="Picture"/>
                     <pic:cNvPicPr>
                       <a:picLocks noChangeArrowheads="1" noChangeAspect="1"/>
                     </pic:cNvPicPr>
                   </pic:nvPicPr>
                   <pic:blipFill>
-                    <a:blip r:embed="rId24"/>
+                    <a:blip r:embed="rId23"/>
                     <a:stretch>
                       <a:fillRect/>
                     </a:stretch>
@@ -600,7 +586,7 @@
       <w:r>
         <w:t xml:space="preserve"> </w:t>
       </w:r>
-      <w:hyperlink r:id="rId27">
+      <w:hyperlink r:id="rId26">
         <w:r>
           <w:rPr>
             <w:rStyle w:val="Hyperlink"/>
@@ -614,7 +600,7 @@
       <w:r>
         <w:t xml:space="preserve"> </w:t>
       </w:r>
-      <w:hyperlink r:id="rId17">
+      <w:hyperlink r:id="rId16">
         <w:r>
           <w:rPr>
             <w:rStyle w:val="Hyperlink"/>
@@ -626,9 +612,9 @@
         <w:t xml:space="preserve">.</w:t>
       </w:r>
     </w:p>
+    <w:bookmarkEnd w:id="27"/>
     <w:bookmarkEnd w:id="28"/>
-    <w:bookmarkEnd w:id="29"/>
-    <w:bookmarkStart w:id="41" w:name="why-estimate-incidence-from-serosurveys"/>
+    <w:bookmarkStart w:id="40" w:name="why-estimate-incidence-from-serosurveys"/>
     <w:p>
       <w:pPr>
         <w:pStyle w:val="Heading1"/>
@@ -637,7 +623,7 @@
         <w:t xml:space="preserve">2. Why estimate incidence from serosurveys?</w:t>
       </w:r>
     </w:p>
-    <w:bookmarkStart w:id="33" w:name="the-burden-data-gap"/>
+    <w:bookmarkStart w:id="32" w:name="the-burden-data-gap"/>
     <w:p>
       <w:pPr>
         <w:pStyle w:val="Heading2"/>
@@ -779,18 +765,18 @@
           <wp:inline>
             <wp:extent cx="4620126" cy="3696101"/>
             <wp:effectExtent b="0" l="0" r="0" t="0"/>
-            <wp:docPr descr="Countries with routine TCV introduction as of 2023. Source: CDC MMWR 72(7):182–188 (public domain)." title="" id="31" name="Picture"/>
+            <wp:docPr descr="Countries with routine TCV introduction as of 2023. Source: CDC MMWR 72(7):182–188 (public domain)." title="" id="30" name="Picture"/>
             <a:graphic>
               <a:graphicData uri="http://schemas.openxmlformats.org/drawingml/2006/picture">
                 <pic:pic>
                   <pic:nvPicPr>
-                    <pic:cNvPr descr="methodology_files/figure-docx/unnamed-chunk-2-1.png" id="32" name="Picture"/>
+                    <pic:cNvPr descr="methodology_files/figure-docx/unnamed-chunk-2-1.png" id="31" name="Picture"/>
                     <pic:cNvPicPr>
                       <a:picLocks noChangeArrowheads="1" noChangeAspect="1"/>
                     </pic:cNvPicPr>
                   </pic:nvPicPr>
                   <pic:blipFill>
-                    <a:blip r:embed="rId30"/>
+                    <a:blip r:embed="rId29"/>
                     <a:stretch>
                       <a:fillRect/>
                     </a:stretch>
@@ -877,76 +863,76 @@
         <w:t xml:space="preserve">— Kathy Neuzil, 2023</w:t>
       </w:r>
     </w:p>
+    <w:bookmarkEnd w:id="32"/>
+    <w:bookmarkStart w:id="33" w:name="seroepidemiology-can-fill-the-gap"/>
+    <w:p>
+      <w:pPr>
+        <w:pStyle w:val="Heading2"/>
+      </w:pPr>
+      <w:r>
+        <w:t xml:space="preserve">2.2 Seroepidemiology can fill the gap</w:t>
+      </w:r>
+    </w:p>
+    <w:p>
+      <w:pPr>
+        <w:pStyle w:val="FirstParagraph"/>
+      </w:pPr>
+      <w:r>
+        <w:t xml:space="preserve">The Seroepidemiology and Environmental Surveillance for Enteric Fever</w:t>
+      </w:r>
+      <w:r>
+        <w:t xml:space="preserve"> </w:t>
+      </w:r>
+      <w:r>
+        <w:t xml:space="preserve">(SEES) study collected cross-sectional serosurveys across multiple</w:t>
+      </w:r>
+      <w:r>
+        <w:t xml:space="preserve"> </w:t>
+      </w:r>
+      <w:r>
+        <w:t xml:space="preserve">countries to estimate typhoid incidence from antibody data</w:t>
+      </w:r>
+      <w:r>
+        <w:t xml:space="preserve"> </w:t>
+      </w:r>
+      <w:r>
+        <w:t xml:space="preserve">(Aiemjoy et al. 2022)</w:t>
+      </w:r>
+      <w:r>
+        <w:t xml:space="preserve">.</w:t>
+      </w:r>
+    </w:p>
+    <w:p>
+      <w:pPr>
+        <w:pStyle w:val="BodyText"/>
+      </w:pPr>
+      <w:r>
+        <w:t xml:space="preserve">This lecture describes the methodology behind that kind of estimate: how a</w:t>
+      </w:r>
+      <w:r>
+        <w:t xml:space="preserve"> </w:t>
+      </w:r>
+      <w:r>
+        <w:t xml:space="preserve">single cross-sectional serosurvey, combined with a model of antibody</w:t>
+      </w:r>
+      <w:r>
+        <w:t xml:space="preserve"> </w:t>
+      </w:r>
+      <w:r>
+        <w:t xml:space="preserve">dynamics, can recover an incidence rate.</w:t>
+      </w:r>
+    </w:p>
     <w:bookmarkEnd w:id="33"/>
-    <w:bookmarkStart w:id="34" w:name="seroepidemiology-can-fill-the-gap"/>
+    <w:bookmarkStart w:id="36" w:name="defining-incidence"/>
     <w:p>
       <w:pPr>
         <w:pStyle w:val="Heading2"/>
       </w:pPr>
       <w:r>
-        <w:t xml:space="preserve">2.2 Seroepidemiology can fill the gap</w:t>
-      </w:r>
-    </w:p>
-    <w:p>
-      <w:pPr>
-        <w:pStyle w:val="FirstParagraph"/>
-      </w:pPr>
-      <w:r>
-        <w:t xml:space="preserve">The Seroepidemiology and Environmental Surveillance for Enteric Fever</w:t>
-      </w:r>
-      <w:r>
-        <w:t xml:space="preserve"> </w:t>
-      </w:r>
-      <w:r>
-        <w:t xml:space="preserve">(SEES) study collected cross-sectional serosurveys across multiple</w:t>
-      </w:r>
-      <w:r>
-        <w:t xml:space="preserve"> </w:t>
-      </w:r>
-      <w:r>
-        <w:t xml:space="preserve">countries to estimate typhoid incidence from antibody data</w:t>
-      </w:r>
-      <w:r>
-        <w:t xml:space="preserve"> </w:t>
-      </w:r>
-      <w:r>
-        <w:t xml:space="preserve">(Aiemjoy et al. 2022)</w:t>
-      </w:r>
-      <w:r>
-        <w:t xml:space="preserve">.</w:t>
-      </w:r>
-    </w:p>
-    <w:p>
-      <w:pPr>
-        <w:pStyle w:val="BodyText"/>
-      </w:pPr>
-      <w:r>
-        <w:t xml:space="preserve">This lecture describes the methodology behind that kind of estimate: how a</w:t>
-      </w:r>
-      <w:r>
-        <w:t xml:space="preserve"> </w:t>
-      </w:r>
-      <w:r>
-        <w:t xml:space="preserve">single cross-sectional serosurvey, combined with a model of antibody</w:t>
-      </w:r>
-      <w:r>
-        <w:t xml:space="preserve"> </w:t>
-      </w:r>
-      <w:r>
-        <w:t xml:space="preserve">dynamics, can recover an incidence rate.</w:t>
-      </w:r>
-    </w:p>
-    <w:bookmarkEnd w:id="34"/>
-    <w:bookmarkStart w:id="37" w:name="defining-incidence"/>
-    <w:p>
-      <w:pPr>
-        <w:pStyle w:val="Heading2"/>
-      </w:pPr>
-      <w:r>
         <w:t xml:space="preserve">2.3 Defining incidence</w:t>
       </w:r>
     </w:p>
-    <w:bookmarkStart w:id="35" w:name="def-incidence"/>
+    <w:bookmarkStart w:id="34" w:name="def-incidence"/>
     <w:p>
       <w:pPr>
         <w:pStyle w:val="FirstParagraph"/>
@@ -1034,8 +1020,8 @@
         <w:t xml:space="preserve">.</w:t>
       </w:r>
     </w:p>
-    <w:bookmarkEnd w:id="35"/>
-    <w:bookmarkStart w:id="36" w:name="exm-incidence-rate"/>
+    <w:bookmarkEnd w:id="34"/>
+    <w:bookmarkStart w:id="35" w:name="exm-incidence-rate"/>
     <w:p>
       <w:pPr>
         <w:pStyle w:val="BodyText"/>
@@ -1143,9 +1129,9 @@
         <w:t xml:space="preserve">.</w:t>
       </w:r>
     </w:p>
+    <w:bookmarkEnd w:id="35"/>
     <w:bookmarkEnd w:id="36"/>
-    <w:bookmarkEnd w:id="37"/>
-    <w:bookmarkStart w:id="38" w:name="mathematical-definition-of-incidence"/>
+    <w:bookmarkStart w:id="37" w:name="mathematical-definition-of-incidence"/>
     <w:p>
       <w:pPr>
         <w:pStyle w:val="Heading2"/>
@@ -1407,97 +1393,97 @@
         <w:t xml:space="preserve">.</w:t>
       </w:r>
     </w:p>
+    <w:bookmarkEnd w:id="37"/>
+    <w:bookmarkStart w:id="38" w:name="scale-of-incidence-rates"/>
+    <w:p>
+      <w:pPr>
+        <w:pStyle w:val="Heading2"/>
+      </w:pPr>
+      <w:r>
+        <w:t xml:space="preserve">2.5 Scale of incidence rates</w:t>
+      </w:r>
+    </w:p>
+    <w:p>
+      <w:pPr>
+        <w:pStyle w:val="FirstParagraph"/>
+      </w:pPr>
+      <w:r>
+        <w:t xml:space="preserve">In both definitions,</w:t>
+      </w:r>
+      <w:r>
+        <w:t xml:space="preserve"> </w:t>
+      </w:r>
+      <w:r>
+        <w:t xml:space="preserve">the units for an incidence rate are</w:t>
+      </w:r>
+      <w:r>
+        <w:t xml:space="preserve"> </w:t>
+      </w:r>
+      <w:r>
+        <w:t xml:space="preserve">“# new infections per # persons at risk per time duration”</w:t>
+      </w:r>
+      <w:r>
+        <w:t xml:space="preserve">;</w:t>
+      </w:r>
+      <w:r>
+        <w:t xml:space="preserve"> </w:t>
+      </w:r>
+      <w:r>
+        <w:t xml:space="preserve">for example,</w:t>
+      </w:r>
+      <w:r>
+        <w:t xml:space="preserve"> </w:t>
+      </w:r>
+      <w:r>
+        <w:t xml:space="preserve">“new infections per 1000 persons per year”</w:t>
+      </w:r>
+      <w:r>
+        <w:t xml:space="preserve">.</w:t>
+      </w:r>
+    </w:p>
+    <w:p>
+      <w:pPr>
+        <w:pStyle w:val="BodyText"/>
+      </w:pPr>
+      <w:r>
+        <w:t xml:space="preserve">For convenience,</w:t>
+      </w:r>
+      <w:r>
+        <w:t xml:space="preserve"> </w:t>
+      </w:r>
+      <w:r>
+        <w:t xml:space="preserve">we can rescale the incidence rate to make it easier to understand;</w:t>
+      </w:r>
+      <w:r>
+        <w:t xml:space="preserve"> </w:t>
+      </w:r>
+      <w:r>
+        <w:t xml:space="preserve">for example, we might express incidence as</w:t>
+      </w:r>
+      <w:r>
+        <w:t xml:space="preserve"> </w:t>
+      </w:r>
+      <w:r>
+        <w:t xml:space="preserve">“# new infections per 1000 persons per year”</w:t>
+      </w:r>
+      <w:r>
+        <w:t xml:space="preserve"> </w:t>
+      </w:r>
+      <w:r>
+        <w:t xml:space="preserve">or</w:t>
+      </w:r>
+      <w:r>
+        <w:t xml:space="preserve"> </w:t>
+      </w:r>
+      <w:r>
+        <w:t xml:space="preserve">“# new infections per 100,000 persons per day”</w:t>
+      </w:r>
+      <w:r>
+        <w:t xml:space="preserve">, etc.</w:t>
+      </w:r>
+    </w:p>
     <w:bookmarkEnd w:id="38"/>
-    <w:bookmarkStart w:id="39" w:name="scale-of-incidence-rates"/>
-    <w:p>
-      <w:pPr>
-        <w:pStyle w:val="Heading2"/>
-      </w:pPr>
-      <w:r>
-        <w:t xml:space="preserve">2.5 Scale of incidence rates</w:t>
-      </w:r>
-    </w:p>
-    <w:p>
-      <w:pPr>
-        <w:pStyle w:val="FirstParagraph"/>
-      </w:pPr>
-      <w:r>
-        <w:t xml:space="preserve">In both definitions,</w:t>
-      </w:r>
-      <w:r>
-        <w:t xml:space="preserve"> </w:t>
-      </w:r>
-      <w:r>
-        <w:t xml:space="preserve">the units for an incidence rate are</w:t>
-      </w:r>
-      <w:r>
-        <w:t xml:space="preserve"> </w:t>
-      </w:r>
-      <w:r>
-        <w:t xml:space="preserve">“# new infections per # persons at risk per time duration”</w:t>
-      </w:r>
-      <w:r>
-        <w:t xml:space="preserve">;</w:t>
-      </w:r>
-      <w:r>
-        <w:t xml:space="preserve"> </w:t>
-      </w:r>
-      <w:r>
-        <w:t xml:space="preserve">for example,</w:t>
-      </w:r>
-      <w:r>
-        <w:t xml:space="preserve"> </w:t>
-      </w:r>
-      <w:r>
-        <w:t xml:space="preserve">“new infections per 1000 persons per year”</w:t>
-      </w:r>
-      <w:r>
-        <w:t xml:space="preserve">.</w:t>
-      </w:r>
-    </w:p>
-    <w:p>
-      <w:pPr>
-        <w:pStyle w:val="BodyText"/>
-      </w:pPr>
-      <w:r>
-        <w:t xml:space="preserve">For convenience,</w:t>
-      </w:r>
-      <w:r>
-        <w:t xml:space="preserve"> </w:t>
-      </w:r>
-      <w:r>
-        <w:t xml:space="preserve">we can rescale the incidence rate to make it easier to understand;</w:t>
-      </w:r>
-      <w:r>
-        <w:t xml:space="preserve"> </w:t>
-      </w:r>
-      <w:r>
-        <w:t xml:space="preserve">for example, we might express incidence as</w:t>
-      </w:r>
-      <w:r>
-        <w:t xml:space="preserve"> </w:t>
-      </w:r>
-      <w:r>
-        <w:t xml:space="preserve">“# new infections per 1000 persons per year”</w:t>
-      </w:r>
-      <w:r>
-        <w:t xml:space="preserve"> </w:t>
-      </w:r>
-      <w:r>
-        <w:t xml:space="preserve">or</w:t>
-      </w:r>
-      <w:r>
-        <w:t xml:space="preserve"> </w:t>
-      </w:r>
-      <w:r>
-        <w:t xml:space="preserve">“# new infections per 100,000 persons per day”</w:t>
-      </w:r>
-      <w:r>
-        <w:t xml:space="preserve">, etc.</w:t>
-      </w:r>
-    </w:p>
-    <w:bookmarkEnd w:id="39"/>
-    <w:bookmarkStart w:id="40" w:name="Xce5e7b14bad86a91043d706abb297ce35a89441"/>
+    <w:bookmarkStart w:id="39" w:name="Xce5e7b14bad86a91043d706abb297ce35a89441"/>
     <w:p>
       <w:pPr>
         <w:pStyle w:val="Heading2"/>
@@ -1694,9 +1680,9 @@
         <w:t xml:space="preserve">.</w:t>
       </w:r>
     </w:p>
+    <w:bookmarkEnd w:id="39"/>
     <w:bookmarkEnd w:id="40"/>
-    <w:bookmarkEnd w:id="41"/>
-    <w:bookmarkStart w:id="45" w:name="X692dd3848eaa2be35c7162f2cc08762f080ab63"/>
+    <w:bookmarkStart w:id="44" w:name="X692dd3848eaa2be35c7162f2cc08762f080ab63"/>
     <w:p>
       <w:pPr>
         <w:pStyle w:val="Heading1"/>
@@ -1705,7 +1691,7 @@
         <w:t xml:space="preserve">3. Study designs for estimating incidence rates</w:t>
       </w:r>
     </w:p>
-    <w:bookmarkStart w:id="42" w:name="longitudinal-cohort-studies"/>
+    <w:bookmarkStart w:id="41" w:name="longitudinal-cohort-studies"/>
     <w:p>
       <w:pPr>
         <w:pStyle w:val="Heading2"/>
@@ -1764,8 +1750,8 @@
         <w:t xml:space="preserve">vulnerable to selection and censoring (drop-out) biases</w:t>
       </w:r>
     </w:p>
-    <w:bookmarkEnd w:id="42"/>
-    <w:bookmarkStart w:id="43" w:name="clinical-case-data"/>
+    <w:bookmarkEnd w:id="41"/>
+    <w:bookmarkStart w:id="42" w:name="clinical-case-data"/>
     <w:p>
       <w:pPr>
         <w:pStyle w:val="Heading2"/>
@@ -1812,8 +1798,8 @@
         <w:t xml:space="preserve">symptomatic cases who don’t receive clinical care.</w:t>
       </w:r>
     </w:p>
-    <w:bookmarkEnd w:id="43"/>
-    <w:bookmarkStart w:id="44" w:name="cross-sectional-serosurveys"/>
+    <w:bookmarkEnd w:id="42"/>
+    <w:bookmarkStart w:id="43" w:name="cross-sectional-serosurveys"/>
     <w:p>
       <w:pPr>
         <w:pStyle w:val="Heading2"/>
@@ -1922,9 +1908,9 @@
         <w:t xml:space="preserve">for an overview.</w:t>
       </w:r>
     </w:p>
+    <w:bookmarkEnd w:id="43"/>
     <w:bookmarkEnd w:id="44"/>
-    <w:bookmarkEnd w:id="45"/>
-    <w:bookmarkStart w:id="78" w:name="Xbe5ebe555b3ef679e4d759bfe9ee88c74ef3ef7"/>
+    <w:bookmarkStart w:id="77" w:name="Xbe5ebe555b3ef679e4d759bfe9ee88c74ef3ef7"/>
     <w:p>
       <w:pPr>
         <w:pStyle w:val="Heading1"/>
@@ -1933,7 +1919,7 @@
         <w:t xml:space="preserve">4. Estimating incidence from cross-sectional serosurveys</w:t>
       </w:r>
     </w:p>
-    <w:bookmarkStart w:id="46" w:name="goal"/>
+    <w:bookmarkStart w:id="45" w:name="goal"/>
     <w:p>
       <w:pPr>
         <w:pStyle w:val="Heading2"/>
@@ -1993,8 +1979,8 @@
         <w:t xml:space="preserve">.</w:t>
       </w:r>
     </w:p>
-    <w:bookmarkEnd w:id="46"/>
-    <w:bookmarkStart w:id="47" w:name="antibody-responses-are-complicated"/>
+    <w:bookmarkEnd w:id="45"/>
+    <w:bookmarkStart w:id="46" w:name="antibody-responses-are-complicated"/>
     <w:p>
       <w:pPr>
         <w:pStyle w:val="Heading2"/>
@@ -2143,8 +2129,8 @@
         <w:t xml:space="preserve">piece.</w:t>
       </w:r>
     </w:p>
-    <w:bookmarkEnd w:id="47"/>
-    <w:bookmarkStart w:id="48" w:name="cross-sectional-antibody-surveys"/>
+    <w:bookmarkEnd w:id="46"/>
+    <w:bookmarkStart w:id="47" w:name="cross-sectional-antibody-surveys"/>
     <w:p>
       <w:pPr>
         <w:pStyle w:val="Heading2"/>
@@ -2450,8 +2436,8 @@
         <w:t xml:space="preserve">.</w:t>
       </w:r>
     </w:p>
-    <w:bookmarkEnd w:id="48"/>
-    <w:bookmarkStart w:id="50" w:name="modeling-assumptions"/>
+    <w:bookmarkEnd w:id="47"/>
+    <w:bookmarkStart w:id="49" w:name="modeling-assumptions"/>
     <w:p>
       <w:pPr>
         <w:pStyle w:val="Heading2"/>
@@ -2708,7 +2694,7 @@
       <w:r>
         <w:t xml:space="preserve"> </w:t>
       </w:r>
-      <w:hyperlink r:id="rId49">
+      <w:hyperlink r:id="rId48">
         <w:r>
           <w:rPr>
             <w:rStyle w:val="Hyperlink"/>
@@ -2720,8 +2706,8 @@
         <w:t xml:space="preserve">).</w:t>
       </w:r>
     </w:p>
-    <w:bookmarkEnd w:id="50"/>
-    <w:bookmarkStart w:id="51" w:name="time-since-infection-and-incidence"/>
+    <w:bookmarkEnd w:id="49"/>
+    <w:bookmarkStart w:id="50" w:name="time-since-infection-and-incidence"/>
     <w:p>
       <w:pPr>
         <w:pStyle w:val="Heading2"/>
@@ -3308,8 +3294,8 @@
         <w:t xml:space="preserve">is the patient’s age at the time of the survey.</w:t>
       </w:r>
     </w:p>
-    <w:bookmarkEnd w:id="51"/>
-    <w:bookmarkStart w:id="52" w:name="likelihood-of-latent-infection-times"/>
+    <w:bookmarkEnd w:id="50"/>
+    <w:bookmarkStart w:id="51" w:name="likelihood-of-latent-infection-times"/>
     <w:p>
       <w:pPr>
         <w:pStyle w:val="Heading2"/>
@@ -4139,8 +4125,8 @@
         <w:t xml:space="preserve">The MLE turns out to be the inverse of the mean.</w:t>
       </w:r>
     </w:p>
-    <w:bookmarkEnd w:id="52"/>
-    <w:bookmarkStart w:id="57" w:name="example-log-likelihood-curves"/>
+    <w:bookmarkEnd w:id="51"/>
+    <w:bookmarkStart w:id="56" w:name="example-log-likelihood-curves"/>
     <w:p>
       <w:pPr>
         <w:pStyle w:val="Heading2"/>
@@ -4928,7 +4914,7 @@
       <w:tr>
         <w:tc>
           <w:tcPr/>
-          <w:bookmarkStart w:id="56" w:name="fig-ex-lik-curves"/>
+          <w:bookmarkStart w:id="55" w:name="fig-ex-lik-curves"/>
           <w:p>
             <w:pPr>
               <w:pStyle w:val="Compact"/>
@@ -4939,18 +4925,18 @@
                 <wp:inline>
                   <wp:extent cx="4620126" cy="3696101"/>
                   <wp:effectExtent b="0" l="0" r="0" t="0"/>
-                  <wp:docPr descr="" title="" id="54" name="Picture"/>
+                  <wp:docPr descr="" title="" id="53" name="Picture"/>
                   <a:graphic>
                     <a:graphicData uri="http://schemas.openxmlformats.org/drawingml/2006/picture">
                       <pic:pic>
                         <pic:nvPicPr>
-                          <pic:cNvPr descr="methodology_files/figure-docx/fig-ex-lik-curves-1.png" id="55" name="Picture"/>
+                          <pic:cNvPr descr="methodology_files/figure-docx/fig-ex-lik-curves-1.png" id="54" name="Picture"/>
                           <pic:cNvPicPr>
                             <a:picLocks noChangeArrowheads="1" noChangeAspect="1"/>
                           </pic:cNvPicPr>
                         </pic:nvPicPr>
                         <pic:blipFill>
-                          <a:blip r:embed="rId53"/>
+                          <a:blip r:embed="rId52"/>
                           <a:stretch>
                             <a:fillRect/>
                           </a:stretch>
@@ -4990,12 +4976,12 @@
               <w:t xml:space="preserve">Figure 1: log-likelihood curve for latent data</w:t>
             </w:r>
           </w:p>
-          <w:bookmarkEnd w:id="56"/>
+          <w:bookmarkEnd w:id="55"/>
         </w:tc>
       </w:tr>
     </w:tbl>
-    <w:bookmarkEnd w:id="57"/>
-    <w:bookmarkStart w:id="58" w:name="standard-errors"/>
+    <w:bookmarkEnd w:id="56"/>
+    <w:bookmarkStart w:id="57" w:name="standard-errors"/>
     <w:p>
       <w:pPr>
         <w:pStyle w:val="Heading2"/>
@@ -5110,8 +5096,8 @@
         <w:t xml:space="preserve">smaller standard errors</w:t>
       </w:r>
     </w:p>
-    <w:bookmarkEnd w:id="58"/>
-    <w:bookmarkStart w:id="59" w:name="hessian-for-the-exponential-model"/>
+    <w:bookmarkEnd w:id="57"/>
+    <w:bookmarkStart w:id="58" w:name="hessian-for-the-exponential-model"/>
     <w:p>
       <w:pPr>
         <w:pStyle w:val="Heading2"/>
@@ -5927,8 +5913,8 @@
         <w:t xml:space="preserve">standard error, consistent with the previous slide.</w:t>
       </w:r>
     </w:p>
-    <w:bookmarkEnd w:id="59"/>
-    <w:bookmarkStart w:id="60" w:name="likelihood-of-observed-data"/>
+    <w:bookmarkEnd w:id="58"/>
+    <w:bookmarkStart w:id="59" w:name="likelihood-of-observed-data"/>
     <w:p>
       <w:pPr>
         <w:pStyle w:val="Heading2"/>
@@ -6668,8 +6654,8 @@
         </m:oMath>
       </m:oMathPara>
     </w:p>
-    <w:bookmarkEnd w:id="60"/>
-    <w:bookmarkStart w:id="69" w:name="antibody-response-curves"/>
+    <w:bookmarkEnd w:id="59"/>
+    <w:bookmarkStart w:id="68" w:name="antibody-response-curves"/>
     <w:p>
       <w:pPr>
         <w:pStyle w:val="Heading2"/>
@@ -6691,7 +6677,7 @@
       <w:tr>
         <w:tc>
           <w:tcPr/>
-          <w:bookmarkStart w:id="64" w:name="fig-sim-case-data"/>
+          <w:bookmarkStart w:id="63" w:name="fig-sim-case-data"/>
           <w:p>
             <w:pPr>
               <w:pStyle w:val="SourceCode"/>
@@ -6764,18 +6750,18 @@
                 <wp:inline>
                   <wp:extent cx="4620126" cy="3696101"/>
                   <wp:effectExtent b="0" l="0" r="0" t="0"/>
-                  <wp:docPr descr="" title="" id="62" name="Picture"/>
+                  <wp:docPr descr="" title="" id="61" name="Picture"/>
                   <a:graphic>
                     <a:graphicData uri="http://schemas.openxmlformats.org/drawingml/2006/picture">
                       <pic:pic>
                         <pic:nvPicPr>
-                          <pic:cNvPr descr="methodology_files/figure-docx/unnamed-chunk-4-1.png" id="63" name="Picture"/>
+                          <pic:cNvPr descr="methodology_files/figure-docx/unnamed-chunk-4-1.png" id="62" name="Picture"/>
                           <pic:cNvPicPr>
                             <a:picLocks noChangeArrowheads="1" noChangeAspect="1"/>
                           </pic:cNvPicPr>
                         </pic:nvPicPr>
                         <pic:blipFill>
-                          <a:blip r:embed="rId61"/>
+                          <a:blip r:embed="rId60"/>
                           <a:stretch>
                             <a:fillRect/>
                           </a:stretch>
@@ -6868,7 +6854,7 @@
               <w:t xml:space="preserve">, for typhoid</w:t>
             </w:r>
           </w:p>
-          <w:bookmarkEnd w:id="64"/>
+          <w:bookmarkEnd w:id="63"/>
         </w:tc>
       </w:tr>
     </w:tbl>
@@ -6886,7 +6872,7 @@
       <w:tr>
         <w:tc>
           <w:tcPr/>
-          <w:bookmarkStart w:id="68" w:name="fig-decay"/>
+          <w:bookmarkStart w:id="67" w:name="fig-decay"/>
           <w:p>
             <w:pPr>
               <w:pStyle w:val="SourceCode"/>
@@ -7556,18 +7542,18 @@
                 <wp:inline>
                   <wp:extent cx="4620126" cy="3696101"/>
                   <wp:effectExtent b="0" l="0" r="0" t="0"/>
-                  <wp:docPr descr="" title="" id="66" name="Picture"/>
+                  <wp:docPr descr="" title="" id="65" name="Picture"/>
                   <a:graphic>
                     <a:graphicData uri="http://schemas.openxmlformats.org/drawingml/2006/picture">
                       <pic:pic>
                         <pic:nvPicPr>
-                          <pic:cNvPr descr="methodology_files/figure-docx/unnamed-chunk-5-1.png" id="67" name="Picture"/>
+                          <pic:cNvPr descr="methodology_files/figure-docx/unnamed-chunk-5-1.png" id="66" name="Picture"/>
                           <pic:cNvPicPr>
                             <a:picLocks noChangeArrowheads="1" noChangeAspect="1"/>
                           </pic:cNvPicPr>
                         </pic:nvPicPr>
                         <pic:blipFill>
-                          <a:blip r:embed="rId65"/>
+                          <a:blip r:embed="rId64"/>
                           <a:stretch>
                             <a:fillRect/>
                           </a:stretch>
@@ -7607,12 +7593,12 @@
               <w:t xml:space="preserve">Figure 3: Observed antibody measurements over time since fever onset, for typhoid</w:t>
             </w:r>
           </w:p>
-          <w:bookmarkEnd w:id="68"/>
+          <w:bookmarkEnd w:id="67"/>
         </w:tc>
       </w:tr>
     </w:tbl>
-    <w:bookmarkEnd w:id="69"/>
-    <w:bookmarkStart w:id="70" w:name="the-per-person-likelihood"/>
+    <w:bookmarkEnd w:id="68"/>
+    <w:bookmarkStart w:id="69" w:name="the-per-person-likelihood"/>
     <w:p>
       <w:pPr>
         <w:pStyle w:val="Heading2"/>
@@ -8817,8 +8803,8 @@
         <w:t xml:space="preserve">.</w:t>
       </w:r>
     </w:p>
-    <w:bookmarkEnd w:id="70"/>
-    <w:bookmarkStart w:id="71" w:name="the-full-sample-likelihood"/>
+    <w:bookmarkEnd w:id="69"/>
+    <w:bookmarkStart w:id="70" w:name="the-full-sample-likelihood"/>
     <w:p>
       <w:pPr>
         <w:pStyle w:val="Heading2"/>
@@ -9364,8 +9350,8 @@
         <w:t xml:space="preserve">.</w:t>
       </w:r>
     </w:p>
-    <w:bookmarkEnd w:id="71"/>
-    <w:bookmarkStart w:id="72" w:name="finding-the-mle-numerically"/>
+    <w:bookmarkEnd w:id="70"/>
+    <w:bookmarkStart w:id="71" w:name="finding-the-mle-numerically"/>
     <w:p>
       <w:pPr>
         <w:pStyle w:val="Heading2"/>
@@ -9827,8 +9813,8 @@
         <w:t xml:space="preserve">to find the MLE and corresponding standard error.</w:t>
       </w:r>
     </w:p>
-    <w:bookmarkEnd w:id="72"/>
-    <w:bookmarkStart w:id="77" w:name="X5bf3afb032987a059a98cb4220d3ca0c37d3f71"/>
+    <w:bookmarkEnd w:id="71"/>
+    <w:bookmarkStart w:id="76" w:name="X5bf3afb032987a059a98cb4220d3ca0c37d3f71"/>
     <w:p>
       <w:pPr>
         <w:pStyle w:val="Heading2"/>
@@ -9845,7 +9831,7 @@
         <w:t xml:space="preserve">In many survey designs, observations are clustered (e.g., multiple individuals from the same household, school, or geographic area). Observations within the same cluster are often more similar to each other than to observations from different clusters, violating the independence assumption of standard maximum likelihood estimation.</w:t>
       </w:r>
     </w:p>
-    <w:bookmarkStart w:id="73" w:name="why-clustering-matters"/>
+    <w:bookmarkStart w:id="72" w:name="why-clustering-matters"/>
     <w:p>
       <w:pPr>
         <w:pStyle w:val="Heading3"/>
@@ -9946,8 +9932,8 @@
         <w:t xml:space="preserve">too optimistic</w:t>
       </w:r>
     </w:p>
-    <w:bookmarkEnd w:id="73"/>
-    <w:bookmarkStart w:id="74" w:name="cluster-robust-variance-estimation"/>
+    <w:bookmarkEnd w:id="72"/>
+    <w:bookmarkStart w:id="73" w:name="cluster-robust-variance-estimation"/>
     <w:p>
       <w:pPr>
         <w:pStyle w:val="Heading3"/>
@@ -10469,333 +10455,333 @@
         <w:t xml:space="preserve">)</w:t>
       </w:r>
     </w:p>
+    <w:bookmarkEnd w:id="73"/>
+    <w:bookmarkStart w:id="74" w:name="implementation-in-serocalculator"/>
+    <w:p>
+      <w:pPr>
+        <w:pStyle w:val="Heading3"/>
+      </w:pPr>
+      <w:r>
+        <w:t xml:space="preserve">4.15.3 Implementation in serocalculator</w:t>
+      </w:r>
+    </w:p>
+    <w:p>
+      <w:pPr>
+        <w:pStyle w:val="FirstParagraph"/>
+      </w:pPr>
+      <w:r>
+        <w:t xml:space="preserve">Users can specify clustering using the</w:t>
+      </w:r>
+      <w:r>
+        <w:t xml:space="preserve"> </w:t>
+      </w:r>
+      <w:r>
+        <w:rPr>
+          <w:rStyle w:val="VerbatimChar"/>
+        </w:rPr>
+        <w:t xml:space="preserve">cluster_var</w:t>
+      </w:r>
+      <w:r>
+        <w:t xml:space="preserve"> </w:t>
+      </w:r>
+      <w:r>
+        <w:t xml:space="preserve">parameter:</w:t>
+      </w:r>
+    </w:p>
+    <w:p>
+      <w:pPr>
+        <w:pStyle w:val="SourceCode"/>
+      </w:pPr>
+      <w:r>
+        <w:rPr>
+          <w:rStyle w:val="CommentTok"/>
+        </w:rPr>
+        <w:t xml:space="preserve"># Single-level clustering (e.g., by household)</w:t>
+      </w:r>
+      <w:r>
+        <w:br/>
+      </w:r>
+      <w:r>
+        <w:rPr>
+          <w:rStyle w:val="NormalTok"/>
+        </w:rPr>
+        <w:t xml:space="preserve">est </w:t>
+      </w:r>
+      <w:r>
+        <w:rPr>
+          <w:rStyle w:val="OtherTok"/>
+        </w:rPr>
+        <w:t xml:space="preserve">&lt;-</w:t>
+      </w:r>
+      <w:r>
+        <w:rPr>
+          <w:rStyle w:val="NormalTok"/>
+        </w:rPr>
+        <w:t xml:space="preserve"> </w:t>
+      </w:r>
+      <w:r>
+        <w:rPr>
+          <w:rStyle w:val="FunctionTok"/>
+        </w:rPr>
+        <w:t xml:space="preserve">est_seroincidence</w:t>
+      </w:r>
+      <w:r>
+        <w:rPr>
+          <w:rStyle w:val="NormalTok"/>
+        </w:rPr>
+        <w:t xml:space="preserve">(</w:t>
+      </w:r>
+      <w:r>
+        <w:br/>
+      </w:r>
+      <w:r>
+        <w:rPr>
+          <w:rStyle w:val="NormalTok"/>
+        </w:rPr>
+        <w:t xml:space="preserve">  </w:t>
+      </w:r>
+      <w:r>
+        <w:rPr>
+          <w:rStyle w:val="AttributeTok"/>
+        </w:rPr>
+        <w:t xml:space="preserve">pop_data =</w:t>
+      </w:r>
+      <w:r>
+        <w:rPr>
+          <w:rStyle w:val="NormalTok"/>
+        </w:rPr>
+        <w:t xml:space="preserve"> data,</w:t>
+      </w:r>
+      <w:r>
+        <w:br/>
+      </w:r>
+      <w:r>
+        <w:rPr>
+          <w:rStyle w:val="NormalTok"/>
+        </w:rPr>
+        <w:t xml:space="preserve">  </w:t>
+      </w:r>
+      <w:r>
+        <w:rPr>
+          <w:rStyle w:val="AttributeTok"/>
+        </w:rPr>
+        <w:t xml:space="preserve">cluster_var =</w:t>
+      </w:r>
+      <w:r>
+        <w:rPr>
+          <w:rStyle w:val="NormalTok"/>
+        </w:rPr>
+        <w:t xml:space="preserve"> </w:t>
+      </w:r>
+      <w:r>
+        <w:rPr>
+          <w:rStyle w:val="StringTok"/>
+        </w:rPr>
+        <w:t xml:space="preserve">"household_id"</w:t>
+      </w:r>
+      <w:r>
+        <w:rPr>
+          <w:rStyle w:val="NormalTok"/>
+        </w:rPr>
+        <w:t xml:space="preserve">,</w:t>
+      </w:r>
+      <w:r>
+        <w:br/>
+      </w:r>
+      <w:r>
+        <w:rPr>
+          <w:rStyle w:val="NormalTok"/>
+        </w:rPr>
+        <w:t xml:space="preserve">  ...</w:t>
+      </w:r>
+      <w:r>
+        <w:br/>
+      </w:r>
+      <w:r>
+        <w:rPr>
+          <w:rStyle w:val="NormalTok"/>
+        </w:rPr>
+        <w:t xml:space="preserve">)</w:t>
+      </w:r>
+      <w:r>
+        <w:br/>
+      </w:r>
+      <w:r>
+        <w:br/>
+      </w:r>
+      <w:r>
+        <w:rPr>
+          <w:rStyle w:val="CommentTok"/>
+        </w:rPr>
+        <w:t xml:space="preserve"># Multi-level clustering (e.g., schools within districts)</w:t>
+      </w:r>
+      <w:r>
+        <w:br/>
+      </w:r>
+      <w:r>
+        <w:rPr>
+          <w:rStyle w:val="NormalTok"/>
+        </w:rPr>
+        <w:t xml:space="preserve">est </w:t>
+      </w:r>
+      <w:r>
+        <w:rPr>
+          <w:rStyle w:val="OtherTok"/>
+        </w:rPr>
+        <w:t xml:space="preserve">&lt;-</w:t>
+      </w:r>
+      <w:r>
+        <w:rPr>
+          <w:rStyle w:val="NormalTok"/>
+        </w:rPr>
+        <w:t xml:space="preserve"> </w:t>
+      </w:r>
+      <w:r>
+        <w:rPr>
+          <w:rStyle w:val="FunctionTok"/>
+        </w:rPr>
+        <w:t xml:space="preserve">est_seroincidence</w:t>
+      </w:r>
+      <w:r>
+        <w:rPr>
+          <w:rStyle w:val="NormalTok"/>
+        </w:rPr>
+        <w:t xml:space="preserve">(</w:t>
+      </w:r>
+      <w:r>
+        <w:br/>
+      </w:r>
+      <w:r>
+        <w:rPr>
+          <w:rStyle w:val="NormalTok"/>
+        </w:rPr>
+        <w:t xml:space="preserve">  </w:t>
+      </w:r>
+      <w:r>
+        <w:rPr>
+          <w:rStyle w:val="AttributeTok"/>
+        </w:rPr>
+        <w:t xml:space="preserve">pop_data =</w:t>
+      </w:r>
+      <w:r>
+        <w:rPr>
+          <w:rStyle w:val="NormalTok"/>
+        </w:rPr>
+        <w:t xml:space="preserve"> data,</w:t>
+      </w:r>
+      <w:r>
+        <w:br/>
+      </w:r>
+      <w:r>
+        <w:rPr>
+          <w:rStyle w:val="NormalTok"/>
+        </w:rPr>
+        <w:t xml:space="preserve">  </w:t>
+      </w:r>
+      <w:r>
+        <w:rPr>
+          <w:rStyle w:val="AttributeTok"/>
+        </w:rPr>
+        <w:t xml:space="preserve">cluster_var =</w:t>
+      </w:r>
+      <w:r>
+        <w:rPr>
+          <w:rStyle w:val="NormalTok"/>
+        </w:rPr>
+        <w:t xml:space="preserve"> </w:t>
+      </w:r>
+      <w:r>
+        <w:rPr>
+          <w:rStyle w:val="FunctionTok"/>
+        </w:rPr>
+        <w:t xml:space="preserve">c</w:t>
+      </w:r>
+      <w:r>
+        <w:rPr>
+          <w:rStyle w:val="NormalTok"/>
+        </w:rPr>
+        <w:t xml:space="preserve">(</w:t>
+      </w:r>
+      <w:r>
+        <w:rPr>
+          <w:rStyle w:val="StringTok"/>
+        </w:rPr>
+        <w:t xml:space="preserve">"district_id"</w:t>
+      </w:r>
+      <w:r>
+        <w:rPr>
+          <w:rStyle w:val="NormalTok"/>
+        </w:rPr>
+        <w:t xml:space="preserve">, </w:t>
+      </w:r>
+      <w:r>
+        <w:rPr>
+          <w:rStyle w:val="StringTok"/>
+        </w:rPr>
+        <w:t xml:space="preserve">"school_id"</w:t>
+      </w:r>
+      <w:r>
+        <w:rPr>
+          <w:rStyle w:val="NormalTok"/>
+        </w:rPr>
+        <w:t xml:space="preserve">),</w:t>
+      </w:r>
+      <w:r>
+        <w:br/>
+      </w:r>
+      <w:r>
+        <w:rPr>
+          <w:rStyle w:val="NormalTok"/>
+        </w:rPr>
+        <w:t xml:space="preserve">  ...</w:t>
+      </w:r>
+      <w:r>
+        <w:br/>
+      </w:r>
+      <w:r>
+        <w:rPr>
+          <w:rStyle w:val="NormalTok"/>
+        </w:rPr>
+        <w:t xml:space="preserve">)</w:t>
+      </w:r>
+    </w:p>
+    <w:p>
+      <w:pPr>
+        <w:pStyle w:val="FirstParagraph"/>
+      </w:pPr>
+      <w:r>
+        <w:t xml:space="preserve">When cluster-robust standard errors are used, the</w:t>
+      </w:r>
+      <w:r>
+        <w:t xml:space="preserve"> </w:t>
+      </w:r>
+      <w:r>
+        <w:rPr>
+          <w:rStyle w:val="VerbatimChar"/>
+        </w:rPr>
+        <w:t xml:space="preserve">summary()</w:t>
+      </w:r>
+      <w:r>
+        <w:t xml:space="preserve"> </w:t>
+      </w:r>
+      <w:r>
+        <w:t xml:space="preserve">output indicates this with</w:t>
+      </w:r>
+      <w:r>
+        <w:t xml:space="preserve"> </w:t>
+      </w:r>
+      <w:r>
+        <w:rPr>
+          <w:rStyle w:val="VerbatimChar"/>
+        </w:rPr>
+        <w:t xml:space="preserve">se_type = "cluster-robust"</w:t>
+      </w:r>
+      <w:r>
+        <w:t xml:space="preserve">.</w:t>
+      </w:r>
+    </w:p>
     <w:bookmarkEnd w:id="74"/>
-    <w:bookmarkStart w:id="75" w:name="implementation-in-serocalculator"/>
-    <w:p>
-      <w:pPr>
-        <w:pStyle w:val="Heading3"/>
-      </w:pPr>
-      <w:r>
-        <w:t xml:space="preserve">4.15.3 Implementation in serocalculator</w:t>
-      </w:r>
-    </w:p>
-    <w:p>
-      <w:pPr>
-        <w:pStyle w:val="FirstParagraph"/>
-      </w:pPr>
-      <w:r>
-        <w:t xml:space="preserve">Users can specify clustering using the</w:t>
-      </w:r>
-      <w:r>
-        <w:t xml:space="preserve"> </w:t>
-      </w:r>
-      <w:r>
-        <w:rPr>
-          <w:rStyle w:val="VerbatimChar"/>
-        </w:rPr>
-        <w:t xml:space="preserve">cluster_var</w:t>
-      </w:r>
-      <w:r>
-        <w:t xml:space="preserve"> </w:t>
-      </w:r>
-      <w:r>
-        <w:t xml:space="preserve">parameter:</w:t>
-      </w:r>
-    </w:p>
-    <w:p>
-      <w:pPr>
-        <w:pStyle w:val="SourceCode"/>
-      </w:pPr>
-      <w:r>
-        <w:rPr>
-          <w:rStyle w:val="CommentTok"/>
-        </w:rPr>
-        <w:t xml:space="preserve"># Single-level clustering (e.g., by household)</w:t>
-      </w:r>
-      <w:r>
-        <w:br/>
-      </w:r>
-      <w:r>
-        <w:rPr>
-          <w:rStyle w:val="NormalTok"/>
-        </w:rPr>
-        <w:t xml:space="preserve">est </w:t>
-      </w:r>
-      <w:r>
-        <w:rPr>
-          <w:rStyle w:val="OtherTok"/>
-        </w:rPr>
-        <w:t xml:space="preserve">&lt;-</w:t>
-      </w:r>
-      <w:r>
-        <w:rPr>
-          <w:rStyle w:val="NormalTok"/>
-        </w:rPr>
-        <w:t xml:space="preserve"> </w:t>
-      </w:r>
-      <w:r>
-        <w:rPr>
-          <w:rStyle w:val="FunctionTok"/>
-        </w:rPr>
-        <w:t xml:space="preserve">est_seroincidence</w:t>
-      </w:r>
-      <w:r>
-        <w:rPr>
-          <w:rStyle w:val="NormalTok"/>
-        </w:rPr>
-        <w:t xml:space="preserve">(</w:t>
-      </w:r>
-      <w:r>
-        <w:br/>
-      </w:r>
-      <w:r>
-        <w:rPr>
-          <w:rStyle w:val="NormalTok"/>
-        </w:rPr>
-        <w:t xml:space="preserve">  </w:t>
-      </w:r>
-      <w:r>
-        <w:rPr>
-          <w:rStyle w:val="AttributeTok"/>
-        </w:rPr>
-        <w:t xml:space="preserve">pop_data =</w:t>
-      </w:r>
-      <w:r>
-        <w:rPr>
-          <w:rStyle w:val="NormalTok"/>
-        </w:rPr>
-        <w:t xml:space="preserve"> data,</w:t>
-      </w:r>
-      <w:r>
-        <w:br/>
-      </w:r>
-      <w:r>
-        <w:rPr>
-          <w:rStyle w:val="NormalTok"/>
-        </w:rPr>
-        <w:t xml:space="preserve">  </w:t>
-      </w:r>
-      <w:r>
-        <w:rPr>
-          <w:rStyle w:val="AttributeTok"/>
-        </w:rPr>
-        <w:t xml:space="preserve">cluster_var =</w:t>
-      </w:r>
-      <w:r>
-        <w:rPr>
-          <w:rStyle w:val="NormalTok"/>
-        </w:rPr>
-        <w:t xml:space="preserve"> </w:t>
-      </w:r>
-      <w:r>
-        <w:rPr>
-          <w:rStyle w:val="StringTok"/>
-        </w:rPr>
-        <w:t xml:space="preserve">"household_id"</w:t>
-      </w:r>
-      <w:r>
-        <w:rPr>
-          <w:rStyle w:val="NormalTok"/>
-        </w:rPr>
-        <w:t xml:space="preserve">,</w:t>
-      </w:r>
-      <w:r>
-        <w:br/>
-      </w:r>
-      <w:r>
-        <w:rPr>
-          <w:rStyle w:val="NormalTok"/>
-        </w:rPr>
-        <w:t xml:space="preserve">  ...</w:t>
-      </w:r>
-      <w:r>
-        <w:br/>
-      </w:r>
-      <w:r>
-        <w:rPr>
-          <w:rStyle w:val="NormalTok"/>
-        </w:rPr>
-        <w:t xml:space="preserve">)</w:t>
-      </w:r>
-      <w:r>
-        <w:br/>
-      </w:r>
-      <w:r>
-        <w:br/>
-      </w:r>
-      <w:r>
-        <w:rPr>
-          <w:rStyle w:val="CommentTok"/>
-        </w:rPr>
-        <w:t xml:space="preserve"># Multi-level clustering (e.g., schools within districts)</w:t>
-      </w:r>
-      <w:r>
-        <w:br/>
-      </w:r>
-      <w:r>
-        <w:rPr>
-          <w:rStyle w:val="NormalTok"/>
-        </w:rPr>
-        <w:t xml:space="preserve">est </w:t>
-      </w:r>
-      <w:r>
-        <w:rPr>
-          <w:rStyle w:val="OtherTok"/>
-        </w:rPr>
-        <w:t xml:space="preserve">&lt;-</w:t>
-      </w:r>
-      <w:r>
-        <w:rPr>
-          <w:rStyle w:val="NormalTok"/>
-        </w:rPr>
-        <w:t xml:space="preserve"> </w:t>
-      </w:r>
-      <w:r>
-        <w:rPr>
-          <w:rStyle w:val="FunctionTok"/>
-        </w:rPr>
-        <w:t xml:space="preserve">est_seroincidence</w:t>
-      </w:r>
-      <w:r>
-        <w:rPr>
-          <w:rStyle w:val="NormalTok"/>
-        </w:rPr>
-        <w:t xml:space="preserve">(</w:t>
-      </w:r>
-      <w:r>
-        <w:br/>
-      </w:r>
-      <w:r>
-        <w:rPr>
-          <w:rStyle w:val="NormalTok"/>
-        </w:rPr>
-        <w:t xml:space="preserve">  </w:t>
-      </w:r>
-      <w:r>
-        <w:rPr>
-          <w:rStyle w:val="AttributeTok"/>
-        </w:rPr>
-        <w:t xml:space="preserve">pop_data =</w:t>
-      </w:r>
-      <w:r>
-        <w:rPr>
-          <w:rStyle w:val="NormalTok"/>
-        </w:rPr>
-        <w:t xml:space="preserve"> data,</w:t>
-      </w:r>
-      <w:r>
-        <w:br/>
-      </w:r>
-      <w:r>
-        <w:rPr>
-          <w:rStyle w:val="NormalTok"/>
-        </w:rPr>
-        <w:t xml:space="preserve">  </w:t>
-      </w:r>
-      <w:r>
-        <w:rPr>
-          <w:rStyle w:val="AttributeTok"/>
-        </w:rPr>
-        <w:t xml:space="preserve">cluster_var =</w:t>
-      </w:r>
-      <w:r>
-        <w:rPr>
-          <w:rStyle w:val="NormalTok"/>
-        </w:rPr>
-        <w:t xml:space="preserve"> </w:t>
-      </w:r>
-      <w:r>
-        <w:rPr>
-          <w:rStyle w:val="FunctionTok"/>
-        </w:rPr>
-        <w:t xml:space="preserve">c</w:t>
-      </w:r>
-      <w:r>
-        <w:rPr>
-          <w:rStyle w:val="NormalTok"/>
-        </w:rPr>
-        <w:t xml:space="preserve">(</w:t>
-      </w:r>
-      <w:r>
-        <w:rPr>
-          <w:rStyle w:val="StringTok"/>
-        </w:rPr>
-        <w:t xml:space="preserve">"district_id"</w:t>
-      </w:r>
-      <w:r>
-        <w:rPr>
-          <w:rStyle w:val="NormalTok"/>
-        </w:rPr>
-        <w:t xml:space="preserve">, </w:t>
-      </w:r>
-      <w:r>
-        <w:rPr>
-          <w:rStyle w:val="StringTok"/>
-        </w:rPr>
-        <w:t xml:space="preserve">"school_id"</w:t>
-      </w:r>
-      <w:r>
-        <w:rPr>
-          <w:rStyle w:val="NormalTok"/>
-        </w:rPr>
-        <w:t xml:space="preserve">),</w:t>
-      </w:r>
-      <w:r>
-        <w:br/>
-      </w:r>
-      <w:r>
-        <w:rPr>
-          <w:rStyle w:val="NormalTok"/>
-        </w:rPr>
-        <w:t xml:space="preserve">  ...</w:t>
-      </w:r>
-      <w:r>
-        <w:br/>
-      </w:r>
-      <w:r>
-        <w:rPr>
-          <w:rStyle w:val="NormalTok"/>
-        </w:rPr>
-        <w:t xml:space="preserve">)</w:t>
-      </w:r>
-    </w:p>
-    <w:p>
-      <w:pPr>
-        <w:pStyle w:val="FirstParagraph"/>
-      </w:pPr>
-      <w:r>
-        <w:t xml:space="preserve">When cluster-robust standard errors are used, the</w:t>
-      </w:r>
-      <w:r>
-        <w:t xml:space="preserve"> </w:t>
-      </w:r>
-      <w:r>
-        <w:rPr>
-          <w:rStyle w:val="VerbatimChar"/>
-        </w:rPr>
-        <w:t xml:space="preserve">summary()</w:t>
-      </w:r>
-      <w:r>
-        <w:t xml:space="preserve"> </w:t>
-      </w:r>
-      <w:r>
-        <w:t xml:space="preserve">output indicates this with</w:t>
-      </w:r>
-      <w:r>
-        <w:t xml:space="preserve"> </w:t>
-      </w:r>
-      <w:r>
-        <w:rPr>
-          <w:rStyle w:val="VerbatimChar"/>
-        </w:rPr>
-        <w:t xml:space="preserve">se_type = "cluster-robust"</w:t>
-      </w:r>
-      <w:r>
-        <w:t xml:space="preserve">.</w:t>
-      </w:r>
-    </w:p>
-    <w:bookmarkEnd w:id="75"/>
-    <w:bookmarkStart w:id="76" w:name="effect-on-results"/>
+    <w:bookmarkStart w:id="75" w:name="effect-on-results"/>
     <w:p>
       <w:pPr>
         <w:pStyle w:val="Heading3"/>
@@ -10870,10 +10856,10 @@
         <w:t xml:space="preserve">appropriately widen to account for reduced effective sample size</w:t>
       </w:r>
     </w:p>
+    <w:bookmarkEnd w:id="75"/>
     <w:bookmarkEnd w:id="76"/>
     <w:bookmarkEnd w:id="77"/>
-    <w:bookmarkEnd w:id="78"/>
-    <w:bookmarkStart w:id="109" w:name="modeling-the-seroresponse-kinetics-curve"/>
+    <w:bookmarkStart w:id="108" w:name="modeling-the-seroresponse-kinetics-curve"/>
     <w:p>
       <w:pPr>
         <w:pStyle w:val="Heading1"/>
@@ -10988,7 +10974,7 @@
         <w:t xml:space="preserve">.</w:t>
       </w:r>
     </w:p>
-    <w:bookmarkStart w:id="79" w:name="model-for-active-infection-period"/>
+    <w:bookmarkStart w:id="78" w:name="model-for-active-infection-period"/>
     <w:p>
       <w:pPr>
         <w:pStyle w:val="Heading2"/>
@@ -11713,8 +11699,8 @@
         <w:t xml:space="preserve">compared to the other terms in the model.</w:t>
       </w:r>
     </w:p>
-    <w:bookmarkEnd w:id="79"/>
-    <w:bookmarkStart w:id="80" w:name="model-for-post-infection-antibody-decay"/>
+    <w:bookmarkEnd w:id="78"/>
+    <w:bookmarkStart w:id="79" w:name="model-for-post-infection-antibody-decay"/>
     <w:p>
       <w:pPr>
         <w:pStyle w:val="Heading2"/>
@@ -11962,8 +11948,8 @@
         <w:t xml:space="preserve">.</w:t>
       </w:r>
     </w:p>
-    <w:bookmarkEnd w:id="80"/>
-    <w:bookmarkStart w:id="81" w:name="assembling-the-full-response-curve"/>
+    <w:bookmarkEnd w:id="79"/>
+    <w:bookmarkStart w:id="80" w:name="assembling-the-full-response-curve"/>
     <w:p>
       <w:pPr>
         <w:pStyle w:val="Heading2"/>
@@ -12486,8 +12472,8 @@
         </m:oMath>
       </m:oMathPara>
     </w:p>
-    <w:bookmarkEnd w:id="81"/>
-    <w:bookmarkStart w:id="82" w:name="growth-rate-from-peak-and-baseline"/>
+    <w:bookmarkEnd w:id="80"/>
+    <w:bookmarkStart w:id="81" w:name="growth-rate-from-peak-and-baseline"/>
     <w:p>
       <w:pPr>
         <w:pStyle w:val="Heading2"/>
@@ -12681,8 +12667,8 @@
         </m:oMath>
       </m:oMathPara>
     </w:p>
-    <w:bookmarkEnd w:id="82"/>
-    <w:bookmarkStart w:id="91" w:name="X1d3fcc2a0784af059ab166838ee8827eace4ccf"/>
+    <w:bookmarkEnd w:id="81"/>
+    <w:bookmarkStart w:id="90" w:name="X1d3fcc2a0784af059ab166838ee8827eace4ccf"/>
     <w:p>
       <w:pPr>
         <w:pStyle w:val="Heading2"/>
@@ -14731,7 +14717,7 @@
       <w:tr>
         <w:tc>
           <w:tcPr/>
-          <w:bookmarkStart w:id="86" w:name="fig-response-graph"/>
+          <w:bookmarkStart w:id="85" w:name="fig-response-graph"/>
           <w:p>
             <w:pPr>
               <w:pStyle w:val="Compact"/>
@@ -14742,18 +14728,18 @@
                 <wp:inline>
                   <wp:extent cx="4620126" cy="3696101"/>
                   <wp:effectExtent b="0" l="0" r="0" t="0"/>
-                  <wp:docPr descr="" title="" id="84" name="Picture"/>
+                  <wp:docPr descr="" title="" id="83" name="Picture"/>
                   <a:graphic>
                     <a:graphicData uri="http://schemas.openxmlformats.org/drawingml/2006/picture">
                       <pic:pic>
                         <pic:nvPicPr>
-                          <pic:cNvPr descr="methodology_files/figure-docx/fig-response-graph-1.png" id="85" name="Picture"/>
+                          <pic:cNvPr descr="methodology_files/figure-docx/fig-response-graph-1.png" id="84" name="Picture"/>
                           <pic:cNvPicPr>
                             <a:picLocks noChangeArrowheads="1" noChangeAspect="1"/>
                           </pic:cNvPicPr>
                         </pic:nvPicPr>
                         <pic:blipFill>
-                          <a:blip r:embed="rId83"/>
+                          <a:blip r:embed="rId82"/>
                           <a:stretch>
                             <a:fillRect/>
                           </a:stretch>
@@ -14793,7 +14779,7 @@
               <w:t xml:space="preserve">Figure 4: An example kinetics curve for HlyE IgG</w:t>
             </w:r>
           </w:p>
-          <w:bookmarkEnd w:id="86"/>
+          <w:bookmarkEnd w:id="85"/>
         </w:tc>
       </w:tr>
     </w:tbl>
@@ -15017,7 +15003,7 @@
       <w:r>
         <w:t xml:space="preserve"> </w:t>
       </w:r>
-      <w:hyperlink r:id="rId87">
+      <w:hyperlink r:id="rId86">
         <w:r>
           <w:rPr>
             <w:rStyle w:val="Hyperlink"/>
@@ -15035,12 +15021,12 @@
           <wp:inline>
             <wp:extent cx="2667000" cy="2667000"/>
             <wp:effectExtent b="0" l="0" r="0" t="0"/>
-            <wp:docPr descr="QR code for the antibody-kinetics Shiny app" title="" id="89" name="Picture"/>
+            <wp:docPr descr="QR code for the antibody-kinetics Shiny app" title="" id="88" name="Picture"/>
             <a:graphic>
               <a:graphicData uri="http://schemas.openxmlformats.org/drawingml/2006/picture">
                 <pic:pic>
                   <pic:nvPicPr>
-                    <pic:cNvPr descr="../man/figures/qr_akm2.svg" id="90" name="Picture"/>
+                    <pic:cNvPr descr="../man/figures/qr_akm2.svg" id="89" name="Picture"/>
                     <pic:cNvPicPr>
                       <a:picLocks noChangeArrowheads="1" noChangeAspect="1"/>
                     </pic:cNvPicPr>
@@ -15052,7 +15038,7 @@
                           <a14:useLocalDpi xmlns:a14="http://schemas.microsoft.com/office/drawing/2010/main" val="0"/>
                         </a:ext>
                         <a:ext uri="{96DAC541-7B7A-43D3-8B79-37D633B846F1}">
-                          <asvg:svgBlip xmlns:asvg="http://schemas.microsoft.com/office/drawing/2016/SVG/main" r:embed="rId88"/>
+                          <asvg:svgBlip xmlns:asvg="http://schemas.microsoft.com/office/drawing/2016/SVG/main" r:embed="rId87"/>
                         </a:ext>
                       </a:extLst>
                     </a:blip>
@@ -15090,8 +15076,8 @@
         <w:t xml:space="preserve">QR code for the antibody-kinetics Shiny app</w:t>
       </w:r>
     </w:p>
-    <w:bookmarkEnd w:id="91"/>
-    <w:bookmarkStart w:id="92" w:name="biological-noise"/>
+    <w:bookmarkEnd w:id="90"/>
+    <w:bookmarkStart w:id="91" w:name="biological-noise"/>
     <w:p>
       <w:pPr>
         <w:pStyle w:val="Heading2"/>
@@ -15873,8 +15859,8 @@
         <w:t xml:space="preserve">fragility of chasing a more extreme quantile.</w:t>
       </w:r>
     </w:p>
-    <w:bookmarkEnd w:id="92"/>
-    <w:bookmarkStart w:id="93" w:name="measurement-noise"/>
+    <w:bookmarkEnd w:id="91"/>
+    <w:bookmarkStart w:id="92" w:name="measurement-noise"/>
     <w:p>
       <w:pPr>
         <w:pStyle w:val="Heading2"/>
@@ -17275,8 +17261,8 @@
         <w:t xml:space="preserve">(multiplicative) error model.</w:t>
       </w:r>
     </w:p>
-    <w:bookmarkEnd w:id="93"/>
-    <w:bookmarkStart w:id="94" w:name="Xb7158a708bbfcf737c1d66d073315801f06d41e"/>
+    <w:bookmarkEnd w:id="92"/>
+    <w:bookmarkStart w:id="93" w:name="Xb7158a708bbfcf737c1d66d073315801f06d41e"/>
     <w:p>
       <w:pPr>
         <w:pStyle w:val="Heading2"/>
@@ -22059,8 +22045,8 @@
         <w:t xml:space="preserve">exactly, as expected.</w:t>
       </w:r>
     </w:p>
-    <w:bookmarkEnd w:id="94"/>
-    <w:bookmarkStart w:id="95" w:name="noise-and-never-infected-subjects"/>
+    <w:bookmarkEnd w:id="93"/>
+    <w:bookmarkStart w:id="94" w:name="noise-and-never-infected-subjects"/>
     <w:p>
       <w:pPr>
         <w:pStyle w:val="Heading2"/>
@@ -23624,8 +23610,8 @@
         <w:t xml:space="preserve">, matching the single-source case above.</w:t>
       </w:r>
     </w:p>
-    <w:bookmarkEnd w:id="95"/>
-    <w:bookmarkStart w:id="100" w:name="multiple-biomarkers"/>
+    <w:bookmarkEnd w:id="94"/>
+    <w:bookmarkStart w:id="99" w:name="multiple-biomarkers"/>
     <w:p>
       <w:pPr>
         <w:pStyle w:val="Heading2"/>
@@ -24731,7 +24717,7 @@
       <w:tr>
         <w:tc>
           <w:tcPr/>
-          <w:bookmarkStart w:id="99" w:name="fig-loglik"/>
+          <w:bookmarkStart w:id="98" w:name="fig-loglik"/>
           <w:p>
             <w:pPr>
               <w:pStyle w:val="Compact"/>
@@ -24742,18 +24728,18 @@
                 <wp:inline>
                   <wp:extent cx="4620126" cy="3696101"/>
                   <wp:effectExtent b="0" l="0" r="0" t="0"/>
-                  <wp:docPr descr="" title="" id="97" name="Picture"/>
+                  <wp:docPr descr="" title="" id="96" name="Picture"/>
                   <a:graphic>
                     <a:graphicData uri="http://schemas.openxmlformats.org/drawingml/2006/picture">
                       <pic:pic>
                         <pic:nvPicPr>
-                          <pic:cNvPr descr="methodology_files/figure-docx/fig-loglik-1.png" id="98" name="Picture"/>
+                          <pic:cNvPr descr="methodology_files/figure-docx/fig-loglik-1.png" id="97" name="Picture"/>
                           <pic:cNvPicPr>
                             <a:picLocks noChangeArrowheads="1" noChangeAspect="1"/>
                           </pic:cNvPicPr>
                         </pic:nvPicPr>
                         <pic:blipFill>
-                          <a:blip r:embed="rId96"/>
+                          <a:blip r:embed="rId95"/>
                           <a:stretch>
                             <a:fillRect/>
                           </a:stretch>
@@ -24793,12 +24779,12 @@
               <w:t xml:space="preserve">Figure 5: Log-likelihood curves for HlyE IgA alone, HlyE IgG alone, and both biomarkers combined.</w:t>
             </w:r>
           </w:p>
-          <w:bookmarkEnd w:id="99"/>
+          <w:bookmarkEnd w:id="98"/>
         </w:tc>
       </w:tr>
     </w:tbl>
-    <w:bookmarkEnd w:id="100"/>
-    <w:bookmarkStart w:id="104" w:name="X2f1a22e0e8bfbbb3bd4a9b4c70c58b4086e4038"/>
+    <w:bookmarkEnd w:id="99"/>
+    <w:bookmarkStart w:id="103" w:name="X2f1a22e0e8bfbbb3bd4a9b4c70c58b4086e4038"/>
     <w:p>
       <w:pPr>
         <w:pStyle w:val="Heading2"/>
@@ -24901,18 +24887,18 @@
           <wp:inline>
             <wp:extent cx="5334000" cy="5776895"/>
             <wp:effectExtent b="0" l="0" r="0" t="0"/>
-            <wp:docPr descr="Decay curves (A), peak antibody levels (B), and decay rates (C) for HlyE and LPS (IgG/IgA), by country (Bangladesh, Pakistan, Nepal, Ghana). SEES study." title="" id="102" name="Picture"/>
+            <wp:docPr descr="Decay curves (A), peak antibody levels (B), and decay rates (C) for HlyE and LPS (IgG/IgA), by country (Bangladesh, Pakistan, Nepal, Ghana). SEES study." title="" id="101" name="Picture"/>
             <a:graphic>
               <a:graphicData uri="http://schemas.openxmlformats.org/drawingml/2006/picture">
                 <pic:pic>
                   <pic:nvPicPr>
-                    <pic:cNvPr descr="../man/figures/kinetics-variation-1.png" id="103" name="Picture"/>
+                    <pic:cNvPr descr="../man/figures/kinetics-variation-1.png" id="102" name="Picture"/>
                     <pic:cNvPicPr>
                       <a:picLocks noChangeArrowheads="1" noChangeAspect="1"/>
                     </pic:cNvPicPr>
                   </pic:nvPicPr>
                   <pic:blipFill>
-                    <a:blip r:embed="rId101"/>
+                    <a:blip r:embed="rId100"/>
                     <a:stretch>
                       <a:fillRect/>
                     </a:stretch>
@@ -24947,8 +24933,8 @@
         <w:t xml:space="preserve">Decay curves (A), peak antibody levels (B), and decay rates (C) for HlyE and LPS (IgG/IgA), by country (Bangladesh, Pakistan, Nepal, Ghana). SEES study.</w:t>
       </w:r>
     </w:p>
-    <w:bookmarkEnd w:id="104"/>
-    <w:bookmarkStart w:id="108" w:name="Xe0d498a7f1d34353def60f09705ade4ab365d1e"/>
+    <w:bookmarkEnd w:id="103"/>
+    <w:bookmarkStart w:id="107" w:name="Xe0d498a7f1d34353def60f09705ade4ab365d1e"/>
     <w:p>
       <w:pPr>
         <w:pStyle w:val="Heading2"/>
@@ -24966,18 +24952,18 @@
           <wp:inline>
             <wp:extent cx="5334000" cy="4364181"/>
             <wp:effectExtent b="0" l="0" r="0" t="0"/>
-            <wp:docPr descr="Decay curves by age stratum (&lt;5, 5–15, 16+) and serotype (Typhi vs Paratyphi A), for HlyE and LPS (IgG/IgA). SEES study." title="" id="106" name="Picture"/>
+            <wp:docPr descr="Decay curves by age stratum (&lt;5, 5–15, 16+) and serotype (Typhi vs Paratyphi A), for HlyE and LPS (IgG/IgA). SEES study." title="" id="105" name="Picture"/>
             <a:graphic>
               <a:graphicData uri="http://schemas.openxmlformats.org/drawingml/2006/picture">
                 <pic:pic>
                   <pic:nvPicPr>
-                    <pic:cNvPr descr="../man/figures/kinetics-variation-2.png" id="107" name="Picture"/>
+                    <pic:cNvPr descr="../man/figures/kinetics-variation-2.png" id="106" name="Picture"/>
                     <pic:cNvPicPr>
                       <a:picLocks noChangeArrowheads="1" noChangeAspect="1"/>
                     </pic:cNvPicPr>
                   </pic:nvPicPr>
                   <pic:blipFill>
-                    <a:blip r:embed="rId105"/>
+                    <a:blip r:embed="rId104"/>
                     <a:stretch>
                       <a:fillRect/>
                     </a:stretch>
@@ -25061,9 +25047,9 @@
         <w:t xml:space="preserve">is on the roadmap.</w:t>
       </w:r>
     </w:p>
+    <w:bookmarkEnd w:id="107"/>
     <w:bookmarkEnd w:id="108"/>
-    <w:bookmarkEnd w:id="109"/>
-    <w:bookmarkStart w:id="121" w:name="estimating-the-curves-with-serodynamics"/>
+    <w:bookmarkStart w:id="120" w:name="estimating-the-curves-with-serodynamics"/>
     <w:p>
       <w:pPr>
         <w:pStyle w:val="Heading1"/>
@@ -25081,7 +25067,7 @@
         <w:t xml:space="preserve">serodynamics</w:t>
       </w:r>
     </w:p>
-    <w:bookmarkStart w:id="110" w:name="where-do-the-curve-parameters-come-from"/>
+    <w:bookmarkStart w:id="109" w:name="where-do-the-curve-parameters-come-from"/>
     <w:p>
       <w:pPr>
         <w:pStyle w:val="Heading2"/>
@@ -25281,8 +25267,8 @@
         <w:t xml:space="preserve">)</w:t>
       </w:r>
     </w:p>
-    <w:bookmarkEnd w:id="110"/>
-    <w:bookmarkStart w:id="112" w:name="the-serodynamics-package"/>
+    <w:bookmarkEnd w:id="109"/>
+    <w:bookmarkStart w:id="111" w:name="the-serodynamics-package"/>
     <w:p>
       <w:pPr>
         <w:pStyle w:val="Heading2"/>
@@ -25310,7 +25296,7 @@
       <w:pPr>
         <w:pStyle w:val="FirstParagraph"/>
       </w:pPr>
-      <w:hyperlink r:id="rId111">
+      <w:hyperlink r:id="rId110">
         <w:r>
           <w:rPr>
             <w:rStyle w:val="VerbatimChar"/>
@@ -25413,268 +25399,268 @@
         <w:t xml:space="preserve">packages that into a single reusable, validated workflow.</w:t>
       </w:r>
     </w:p>
+    <w:bookmarkEnd w:id="111"/>
+    <w:bookmarkStart w:id="112" w:name="a-typical-serodynamics-workflow"/>
+    <w:p>
+      <w:pPr>
+        <w:pStyle w:val="Heading2"/>
+      </w:pPr>
+      <w:r>
+        <w:t xml:space="preserve">6.3 A typical</w:t>
+      </w:r>
+      <w:r>
+        <w:t xml:space="preserve"> </w:t>
+      </w:r>
+      <w:r>
+        <w:rPr>
+          <w:rStyle w:val="VerbatimChar"/>
+        </w:rPr>
+        <w:t xml:space="preserve">serodynamics</w:t>
+      </w:r>
+      <w:r>
+        <w:t xml:space="preserve"> </w:t>
+      </w:r>
+      <w:r>
+        <w:t xml:space="preserve">workflow</w:t>
+      </w:r>
+    </w:p>
+    <w:p>
+      <w:pPr>
+        <w:pStyle w:val="SourceCode"/>
+      </w:pPr>
+      <w:r>
+        <w:rPr>
+          <w:rStyle w:val="FunctionTok"/>
+        </w:rPr>
+        <w:t xml:space="preserve">library</w:t>
+      </w:r>
+      <w:r>
+        <w:rPr>
+          <w:rStyle w:val="NormalTok"/>
+        </w:rPr>
+        <w:t xml:space="preserve">(serodynamics)</w:t>
+      </w:r>
+      <w:r>
+        <w:br/>
+      </w:r>
+      <w:r>
+        <w:br/>
+      </w:r>
+      <w:r>
+        <w:rPr>
+          <w:rStyle w:val="CommentTok"/>
+        </w:rPr>
+        <w:t xml:space="preserve"># Longitudinal confirmed-case data (example data ships with the package)</w:t>
+      </w:r>
+      <w:r>
+        <w:br/>
+      </w:r>
+      <w:r>
+        <w:rPr>
+          <w:rStyle w:val="FunctionTok"/>
+        </w:rPr>
+        <w:t xml:space="preserve">data</w:t>
+      </w:r>
+      <w:r>
+        <w:rPr>
+          <w:rStyle w:val="NormalTok"/>
+        </w:rPr>
+        <w:t xml:space="preserve">(</w:t>
+      </w:r>
+      <w:r>
+        <w:rPr>
+          <w:rStyle w:val="StringTok"/>
+        </w:rPr>
+        <w:t xml:space="preserve">"nepal_sees"</w:t>
+      </w:r>
+      <w:r>
+        <w:rPr>
+          <w:rStyle w:val="NormalTok"/>
+        </w:rPr>
+        <w:t xml:space="preserve">)</w:t>
+      </w:r>
+      <w:r>
+        <w:br/>
+      </w:r>
+      <w:r>
+        <w:br/>
+      </w:r>
+      <w:r>
+        <w:rPr>
+          <w:rStyle w:val="CommentTok"/>
+        </w:rPr>
+        <w:t xml:space="preserve"># Fit the two-phase model by MCMC (JAGS); slow, so not run here</w:t>
+      </w:r>
+      <w:r>
+        <w:br/>
+      </w:r>
+      <w:r>
+        <w:rPr>
+          <w:rStyle w:val="NormalTok"/>
+        </w:rPr>
+        <w:t xml:space="preserve">fit </w:t>
+      </w:r>
+      <w:r>
+        <w:rPr>
+          <w:rStyle w:val="OtherTok"/>
+        </w:rPr>
+        <w:t xml:space="preserve">&lt;-</w:t>
+      </w:r>
+      <w:r>
+        <w:rPr>
+          <w:rStyle w:val="NormalTok"/>
+        </w:rPr>
+        <w:t xml:space="preserve"> </w:t>
+      </w:r>
+      <w:r>
+        <w:rPr>
+          <w:rStyle w:val="FunctionTok"/>
+        </w:rPr>
+        <w:t xml:space="preserve">run_mod</w:t>
+      </w:r>
+      <w:r>
+        <w:rPr>
+          <w:rStyle w:val="NormalTok"/>
+        </w:rPr>
+        <w:t xml:space="preserve">(</w:t>
+      </w:r>
+      <w:r>
+        <w:rPr>
+          <w:rStyle w:val="AttributeTok"/>
+        </w:rPr>
+        <w:t xml:space="preserve">data =</w:t>
+      </w:r>
+      <w:r>
+        <w:rPr>
+          <w:rStyle w:val="NormalTok"/>
+        </w:rPr>
+        <w:t xml:space="preserve"> nepal_sees, </w:t>
+      </w:r>
+      <w:r>
+        <w:rPr>
+          <w:rStyle w:val="AttributeTok"/>
+        </w:rPr>
+        <w:t xml:space="preserve">with_post =</w:t>
+      </w:r>
+      <w:r>
+        <w:rPr>
+          <w:rStyle w:val="NormalTok"/>
+        </w:rPr>
+        <w:t xml:space="preserve"> </w:t>
+      </w:r>
+      <w:r>
+        <w:rPr>
+          <w:rStyle w:val="ConstantTok"/>
+        </w:rPr>
+        <w:t xml:space="preserve">TRUE</w:t>
+      </w:r>
+      <w:r>
+        <w:rPr>
+          <w:rStyle w:val="NormalTok"/>
+        </w:rPr>
+        <w:t xml:space="preserve">)</w:t>
+      </w:r>
+      <w:r>
+        <w:br/>
+      </w:r>
+      <w:r>
+        <w:br/>
+      </w:r>
+      <w:r>
+        <w:rPr>
+          <w:rStyle w:val="CommentTok"/>
+        </w:rPr>
+        <w:t xml:space="preserve"># Check convergence, then export serocalculator-ready curve parameters</w:t>
+      </w:r>
+      <w:r>
+        <w:br/>
+      </w:r>
+      <w:r>
+        <w:rPr>
+          <w:rStyle w:val="FunctionTok"/>
+        </w:rPr>
+        <w:t xml:space="preserve">plot_jags_Rhat</w:t>
+      </w:r>
+      <w:r>
+        <w:rPr>
+          <w:rStyle w:val="NormalTok"/>
+        </w:rPr>
+        <w:t xml:space="preserve">(fit)</w:t>
+      </w:r>
+      <w:r>
+        <w:br/>
+      </w:r>
+      <w:r>
+        <w:rPr>
+          <w:rStyle w:val="NormalTok"/>
+        </w:rPr>
+        <w:t xml:space="preserve">curve_params </w:t>
+      </w:r>
+      <w:r>
+        <w:rPr>
+          <w:rStyle w:val="OtherTok"/>
+        </w:rPr>
+        <w:t xml:space="preserve">&lt;-</w:t>
+      </w:r>
+      <w:r>
+        <w:rPr>
+          <w:rStyle w:val="NormalTok"/>
+        </w:rPr>
+        <w:t xml:space="preserve"> </w:t>
+      </w:r>
+      <w:r>
+        <w:rPr>
+          <w:rStyle w:val="FunctionTok"/>
+        </w:rPr>
+        <w:t xml:space="preserve">postprocess_jags_output</w:t>
+      </w:r>
+      <w:r>
+        <w:rPr>
+          <w:rStyle w:val="NormalTok"/>
+        </w:rPr>
+        <w:t xml:space="preserve">(fit)</w:t>
+      </w:r>
+    </w:p>
+    <w:p>
+      <w:pPr>
+        <w:pStyle w:val="FirstParagraph"/>
+      </w:pPr>
+      <w:r>
+        <w:rPr>
+          <w:rStyle w:val="VerbatimChar"/>
+        </w:rPr>
+        <w:t xml:space="preserve">run_mod()</w:t>
+      </w:r>
+      <w:r>
+        <w:t xml:space="preserve"> </w:t>
+      </w:r>
+      <w:r>
+        <w:t xml:space="preserve">runs several MCMC chains for tens of thousands of iterations,</w:t>
+      </w:r>
+      <w:r>
+        <w:t xml:space="preserve"> </w:t>
+      </w:r>
+      <w:r>
+        <w:t xml:space="preserve">so a real fit takes minutes to hours; the package ships ready-made example</w:t>
+      </w:r>
+      <w:r>
+        <w:t xml:space="preserve"> </w:t>
+      </w:r>
+      <w:r>
+        <w:t xml:space="preserve">output (</w:t>
+      </w:r>
+      <w:r>
+        <w:rPr>
+          <w:rStyle w:val="VerbatimChar"/>
+        </w:rPr>
+        <w:t xml:space="preserve">nepal_sees_jags_output</w:t>
+      </w:r>
+      <w:r>
+        <w:t xml:space="preserve">) for experimentation.</w:t>
+      </w:r>
+    </w:p>
     <w:bookmarkEnd w:id="112"/>
-    <w:bookmarkStart w:id="113" w:name="a-typical-serodynamics-workflow"/>
-    <w:p>
-      <w:pPr>
-        <w:pStyle w:val="Heading2"/>
-      </w:pPr>
-      <w:r>
-        <w:t xml:space="preserve">6.3 A typical</w:t>
-      </w:r>
-      <w:r>
-        <w:t xml:space="preserve"> </w:t>
-      </w:r>
-      <w:r>
-        <w:rPr>
-          <w:rStyle w:val="VerbatimChar"/>
-        </w:rPr>
-        <w:t xml:space="preserve">serodynamics</w:t>
-      </w:r>
-      <w:r>
-        <w:t xml:space="preserve"> </w:t>
-      </w:r>
-      <w:r>
-        <w:t xml:space="preserve">workflow</w:t>
-      </w:r>
-    </w:p>
-    <w:p>
-      <w:pPr>
-        <w:pStyle w:val="SourceCode"/>
-      </w:pPr>
-      <w:r>
-        <w:rPr>
-          <w:rStyle w:val="FunctionTok"/>
-        </w:rPr>
-        <w:t xml:space="preserve">library</w:t>
-      </w:r>
-      <w:r>
-        <w:rPr>
-          <w:rStyle w:val="NormalTok"/>
-        </w:rPr>
-        <w:t xml:space="preserve">(serodynamics)</w:t>
-      </w:r>
-      <w:r>
-        <w:br/>
-      </w:r>
-      <w:r>
-        <w:br/>
-      </w:r>
-      <w:r>
-        <w:rPr>
-          <w:rStyle w:val="CommentTok"/>
-        </w:rPr>
-        <w:t xml:space="preserve"># Longitudinal confirmed-case data (example data ships with the package)</w:t>
-      </w:r>
-      <w:r>
-        <w:br/>
-      </w:r>
-      <w:r>
-        <w:rPr>
-          <w:rStyle w:val="FunctionTok"/>
-        </w:rPr>
-        <w:t xml:space="preserve">data</w:t>
-      </w:r>
-      <w:r>
-        <w:rPr>
-          <w:rStyle w:val="NormalTok"/>
-        </w:rPr>
-        <w:t xml:space="preserve">(</w:t>
-      </w:r>
-      <w:r>
-        <w:rPr>
-          <w:rStyle w:val="StringTok"/>
-        </w:rPr>
-        <w:t xml:space="preserve">"nepal_sees"</w:t>
-      </w:r>
-      <w:r>
-        <w:rPr>
-          <w:rStyle w:val="NormalTok"/>
-        </w:rPr>
-        <w:t xml:space="preserve">)</w:t>
-      </w:r>
-      <w:r>
-        <w:br/>
-      </w:r>
-      <w:r>
-        <w:br/>
-      </w:r>
-      <w:r>
-        <w:rPr>
-          <w:rStyle w:val="CommentTok"/>
-        </w:rPr>
-        <w:t xml:space="preserve"># Fit the two-phase model by MCMC (JAGS); slow, so not run here</w:t>
-      </w:r>
-      <w:r>
-        <w:br/>
-      </w:r>
-      <w:r>
-        <w:rPr>
-          <w:rStyle w:val="NormalTok"/>
-        </w:rPr>
-        <w:t xml:space="preserve">fit </w:t>
-      </w:r>
-      <w:r>
-        <w:rPr>
-          <w:rStyle w:val="OtherTok"/>
-        </w:rPr>
-        <w:t xml:space="preserve">&lt;-</w:t>
-      </w:r>
-      <w:r>
-        <w:rPr>
-          <w:rStyle w:val="NormalTok"/>
-        </w:rPr>
-        <w:t xml:space="preserve"> </w:t>
-      </w:r>
-      <w:r>
-        <w:rPr>
-          <w:rStyle w:val="FunctionTok"/>
-        </w:rPr>
-        <w:t xml:space="preserve">run_mod</w:t>
-      </w:r>
-      <w:r>
-        <w:rPr>
-          <w:rStyle w:val="NormalTok"/>
-        </w:rPr>
-        <w:t xml:space="preserve">(</w:t>
-      </w:r>
-      <w:r>
-        <w:rPr>
-          <w:rStyle w:val="AttributeTok"/>
-        </w:rPr>
-        <w:t xml:space="preserve">data =</w:t>
-      </w:r>
-      <w:r>
-        <w:rPr>
-          <w:rStyle w:val="NormalTok"/>
-        </w:rPr>
-        <w:t xml:space="preserve"> nepal_sees, </w:t>
-      </w:r>
-      <w:r>
-        <w:rPr>
-          <w:rStyle w:val="AttributeTok"/>
-        </w:rPr>
-        <w:t xml:space="preserve">with_post =</w:t>
-      </w:r>
-      <w:r>
-        <w:rPr>
-          <w:rStyle w:val="NormalTok"/>
-        </w:rPr>
-        <w:t xml:space="preserve"> </w:t>
-      </w:r>
-      <w:r>
-        <w:rPr>
-          <w:rStyle w:val="ConstantTok"/>
-        </w:rPr>
-        <w:t xml:space="preserve">TRUE</w:t>
-      </w:r>
-      <w:r>
-        <w:rPr>
-          <w:rStyle w:val="NormalTok"/>
-        </w:rPr>
-        <w:t xml:space="preserve">)</w:t>
-      </w:r>
-      <w:r>
-        <w:br/>
-      </w:r>
-      <w:r>
-        <w:br/>
-      </w:r>
-      <w:r>
-        <w:rPr>
-          <w:rStyle w:val="CommentTok"/>
-        </w:rPr>
-        <w:t xml:space="preserve"># Check convergence, then export serocalculator-ready curve parameters</w:t>
-      </w:r>
-      <w:r>
-        <w:br/>
-      </w:r>
-      <w:r>
-        <w:rPr>
-          <w:rStyle w:val="FunctionTok"/>
-        </w:rPr>
-        <w:t xml:space="preserve">plot_jags_Rhat</w:t>
-      </w:r>
-      <w:r>
-        <w:rPr>
-          <w:rStyle w:val="NormalTok"/>
-        </w:rPr>
-        <w:t xml:space="preserve">(fit)</w:t>
-      </w:r>
-      <w:r>
-        <w:br/>
-      </w:r>
-      <w:r>
-        <w:rPr>
-          <w:rStyle w:val="NormalTok"/>
-        </w:rPr>
-        <w:t xml:space="preserve">curve_params </w:t>
-      </w:r>
-      <w:r>
-        <w:rPr>
-          <w:rStyle w:val="OtherTok"/>
-        </w:rPr>
-        <w:t xml:space="preserve">&lt;-</w:t>
-      </w:r>
-      <w:r>
-        <w:rPr>
-          <w:rStyle w:val="NormalTok"/>
-        </w:rPr>
-        <w:t xml:space="preserve"> </w:t>
-      </w:r>
-      <w:r>
-        <w:rPr>
-          <w:rStyle w:val="FunctionTok"/>
-        </w:rPr>
-        <w:t xml:space="preserve">postprocess_jags_output</w:t>
-      </w:r>
-      <w:r>
-        <w:rPr>
-          <w:rStyle w:val="NormalTok"/>
-        </w:rPr>
-        <w:t xml:space="preserve">(fit)</w:t>
-      </w:r>
-    </w:p>
-    <w:p>
-      <w:pPr>
-        <w:pStyle w:val="FirstParagraph"/>
-      </w:pPr>
-      <w:r>
-        <w:rPr>
-          <w:rStyle w:val="VerbatimChar"/>
-        </w:rPr>
-        <w:t xml:space="preserve">run_mod()</w:t>
-      </w:r>
-      <w:r>
-        <w:t xml:space="preserve"> </w:t>
-      </w:r>
-      <w:r>
-        <w:t xml:space="preserve">runs several MCMC chains for tens of thousands of iterations,</w:t>
-      </w:r>
-      <w:r>
-        <w:t xml:space="preserve"> </w:t>
-      </w:r>
-      <w:r>
-        <w:t xml:space="preserve">so a real fit takes minutes to hours; the package ships ready-made example</w:t>
-      </w:r>
-      <w:r>
-        <w:t xml:space="preserve"> </w:t>
-      </w:r>
-      <w:r>
-        <w:t xml:space="preserve">output (</w:t>
-      </w:r>
-      <w:r>
-        <w:rPr>
-          <w:rStyle w:val="VerbatimChar"/>
-        </w:rPr>
-        <w:t xml:space="preserve">nepal_sees_jags_output</w:t>
-      </w:r>
-      <w:r>
-        <w:t xml:space="preserve">) for experimentation.</w:t>
-      </w:r>
-    </w:p>
-    <w:bookmarkEnd w:id="113"/>
-    <w:bookmarkStart w:id="117" w:name="what-a-fitted-model-looks-like"/>
+    <w:bookmarkStart w:id="116" w:name="what-a-fitted-model-looks-like"/>
     <w:p>
       <w:pPr>
         <w:pStyle w:val="Heading2"/>
@@ -25840,18 +25826,18 @@
           <wp:inline>
             <wp:extent cx="5334000" cy="3000375"/>
             <wp:effectExtent b="0" l="0" r="0" t="0"/>
-            <wp:docPr descr="Posterior densities of the five kinetic parameters from the cached nepal_sees_jags_output fit (HlyE IgG, Typhi), by MCMC chain." title="" id="115" name="Picture"/>
+            <wp:docPr descr="Posterior densities of the five kinetic parameters from the cached nepal_sees_jags_output fit (HlyE IgG, Typhi), by MCMC chain." title="" id="114" name="Picture"/>
             <a:graphic>
               <a:graphicData uri="http://schemas.openxmlformats.org/drawingml/2006/picture">
                 <pic:pic>
                   <pic:nvPicPr>
-                    <pic:cNvPr descr="../man/figures/serodynamics-cached-fit.png" id="116" name="Picture"/>
+                    <pic:cNvPr descr="../man/figures/serodynamics-cached-fit.png" id="115" name="Picture"/>
                     <pic:cNvPicPr>
                       <a:picLocks noChangeArrowheads="1" noChangeAspect="1"/>
                     </pic:cNvPicPr>
                   </pic:nvPicPr>
                   <pic:blipFill>
-                    <a:blip r:embed="rId114"/>
+                    <a:blip r:embed="rId113"/>
                     <a:stretch>
                       <a:fillRect/>
                     </a:stretch>
@@ -25914,8 +25900,8 @@
         <w:t xml:space="preserve">), by MCMC chain.</w:t>
       </w:r>
     </w:p>
-    <w:bookmarkEnd w:id="117"/>
-    <w:bookmarkStart w:id="118" w:name="two-packages-one-pipeline"/>
+    <w:bookmarkEnd w:id="116"/>
+    <w:bookmarkStart w:id="117" w:name="two-packages-one-pipeline"/>
     <w:p>
       <w:pPr>
         <w:pStyle w:val="Heading2"/>
@@ -26115,8 +26101,8 @@
         <w:t xml:space="preserve">.</w:t>
       </w:r>
     </w:p>
-    <w:bookmarkEnd w:id="118"/>
-    <w:bookmarkStart w:id="119" w:name="Xa625c662368e6f2938faae2901140a37208e45f"/>
+    <w:bookmarkEnd w:id="117"/>
+    <w:bookmarkStart w:id="118" w:name="Xa625c662368e6f2938faae2901140a37208e45f"/>
     <w:p>
       <w:pPr>
         <w:pStyle w:val="Heading2"/>
@@ -26874,8 +26860,8 @@
         <w:t xml:space="preserve">the curve-parameter object.</w:t>
       </w:r>
     </w:p>
-    <w:bookmarkEnd w:id="119"/>
-    <w:bookmarkStart w:id="120" w:name="random-effects-and-variance-over-time"/>
+    <w:bookmarkEnd w:id="118"/>
+    <w:bookmarkStart w:id="119" w:name="random-effects-and-variance-over-time"/>
     <w:p>
       <w:pPr>
         <w:pStyle w:val="Heading2"/>
@@ -27686,9 +27672,9 @@
         <w:t xml:space="preserve">width is an explicit function of time since infection.</w:t>
       </w:r>
     </w:p>
+    <w:bookmarkEnd w:id="119"/>
     <w:bookmarkEnd w:id="120"/>
-    <w:bookmarkEnd w:id="121"/>
-    <w:bookmarkStart w:id="130" w:name="using-serocalculator"/>
+    <w:bookmarkStart w:id="129" w:name="using-serocalculator"/>
     <w:p>
       <w:pPr>
         <w:pStyle w:val="Heading1"/>
@@ -27706,7 +27692,7 @@
         <w:t xml:space="preserve">serocalculator</w:t>
       </w:r>
     </w:p>
-    <w:bookmarkStart w:id="123" w:name="an-open-source-r-package"/>
+    <w:bookmarkStart w:id="122" w:name="an-open-source-r-package"/>
     <w:p>
       <w:pPr>
         <w:pStyle w:val="Heading2"/>
@@ -27725,7 +27711,7 @@
       <w:r>
         <w:t xml:space="preserve"> </w:t>
       </w:r>
-      <w:hyperlink r:id="rId122">
+      <w:hyperlink r:id="rId121">
         <w:r>
           <w:rPr>
             <w:rStyle w:val="VerbatimChar"/>
@@ -28045,8 +28031,8 @@
         <w:t xml:space="preserve">)</w:t>
       </w:r>
     </w:p>
-    <w:bookmarkEnd w:id="123"/>
-    <w:bookmarkStart w:id="124" w:name="estimating-seroincidence"/>
+    <w:bookmarkEnd w:id="122"/>
+    <w:bookmarkStart w:id="123" w:name="estimating-seroincidence"/>
     <w:p>
       <w:pPr>
         <w:pStyle w:val="Heading2"/>
@@ -28448,8 +28434,8 @@
         <w:t xml:space="preserve">and lets each stratum use the seroresponse parameters appropriate to it.</w:t>
       </w:r>
     </w:p>
-    <w:bookmarkEnd w:id="124"/>
-    <w:bookmarkStart w:id="129" w:name="interactive-shiny-app"/>
+    <w:bookmarkEnd w:id="123"/>
+    <w:bookmarkStart w:id="128" w:name="interactive-shiny-app"/>
     <w:p>
       <w:pPr>
         <w:pStyle w:val="Heading2"/>
@@ -28468,7 +28454,7 @@
       <w:r>
         <w:t xml:space="preserve"> </w:t>
       </w:r>
-      <w:hyperlink r:id="rId125">
+      <w:hyperlink r:id="rId124">
         <w:r>
           <w:rPr>
             <w:rStyle w:val="Hyperlink"/>
@@ -28489,18 +28475,18 @@
           <wp:inline>
             <wp:extent cx="5334000" cy="2611995"/>
             <wp:effectExtent b="0" l="0" r="0" t="0"/>
-            <wp:docPr descr="The serocalculator Shiny app." title="" id="127" name="Picture"/>
+            <wp:docPr descr="The serocalculator Shiny app." title="" id="126" name="Picture"/>
             <a:graphic>
               <a:graphicData uri="http://schemas.openxmlformats.org/drawingml/2006/picture">
                 <pic:pic>
                   <pic:nvPicPr>
-                    <pic:cNvPr descr="../man/figures/shiny-serocalculator.png" id="128" name="Picture"/>
+                    <pic:cNvPr descr="../man/figures/shiny-serocalculator.png" id="127" name="Picture"/>
                     <pic:cNvPicPr>
                       <a:picLocks noChangeArrowheads="1" noChangeAspect="1"/>
                     </pic:cNvPicPr>
                   </pic:nvPicPr>
                   <pic:blipFill>
-                    <a:blip r:embed="rId126"/>
+                    <a:blip r:embed="rId125"/>
                     <a:stretch>
                       <a:fillRect/>
                     </a:stretch>
@@ -28535,9 +28521,9 @@
         <w:t xml:space="preserve">The serocalculator Shiny app.</w:t>
       </w:r>
     </w:p>
+    <w:bookmarkEnd w:id="128"/>
     <w:bookmarkEnd w:id="129"/>
-    <w:bookmarkEnd w:id="130"/>
-    <w:bookmarkStart w:id="136" w:name="X950effd5ffba89669b8964fc48817b69e54f5c8"/>
+    <w:bookmarkStart w:id="135" w:name="X950effd5ffba89669b8964fc48817b69e54f5c8"/>
     <w:p>
       <w:pPr>
         <w:pStyle w:val="Heading1"/>
@@ -28546,7 +28532,7 @@
         <w:t xml:space="preserve">8. Validation: recovering known incidence rates</w:t>
       </w:r>
     </w:p>
-    <w:bookmarkStart w:id="131" w:name="simulating-clusters-with-known-incidence"/>
+    <w:bookmarkStart w:id="130" w:name="simulating-clusters-with-known-incidence"/>
     <w:p>
       <w:pPr>
         <w:pStyle w:val="Heading2"/>
@@ -29721,8 +29707,8 @@
         <w:t xml:space="preserve">(ests)</w:t>
       </w:r>
     </w:p>
-    <w:bookmarkEnd w:id="131"/>
-    <w:bookmarkStart w:id="135" w:name="estimates-recover-the-simulated-rates"/>
+    <w:bookmarkEnd w:id="130"/>
+    <w:bookmarkStart w:id="134" w:name="estimates-recover-the-simulated-rates"/>
     <w:p>
       <w:pPr>
         <w:pStyle w:val="Heading2"/>
@@ -29740,18 +29726,18 @@
           <wp:inline>
             <wp:extent cx="5334000" cy="3810000"/>
             <wp:effectExtent b="0" l="0" r="0" t="0"/>
-            <wp:docPr descr="Estimated incidence rates (points, with 95% CIs) for the simulated clusters track the true simulated rates (dashed identity line)." title="" id="133" name="Picture"/>
+            <wp:docPr descr="Estimated incidence rates (points, with 95% CIs) for the simulated clusters track the true simulated rates (dashed identity line)." title="" id="132" name="Picture"/>
             <a:graphic>
               <a:graphicData uri="http://schemas.openxmlformats.org/drawingml/2006/picture">
                 <pic:pic>
                   <pic:nvPicPr>
-                    <pic:cNvPr descr="../man/figures/sim-recovery.png" id="134" name="Picture"/>
+                    <pic:cNvPr descr="../man/figures/sim-recovery.png" id="133" name="Picture"/>
                     <pic:cNvPicPr>
                       <a:picLocks noChangeArrowheads="1" noChangeAspect="1"/>
                     </pic:cNvPicPr>
                   </pic:nvPicPr>
                   <pic:blipFill>
-                    <a:blip r:embed="rId132"/>
+                    <a:blip r:embed="rId131"/>
                     <a:stretch>
                       <a:fillRect/>
                     </a:stretch>
@@ -29827,9 +29813,9 @@
         <w:t xml:space="preserve">vignette.</w:t>
       </w:r>
     </w:p>
+    <w:bookmarkEnd w:id="134"/>
     <w:bookmarkEnd w:id="135"/>
-    <w:bookmarkEnd w:id="136"/>
-    <w:bookmarkStart w:id="141" w:name="ongoing-and-future-work"/>
+    <w:bookmarkStart w:id="140" w:name="ongoing-and-future-work"/>
     <w:p>
       <w:pPr>
         <w:pStyle w:val="Heading1"/>
@@ -29838,7 +29824,7 @@
         <w:t xml:space="preserve">9. Ongoing and future work</w:t>
       </w:r>
     </w:p>
-    <w:bookmarkStart w:id="138" w:name="in-progress-work"/>
+    <w:bookmarkStart w:id="137" w:name="in-progress-work"/>
     <w:p>
       <w:pPr>
         <w:pStyle w:val="Heading2"/>
@@ -29866,7 +29852,7 @@
       <w:r>
         <w:t xml:space="preserve"> </w:t>
       </w:r>
-      <w:hyperlink r:id="rId125">
+      <w:hyperlink r:id="rId124">
         <w:r>
           <w:rPr>
             <w:rStyle w:val="Hyperlink"/>
@@ -29880,7 +29866,7 @@
       <w:r>
         <w:t xml:space="preserve"> </w:t>
       </w:r>
-      <w:hyperlink r:id="rId137">
+      <w:hyperlink r:id="rId136">
         <w:r>
           <w:rPr>
             <w:rStyle w:val="Hyperlink"/>
@@ -29967,8 +29953,8 @@
         <w:t xml:space="preserve">Calibrating to population demographics</w:t>
       </w:r>
     </w:p>
-    <w:bookmarkEnd w:id="138"/>
-    <w:bookmarkStart w:id="140" w:name="sec-multivariate"/>
+    <w:bookmarkEnd w:id="137"/>
+    <w:bookmarkStart w:id="139" w:name="sec-multivariate"/>
     <w:p>
       <w:pPr>
         <w:pStyle w:val="Heading2"/>
@@ -30334,7 +30320,7 @@
       <w:r>
         <w:t xml:space="preserve">(</w:t>
       </w:r>
-      <w:hyperlink r:id="rId139">
+      <w:hyperlink r:id="rId138">
         <w:r>
           <w:rPr>
             <w:rStyle w:val="Hyperlink"/>
@@ -30346,9 +30332,9 @@
         <w:t xml:space="preserve">).</w:t>
       </w:r>
     </w:p>
+    <w:bookmarkEnd w:id="139"/>
     <w:bookmarkEnd w:id="140"/>
-    <w:bookmarkEnd w:id="141"/>
-    <w:bookmarkStart w:id="154" w:name="references"/>
+    <w:bookmarkStart w:id="153" w:name="references"/>
     <w:p>
       <w:pPr>
         <w:pStyle w:val="Heading1"/>
@@ -30357,8 +30343,8 @@
         <w:t xml:space="preserve">References</w:t>
       </w:r>
     </w:p>
-    <w:bookmarkStart w:id="153" w:name="refs"/>
-    <w:bookmarkStart w:id="143" w:name="ref-Aiemjoy_2022_Lancet"/>
+    <w:bookmarkStart w:id="152" w:name="refs"/>
+    <w:bookmarkStart w:id="142" w:name="ref-Aiemjoy_2022_Lancet"/>
     <w:p>
       <w:pPr>
         <w:pStyle w:val="Bibliography"/>
@@ -30391,7 +30377,7 @@
       <w:r>
         <w:t xml:space="preserve"> </w:t>
       </w:r>
-      <w:hyperlink r:id="rId142">
+      <w:hyperlink r:id="rId141">
         <w:r>
           <w:rPr>
             <w:rStyle w:val="Hyperlink"/>
@@ -30403,8 +30389,8 @@
         <w:t xml:space="preserve">.</w:t>
       </w:r>
     </w:p>
-    <w:bookmarkEnd w:id="143"/>
-    <w:bookmarkStart w:id="145" w:name="ref-HAY2024100806"/>
+    <w:bookmarkEnd w:id="142"/>
+    <w:bookmarkStart w:id="144" w:name="ref-HAY2024100806"/>
     <w:p>
       <w:pPr>
         <w:pStyle w:val="Bibliography"/>
@@ -30437,7 +30423,7 @@
       <w:r>
         <w:t xml:space="preserve"> </w:t>
       </w:r>
-      <w:hyperlink r:id="rId144">
+      <w:hyperlink r:id="rId143">
         <w:r>
           <w:rPr>
             <w:rStyle w:val="Hyperlink"/>
@@ -30449,8 +30435,8 @@
         <w:t xml:space="preserve">.</w:t>
       </w:r>
     </w:p>
-    <w:bookmarkEnd w:id="145"/>
-    <w:bookmarkStart w:id="147" w:name="ref-Noordzij2010diseasemeasures"/>
+    <w:bookmarkEnd w:id="144"/>
+    <w:bookmarkStart w:id="146" w:name="ref-Noordzij2010diseasemeasures"/>
     <w:p>
       <w:pPr>
         <w:pStyle w:val="Bibliography"/>
@@ -30489,7 +30475,7 @@
       <w:r>
         <w:t xml:space="preserve"> </w:t>
       </w:r>
-      <w:hyperlink r:id="rId146">
+      <w:hyperlink r:id="rId145">
         <w:r>
           <w:rPr>
             <w:rStyle w:val="Hyperlink"/>
@@ -30501,8 +30487,8 @@
         <w:t xml:space="preserve">.</w:t>
       </w:r>
     </w:p>
-    <w:bookmarkEnd w:id="147"/>
-    <w:bookmarkStart w:id="149" w:name="ref-Teunis_2020"/>
+    <w:bookmarkEnd w:id="146"/>
+    <w:bookmarkStart w:id="148" w:name="ref-Teunis_2020"/>
     <w:p>
       <w:pPr>
         <w:pStyle w:val="Bibliography"/>
@@ -30535,7 +30521,7 @@
       <w:r>
         <w:t xml:space="preserve"> </w:t>
       </w:r>
-      <w:hyperlink r:id="rId148">
+      <w:hyperlink r:id="rId147">
         <w:r>
           <w:rPr>
             <w:rStyle w:val="Hyperlink"/>
@@ -30547,8 +30533,8 @@
         <w:t xml:space="preserve">.</w:t>
       </w:r>
     </w:p>
-    <w:bookmarkEnd w:id="149"/>
-    <w:bookmarkStart w:id="151" w:name="ref-Teunis_2016"/>
+    <w:bookmarkEnd w:id="148"/>
+    <w:bookmarkStart w:id="150" w:name="ref-Teunis_2016"/>
     <w:p>
       <w:pPr>
         <w:pStyle w:val="Bibliography"/>
@@ -30581,7 +30567,7 @@
       <w:r>
         <w:t xml:space="preserve"> </w:t>
       </w:r>
-      <w:hyperlink r:id="rId150">
+      <w:hyperlink r:id="rId149">
         <w:r>
           <w:rPr>
             <w:rStyle w:val="Hyperlink"/>
@@ -30593,8 +30579,8 @@
         <w:t xml:space="preserve">.</w:t>
       </w:r>
     </w:p>
-    <w:bookmarkEnd w:id="151"/>
-    <w:bookmarkStart w:id="152" w:name="ref-volterra1928variations"/>
+    <w:bookmarkEnd w:id="150"/>
+    <w:bookmarkStart w:id="151" w:name="ref-volterra1928variations"/>
     <w:p>
       <w:pPr>
         <w:pStyle w:val="Bibliography"/>
@@ -30625,9 +30611,9 @@
         <w:t xml:space="preserve">3 (1): 3–51.</w:t>
       </w:r>
     </w:p>
+    <w:bookmarkEnd w:id="151"/>
     <w:bookmarkEnd w:id="152"/>
     <w:bookmarkEnd w:id="153"/>
-    <w:bookmarkEnd w:id="154"/>
     <w:sectPr>
       <w:footnotePr>
         <w:numRestart w:val="eachSect"/>

--- a/dev/vignettes/methodology.docx
+++ b/dev/vignettes/methodology.docx
@@ -23,7 +23,7 @@
         <w:pStyle w:val="Date"/>
       </w:pPr>
       <w:r>
-        <w:t xml:space="preserve">2026-07-27</w:t>
+        <w:t xml:space="preserve">2026-07-28</w:t>
       </w:r>
     </w:p>
     <w:bookmarkStart w:id="28" w:name="infectious-disease-epidemiology"/>

--- a/dev/vignettes/methodology.docx
+++ b/dev/vignettes/methodology.docx
@@ -23,7 +23,7 @@
         <w:pStyle w:val="Date"/>
       </w:pPr>
       <w:r>
-        <w:t xml:space="preserve">2026-07-28</w:t>
+        <w:t xml:space="preserve">2026-07-30</w:t>
       </w:r>
     </w:p>
     <w:bookmarkStart w:id="28" w:name="infectious-disease-epidemiology"/>

--- a/dev/vignettes/methodology.docx
+++ b/dev/vignettes/methodology.docx
@@ -23,7 +23,7 @@
         <w:pStyle w:val="Date"/>
       </w:pPr>
       <w:r>
-        <w:t xml:space="preserve">2026-07-30</w:t>
+        <w:t xml:space="preserve">2026-07-31</w:t>
       </w:r>
     </w:p>
     <w:bookmarkStart w:id="28" w:name="infectious-disease-epidemiology"/>

--- a/dev/vignettes/methodology.docx
+++ b/dev/vignettes/methodology.docx
@@ -23,7 +23,7 @@
         <w:pStyle w:val="Date"/>
       </w:pPr>
       <w:r>
-        <w:t xml:space="preserve">2026-07-31</w:t>
+        <w:t xml:space="preserve">2026-08-07</w:t>
       </w:r>
     </w:p>
     <w:bookmarkStart w:id="28" w:name="infectious-disease-epidemiology"/>

--- a/dev/vignettes/methodology.docx
+++ b/dev/vignettes/methodology.docx
@@ -932,204 +932,304 @@
         <w:t xml:space="preserve">2.3 Defining incidence</w:t>
       </w:r>
     </w:p>
-    <w:bookmarkStart w:id="34" w:name="def-incidence"/>
-    <w:p>
-      <w:pPr>
-        <w:pStyle w:val="FirstParagraph"/>
-      </w:pPr>
-      <w:r>
-        <w:rPr>
-          <w:b/>
-          <w:bCs/>
-        </w:rPr>
-        <w:t xml:space="preserve">Definition 1 (Population incidence rate)</w:t>
-      </w:r>
-      <w:r>
-        <w:t xml:space="preserve"> </w:t>
-      </w:r>
-      <w:r>
-        <w:t xml:space="preserve">The</w:t>
-      </w:r>
-      <w:r>
-        <w:t xml:space="preserve"> </w:t>
-      </w:r>
-      <w:r>
-        <w:rPr>
-          <w:b/>
-          <w:bCs/>
-        </w:rPr>
-        <w:t xml:space="preserve">incidence rate</w:t>
-      </w:r>
-      <w:r>
-        <w:t xml:space="preserve"> </w:t>
-      </w:r>
-      <w:r>
-        <w:t xml:space="preserve">of a disease over a</w:t>
-      </w:r>
-      <w:r>
-        <w:t xml:space="preserve"> </w:t>
-      </w:r>
-      <w:r>
-        <w:rPr>
-          <w:b/>
-          <w:bCs/>
-        </w:rPr>
-        <w:t xml:space="preserve">specific time period</w:t>
-      </w:r>
-      <w:r>
-        <w:t xml:space="preserve"> </w:t>
-      </w:r>
-      <w:r>
-        <w:t xml:space="preserve">is</w:t>
-      </w:r>
-      <w:r>
-        <w:t xml:space="preserve"> </w:t>
-      </w:r>
-      <w:r>
-        <w:t xml:space="preserve">the rate at which individuals in a population are</w:t>
-      </w:r>
-      <w:r>
-        <w:t xml:space="preserve"> </w:t>
-      </w:r>
-      <w:r>
-        <w:rPr>
-          <w:i/>
-          <w:iCs/>
-        </w:rPr>
-        <w:t xml:space="preserve">acquiring</w:t>
-      </w:r>
-      <w:r>
-        <w:t xml:space="preserve"> </w:t>
-      </w:r>
-      <w:r>
-        <w:t xml:space="preserve">the disease</w:t>
-      </w:r>
-      <w:r>
-        <w:t xml:space="preserve"> </w:t>
-      </w:r>
-      <w:r>
-        <w:t xml:space="preserve">during that time period</w:t>
-      </w:r>
-      <w:r>
-        <w:t xml:space="preserve"> </w:t>
-      </w:r>
-      <w:r>
-        <w:t xml:space="preserve">(Noordzij et al. 2010)</w:t>
-      </w:r>
-      <w:r>
-        <w:t xml:space="preserve">.</w:t>
-      </w:r>
-    </w:p>
-    <w:bookmarkEnd w:id="34"/>
-    <w:bookmarkStart w:id="35" w:name="exm-incidence-rate"/>
-    <w:p>
-      <w:pPr>
-        <w:pStyle w:val="BodyText"/>
-      </w:pPr>
-      <w:r>
-        <w:rPr>
-          <w:b/>
-          <w:bCs/>
-        </w:rPr>
-        <w:t xml:space="preserve">Example 1 (Population incidence rate)</w:t>
-      </w:r>
-      <w:r>
-        <w:t xml:space="preserve"> </w:t>
-      </w:r>
-      <w:r>
-        <w:t xml:space="preserve">If there are</w:t>
-      </w:r>
-      <w:r>
-        <w:t xml:space="preserve"> </w:t>
-      </w:r>
-      <w:r>
-        <w:rPr>
-          <w:b/>
-          <w:bCs/>
-        </w:rPr>
-        <w:t xml:space="preserve">10 new cases</w:t>
-      </w:r>
-      <w:r>
-        <w:t xml:space="preserve"> </w:t>
-      </w:r>
-      <w:r>
-        <w:t xml:space="preserve">of typhoid</w:t>
-      </w:r>
-      <w:r>
-        <w:t xml:space="preserve"> </w:t>
-      </w:r>
-      <w:r>
-        <w:t xml:space="preserve">in a population of</w:t>
-      </w:r>
-      <w:r>
-        <w:t xml:space="preserve"> </w:t>
-      </w:r>
-      <w:r>
-        <w:rPr>
-          <w:b/>
-          <w:bCs/>
-        </w:rPr>
-        <w:t xml:space="preserve">1000 persons</w:t>
-      </w:r>
-      <w:r>
-        <w:t xml:space="preserve"> </w:t>
-      </w:r>
-      <w:r>
-        <w:t xml:space="preserve">during a</w:t>
-      </w:r>
-      <w:r>
-        <w:t xml:space="preserve"> </w:t>
-      </w:r>
-      <w:r>
-        <w:rPr>
-          <w:b/>
-          <w:bCs/>
-        </w:rPr>
-        <w:t xml:space="preserve">one month</w:t>
-      </w:r>
-      <w:r>
-        <w:t xml:space="preserve"> </w:t>
-      </w:r>
-      <w:r>
-        <w:t xml:space="preserve">time period,</w:t>
-      </w:r>
-      <w:r>
-        <w:t xml:space="preserve"> </w:t>
-      </w:r>
-      <w:r>
-        <w:t xml:space="preserve">then the</w:t>
-      </w:r>
-      <w:r>
-        <w:t xml:space="preserve"> </w:t>
-      </w:r>
-      <w:r>
-        <w:rPr>
-          <w:b/>
-          <w:bCs/>
-        </w:rPr>
-        <w:t xml:space="preserve">incidence rate</w:t>
-      </w:r>
-      <w:r>
-        <w:t xml:space="preserve"> </w:t>
-      </w:r>
-      <w:r>
-        <w:t xml:space="preserve">for that time period is</w:t>
-      </w:r>
-      <w:r>
-        <w:t xml:space="preserve"> </w:t>
-      </w:r>
-      <w:r>
-        <w:rPr>
-          <w:b/>
-          <w:bCs/>
-        </w:rPr>
-        <w:t xml:space="preserve">10 new cases per 1000 persons per month</w:t>
-      </w:r>
-      <w:r>
-        <w:t xml:space="preserve">.</w:t>
-      </w:r>
-    </w:p>
-    <w:bookmarkEnd w:id="35"/>
+    <w:tbl>
+      <w:tblPr>
+        <w:tblStyle w:val="Table"/>
+        <w:tblInd w:w="164" w:type="dxa"/>
+        <w:tblBorders>
+          <w:left w:val="single" w:sz="24" w:space="0" w:color="909090"/>
+        </w:tblBorders>
+        <w:tblCellMar>
+          <w:left w:w="0" w:type="dxa"/>
+          <w:right w:w="0" w:type="dxa"/>
+        </w:tblCellMar>
+        <w:tblLook w:firstRow="0" w:lastRow="0" w:firstColumn="0" w:lastColumn="0" w:noHBand="0" w:noVBand="0" w:val="0000"/>
+      </w:tblPr>
+      <w:tblGrid>
+        <w:gridCol w:w="7920"/>
+      </w:tblGrid>
+      <w:tr>
+        <w:trPr>
+          <w:cantSplit/>
+        </w:trPr>
+        <w:tc>
+          <w:tcPr>
+            <w:tcMar>
+              <w:left w:w="144" w:type="dxa"/>
+            </w:tcMar>
+          </w:tcPr>
+          <w:p>
+            <w:pPr>
+              <w:pStyle w:val="FirstParagraph"/>
+            </w:pPr>
+            <w:pPr>
+              <w:spacing w:before="16" w:after="64"/>
+            </w:pPr>
+            <w:r>
+              <w:rPr>
+                <w:b/>
+                <w:bCs/>
+              </w:rPr>
+              <w:t xml:space="preserve">Definition (Population incidence rate)</w:t>
+            </w:r>
+          </w:p>
+          <w:bookmarkStart w:id="34" w:name="def-incidence"/>
+          <w:p>
+            <w:pPr>
+              <w:pStyle w:val="BodyText"/>
+            </w:pPr>
+            <w:r>
+              <w:rPr>
+                <w:b/>
+                <w:bCs/>
+              </w:rPr>
+              <w:t xml:space="preserve">Definition 1 (Population incidence rate)</w:t>
+            </w:r>
+            <w:r>
+              <w:t xml:space="preserve"> </w:t>
+            </w:r>
+            <w:r>
+              <w:t xml:space="preserve">The</w:t>
+            </w:r>
+            <w:r>
+              <w:t xml:space="preserve"> </w:t>
+            </w:r>
+            <w:r>
+              <w:rPr>
+                <w:b/>
+                <w:bCs/>
+              </w:rPr>
+              <w:t xml:space="preserve">incidence rate</w:t>
+            </w:r>
+            <w:r>
+              <w:t xml:space="preserve"> </w:t>
+            </w:r>
+            <w:r>
+              <w:t xml:space="preserve">of a disease over a</w:t>
+            </w:r>
+            <w:r>
+              <w:t xml:space="preserve"> </w:t>
+            </w:r>
+            <w:r>
+              <w:rPr>
+                <w:b/>
+                <w:bCs/>
+              </w:rPr>
+              <w:t xml:space="preserve">specific time period</w:t>
+            </w:r>
+            <w:r>
+              <w:t xml:space="preserve"> </w:t>
+            </w:r>
+            <w:r>
+              <w:t xml:space="preserve">is</w:t>
+            </w:r>
+            <w:r>
+              <w:t xml:space="preserve"> </w:t>
+            </w:r>
+            <w:r>
+              <w:t xml:space="preserve">the rate at which individuals in a population are</w:t>
+            </w:r>
+            <w:r>
+              <w:t xml:space="preserve"> </w:t>
+            </w:r>
+            <w:r>
+              <w:rPr>
+                <w:i/>
+                <w:iCs/>
+              </w:rPr>
+              <w:t xml:space="preserve">acquiring</w:t>
+            </w:r>
+            <w:r>
+              <w:t xml:space="preserve"> </w:t>
+            </w:r>
+            <w:r>
+              <w:t xml:space="preserve">the disease</w:t>
+            </w:r>
+            <w:r>
+              <w:t xml:space="preserve"> </w:t>
+            </w:r>
+            <w:r>
+              <w:t xml:space="preserve">during that time period</w:t>
+            </w:r>
+            <w:r>
+              <w:t xml:space="preserve"> </w:t>
+            </w:r>
+            <w:r>
+              <w:t xml:space="preserve">(Noordzij et al. 2010)</w:t>
+            </w:r>
+            <w:r>
+              <w:t xml:space="preserve">.</w:t>
+            </w:r>
+          </w:p>
+          <w:bookmarkEnd w:id="34"/>
+        </w:tc>
+      </w:tr>
+    </w:tbl>
+    <w:tbl>
+      <w:tblPr>
+        <w:tblStyle w:val="Table"/>
+        <w:tblLook w:firstRow="0" w:lastRow="0" w:firstColumn="0" w:lastColumn="0" w:noHBand="0" w:noVBand="0" w:val="0000"/>
+        <w:tblBorders>
+          <w:top w:val="single" w:sz="4" w:space="0" w:color="909090"/>
+          <w:left w:val="single" w:sz="24" w:space="0" w:color="909090"/>
+          <w:bottom w:val="single" w:sz="4" w:space="0" w:color="909090"/>
+          <w:right w:val="single" w:sz="4" w:space="0" w:color="909090"/>
+        </w:tblBorders>
+        <w:tblCellMar>
+          <w:left w:w="144" w:type="dxa"/>
+          <w:right w:w="144" w:type="dxa"/>
+        </w:tblCellMar>
+        <w:tblLook w:firstRow="0" w:lastRow="0" w:firstColumn="0" w:lastColumn="0" w:noHBand="0" w:noVBand="0" w:val="0000"/>
+      </w:tblPr>
+      <w:tr>
+        <w:trPr>
+          <w:cantSplit/>
+        </w:trPr>
+        <w:tc>
+          <w:tcPr>
+            <w:shd w:color="auto" w:fill="e6e6e6" w:val="clear"/>
+            <w:tcMar>
+              <w:top w:w="92" w:type="dxa"/>
+              <w:bottom w:w="92" w:type="dxa"/>
+            </w:tcMar>
+          </w:tcPr>
+          <w:p>
+            <w:pPr>
+              <w:pStyle w:val="BodyText"/>
+            </w:pPr>
+            <w:pPr>
+              <w:spacing w:before="16" w:after="16"/>
+            </w:pPr>
+            <w:r>
+              <w:t xml:space="preserve">Example (Population incidence rate)</w:t>
+            </w:r>
+          </w:p>
+        </w:tc>
+      </w:tr>
+      <w:tr>
+        <w:trPr>
+          <w:cantSplit/>
+        </w:trPr>
+        <w:tc>
+          <w:tcPr>
+            <w:tcMar>
+              <w:top w:w="108" w:type="dxa"/>
+              <w:bottom w:w="108" w:type="dxa"/>
+            </w:tcMar>
+          </w:tcPr>
+          <w:bookmarkStart w:id="35" w:name="exm-incidence-rate"/>
+          <w:p>
+            <w:pPr>
+              <w:pStyle w:val="BodyText"/>
+            </w:pPr>
+            <w:r>
+              <w:rPr>
+                <w:b/>
+                <w:bCs/>
+              </w:rPr>
+              <w:t xml:space="preserve">Example 1 (Population incidence rate)</w:t>
+            </w:r>
+            <w:r>
+              <w:t xml:space="preserve"> </w:t>
+            </w:r>
+            <w:r>
+              <w:t xml:space="preserve">If there are</w:t>
+            </w:r>
+            <w:r>
+              <w:t xml:space="preserve"> </w:t>
+            </w:r>
+            <w:r>
+              <w:rPr>
+                <w:b/>
+                <w:bCs/>
+              </w:rPr>
+              <w:t xml:space="preserve">10 new cases</w:t>
+            </w:r>
+            <w:r>
+              <w:t xml:space="preserve"> </w:t>
+            </w:r>
+            <w:r>
+              <w:t xml:space="preserve">of typhoid</w:t>
+            </w:r>
+            <w:r>
+              <w:t xml:space="preserve"> </w:t>
+            </w:r>
+            <w:r>
+              <w:t xml:space="preserve">in a population of</w:t>
+            </w:r>
+            <w:r>
+              <w:t xml:space="preserve"> </w:t>
+            </w:r>
+            <w:r>
+              <w:rPr>
+                <w:b/>
+                <w:bCs/>
+              </w:rPr>
+              <w:t xml:space="preserve">1000 persons</w:t>
+            </w:r>
+            <w:r>
+              <w:t xml:space="preserve"> </w:t>
+            </w:r>
+            <w:r>
+              <w:t xml:space="preserve">during a</w:t>
+            </w:r>
+            <w:r>
+              <w:t xml:space="preserve"> </w:t>
+            </w:r>
+            <w:r>
+              <w:rPr>
+                <w:b/>
+                <w:bCs/>
+              </w:rPr>
+              <w:t xml:space="preserve">one month</w:t>
+            </w:r>
+            <w:r>
+              <w:t xml:space="preserve"> </w:t>
+            </w:r>
+            <w:r>
+              <w:t xml:space="preserve">time period,</w:t>
+            </w:r>
+            <w:r>
+              <w:t xml:space="preserve"> </w:t>
+            </w:r>
+            <w:r>
+              <w:t xml:space="preserve">then the</w:t>
+            </w:r>
+            <w:r>
+              <w:t xml:space="preserve"> </w:t>
+            </w:r>
+            <w:r>
+              <w:rPr>
+                <w:b/>
+                <w:bCs/>
+              </w:rPr>
+              <w:t xml:space="preserve">incidence rate</w:t>
+            </w:r>
+            <w:r>
+              <w:t xml:space="preserve"> </w:t>
+            </w:r>
+            <w:r>
+              <w:t xml:space="preserve">for that time period is</w:t>
+            </w:r>
+            <w:r>
+              <w:t xml:space="preserve"> </w:t>
+            </w:r>
+            <w:r>
+              <w:rPr>
+                <w:b/>
+                <w:bCs/>
+              </w:rPr>
+              <w:t xml:space="preserve">10 new cases per 1000 persons per month</w:t>
+            </w:r>
+            <w:r>
+              <w:t xml:space="preserve">.</w:t>
+            </w:r>
+          </w:p>
+          <w:bookmarkEnd w:id="35"/>
+          <w:p/>
+        </w:tc>
+      </w:tr>
+    </w:tbl>
     <w:bookmarkEnd w:id="36"/>
     <w:bookmarkStart w:id="37" w:name="mathematical-definition-of-incidence"/>
     <w:p>

--- a/dev/vignettes/methodology.docx
+++ b/dev/vignettes/methodology.docx
@@ -2010,7 +2010,7 @@
     </w:p>
     <w:bookmarkEnd w:id="43"/>
     <w:bookmarkEnd w:id="44"/>
-    <w:bookmarkStart w:id="91" w:name="Xbe5ebe555b3ef679e4d759bfe9ee88c74ef3ef7"/>
+    <w:bookmarkStart w:id="92" w:name="Xbe5ebe555b3ef679e4d759bfe9ee88c74ef3ef7"/>
     <w:p>
       <w:pPr>
         <w:pStyle w:val="Heading1"/>
@@ -3435,7 +3435,7 @@
       </w:r>
     </w:p>
     <w:bookmarkEnd w:id="52"/>
-    <w:bookmarkStart w:id="56" w:name="maximum-likelihood-estimation"/>
+    <w:bookmarkStart w:id="57" w:name="maximum-likelihood-estimation"/>
     <w:p>
       <w:pPr>
         <w:pStyle w:val="Heading2"/>
@@ -3511,7 +3511,7 @@
         <w:t xml:space="preserve"> </w:t>
       </w:r>
       <w:r>
-        <w:t xml:space="preserve">Stating that precisely takes two definitions.</w:t>
+        <w:t xml:space="preserve">Stating that precisely takes three definitions.</w:t>
       </w:r>
     </w:p>
     <w:tbl>
@@ -3552,10 +3552,10 @@
                 <w:b/>
                 <w:bCs/>
               </w:rPr>
-              <w:t xml:space="preserve">Definition (Likelihood and log-likelihood)</w:t>
+              <w:t xml:space="preserve">Definition (Likelihood)</w:t>
             </w:r>
           </w:p>
-          <w:bookmarkStart w:id="54" w:name="def-likelihood"/>
+          <w:bookmarkStart w:id="53" w:name="def-likelihood"/>
           <w:p>
             <w:pPr>
               <w:pStyle w:val="BodyText"/>
@@ -3565,7 +3565,7 @@
                 <w:b/>
                 <w:bCs/>
               </w:rPr>
-              <w:t xml:space="preserve">Definition 3 (Likelihood and log-likelihood)</w:t>
+              <w:t xml:space="preserve">Definition 3 (Likelihood)</w:t>
             </w:r>
             <w:r>
               <w:t xml:space="preserve"> </w:t>
@@ -3683,10 +3683,66 @@
               </m:oMath>
             </m:oMathPara>
           </w:p>
+          <w:bookmarkEnd w:id="53"/>
+        </w:tc>
+      </w:tr>
+    </w:tbl>
+    <w:tbl>
+      <w:tblPr>
+        <w:tblStyle w:val="Table"/>
+        <w:tblInd w:w="164" w:type="dxa"/>
+        <w:tblBorders>
+          <w:left w:val="single" w:sz="24" w:space="0" w:color="909090"/>
+        </w:tblBorders>
+        <w:tblCellMar>
+          <w:left w:w="0" w:type="dxa"/>
+          <w:right w:w="0" w:type="dxa"/>
+        </w:tblCellMar>
+        <w:tblLook w:firstRow="0" w:lastRow="0" w:firstColumn="0" w:lastColumn="0" w:noHBand="0" w:noVBand="0" w:val="0000"/>
+      </w:tblPr>
+      <w:tblGrid>
+        <w:gridCol w:w="7920"/>
+      </w:tblGrid>
+      <w:tr>
+        <w:trPr>
+          <w:cantSplit/>
+        </w:trPr>
+        <w:tc>
+          <w:tcPr>
+            <w:tcMar>
+              <w:left w:w="144" w:type="dxa"/>
+            </w:tcMar>
+          </w:tcPr>
           <w:p>
             <w:pPr>
               <w:pStyle w:val="FirstParagraph"/>
             </w:pPr>
+            <w:pPr>
+              <w:spacing w:before="16" w:after="64"/>
+            </w:pPr>
+            <w:r>
+              <w:rPr>
+                <w:b/>
+                <w:bCs/>
+              </w:rPr>
+              <w:t xml:space="preserve">Definition (Log-likelihood)</w:t>
+            </w:r>
+          </w:p>
+          <w:bookmarkStart w:id="54" w:name="def-log-likelihood"/>
+          <w:p>
+            <w:pPr>
+              <w:pStyle w:val="BodyText"/>
+            </w:pPr>
+            <w:r>
+              <w:rPr>
+                <w:b/>
+                <w:bCs/>
+              </w:rPr>
+              <w:t xml:space="preserve">Definition 4 (Log-likelihood)</w:t>
+            </w:r>
+            <w:r>
+              <w:t xml:space="preserve"> </w:t>
+            </w:r>
             <w:r>
               <w:t xml:space="preserve">The</w:t>
             </w:r>
@@ -3703,156 +3759,179 @@
             <w:r>
               <w:t xml:space="preserve"> </w:t>
             </w:r>
-            <m:oMath>
-              <m:r>
-                <m:t>ℓ</m:t>
-              </m:r>
-              <m:r>
-                <m:rPr>
-                  <m:sty m:val="p"/>
-                </m:rPr>
-                <m:t>(</m:t>
-              </m:r>
-              <m:r>
-                <m:t>λ</m:t>
-              </m:r>
-              <m:r>
-                <m:rPr>
-                  <m:sty m:val="p"/>
-                </m:rPr>
-                <m:t>)</m:t>
-              </m:r>
-              <m:limUpp>
-                <m:e>
-                  <m:r>
-                    <m:rPr>
-                      <m:sty m:val="p"/>
-                    </m:rPr>
-                    <m:t>=</m:t>
-                  </m:r>
-                </m:e>
-                <m:lim>
-                  <m:r>
-                    <m:rPr>
-                      <m:nor/>
-                      <m:sty m:val="p"/>
-                    </m:rPr>
-                    <m:t>def</m:t>
-                  </m:r>
-                </m:lim>
-              </m:limUpp>
-              <m:r>
-                <m:rPr>
-                  <m:sty m:val="p"/>
-                </m:rPr>
-                <m:t>log</m:t>
-              </m:r>
-              <m:r>
-                <m:t>​</m:t>
-              </m:r>
-              <m:d>
-                <m:dPr>
-                  <m:begChr m:val="{"/>
-                  <m:sepChr m:val=""/>
-                  <m:endChr m:val="}"/>
-                  <m:grow/>
-                </m:dPr>
-                <m:e>
-                  <m:r>
-                    <m:rPr>
-                      <m:scr m:val="script"/>
-                      <m:sty m:val="p"/>
-                    </m:rPr>
-                    <m:t>L</m:t>
-                  </m:r>
-                  <m:r>
-                    <m:rPr>
-                      <m:sty m:val="p"/>
-                    </m:rPr>
-                    <m:t>(</m:t>
-                  </m:r>
-                  <m:r>
-                    <m:t>λ</m:t>
-                  </m:r>
-                  <m:r>
-                    <m:rPr>
-                      <m:sty m:val="p"/>
-                    </m:rPr>
-                    <m:t>)</m:t>
-                  </m:r>
-                </m:e>
-              </m:d>
-              <m:r>
-                <m:t>​</m:t>
-              </m:r>
-            </m:oMath>
-            <w:r>
-              <w:t xml:space="preserve"> </w:t>
-            </w:r>
-            <w:r>
-              <w:t xml:space="preserve">is</w:t>
-            </w:r>
-            <w:r>
-              <w:t xml:space="preserve"> </w:t>
-            </w:r>
-            <w:r>
-              <w:t xml:space="preserve">maximized at the same</w:t>
-            </w:r>
-            <w:r>
-              <w:t xml:space="preserve"> </w:t>
-            </w:r>
-            <m:oMath>
-              <m:r>
-                <m:t>λ</m:t>
-              </m:r>
-            </m:oMath>
-            <w:r>
-              <w:t xml:space="preserve">, and is easier to work with because the</w:t>
-            </w:r>
-            <w:r>
-              <w:t xml:space="preserve"> </w:t>
-            </w:r>
-            <w:r>
-              <w:t xml:space="preserve">logarithm turns products into sums</w:t>
-            </w:r>
-            <w:r>
-              <w:t xml:space="preserve"> </w:t>
-            </w:r>
-            <w:r>
-              <w:t xml:space="preserve">(</w:t>
-            </w:r>
-            <w:hyperlink r:id="rId53">
+            <w:r>
+              <w:t xml:space="preserve">is the log of the likelihood (</w:t>
+            </w:r>
+            <w:hyperlink w:anchor="def-likelihood">
               <w:r>
                 <w:rPr>
                   <w:rStyle w:val="Hyperlink"/>
                 </w:rPr>
-                <w:t xml:space="preserve">the logarithm-of-a-product theorem</w:t>
+                <w:t xml:space="preserve">Definition 3</w:t>
               </w:r>
             </w:hyperlink>
             <w:r>
-              <w:t xml:space="preserve"> </w:t>
-            </w:r>
-            <w:r>
-              <w:t xml:space="preserve">in</w:t>
-            </w:r>
-            <w:r>
-              <w:t xml:space="preserve"> </w:t>
-            </w:r>
-            <w:r>
-              <w:rPr>
-                <w:i/>
-                <w:iCs/>
-              </w:rPr>
-              <w:t xml:space="preserve">Regression Models for Epidemiology</w:t>
-            </w:r>
-            <w:r>
-              <w:t xml:space="preserve">).</w:t>
-            </w:r>
+              <w:t xml:space="preserve">):</w:t>
+            </w:r>
+          </w:p>
+          <w:p>
+            <w:pPr>
+              <w:pStyle w:val="BodyText"/>
+            </w:pPr>
+            <m:oMathPara>
+              <m:oMathParaPr>
+                <m:jc m:val="center"/>
+              </m:oMathParaPr>
+              <m:oMath>
+                <m:r>
+                  <m:t>ℓ</m:t>
+                </m:r>
+                <m:r>
+                  <m:rPr>
+                    <m:sty m:val="p"/>
+                  </m:rPr>
+                  <m:t>(</m:t>
+                </m:r>
+                <m:r>
+                  <m:t>λ</m:t>
+                </m:r>
+                <m:r>
+                  <m:rPr>
+                    <m:sty m:val="p"/>
+                  </m:rPr>
+                  <m:t>)</m:t>
+                </m:r>
+                <m:limUpp>
+                  <m:e>
+                    <m:r>
+                      <m:rPr>
+                        <m:sty m:val="p"/>
+                      </m:rPr>
+                      <m:t>=</m:t>
+                    </m:r>
+                  </m:e>
+                  <m:lim>
+                    <m:r>
+                      <m:rPr>
+                        <m:nor/>
+                        <m:sty m:val="p"/>
+                      </m:rPr>
+                      <m:t>def</m:t>
+                    </m:r>
+                  </m:lim>
+                </m:limUpp>
+                <m:r>
+                  <m:rPr>
+                    <m:sty m:val="p"/>
+                  </m:rPr>
+                  <m:t>log</m:t>
+                </m:r>
+                <m:r>
+                  <m:t>​</m:t>
+                </m:r>
+                <m:d>
+                  <m:dPr>
+                    <m:begChr m:val="{"/>
+                    <m:sepChr m:val=""/>
+                    <m:endChr m:val="}"/>
+                    <m:grow/>
+                  </m:dPr>
+                  <m:e>
+                    <m:r>
+                      <m:rPr>
+                        <m:scr m:val="script"/>
+                        <m:sty m:val="p"/>
+                      </m:rPr>
+                      <m:t>L</m:t>
+                    </m:r>
+                    <m:r>
+                      <m:rPr>
+                        <m:sty m:val="p"/>
+                      </m:rPr>
+                      <m:t>(</m:t>
+                    </m:r>
+                    <m:r>
+                      <m:t>λ</m:t>
+                    </m:r>
+                    <m:r>
+                      <m:rPr>
+                        <m:sty m:val="p"/>
+                      </m:rPr>
+                      <m:t>)</m:t>
+                    </m:r>
+                  </m:e>
+                </m:d>
+                <m:r>
+                  <m:t>​</m:t>
+                </m:r>
+              </m:oMath>
+            </m:oMathPara>
           </w:p>
           <w:bookmarkEnd w:id="54"/>
         </w:tc>
       </w:tr>
     </w:tbl>
+    <w:p>
+      <w:pPr>
+        <w:pStyle w:val="FirstParagraph"/>
+      </w:pPr>
+      <w:r>
+        <w:t xml:space="preserve">The log-likelihood is maximized at the same</w:t>
+      </w:r>
+      <w:r>
+        <w:t xml:space="preserve"> </w:t>
+      </w:r>
+      <m:oMath>
+        <m:r>
+          <m:t>λ</m:t>
+        </m:r>
+      </m:oMath>
+      <w:r>
+        <w:t xml:space="preserve"> </w:t>
+      </w:r>
+      <w:r>
+        <w:t xml:space="preserve">as the likelihood,</w:t>
+      </w:r>
+      <w:r>
+        <w:t xml:space="preserve"> </w:t>
+      </w:r>
+      <w:r>
+        <w:t xml:space="preserve">and is easier to work with because the logarithm turns products into sums</w:t>
+      </w:r>
+      <w:r>
+        <w:t xml:space="preserve"> </w:t>
+      </w:r>
+      <w:r>
+        <w:t xml:space="preserve">(</w:t>
+      </w:r>
+      <w:hyperlink r:id="rId55">
+        <w:r>
+          <w:rPr>
+            <w:rStyle w:val="Hyperlink"/>
+          </w:rPr>
+          <w:t xml:space="preserve">the logarithm-of-a-product theorem</w:t>
+        </w:r>
+      </w:hyperlink>
+      <w:r>
+        <w:t xml:space="preserve"> </w:t>
+      </w:r>
+      <w:r>
+        <w:t xml:space="preserve">in</w:t>
+      </w:r>
+      <w:r>
+        <w:t xml:space="preserve"> </w:t>
+      </w:r>
+      <w:r>
+        <w:rPr>
+          <w:i/>
+          <w:iCs/>
+        </w:rPr>
+        <w:t xml:space="preserve">Regression Models for Epidemiology</w:t>
+      </w:r>
+      <w:r>
+        <w:t xml:space="preserve">).</w:t>
+      </w:r>
+    </w:p>
     <w:tbl>
       <w:tblPr>
         <w:tblStyle w:val="Table"/>
@@ -3894,7 +3973,7 @@
               <w:t xml:space="preserve">Definition (Score function)</w:t>
             </w:r>
           </w:p>
-          <w:bookmarkStart w:id="55" w:name="def-score"/>
+          <w:bookmarkStart w:id="56" w:name="def-score"/>
           <w:p>
             <w:pPr>
               <w:pStyle w:val="BodyText"/>
@@ -3904,7 +3983,7 @@
                 <w:b/>
                 <w:bCs/>
               </w:rPr>
-              <w:t xml:space="preserve">Definition 4 (Score function)</w:t>
+              <w:t xml:space="preserve">Definition 5 (Score function)</w:t>
             </w:r>
             <w:r>
               <w:t xml:space="preserve"> </w:t>
@@ -4145,12 +4224,12 @@
               <w:t xml:space="preserve">.</w:t>
             </w:r>
           </w:p>
-          <w:bookmarkEnd w:id="55"/>
+          <w:bookmarkEnd w:id="56"/>
         </w:tc>
       </w:tr>
     </w:tbl>
-    <w:bookmarkEnd w:id="56"/>
-    <w:bookmarkStart w:id="58" w:name="likelihood-of-latent-infection-times"/>
+    <w:bookmarkEnd w:id="57"/>
+    <w:bookmarkStart w:id="59" w:name="likelihood-of-latent-infection-times"/>
     <w:p>
       <w:pPr>
         <w:pStyle w:val="Heading2"/>
@@ -4736,7 +4815,7 @@
           <w:rPr>
             <w:rStyle w:val="Hyperlink"/>
           </w:rPr>
-          <w:t xml:space="preserve">Definition 4</w:t>
+          <w:t xml:space="preserve">Definition 5</w:t>
         </w:r>
       </w:hyperlink>
       <w:r>
@@ -4977,7 +5056,7 @@
               <w:t xml:space="preserve">Proposition (MLE when infection times are fully observed)</w:t>
             </w:r>
           </w:p>
-          <w:bookmarkStart w:id="57" w:name="prp-mle-fully-observed"/>
+          <w:bookmarkStart w:id="58" w:name="prp-mle-fully-observed"/>
           <w:p>
             <w:pPr>
               <w:pStyle w:val="BodyText"/>
@@ -5059,7 +5138,7 @@
                 <w:rPr>
                   <w:rStyle w:val="Hyperlink"/>
                 </w:rPr>
-                <w:t xml:space="preserve">Definition 4</w:t>
+                <w:t xml:space="preserve">Definition 5</w:t>
               </w:r>
             </w:hyperlink>
             <w:r>
@@ -5220,12 +5299,12 @@
               </m:oMath>
             </m:oMathPara>
           </w:p>
-          <w:bookmarkEnd w:id="57"/>
+          <w:bookmarkEnd w:id="58"/>
         </w:tc>
       </w:tr>
     </w:tbl>
-    <w:bookmarkEnd w:id="58"/>
-    <w:bookmarkStart w:id="63" w:name="example-log-likelihood-curves"/>
+    <w:bookmarkEnd w:id="59"/>
+    <w:bookmarkStart w:id="64" w:name="example-log-likelihood-curves"/>
     <w:p>
       <w:pPr>
         <w:pStyle w:val="Heading2"/>
@@ -5255,7 +5334,7 @@
       <w:tr>
         <w:tc>
           <w:tcPr/>
-          <w:bookmarkStart w:id="62" w:name="fig-ex-lik-curves"/>
+          <w:bookmarkStart w:id="63" w:name="fig-ex-lik-curves"/>
           <w:p>
             <w:pPr>
               <w:pStyle w:val="Compact"/>
@@ -5266,18 +5345,18 @@
                 <wp:inline>
                   <wp:extent cx="4620126" cy="3696101"/>
                   <wp:effectExtent b="0" l="0" r="0" t="0"/>
-                  <wp:docPr descr="" title="" id="60" name="Picture"/>
+                  <wp:docPr descr="" title="" id="61" name="Picture"/>
                   <a:graphic>
                     <a:graphicData uri="http://schemas.openxmlformats.org/drawingml/2006/picture">
                       <pic:pic>
                         <pic:nvPicPr>
-                          <pic:cNvPr descr="methodology_files/figure-docx/fig-ex-lik-curves-1.png" id="61" name="Picture"/>
+                          <pic:cNvPr descr="methodology_files/figure-docx/fig-ex-lik-curves-1.png" id="62" name="Picture"/>
                           <pic:cNvPicPr>
                             <a:picLocks noChangeArrowheads="1" noChangeAspect="1"/>
                           </pic:cNvPicPr>
                         </pic:nvPicPr>
                         <pic:blipFill>
-                          <a:blip r:embed="rId59"/>
+                          <a:blip r:embed="rId60"/>
                           <a:stretch>
                             <a:fillRect/>
                           </a:stretch>
@@ -5317,12 +5396,12 @@
               <w:t xml:space="preserve">Figure 1: log-likelihood curve for latent data</w:t>
             </w:r>
           </w:p>
-          <w:bookmarkEnd w:id="62"/>
+          <w:bookmarkEnd w:id="63"/>
         </w:tc>
       </w:tr>
     </w:tbl>
-    <w:bookmarkEnd w:id="63"/>
-    <w:bookmarkStart w:id="67" w:name="standard-errors"/>
+    <w:bookmarkEnd w:id="64"/>
+    <w:bookmarkStart w:id="68" w:name="standard-errors"/>
     <w:p>
       <w:pPr>
         <w:pStyle w:val="Heading2"/>
@@ -5413,7 +5492,7 @@
               <w:t xml:space="preserve">Definition (Hessian)</w:t>
             </w:r>
           </w:p>
-          <w:bookmarkStart w:id="64" w:name="def-hessian"/>
+          <w:bookmarkStart w:id="65" w:name="def-hessian"/>
           <w:p>
             <w:pPr>
               <w:pStyle w:val="BodyText"/>
@@ -5423,7 +5502,7 @@
                 <w:b/>
                 <w:bCs/>
               </w:rPr>
-              <w:t xml:space="preserve">Definition 5 (Hessian)</w:t>
+              <w:t xml:space="preserve">Definition 6 (Hessian)</w:t>
             </w:r>
             <w:r>
               <w:t xml:space="preserve"> </w:t>
@@ -5581,7 +5660,7 @@
               </m:oMath>
             </m:oMathPara>
           </w:p>
-          <w:bookmarkEnd w:id="64"/>
+          <w:bookmarkEnd w:id="65"/>
         </w:tc>
       </w:tr>
     </w:tbl>
@@ -5626,7 +5705,7 @@
               <w:t xml:space="preserve">Definition (Observed information)</w:t>
             </w:r>
           </w:p>
-          <w:bookmarkStart w:id="65" w:name="def-observed-information"/>
+          <w:bookmarkStart w:id="66" w:name="def-observed-information"/>
           <w:p>
             <w:pPr>
               <w:pStyle w:val="BodyText"/>
@@ -5636,7 +5715,7 @@
                 <w:b/>
                 <w:bCs/>
               </w:rPr>
-              <w:t xml:space="preserve">Definition 6 (Observed information)</w:t>
+              <w:t xml:space="preserve">Definition 7 (Observed information)</w:t>
             </w:r>
             <w:r>
               <w:t xml:space="preserve"> </w:t>
@@ -5665,7 +5744,7 @@
                 <w:rPr>
                   <w:rStyle w:val="Hyperlink"/>
                 </w:rPr>
-                <w:t xml:space="preserve">Definition 5</w:t>
+                <w:t xml:space="preserve">Definition 6</w:t>
               </w:r>
             </w:hyperlink>
             <w:r>
@@ -5765,7 +5844,7 @@
               <w:t xml:space="preserve">A sharper peak at the maximum means a larger observed information.</w:t>
             </w:r>
           </w:p>
-          <w:bookmarkEnd w:id="65"/>
+          <w:bookmarkEnd w:id="66"/>
         </w:tc>
       </w:tr>
     </w:tbl>
@@ -5810,7 +5889,7 @@
               <w:t xml:space="preserve">Theorem (Asymptotic variance of the MLE)</w:t>
             </w:r>
           </w:p>
-          <w:bookmarkStart w:id="66" w:name="thm-mle-asymptotic-variance"/>
+          <w:bookmarkStart w:id="67" w:name="thm-mle-asymptotic-variance"/>
           <w:p>
             <w:pPr>
               <w:pStyle w:val="BodyText"/>
@@ -5845,7 +5924,7 @@
                 <w:rPr>
                   <w:rStyle w:val="Hyperlink"/>
                 </w:rPr>
-                <w:t xml:space="preserve">Definition 6</w:t>
+                <w:t xml:space="preserve">Definition 7</w:t>
               </w:r>
             </w:hyperlink>
             <w:r>
@@ -5958,7 +6037,7 @@
               </m:oMath>
             </m:oMathPara>
           </w:p>
-          <w:bookmarkEnd w:id="66"/>
+          <w:bookmarkEnd w:id="67"/>
         </w:tc>
       </w:tr>
     </w:tbl>
@@ -6029,8 +6108,8 @@
         <w:t xml:space="preserve">smaller standard errors.</w:t>
       </w:r>
     </w:p>
-    <w:bookmarkEnd w:id="67"/>
-    <w:bookmarkStart w:id="69" w:name="hessian-for-the-exponential-model"/>
+    <w:bookmarkEnd w:id="68"/>
+    <w:bookmarkStart w:id="70" w:name="hessian-for-the-exponential-model"/>
     <w:p>
       <w:pPr>
         <w:pStyle w:val="Heading2"/>
@@ -6091,7 +6170,7 @@
               <w:bottom w:w="108" w:type="dxa"/>
             </w:tcMar>
           </w:tcPr>
-          <w:bookmarkStart w:id="68" w:name="exm-hessian-exponential"/>
+          <w:bookmarkStart w:id="69" w:name="exm-hessian-exponential"/>
           <w:p>
             <w:pPr>
               <w:pStyle w:val="BodyText"/>
@@ -6262,7 +6341,7 @@
                 <w:rPr>
                   <w:rStyle w:val="Hyperlink"/>
                 </w:rPr>
-                <w:t xml:space="preserve">Definition 4</w:t>
+                <w:t xml:space="preserve">Definition 5</w:t>
               </w:r>
             </w:hyperlink>
             <w:r>
@@ -6273,7 +6352,7 @@
                 <w:rPr>
                   <w:rStyle w:val="Hyperlink"/>
                 </w:rPr>
-                <w:t xml:space="preserve">Definition 5</w:t>
+                <w:t xml:space="preserve">Definition 6</w:t>
               </w:r>
             </w:hyperlink>
             <w:r>
@@ -6498,7 +6577,7 @@
                 <w:rPr>
                   <w:rStyle w:val="Hyperlink"/>
                 </w:rPr>
-                <w:t xml:space="preserve">Definition 6</w:t>
+                <w:t xml:space="preserve">Definition 7</w:t>
               </w:r>
             </w:hyperlink>
             <w:r>
@@ -6950,13 +7029,13 @@
               <w:t xml:space="preserve">size halves it.</w:t>
             </w:r>
           </w:p>
-          <w:bookmarkEnd w:id="68"/>
+          <w:bookmarkEnd w:id="69"/>
           <w:p/>
         </w:tc>
       </w:tr>
     </w:tbl>
-    <w:bookmarkEnd w:id="69"/>
-    <w:bookmarkStart w:id="70" w:name="likelihood-of-observed-data"/>
+    <w:bookmarkEnd w:id="70"/>
+    <w:bookmarkStart w:id="71" w:name="likelihood-of-observed-data"/>
     <w:p>
       <w:pPr>
         <w:pStyle w:val="Heading2"/>
@@ -7696,8 +7775,8 @@
         </m:oMath>
       </m:oMathPara>
     </w:p>
-    <w:bookmarkEnd w:id="70"/>
-    <w:bookmarkStart w:id="79" w:name="antibody-response-curves"/>
+    <w:bookmarkEnd w:id="71"/>
+    <w:bookmarkStart w:id="80" w:name="antibody-response-curves"/>
     <w:p>
       <w:pPr>
         <w:pStyle w:val="Heading2"/>
@@ -7719,7 +7798,7 @@
       <w:tr>
         <w:tc>
           <w:tcPr/>
-          <w:bookmarkStart w:id="74" w:name="fig-sim-case-data"/>
+          <w:bookmarkStart w:id="75" w:name="fig-sim-case-data"/>
           <w:p>
             <w:pPr>
               <w:jc w:val="center"/>
@@ -7729,18 +7808,18 @@
                 <wp:inline>
                   <wp:extent cx="4620126" cy="3696101"/>
                   <wp:effectExtent b="0" l="0" r="0" t="0"/>
-                  <wp:docPr descr="" title="" id="72" name="Picture"/>
+                  <wp:docPr descr="" title="" id="73" name="Picture"/>
                   <a:graphic>
                     <a:graphicData uri="http://schemas.openxmlformats.org/drawingml/2006/picture">
                       <pic:pic>
                         <pic:nvPicPr>
-                          <pic:cNvPr descr="methodology_files/figure-docx/unnamed-chunk-4-1.png" id="73" name="Picture"/>
+                          <pic:cNvPr descr="methodology_files/figure-docx/unnamed-chunk-4-1.png" id="74" name="Picture"/>
                           <pic:cNvPicPr>
                             <a:picLocks noChangeArrowheads="1" noChangeAspect="1"/>
                           </pic:cNvPicPr>
                         </pic:nvPicPr>
                         <pic:blipFill>
-                          <a:blip r:embed="rId71"/>
+                          <a:blip r:embed="rId72"/>
                           <a:stretch>
                             <a:fillRect/>
                           </a:stretch>
@@ -7833,7 +7912,7 @@
               <w:t xml:space="preserve">, for typhoid</w:t>
             </w:r>
           </w:p>
-          <w:bookmarkEnd w:id="74"/>
+          <w:bookmarkEnd w:id="75"/>
         </w:tc>
       </w:tr>
     </w:tbl>
@@ -7851,7 +7930,7 @@
       <w:tr>
         <w:tc>
           <w:tcPr/>
-          <w:bookmarkStart w:id="78" w:name="fig-decay"/>
+          <w:bookmarkStart w:id="79" w:name="fig-decay"/>
           <w:p>
             <w:pPr>
               <w:jc w:val="center"/>
@@ -7861,18 +7940,18 @@
                 <wp:inline>
                   <wp:extent cx="4620126" cy="3696101"/>
                   <wp:effectExtent b="0" l="0" r="0" t="0"/>
-                  <wp:docPr descr="" title="" id="76" name="Picture"/>
+                  <wp:docPr descr="" title="" id="77" name="Picture"/>
                   <a:graphic>
                     <a:graphicData uri="http://schemas.openxmlformats.org/drawingml/2006/picture">
                       <pic:pic>
                         <pic:nvPicPr>
-                          <pic:cNvPr descr="methodology_files/figure-docx/unnamed-chunk-5-1.png" id="77" name="Picture"/>
+                          <pic:cNvPr descr="methodology_files/figure-docx/unnamed-chunk-5-1.png" id="78" name="Picture"/>
                           <pic:cNvPicPr>
                             <a:picLocks noChangeArrowheads="1" noChangeAspect="1"/>
                           </pic:cNvPicPr>
                         </pic:nvPicPr>
                         <pic:blipFill>
-                          <a:blip r:embed="rId75"/>
+                          <a:blip r:embed="rId76"/>
                           <a:stretch>
                             <a:fillRect/>
                           </a:stretch>
@@ -7912,12 +7991,12 @@
               <w:t xml:space="preserve">Figure 3: Observed antibody measurements over time since fever onset, for typhoid</w:t>
             </w:r>
           </w:p>
-          <w:bookmarkEnd w:id="78"/>
+          <w:bookmarkEnd w:id="79"/>
         </w:tc>
       </w:tr>
     </w:tbl>
-    <w:bookmarkEnd w:id="79"/>
-    <w:bookmarkStart w:id="81" w:name="the-per-person-likelihood"/>
+    <w:bookmarkEnd w:id="80"/>
+    <w:bookmarkStart w:id="82" w:name="the-per-person-likelihood"/>
     <w:p>
       <w:pPr>
         <w:pStyle w:val="Heading2"/>
@@ -7967,7 +8046,7 @@
               <w:t xml:space="preserve">Proposition (Marginal likelihood of one participant’s data)</w:t>
             </w:r>
           </w:p>
-          <w:bookmarkStart w:id="80" w:name="prp-marginal-likelihood"/>
+          <w:bookmarkStart w:id="81" w:name="prp-marginal-likelihood"/>
           <w:p>
             <w:pPr>
               <w:pStyle w:val="BodyText"/>
@@ -8743,7 +8822,7 @@
               <w:t xml:space="preserve">once; the second is the contribution from subjects never infected.</w:t>
             </w:r>
           </w:p>
-          <w:bookmarkEnd w:id="80"/>
+          <w:bookmarkEnd w:id="81"/>
         </w:tc>
       </w:tr>
     </w:tbl>
@@ -9075,8 +9154,8 @@
         <w:t xml:space="preserve">.</w:t>
       </w:r>
     </w:p>
-    <w:bookmarkEnd w:id="81"/>
-    <w:bookmarkStart w:id="83" w:name="the-full-sample-likelihood"/>
+    <w:bookmarkEnd w:id="82"/>
+    <w:bookmarkStart w:id="84" w:name="the-full-sample-likelihood"/>
     <w:p>
       <w:pPr>
         <w:pStyle w:val="Heading2"/>
@@ -9126,7 +9205,7 @@
               <w:t xml:space="preserve">Proposition (Full-sample likelihood, assuming independent participants)</w:t>
             </w:r>
           </w:p>
-          <w:bookmarkStart w:id="82" w:name="prp-full-sample-likelihood"/>
+          <w:bookmarkStart w:id="83" w:name="prp-full-sample-likelihood"/>
           <w:p>
             <w:pPr>
               <w:pStyle w:val="BodyText"/>
@@ -9684,7 +9763,7 @@
               </m:oMath>
             </m:oMathPara>
           </w:p>
-          <w:bookmarkEnd w:id="82"/>
+          <w:bookmarkEnd w:id="83"/>
         </w:tc>
       </w:tr>
     </w:tbl>
@@ -9929,8 +10008,8 @@
         <w:t xml:space="preserve">.</w:t>
       </w:r>
     </w:p>
-    <w:bookmarkEnd w:id="83"/>
-    <w:bookmarkStart w:id="84" w:name="finding-the-mle-numerically"/>
+    <w:bookmarkEnd w:id="84"/>
+    <w:bookmarkStart w:id="85" w:name="finding-the-mle-numerically"/>
     <w:p>
       <w:pPr>
         <w:pStyle w:val="Heading2"/>
@@ -10243,7 +10322,7 @@
           <w:rPr>
             <w:rStyle w:val="Hyperlink"/>
           </w:rPr>
-          <w:t xml:space="preserve">Definition 5</w:t>
+          <w:t xml:space="preserve">Definition 6</w:t>
         </w:r>
       </w:hyperlink>
       <w:r>
@@ -10267,8 +10346,8 @@
         <w:t xml:space="preserve">turns that Hessian into a standard error.</w:t>
       </w:r>
     </w:p>
-    <w:bookmarkEnd w:id="84"/>
-    <w:bookmarkStart w:id="90" w:name="X5bf3afb032987a059a98cb4220d3ca0c37d3f71"/>
+    <w:bookmarkEnd w:id="85"/>
+    <w:bookmarkStart w:id="91" w:name="X5bf3afb032987a059a98cb4220d3ca0c37d3f71"/>
     <w:p>
       <w:pPr>
         <w:pStyle w:val="Heading2"/>
@@ -10349,7 +10428,7 @@
         <w:t xml:space="preserve">no longer applies to it.</w:t>
       </w:r>
     </w:p>
-    <w:bookmarkStart w:id="85" w:name="why-clustering-matters"/>
+    <w:bookmarkStart w:id="86" w:name="why-clustering-matters"/>
     <w:p>
       <w:pPr>
         <w:pStyle w:val="Heading3"/>
@@ -10458,8 +10537,8 @@
         <w:t xml:space="preserve">Usually rather than always: the direction follows the sign of the within-cluster correlation, which is positive in most survey designs but need not be.</w:t>
       </w:r>
     </w:p>
-    <w:bookmarkEnd w:id="85"/>
-    <w:bookmarkStart w:id="87" w:name="cluster-robust-variance-estimation"/>
+    <w:bookmarkEnd w:id="86"/>
+    <w:bookmarkStart w:id="88" w:name="cluster-robust-variance-estimation"/>
     <w:p>
       <w:pPr>
         <w:pStyle w:val="Heading3"/>
@@ -10566,7 +10645,7 @@
               <w:t xml:space="preserve">Definition (Sandwich variance estimator)</w:t>
             </w:r>
           </w:p>
-          <w:bookmarkStart w:id="86" w:name="def-cluster-robust-variance"/>
+          <w:bookmarkStart w:id="87" w:name="def-cluster-robust-variance"/>
           <w:p>
             <w:pPr>
               <w:pStyle w:val="BodyText"/>
@@ -10576,7 +10655,7 @@
                 <w:b/>
                 <w:bCs/>
               </w:rPr>
-              <w:t xml:space="preserve">Definition 7 (Sandwich variance estimator)</w:t>
+              <w:t xml:space="preserve">Definition 8 (Sandwich variance estimator)</w:t>
             </w:r>
             <w:r>
               <w:t xml:space="preserve"> </w:t>
@@ -10666,7 +10745,7 @@
                 <w:rPr>
                   <w:rStyle w:val="Hyperlink"/>
                 </w:rPr>
-                <w:t xml:space="preserve">Definition 5</w:t>
+                <w:t xml:space="preserve">Definition 6</w:t>
               </w:r>
             </w:hyperlink>
             <w:r>
@@ -10723,7 +10802,7 @@
                 <w:rPr>
                   <w:rStyle w:val="Hyperlink"/>
                 </w:rPr>
-                <w:t xml:space="preserve">Definition 4</w:t>
+                <w:t xml:space="preserve">Definition 5</w:t>
               </w:r>
             </w:hyperlink>
             <w:r>
@@ -11293,7 +11372,7 @@
               <w:t xml:space="preserve">of the sandwich.</w:t>
             </w:r>
           </w:p>
-          <w:bookmarkEnd w:id="86"/>
+          <w:bookmarkEnd w:id="87"/>
         </w:tc>
       </w:tr>
     </w:tbl>
@@ -11380,7 +11459,7 @@
           <w:rPr>
             <w:rStyle w:val="Hyperlink"/>
           </w:rPr>
-          <w:t xml:space="preserve">Definition 6</w:t>
+          <w:t xml:space="preserve">Definition 7</w:t>
         </w:r>
       </w:hyperlink>
       <w:r>
@@ -11626,8 +11705,8 @@
         <w:t xml:space="preserve">what the correction recovers.</w:t>
       </w:r>
     </w:p>
-    <w:bookmarkEnd w:id="87"/>
-    <w:bookmarkStart w:id="88" w:name="implementation-in-serocalculator"/>
+    <w:bookmarkEnd w:id="88"/>
+    <w:bookmarkStart w:id="89" w:name="implementation-in-serocalculator"/>
     <w:p>
       <w:pPr>
         <w:pStyle w:val="Heading3"/>
@@ -11869,8 +11948,8 @@
         <w:t xml:space="preserve">).</w:t>
       </w:r>
     </w:p>
-    <w:bookmarkEnd w:id="88"/>
-    <w:bookmarkStart w:id="89" w:name="effect-on-results"/>
+    <w:bookmarkEnd w:id="89"/>
+    <w:bookmarkStart w:id="90" w:name="effect-on-results"/>
     <w:p>
       <w:pPr>
         <w:pStyle w:val="Heading3"/>
@@ -11960,10 +12039,10 @@
         <w:t xml:space="preserve">widen correspondingly, reflecting the reduced effective sample size</w:t>
       </w:r>
     </w:p>
-    <w:bookmarkEnd w:id="89"/>
     <w:bookmarkEnd w:id="90"/>
     <w:bookmarkEnd w:id="91"/>
-    <w:bookmarkStart w:id="128" w:name="modeling-the-seroresponse-kinetics-curve"/>
+    <w:bookmarkEnd w:id="92"/>
+    <w:bookmarkStart w:id="129" w:name="modeling-the-seroresponse-kinetics-curve"/>
     <w:p>
       <w:pPr>
         <w:pStyle w:val="Heading1"/>
@@ -12078,7 +12157,7 @@
         <w:t xml:space="preserve">.</w:t>
       </w:r>
     </w:p>
-    <w:bookmarkStart w:id="92" w:name="model-for-active-infection-period"/>
+    <w:bookmarkStart w:id="93" w:name="model-for-active-infection-period"/>
     <w:p>
       <w:pPr>
         <w:pStyle w:val="Heading2"/>
@@ -12803,8 +12882,8 @@
         <w:t xml:space="preserve">compared to the other terms in the model.</w:t>
       </w:r>
     </w:p>
-    <w:bookmarkEnd w:id="92"/>
-    <w:bookmarkStart w:id="93" w:name="model-for-post-infection-antibody-decay"/>
+    <w:bookmarkEnd w:id="93"/>
+    <w:bookmarkStart w:id="94" w:name="model-for-post-infection-antibody-decay"/>
     <w:p>
       <w:pPr>
         <w:pStyle w:val="Heading2"/>
@@ -13052,8 +13131,8 @@
         <w:t xml:space="preserve">.</w:t>
       </w:r>
     </w:p>
-    <w:bookmarkEnd w:id="93"/>
-    <w:bookmarkStart w:id="94" w:name="assembling-the-full-response-curve"/>
+    <w:bookmarkEnd w:id="94"/>
+    <w:bookmarkStart w:id="95" w:name="assembling-the-full-response-curve"/>
     <w:p>
       <w:pPr>
         <w:pStyle w:val="Heading2"/>
@@ -13576,8 +13655,8 @@
         </m:oMath>
       </m:oMathPara>
     </w:p>
-    <w:bookmarkEnd w:id="94"/>
-    <w:bookmarkStart w:id="95" w:name="growth-rate-from-peak-and-baseline"/>
+    <w:bookmarkEnd w:id="95"/>
+    <w:bookmarkStart w:id="96" w:name="growth-rate-from-peak-and-baseline"/>
     <w:p>
       <w:pPr>
         <w:pStyle w:val="Heading2"/>
@@ -13771,8 +13850,8 @@
         </m:oMath>
       </m:oMathPara>
     </w:p>
-    <w:bookmarkEnd w:id="95"/>
-    <w:bookmarkStart w:id="104" w:name="X1d3fcc2a0784af059ab166838ee8827eace4ccf"/>
+    <w:bookmarkEnd w:id="96"/>
+    <w:bookmarkStart w:id="105" w:name="X1d3fcc2a0784af059ab166838ee8827eace4ccf"/>
     <w:p>
       <w:pPr>
         <w:pStyle w:val="Heading2"/>
@@ -14580,7 +14659,7 @@
       <w:tr>
         <w:tc>
           <w:tcPr/>
-          <w:bookmarkStart w:id="99" w:name="fig-response-graph"/>
+          <w:bookmarkStart w:id="100" w:name="fig-response-graph"/>
           <w:p>
             <w:pPr>
               <w:pStyle w:val="Compact"/>
@@ -14591,18 +14670,18 @@
                 <wp:inline>
                   <wp:extent cx="4620126" cy="3696101"/>
                   <wp:effectExtent b="0" l="0" r="0" t="0"/>
-                  <wp:docPr descr="" title="" id="97" name="Picture"/>
+                  <wp:docPr descr="" title="" id="98" name="Picture"/>
                   <a:graphic>
                     <a:graphicData uri="http://schemas.openxmlformats.org/drawingml/2006/picture">
                       <pic:pic>
                         <pic:nvPicPr>
-                          <pic:cNvPr descr="methodology_files/figure-docx/fig-response-graph-1.png" id="98" name="Picture"/>
+                          <pic:cNvPr descr="methodology_files/figure-docx/fig-response-graph-1.png" id="99" name="Picture"/>
                           <pic:cNvPicPr>
                             <a:picLocks noChangeArrowheads="1" noChangeAspect="1"/>
                           </pic:cNvPicPr>
                         </pic:nvPicPr>
                         <pic:blipFill>
-                          <a:blip r:embed="rId96"/>
+                          <a:blip r:embed="rId97"/>
                           <a:stretch>
                             <a:fillRect/>
                           </a:stretch>
@@ -14642,7 +14721,7 @@
               <w:t xml:space="preserve">Figure 4: An example kinetics curve for HlyE IgG</w:t>
             </w:r>
           </w:p>
-          <w:bookmarkEnd w:id="99"/>
+          <w:bookmarkEnd w:id="100"/>
         </w:tc>
       </w:tr>
     </w:tbl>
@@ -14866,7 +14945,7 @@
       <w:r>
         <w:t xml:space="preserve"> </w:t>
       </w:r>
-      <w:hyperlink r:id="rId100">
+      <w:hyperlink r:id="rId101">
         <w:r>
           <w:rPr>
             <w:rStyle w:val="Hyperlink"/>
@@ -14884,12 +14963,12 @@
           <wp:inline>
             <wp:extent cx="2667000" cy="2667000"/>
             <wp:effectExtent b="0" l="0" r="0" t="0"/>
-            <wp:docPr descr="QR code for the antibody-kinetics Shiny app" title="" id="102" name="Picture"/>
+            <wp:docPr descr="QR code for the antibody-kinetics Shiny app" title="" id="103" name="Picture"/>
             <a:graphic>
               <a:graphicData uri="http://schemas.openxmlformats.org/drawingml/2006/picture">
                 <pic:pic>
                   <pic:nvPicPr>
-                    <pic:cNvPr descr="../man/figures/qr_akm2.svg" id="103" name="Picture"/>
+                    <pic:cNvPr descr="../man/figures/qr_akm2.svg" id="104" name="Picture"/>
                     <pic:cNvPicPr>
                       <a:picLocks noChangeArrowheads="1" noChangeAspect="1"/>
                     </pic:cNvPicPr>
@@ -14901,7 +14980,7 @@
                           <a14:useLocalDpi xmlns:a14="http://schemas.microsoft.com/office/drawing/2010/main" val="0"/>
                         </a:ext>
                         <a:ext uri="{96DAC541-7B7A-43D3-8B79-37D633B846F1}">
-                          <asvg:svgBlip xmlns:asvg="http://schemas.microsoft.com/office/drawing/2016/SVG/main" r:embed="rId101"/>
+                          <asvg:svgBlip xmlns:asvg="http://schemas.microsoft.com/office/drawing/2016/SVG/main" r:embed="rId102"/>
                         </a:ext>
                       </a:extLst>
                     </a:blip>
@@ -14939,8 +15018,8 @@
         <w:t xml:space="preserve">QR code for the antibody-kinetics Shiny app</w:t>
       </w:r>
     </w:p>
-    <w:bookmarkEnd w:id="104"/>
-    <w:bookmarkStart w:id="105" w:name="sec-noise"/>
+    <w:bookmarkEnd w:id="105"/>
+    <w:bookmarkStart w:id="106" w:name="sec-noise"/>
     <w:p>
       <w:pPr>
         <w:pStyle w:val="Heading2"/>
@@ -15722,8 +15801,8 @@
         <w:t xml:space="preserve">fragility of chasing a more extreme quantile.</w:t>
       </w:r>
     </w:p>
-    <w:bookmarkEnd w:id="105"/>
-    <w:bookmarkStart w:id="106" w:name="measurement-noise"/>
+    <w:bookmarkEnd w:id="106"/>
+    <w:bookmarkStart w:id="107" w:name="measurement-noise"/>
     <w:p>
       <w:pPr>
         <w:pStyle w:val="Heading2"/>
@@ -17124,8 +17203,8 @@
         <w:t xml:space="preserve">(multiplicative) error model.</w:t>
       </w:r>
     </w:p>
-    <w:bookmarkEnd w:id="106"/>
-    <w:bookmarkStart w:id="107" w:name="Xb7158a708bbfcf737c1d66d073315801f06d41e"/>
+    <w:bookmarkEnd w:id="107"/>
+    <w:bookmarkStart w:id="108" w:name="Xb7158a708bbfcf737c1d66d073315801f06d41e"/>
     <w:p>
       <w:pPr>
         <w:pStyle w:val="Heading2"/>
@@ -21908,8 +21987,8 @@
         <w:t xml:space="preserve">exactly, as expected.</w:t>
       </w:r>
     </w:p>
-    <w:bookmarkEnd w:id="107"/>
-    <w:bookmarkStart w:id="108" w:name="noise-and-never-infected-subjects"/>
+    <w:bookmarkEnd w:id="108"/>
+    <w:bookmarkStart w:id="109" w:name="noise-and-never-infected-subjects"/>
     <w:p>
       <w:pPr>
         <w:pStyle w:val="Heading2"/>
@@ -23473,8 +23552,8 @@
         <w:t xml:space="preserve">, matching the single-source case above.</w:t>
       </w:r>
     </w:p>
-    <w:bookmarkEnd w:id="108"/>
-    <w:bookmarkStart w:id="113" w:name="variation-across-the-posterior"/>
+    <w:bookmarkEnd w:id="109"/>
+    <w:bookmarkStart w:id="114" w:name="variation-across-the-posterior"/>
     <w:p>
       <w:pPr>
         <w:pStyle w:val="Heading2"/>
@@ -23556,7 +23635,7 @@
       <w:tr>
         <w:tc>
           <w:tcPr/>
-          <w:bookmarkStart w:id="112" w:name="fig-curve-posterior"/>
+          <w:bookmarkStart w:id="113" w:name="fig-curve-posterior"/>
           <w:p>
             <w:pPr>
               <w:pStyle w:val="Compact"/>
@@ -23567,18 +23646,18 @@
                 <wp:inline>
                   <wp:extent cx="4620126" cy="3696101"/>
                   <wp:effectExtent b="0" l="0" r="0" t="0"/>
-                  <wp:docPr descr="" title="" id="110" name="Picture"/>
+                  <wp:docPr descr="" title="" id="111" name="Picture"/>
                   <a:graphic>
                     <a:graphicData uri="http://schemas.openxmlformats.org/drawingml/2006/picture">
                       <pic:pic>
                         <pic:nvPicPr>
-                          <pic:cNvPr descr="methodology_files/figure-docx/fig-curve-posterior-1.png" id="111" name="Picture"/>
+                          <pic:cNvPr descr="methodology_files/figure-docx/fig-curve-posterior-1.png" id="112" name="Picture"/>
                           <pic:cNvPicPr>
                             <a:picLocks noChangeArrowheads="1" noChangeAspect="1"/>
                           </pic:cNvPicPr>
                         </pic:nvPicPr>
                         <pic:blipFill>
-                          <a:blip r:embed="rId109"/>
+                          <a:blip r:embed="rId110"/>
                           <a:stretch>
                             <a:fillRect/>
                           </a:stretch>
@@ -23618,7 +23697,7 @@
               <w:t xml:space="preserve">Figure 5: Posterior draws of the antibody-decay curve per antigen-isotype, with the 10%, 50%, and 90% point-wise quantiles overlaid.</w:t>
             </w:r>
           </w:p>
-          <w:bookmarkEnd w:id="112"/>
+          <w:bookmarkEnd w:id="113"/>
         </w:tc>
       </w:tr>
     </w:tbl>
@@ -23757,8 +23836,8 @@
         <w:t xml:space="preserve">estimation uncertainty and the between-person heterogeneity.</w:t>
       </w:r>
     </w:p>
-    <w:bookmarkEnd w:id="113"/>
-    <w:bookmarkStart w:id="119" w:name="multiple-biomarkers"/>
+    <w:bookmarkEnd w:id="114"/>
+    <w:bookmarkStart w:id="120" w:name="multiple-biomarkers"/>
     <w:p>
       <w:pPr>
         <w:pStyle w:val="Heading2"/>
@@ -24388,7 +24467,7 @@
       <w:r>
         <w:t xml:space="preserve"> </w:t>
       </w:r>
-      <w:hyperlink r:id="rId114">
+      <w:hyperlink r:id="rId115">
         <w:r>
           <w:rPr>
             <w:rStyle w:val="Hyperlink"/>
@@ -24573,7 +24652,7 @@
       <w:tr>
         <w:tc>
           <w:tcPr/>
-          <w:bookmarkStart w:id="118" w:name="fig-loglik"/>
+          <w:bookmarkStart w:id="119" w:name="fig-loglik"/>
           <w:p>
             <w:pPr>
               <w:pStyle w:val="Compact"/>
@@ -24584,18 +24663,18 @@
                 <wp:inline>
                   <wp:extent cx="4620126" cy="3696101"/>
                   <wp:effectExtent b="0" l="0" r="0" t="0"/>
-                  <wp:docPr descr="" title="" id="116" name="Picture"/>
+                  <wp:docPr descr="" title="" id="117" name="Picture"/>
                   <a:graphic>
                     <a:graphicData uri="http://schemas.openxmlformats.org/drawingml/2006/picture">
                       <pic:pic>
                         <pic:nvPicPr>
-                          <pic:cNvPr descr="methodology_files/figure-docx/fig-loglik-1.png" id="117" name="Picture"/>
+                          <pic:cNvPr descr="methodology_files/figure-docx/fig-loglik-1.png" id="118" name="Picture"/>
                           <pic:cNvPicPr>
                             <a:picLocks noChangeArrowheads="1" noChangeAspect="1"/>
                           </pic:cNvPicPr>
                         </pic:nvPicPr>
                         <pic:blipFill>
-                          <a:blip r:embed="rId115"/>
+                          <a:blip r:embed="rId116"/>
                           <a:stretch>
                             <a:fillRect/>
                           </a:stretch>
@@ -24635,12 +24714,12 @@
               <w:t xml:space="preserve">Figure 6: Log-likelihood curves for HlyE IgA alone, HlyE IgG alone, and both biomarkers combined.</w:t>
             </w:r>
           </w:p>
-          <w:bookmarkEnd w:id="118"/>
+          <w:bookmarkEnd w:id="119"/>
         </w:tc>
       </w:tr>
     </w:tbl>
-    <w:bookmarkEnd w:id="119"/>
-    <w:bookmarkStart w:id="123" w:name="X2f1a22e0e8bfbbb3bd4a9b4c70c58b4086e4038"/>
+    <w:bookmarkEnd w:id="120"/>
+    <w:bookmarkStart w:id="124" w:name="X2f1a22e0e8bfbbb3bd4a9b4c70c58b4086e4038"/>
     <w:p>
       <w:pPr>
         <w:pStyle w:val="Heading2"/>
@@ -24743,18 +24822,18 @@
           <wp:inline>
             <wp:extent cx="5334000" cy="5776895"/>
             <wp:effectExtent b="0" l="0" r="0" t="0"/>
-            <wp:docPr descr="Decay curves (A), peak antibody levels (B), and decay rates (C) for HlyE and LPS (IgG/IgA), by country (Bangladesh, Pakistan, Nepal, Ghana). SEES study." title="" id="121" name="Picture"/>
+            <wp:docPr descr="Decay curves (A), peak antibody levels (B), and decay rates (C) for HlyE and LPS (IgG/IgA), by country (Bangladesh, Pakistan, Nepal, Ghana). SEES study." title="" id="122" name="Picture"/>
             <a:graphic>
               <a:graphicData uri="http://schemas.openxmlformats.org/drawingml/2006/picture">
                 <pic:pic>
                   <pic:nvPicPr>
-                    <pic:cNvPr descr="../man/figures/kinetics-variation-1.png" id="122" name="Picture"/>
+                    <pic:cNvPr descr="../man/figures/kinetics-variation-1.png" id="123" name="Picture"/>
                     <pic:cNvPicPr>
                       <a:picLocks noChangeArrowheads="1" noChangeAspect="1"/>
                     </pic:cNvPicPr>
                   </pic:nvPicPr>
                   <pic:blipFill>
-                    <a:blip r:embed="rId120"/>
+                    <a:blip r:embed="rId121"/>
                     <a:stretch>
                       <a:fillRect/>
                     </a:stretch>
@@ -24789,8 +24868,8 @@
         <w:t xml:space="preserve">Decay curves (A), peak antibody levels (B), and decay rates (C) for HlyE and LPS (IgG/IgA), by country (Bangladesh, Pakistan, Nepal, Ghana). SEES study.</w:t>
       </w:r>
     </w:p>
-    <w:bookmarkEnd w:id="123"/>
-    <w:bookmarkStart w:id="127" w:name="Xe0d498a7f1d34353def60f09705ade4ab365d1e"/>
+    <w:bookmarkEnd w:id="124"/>
+    <w:bookmarkStart w:id="128" w:name="Xe0d498a7f1d34353def60f09705ade4ab365d1e"/>
     <w:p>
       <w:pPr>
         <w:pStyle w:val="Heading2"/>
@@ -24808,18 +24887,18 @@
           <wp:inline>
             <wp:extent cx="5334000" cy="4364181"/>
             <wp:effectExtent b="0" l="0" r="0" t="0"/>
-            <wp:docPr descr="Decay curves by age stratum (&lt;5, 5–15, 16+) and serotype (Typhi vs Paratyphi A), for HlyE and LPS (IgG/IgA). SEES study." title="" id="125" name="Picture"/>
+            <wp:docPr descr="Decay curves by age stratum (&lt;5, 5–15, 16+) and serotype (Typhi vs Paratyphi A), for HlyE and LPS (IgG/IgA). SEES study." title="" id="126" name="Picture"/>
             <a:graphic>
               <a:graphicData uri="http://schemas.openxmlformats.org/drawingml/2006/picture">
                 <pic:pic>
                   <pic:nvPicPr>
-                    <pic:cNvPr descr="../man/figures/kinetics-variation-2.png" id="126" name="Picture"/>
+                    <pic:cNvPr descr="../man/figures/kinetics-variation-2.png" id="127" name="Picture"/>
                     <pic:cNvPicPr>
                       <a:picLocks noChangeArrowheads="1" noChangeAspect="1"/>
                     </pic:cNvPicPr>
                   </pic:nvPicPr>
                   <pic:blipFill>
-                    <a:blip r:embed="rId124"/>
+                    <a:blip r:embed="rId125"/>
                     <a:stretch>
                       <a:fillRect/>
                     </a:stretch>
@@ -24903,9 +24982,9 @@
         <w:t xml:space="preserve">is on the roadmap.</w:t>
       </w:r>
     </w:p>
-    <w:bookmarkEnd w:id="127"/>
     <w:bookmarkEnd w:id="128"/>
-    <w:bookmarkStart w:id="140" w:name="estimating-the-curves-with-serodynamics"/>
+    <w:bookmarkEnd w:id="129"/>
+    <w:bookmarkStart w:id="141" w:name="estimating-the-curves-with-serodynamics"/>
     <w:p>
       <w:pPr>
         <w:pStyle w:val="Heading1"/>
@@ -24923,7 +25002,7 @@
         <w:t xml:space="preserve">serodynamics</w:t>
       </w:r>
     </w:p>
-    <w:bookmarkStart w:id="129" w:name="where-do-the-curve-parameters-come-from"/>
+    <w:bookmarkStart w:id="130" w:name="where-do-the-curve-parameters-come-from"/>
     <w:p>
       <w:pPr>
         <w:pStyle w:val="Heading2"/>
@@ -25123,8 +25202,8 @@
         <w:t xml:space="preserve">)</w:t>
       </w:r>
     </w:p>
-    <w:bookmarkEnd w:id="129"/>
-    <w:bookmarkStart w:id="131" w:name="the-serodynamics-package"/>
+    <w:bookmarkEnd w:id="130"/>
+    <w:bookmarkStart w:id="132" w:name="the-serodynamics-package"/>
     <w:p>
       <w:pPr>
         <w:pStyle w:val="Heading2"/>
@@ -25152,7 +25231,7 @@
       <w:pPr>
         <w:pStyle w:val="FirstParagraph"/>
       </w:pPr>
-      <w:hyperlink r:id="rId130">
+      <w:hyperlink r:id="rId131">
         <w:r>
           <w:rPr>
             <w:rStyle w:val="VerbatimChar"/>
@@ -25255,8 +25334,8 @@
         <w:t xml:space="preserve">packages that into a single reusable, validated workflow.</w:t>
       </w:r>
     </w:p>
-    <w:bookmarkEnd w:id="131"/>
-    <w:bookmarkStart w:id="132" w:name="a-typical-serodynamics-workflow"/>
+    <w:bookmarkEnd w:id="132"/>
+    <w:bookmarkStart w:id="133" w:name="a-typical-serodynamics-workflow"/>
     <w:p>
       <w:pPr>
         <w:pStyle w:val="Heading2"/>
@@ -25515,8 +25594,8 @@
         <w:t xml:space="preserve">) for experimentation.</w:t>
       </w:r>
     </w:p>
-    <w:bookmarkEnd w:id="132"/>
-    <w:bookmarkStart w:id="136" w:name="what-a-fitted-model-looks-like"/>
+    <w:bookmarkEnd w:id="133"/>
+    <w:bookmarkStart w:id="137" w:name="what-a-fitted-model-looks-like"/>
     <w:p>
       <w:pPr>
         <w:pStyle w:val="Heading2"/>
@@ -25682,18 +25761,18 @@
           <wp:inline>
             <wp:extent cx="5334000" cy="3000375"/>
             <wp:effectExtent b="0" l="0" r="0" t="0"/>
-            <wp:docPr descr="Posterior densities of the five kinetic parameters from the cached nepal_sees_jags_output fit (HlyE IgG, Typhi), by MCMC chain." title="" id="134" name="Picture"/>
+            <wp:docPr descr="Posterior densities of the five kinetic parameters from the cached nepal_sees_jags_output fit (HlyE IgG, Typhi), by MCMC chain." title="" id="135" name="Picture"/>
             <a:graphic>
               <a:graphicData uri="http://schemas.openxmlformats.org/drawingml/2006/picture">
                 <pic:pic>
                   <pic:nvPicPr>
-                    <pic:cNvPr descr="../man/figures/serodynamics-cached-fit.png" id="135" name="Picture"/>
+                    <pic:cNvPr descr="../man/figures/serodynamics-cached-fit.png" id="136" name="Picture"/>
                     <pic:cNvPicPr>
                       <a:picLocks noChangeArrowheads="1" noChangeAspect="1"/>
                     </pic:cNvPicPr>
                   </pic:nvPicPr>
                   <pic:blipFill>
-                    <a:blip r:embed="rId133"/>
+                    <a:blip r:embed="rId134"/>
                     <a:stretch>
                       <a:fillRect/>
                     </a:stretch>
@@ -25756,8 +25835,8 @@
         <w:t xml:space="preserve">), by MCMC chain.</w:t>
       </w:r>
     </w:p>
-    <w:bookmarkEnd w:id="136"/>
-    <w:bookmarkStart w:id="137" w:name="two-packages-one-pipeline"/>
+    <w:bookmarkEnd w:id="137"/>
+    <w:bookmarkStart w:id="138" w:name="two-packages-one-pipeline"/>
     <w:p>
       <w:pPr>
         <w:pStyle w:val="Heading2"/>
@@ -25957,8 +26036,8 @@
         <w:t xml:space="preserve">.</w:t>
       </w:r>
     </w:p>
-    <w:bookmarkEnd w:id="137"/>
-    <w:bookmarkStart w:id="138" w:name="Xa625c662368e6f2938faae2901140a37208e45f"/>
+    <w:bookmarkEnd w:id="138"/>
+    <w:bookmarkStart w:id="139" w:name="Xa625c662368e6f2938faae2901140a37208e45f"/>
     <w:p>
       <w:pPr>
         <w:pStyle w:val="Heading2"/>
@@ -26716,8 +26795,8 @@
         <w:t xml:space="preserve">the curve-parameter object.</w:t>
       </w:r>
     </w:p>
-    <w:bookmarkEnd w:id="138"/>
-    <w:bookmarkStart w:id="139" w:name="random-effects-and-variance-over-time"/>
+    <w:bookmarkEnd w:id="139"/>
+    <w:bookmarkStart w:id="140" w:name="random-effects-and-variance-over-time"/>
     <w:p>
       <w:pPr>
         <w:pStyle w:val="Heading2"/>
@@ -27528,9 +27607,9 @@
         <w:t xml:space="preserve">width is an explicit function of time since infection.</w:t>
       </w:r>
     </w:p>
-    <w:bookmarkEnd w:id="139"/>
     <w:bookmarkEnd w:id="140"/>
-    <w:bookmarkStart w:id="161" w:name="using-serocalculator"/>
+    <w:bookmarkEnd w:id="141"/>
+    <w:bookmarkStart w:id="162" w:name="using-serocalculator"/>
     <w:p>
       <w:pPr>
         <w:pStyle w:val="Heading1"/>
@@ -27548,7 +27627,7 @@
         <w:t xml:space="preserve">serocalculator</w:t>
       </w:r>
     </w:p>
-    <w:bookmarkStart w:id="142" w:name="an-open-source-r-package"/>
+    <w:bookmarkStart w:id="143" w:name="an-open-source-r-package"/>
     <w:p>
       <w:pPr>
         <w:pStyle w:val="Heading2"/>
@@ -27567,7 +27646,7 @@
       <w:r>
         <w:t xml:space="preserve"> </w:t>
       </w:r>
-      <w:hyperlink r:id="rId141">
+      <w:hyperlink r:id="rId142">
         <w:r>
           <w:rPr>
             <w:rStyle w:val="VerbatimChar"/>
@@ -27635,8 +27714,8 @@
         <w:t xml:space="preserve">many simulated populations at once.</w:t>
       </w:r>
     </w:p>
-    <w:bookmarkEnd w:id="142"/>
-    <w:bookmarkStart w:id="143" w:name="simulating-a-cross-sectional-survey"/>
+    <w:bookmarkEnd w:id="143"/>
+    <w:bookmarkStart w:id="144" w:name="simulating-a-cross-sectional-survey"/>
     <w:p>
       <w:pPr>
         <w:pStyle w:val="Heading2"/>
@@ -27896,8 +27975,8 @@
         <w:t xml:space="preserve">useful for diagnostics.</w:t>
       </w:r>
     </w:p>
-    <w:bookmarkEnd w:id="143"/>
-    <w:bookmarkStart w:id="144" w:name="noise-parameters"/>
+    <w:bookmarkEnd w:id="144"/>
+    <w:bookmarkStart w:id="145" w:name="noise-parameters"/>
     <w:p>
       <w:pPr>
         <w:pStyle w:val="Heading2"/>
@@ -27934,8 +28013,8 @@
         <w:t xml:space="preserve">declared directly, consistent with the noise used to generate the data above:</w:t>
       </w:r>
     </w:p>
-    <w:bookmarkEnd w:id="144"/>
-    <w:bookmarkStart w:id="149" w:name="the-simulated-antibody-distribution"/>
+    <w:bookmarkEnd w:id="145"/>
+    <w:bookmarkStart w:id="150" w:name="the-simulated-antibody-distribution"/>
     <w:p>
       <w:pPr>
         <w:pStyle w:val="Heading2"/>
@@ -27957,7 +28036,7 @@
       <w:tr>
         <w:tc>
           <w:tcPr/>
-          <w:bookmarkStart w:id="148" w:name="fig-sim-distribution"/>
+          <w:bookmarkStart w:id="149" w:name="fig-sim-distribution"/>
           <w:p>
             <w:pPr>
               <w:pStyle w:val="Compact"/>
@@ -27968,18 +28047,18 @@
                 <wp:inline>
                   <wp:extent cx="4620126" cy="3696101"/>
                   <wp:effectExtent b="0" l="0" r="0" t="0"/>
-                  <wp:docPr descr="" title="" id="146" name="Picture"/>
+                  <wp:docPr descr="" title="" id="147" name="Picture"/>
                   <a:graphic>
                     <a:graphicData uri="http://schemas.openxmlformats.org/drawingml/2006/picture">
                       <pic:pic>
                         <pic:nvPicPr>
-                          <pic:cNvPr descr="methodology_files/figure-docx/fig-sim-distribution-1.png" id="147" name="Picture"/>
+                          <pic:cNvPr descr="methodology_files/figure-docx/fig-sim-distribution-1.png" id="148" name="Picture"/>
                           <pic:cNvPicPr>
                             <a:picLocks noChangeArrowheads="1" noChangeAspect="1"/>
                           </pic:cNvPicPr>
                         </pic:nvPicPr>
                         <pic:blipFill>
-                          <a:blip r:embed="rId145"/>
+                          <a:blip r:embed="rId146"/>
                           <a:stretch>
                             <a:fillRect/>
                           </a:stretch>
@@ -28019,12 +28098,12 @@
               <w:t xml:space="preserve">Figure 7: Distribution of simulated antibody responses, by antigen-isotype.</w:t>
             </w:r>
           </w:p>
-          <w:bookmarkEnd w:id="148"/>
+          <w:bookmarkEnd w:id="149"/>
         </w:tc>
       </w:tr>
     </w:tbl>
-    <w:bookmarkEnd w:id="149"/>
-    <w:bookmarkStart w:id="154" w:name="X8cfd16bb684e4ad6c62f9f78cbc8ef954016035"/>
+    <w:bookmarkEnd w:id="150"/>
+    <w:bookmarkStart w:id="155" w:name="X8cfd16bb684e4ad6c62f9f78cbc8ef954016035"/>
     <w:p>
       <w:pPr>
         <w:pStyle w:val="Heading2"/>
@@ -28189,7 +28268,7 @@
       <w:tr>
         <w:tc>
           <w:tcPr/>
-          <w:bookmarkStart w:id="153" w:name="fig-est-single-loglik"/>
+          <w:bookmarkStart w:id="154" w:name="fig-est-single-loglik"/>
           <w:p>
             <w:pPr>
               <w:pStyle w:val="Compact"/>
@@ -28200,18 +28279,18 @@
                 <wp:inline>
                   <wp:extent cx="4620126" cy="3696101"/>
                   <wp:effectExtent b="0" l="0" r="0" t="0"/>
-                  <wp:docPr descr="" title="" id="151" name="Picture"/>
+                  <wp:docPr descr="" title="" id="152" name="Picture"/>
                   <a:graphic>
                     <a:graphicData uri="http://schemas.openxmlformats.org/drawingml/2006/picture">
                       <pic:pic>
                         <pic:nvPicPr>
-                          <pic:cNvPr descr="methodology_files/figure-docx/fig-est-single-loglik-1.png" id="152" name="Picture"/>
+                          <pic:cNvPr descr="methodology_files/figure-docx/fig-est-single-loglik-1.png" id="153" name="Picture"/>
                           <pic:cNvPicPr>
                             <a:picLocks noChangeArrowheads="1" noChangeAspect="1"/>
                           </pic:cNvPicPr>
                         </pic:nvPicPr>
                         <pic:blipFill>
-                          <a:blip r:embed="rId150"/>
+                          <a:blip r:embed="rId151"/>
                           <a:stretch>
                             <a:fillRect/>
                           </a:stretch>
@@ -28251,12 +28330,12 @@
               <w:t xml:space="preserve">Figure 8: Log-likelihood curve for the simulated survey, on a log x-axis.</w:t>
             </w:r>
           </w:p>
-          <w:bookmarkEnd w:id="153"/>
+          <w:bookmarkEnd w:id="154"/>
         </w:tc>
       </w:tr>
     </w:tbl>
-    <w:bookmarkEnd w:id="154"/>
-    <w:bookmarkStart w:id="155" w:name="estimating-seroincidence-in-real-data"/>
+    <w:bookmarkEnd w:id="155"/>
+    <w:bookmarkStart w:id="156" w:name="estimating-seroincidence-in-real-data"/>
     <w:p>
       <w:pPr>
         <w:pStyle w:val="Heading2"/>
@@ -28907,8 +28986,8 @@
         <w:t xml:space="preserve">and lets each stratum use the seroresponse parameters appropriate to it.</w:t>
       </w:r>
     </w:p>
-    <w:bookmarkEnd w:id="155"/>
-    <w:bookmarkStart w:id="160" w:name="interactive-shiny-app"/>
+    <w:bookmarkEnd w:id="156"/>
+    <w:bookmarkStart w:id="161" w:name="interactive-shiny-app"/>
     <w:p>
       <w:pPr>
         <w:pStyle w:val="Heading2"/>
@@ -28927,7 +29006,7 @@
       <w:r>
         <w:t xml:space="preserve"> </w:t>
       </w:r>
-      <w:hyperlink r:id="rId156">
+      <w:hyperlink r:id="rId157">
         <w:r>
           <w:rPr>
             <w:rStyle w:val="Hyperlink"/>
@@ -28948,18 +29027,18 @@
           <wp:inline>
             <wp:extent cx="5334000" cy="2611995"/>
             <wp:effectExtent b="0" l="0" r="0" t="0"/>
-            <wp:docPr descr="The serocalculator Shiny app." title="" id="158" name="Picture"/>
+            <wp:docPr descr="The serocalculator Shiny app." title="" id="159" name="Picture"/>
             <a:graphic>
               <a:graphicData uri="http://schemas.openxmlformats.org/drawingml/2006/picture">
                 <pic:pic>
                   <pic:nvPicPr>
-                    <pic:cNvPr descr="../man/figures/shiny-serocalculator.png" id="159" name="Picture"/>
+                    <pic:cNvPr descr="../man/figures/shiny-serocalculator.png" id="160" name="Picture"/>
                     <pic:cNvPicPr>
                       <a:picLocks noChangeArrowheads="1" noChangeAspect="1"/>
                     </pic:cNvPicPr>
                   </pic:nvPicPr>
                   <pic:blipFill>
-                    <a:blip r:embed="rId157"/>
+                    <a:blip r:embed="rId158"/>
                     <a:stretch>
                       <a:fillRect/>
                     </a:stretch>
@@ -28994,9 +29073,9 @@
         <w:t xml:space="preserve">The serocalculator Shiny app.</w:t>
       </w:r>
     </w:p>
-    <w:bookmarkEnd w:id="160"/>
     <w:bookmarkEnd w:id="161"/>
-    <w:bookmarkStart w:id="194" w:name="sec-validation"/>
+    <w:bookmarkEnd w:id="162"/>
+    <w:bookmarkStart w:id="195" w:name="sec-validation"/>
     <w:p>
       <w:pPr>
         <w:pStyle w:val="Heading1"/>
@@ -29005,7 +29084,7 @@
         <w:t xml:space="preserve">8. Validation: recovering known incidence rates</w:t>
       </w:r>
     </w:p>
-    <w:bookmarkStart w:id="166" w:name="simulating-clusters-with-known-incidence"/>
+    <w:bookmarkStart w:id="167" w:name="simulating-clusters-with-known-incidence"/>
     <w:p>
       <w:pPr>
         <w:pStyle w:val="Heading2"/>
@@ -29142,7 +29221,7 @@
       <w:tr>
         <w:tc>
           <w:tcPr/>
-          <w:bookmarkStart w:id="165" w:name="fig-sim-multi-distribution"/>
+          <w:bookmarkStart w:id="166" w:name="fig-sim-multi-distribution"/>
           <w:p>
             <w:pPr>
               <w:pStyle w:val="Compact"/>
@@ -29153,18 +29232,18 @@
                 <wp:inline>
                   <wp:extent cx="4620126" cy="4620126"/>
                   <wp:effectExtent b="0" l="0" r="0" t="0"/>
-                  <wp:docPr descr="" title="" id="163" name="Picture"/>
+                  <wp:docPr descr="" title="" id="164" name="Picture"/>
                   <a:graphic>
                     <a:graphicData uri="http://schemas.openxmlformats.org/drawingml/2006/picture">
                       <pic:pic>
                         <pic:nvPicPr>
-                          <pic:cNvPr descr="methodology_files/figure-docx/fig-sim-multi-distribution-1.png" id="164" name="Picture"/>
+                          <pic:cNvPr descr="methodology_files/figure-docx/fig-sim-multi-distribution-1.png" id="165" name="Picture"/>
                           <pic:cNvPicPr>
                             <a:picLocks noChangeArrowheads="1" noChangeAspect="1"/>
                           </pic:cNvPicPr>
                         </pic:nvPicPr>
                         <pic:blipFill>
-                          <a:blip r:embed="rId162"/>
+                          <a:blip r:embed="rId163"/>
                           <a:stretch>
                             <a:fillRect/>
                           </a:stretch>
@@ -29204,12 +29283,12 @@
               <w:t xml:space="preserve">Figure 9: Simulated antibody responses by cluster, faceted by antigen-isotype and by the true incidence rate used to generate each cluster.</w:t>
             </w:r>
           </w:p>
-          <w:bookmarkEnd w:id="165"/>
+          <w:bookmarkEnd w:id="166"/>
         </w:tc>
       </w:tr>
     </w:tbl>
-    <w:bookmarkEnd w:id="166"/>
-    <w:bookmarkStart w:id="168" w:name="estimating-incidence-in-each-cluster"/>
+    <w:bookmarkEnd w:id="167"/>
+    <w:bookmarkStart w:id="169" w:name="estimating-incidence-in-each-cluster"/>
     <w:p>
       <w:pPr>
         <w:pStyle w:val="Heading2"/>
@@ -29269,7 +29348,7 @@
       <w:tr>
         <w:tc>
           <w:tcPr/>
-          <w:bookmarkStart w:id="167" w:name="tbl-ests-summary"/>
+          <w:bookmarkStart w:id="168" w:name="tbl-ests-summary"/>
           <w:p>
             <w:pPr>
               <w:jc w:val="center"/>
@@ -29478,7 +29557,7 @@
               <w:t xml:space="preserve">#   nlm.convergence.code &lt;ord&gt;</w:t>
             </w:r>
           </w:p>
-          <w:bookmarkEnd w:id="167"/>
+          <w:bookmarkEnd w:id="168"/>
         </w:tc>
       </w:tr>
     </w:tbl>
@@ -29496,8 +29575,8 @@
         <w:t xml:space="preserve">since converting the widget to a static image would need a headless browser.</w:t>
       </w:r>
     </w:p>
-    <w:bookmarkEnd w:id="168"/>
-    <w:bookmarkStart w:id="173" w:name="inspecting-individual-clusters"/>
+    <w:bookmarkEnd w:id="169"/>
+    <w:bookmarkStart w:id="174" w:name="inspecting-individual-clusters"/>
     <w:p>
       <w:pPr>
         <w:pStyle w:val="Heading2"/>
@@ -29573,7 +29652,7 @@
       <w:tr>
         <w:tc>
           <w:tcPr/>
-          <w:bookmarkStart w:id="172" w:name="fig-cluster-logliks"/>
+          <w:bookmarkStart w:id="173" w:name="fig-cluster-logliks"/>
           <w:p>
             <w:pPr>
               <w:pStyle w:val="Compact"/>
@@ -29584,18 +29663,18 @@
                 <wp:inline>
                   <wp:extent cx="4620126" cy="6468176"/>
                   <wp:effectExtent b="0" l="0" r="0" t="0"/>
-                  <wp:docPr descr="" title="" id="170" name="Picture"/>
+                  <wp:docPr descr="" title="" id="171" name="Picture"/>
                   <a:graphic>
                     <a:graphicData uri="http://schemas.openxmlformats.org/drawingml/2006/picture">
                       <pic:pic>
                         <pic:nvPicPr>
-                          <pic:cNvPr descr="methodology_files/figure-docx/fig-cluster-logliks-1.png" id="171" name="Picture"/>
+                          <pic:cNvPr descr="methodology_files/figure-docx/fig-cluster-logliks-1.png" id="172" name="Picture"/>
                           <pic:cNvPicPr>
                             <a:picLocks noChangeArrowheads="1" noChangeAspect="1"/>
                           </pic:cNvPicPr>
                         </pic:nvPicPr>
                         <pic:blipFill>
-                          <a:blip r:embed="rId169"/>
+                          <a:blip r:embed="rId170"/>
                           <a:stretch>
                             <a:fillRect/>
                           </a:stretch>
@@ -29635,12 +29714,12 @@
               <w:t xml:space="preserve">Figure 10: Log-likelihood curves for the first five simulated clusters.</w:t>
             </w:r>
           </w:p>
-          <w:bookmarkEnd w:id="172"/>
+          <w:bookmarkEnd w:id="173"/>
         </w:tc>
       </w:tr>
     </w:tbl>
-    <w:bookmarkEnd w:id="173"/>
-    <w:bookmarkStart w:id="179" w:name="checking-nlm-convergence"/>
+    <w:bookmarkEnd w:id="174"/>
+    <w:bookmarkStart w:id="180" w:name="checking-nlm-convergence"/>
     <w:p>
       <w:pPr>
         <w:pStyle w:val="Heading2"/>
@@ -29839,7 +29918,7 @@
       <w:r>
         <w:t xml:space="preserve">(</w:t>
       </w:r>
-      <w:hyperlink r:id="rId174">
+      <w:hyperlink r:id="rId175">
         <w:r>
           <w:rPr>
             <w:rStyle w:val="Hyperlink"/>
@@ -30912,7 +30991,7 @@
       <w:tr>
         <w:tc>
           <w:tcPr/>
-          <w:bookmarkStart w:id="178" w:name="fig-problem-strata"/>
+          <w:bookmarkStart w:id="179" w:name="fig-problem-strata"/>
           <w:p>
             <w:pPr>
               <w:pStyle w:val="Compact"/>
@@ -30923,18 +31002,18 @@
                 <wp:inline>
                   <wp:extent cx="4620126" cy="6468176"/>
                   <wp:effectExtent b="0" l="0" r="0" t="0"/>
-                  <wp:docPr descr="" title="" id="176" name="Picture"/>
+                  <wp:docPr descr="" title="" id="177" name="Picture"/>
                   <a:graphic>
                     <a:graphicData uri="http://schemas.openxmlformats.org/drawingml/2006/picture">
                       <pic:pic>
                         <pic:nvPicPr>
-                          <pic:cNvPr descr="methodology_files/figure-docx/fig-problem-strata-1.png" id="177" name="Picture"/>
+                          <pic:cNvPr descr="methodology_files/figure-docx/fig-problem-strata-1.png" id="178" name="Picture"/>
                           <pic:cNvPicPr>
                             <a:picLocks noChangeArrowheads="1" noChangeAspect="1"/>
                           </pic:cNvPicPr>
                         </pic:nvPicPr>
                         <pic:blipFill>
-                          <a:blip r:embed="rId175"/>
+                          <a:blip r:embed="rId176"/>
                           <a:stretch>
                             <a:fillRect/>
                           </a:stretch>
@@ -30974,12 +31053,12 @@
               <w:t xml:space="preserve">Figure 11: Log-likelihood curves for any clusters whose optimizer reported a possible convergence problem.</w:t>
             </w:r>
           </w:p>
-          <w:bookmarkEnd w:id="178"/>
+          <w:bookmarkEnd w:id="179"/>
         </w:tc>
       </w:tr>
     </w:tbl>
-    <w:bookmarkEnd w:id="179"/>
-    <w:bookmarkStart w:id="188" w:name="estimates-recover-the-simulated-rates"/>
+    <w:bookmarkEnd w:id="180"/>
+    <w:bookmarkStart w:id="189" w:name="estimates-recover-the-simulated-rates"/>
     <w:p>
       <w:pPr>
         <w:pStyle w:val="Heading2"/>
@@ -31001,7 +31080,7 @@
       <w:tr>
         <w:tc>
           <w:tcPr/>
-          <w:bookmarkStart w:id="183" w:name="fig-sim-recovery"/>
+          <w:bookmarkStart w:id="184" w:name="fig-sim-recovery"/>
           <w:p>
             <w:pPr>
               <w:pStyle w:val="Compact"/>
@@ -31012,18 +31091,18 @@
                 <wp:inline>
                   <wp:extent cx="4620126" cy="3696101"/>
                   <wp:effectExtent b="0" l="0" r="0" t="0"/>
-                  <wp:docPr descr="" title="" id="181" name="Picture"/>
+                  <wp:docPr descr="" title="" id="182" name="Picture"/>
                   <a:graphic>
                     <a:graphicData uri="http://schemas.openxmlformats.org/drawingml/2006/picture">
                       <pic:pic>
                         <pic:nvPicPr>
-                          <pic:cNvPr descr="methodology_files/figure-docx/fig-sim-recovery-1.png" id="182" name="Picture"/>
+                          <pic:cNvPr descr="methodology_files/figure-docx/fig-sim-recovery-1.png" id="183" name="Picture"/>
                           <pic:cNvPicPr>
                             <a:picLocks noChangeArrowheads="1" noChangeAspect="1"/>
                           </pic:cNvPicPr>
                         </pic:nvPicPr>
                         <pic:blipFill>
-                          <a:blip r:embed="rId180"/>
+                          <a:blip r:embed="rId181"/>
                           <a:stretch>
                             <a:fillRect/>
                           </a:stretch>
@@ -31063,7 +31142,7 @@
               <w:t xml:space="preserve">Figure 12: Estimated incidence rates (points, with 95% confidence intervals) for each simulated cluster, against the true rate used to generate it. The red line is the identity.</w:t>
             </w:r>
           </w:p>
-          <w:bookmarkEnd w:id="183"/>
+          <w:bookmarkEnd w:id="184"/>
         </w:tc>
       </w:tr>
     </w:tbl>
@@ -31203,7 +31282,7 @@
       <w:tr>
         <w:tc>
           <w:tcPr/>
-          <w:bookmarkStart w:id="187" w:name="fig-empirical-se"/>
+          <w:bookmarkStart w:id="188" w:name="fig-empirical-se"/>
           <w:p>
             <w:pPr>
               <w:pStyle w:val="Compact"/>
@@ -31214,18 +31293,18 @@
                 <wp:inline>
                   <wp:extent cx="4620126" cy="3696101"/>
                   <wp:effectExtent b="0" l="0" r="0" t="0"/>
-                  <wp:docPr descr="" title="" id="185" name="Picture"/>
+                  <wp:docPr descr="" title="" id="186" name="Picture"/>
                   <a:graphic>
                     <a:graphicData uri="http://schemas.openxmlformats.org/drawingml/2006/picture">
                       <pic:pic>
                         <pic:nvPicPr>
-                          <pic:cNvPr descr="methodology_files/figure-docx/fig-empirical-se-1.png" id="186" name="Picture"/>
+                          <pic:cNvPr descr="methodology_files/figure-docx/fig-empirical-se-1.png" id="187" name="Picture"/>
                           <pic:cNvPicPr>
                             <a:picLocks noChangeArrowheads="1" noChangeAspect="1"/>
                           </pic:cNvPicPr>
                         </pic:nvPicPr>
                         <pic:blipFill>
-                          <a:blip r:embed="rId184"/>
+                          <a:blip r:embed="rId185"/>
                           <a:stretch>
                             <a:fillRect/>
                           </a:stretch>
@@ -31265,12 +31344,12 @@
               <w:t xml:space="preserve">Figure 13: Empirical standard error of the incidence estimates, by true rate.</w:t>
             </w:r>
           </w:p>
-          <w:bookmarkEnd w:id="187"/>
+          <w:bookmarkEnd w:id="188"/>
         </w:tc>
       </w:tr>
     </w:tbl>
-    <w:bookmarkEnd w:id="188"/>
-    <w:bookmarkStart w:id="193" w:name="X047cffc7758e27a01cb5430c10b991b39f63029"/>
+    <w:bookmarkEnd w:id="189"/>
+    <w:bookmarkStart w:id="194" w:name="X047cffc7758e27a01cb5430c10b991b39f63029"/>
     <w:p>
       <w:pPr>
         <w:pStyle w:val="Heading2"/>
@@ -31367,7 +31446,7 @@
       <w:tr>
         <w:tc>
           <w:tcPr/>
-          <w:bookmarkStart w:id="192" w:name="fig-sim-recovery-renew"/>
+          <w:bookmarkStart w:id="193" w:name="fig-sim-recovery-renew"/>
           <w:p>
             <w:pPr>
               <w:pStyle w:val="Compact"/>
@@ -31378,18 +31457,18 @@
                 <wp:inline>
                   <wp:extent cx="4620126" cy="3696101"/>
                   <wp:effectExtent b="0" l="0" r="0" t="0"/>
-                  <wp:docPr descr="" title="" id="190" name="Picture"/>
+                  <wp:docPr descr="" title="" id="191" name="Picture"/>
                   <a:graphic>
                     <a:graphicData uri="http://schemas.openxmlformats.org/drawingml/2006/picture">
                       <pic:pic>
                         <pic:nvPicPr>
-                          <pic:cNvPr descr="methodology_files/figure-docx/fig-sim-recovery-renew-1.png" id="191" name="Picture"/>
+                          <pic:cNvPr descr="methodology_files/figure-docx/fig-sim-recovery-renew-1.png" id="192" name="Picture"/>
                           <pic:cNvPicPr>
                             <a:picLocks noChangeArrowheads="1" noChangeAspect="1"/>
                           </pic:cNvPicPr>
                         </pic:nvPicPr>
                         <pic:blipFill>
-                          <a:blip r:embed="rId189"/>
+                          <a:blip r:embed="rId190"/>
                           <a:stretch>
                             <a:fillRect/>
                           </a:stretch>
@@ -31443,13 +31522,13 @@
               <w:t xml:space="preserve">.</w:t>
             </w:r>
           </w:p>
-          <w:bookmarkEnd w:id="192"/>
+          <w:bookmarkEnd w:id="193"/>
         </w:tc>
       </w:tr>
     </w:tbl>
-    <w:bookmarkEnd w:id="193"/>
     <w:bookmarkEnd w:id="194"/>
-    <w:bookmarkStart w:id="199" w:name="ongoing-and-future-work"/>
+    <w:bookmarkEnd w:id="195"/>
+    <w:bookmarkStart w:id="200" w:name="ongoing-and-future-work"/>
     <w:p>
       <w:pPr>
         <w:pStyle w:val="Heading1"/>
@@ -31458,7 +31537,7 @@
         <w:t xml:space="preserve">9. Ongoing and future work</w:t>
       </w:r>
     </w:p>
-    <w:bookmarkStart w:id="196" w:name="in-progress-work"/>
+    <w:bookmarkStart w:id="197" w:name="in-progress-work"/>
     <w:p>
       <w:pPr>
         <w:pStyle w:val="Heading2"/>
@@ -31486,7 +31565,7 @@
       <w:r>
         <w:t xml:space="preserve"> </w:t>
       </w:r>
-      <w:hyperlink r:id="rId156">
+      <w:hyperlink r:id="rId157">
         <w:r>
           <w:rPr>
             <w:rStyle w:val="Hyperlink"/>
@@ -31500,7 +31579,7 @@
       <w:r>
         <w:t xml:space="preserve"> </w:t>
       </w:r>
-      <w:hyperlink r:id="rId195">
+      <w:hyperlink r:id="rId196">
         <w:r>
           <w:rPr>
             <w:rStyle w:val="Hyperlink"/>
@@ -31587,8 +31666,8 @@
         <w:t xml:space="preserve">Calibrating to population demographics</w:t>
       </w:r>
     </w:p>
-    <w:bookmarkEnd w:id="196"/>
-    <w:bookmarkStart w:id="198" w:name="sec-multivariate"/>
+    <w:bookmarkEnd w:id="197"/>
+    <w:bookmarkStart w:id="199" w:name="sec-multivariate"/>
     <w:p>
       <w:pPr>
         <w:pStyle w:val="Heading2"/>
@@ -31954,7 +32033,7 @@
       <w:r>
         <w:t xml:space="preserve">(</w:t>
       </w:r>
-      <w:hyperlink r:id="rId197">
+      <w:hyperlink r:id="rId198">
         <w:r>
           <w:rPr>
             <w:rStyle w:val="Hyperlink"/>
@@ -31966,9 +32045,9 @@
         <w:t xml:space="preserve">).</w:t>
       </w:r>
     </w:p>
-    <w:bookmarkEnd w:id="198"/>
     <w:bookmarkEnd w:id="199"/>
-    <w:bookmarkStart w:id="216" w:name="references"/>
+    <w:bookmarkEnd w:id="200"/>
+    <w:bookmarkStart w:id="217" w:name="references"/>
     <w:p>
       <w:pPr>
         <w:pStyle w:val="Heading1"/>
@@ -31977,8 +32056,8 @@
         <w:t xml:space="preserve">References</w:t>
       </w:r>
     </w:p>
-    <w:bookmarkStart w:id="215" w:name="refs"/>
-    <w:bookmarkStart w:id="201" w:name="ref-Aiemjoy_2022_Lancet"/>
+    <w:bookmarkStart w:id="216" w:name="refs"/>
+    <w:bookmarkStart w:id="202" w:name="ref-Aiemjoy_2022_Lancet"/>
     <w:p>
       <w:pPr>
         <w:pStyle w:val="Bibliography"/>
@@ -32011,7 +32090,7 @@
       <w:r>
         <w:t xml:space="preserve"> </w:t>
       </w:r>
-      <w:hyperlink r:id="rId200">
+      <w:hyperlink r:id="rId201">
         <w:r>
           <w:rPr>
             <w:rStyle w:val="Hyperlink"/>
@@ -32023,8 +32102,8 @@
         <w:t xml:space="preserve">.</w:t>
       </w:r>
     </w:p>
-    <w:bookmarkEnd w:id="201"/>
-    <w:bookmarkStart w:id="203" w:name="ref-HAY2024100806"/>
+    <w:bookmarkEnd w:id="202"/>
+    <w:bookmarkStart w:id="204" w:name="ref-HAY2024100806"/>
     <w:p>
       <w:pPr>
         <w:pStyle w:val="Bibliography"/>
@@ -32057,7 +32136,7 @@
       <w:r>
         <w:t xml:space="preserve"> </w:t>
       </w:r>
-      <w:hyperlink r:id="rId202">
+      <w:hyperlink r:id="rId203">
         <w:r>
           <w:rPr>
             <w:rStyle w:val="Hyperlink"/>
@@ -32069,8 +32148,8 @@
         <w:t xml:space="preserve">.</w:t>
       </w:r>
     </w:p>
-    <w:bookmarkEnd w:id="203"/>
-    <w:bookmarkStart w:id="204" w:name="ref-Huber1967"/>
+    <w:bookmarkEnd w:id="204"/>
+    <w:bookmarkStart w:id="205" w:name="ref-Huber1967"/>
     <w:p>
       <w:pPr>
         <w:pStyle w:val="Bibliography"/>
@@ -32104,8 +32183,8 @@
         <w:t xml:space="preserve">. University of California Press.</w:t>
       </w:r>
     </w:p>
-    <w:bookmarkEnd w:id="204"/>
-    <w:bookmarkStart w:id="206" w:name="ref-LiangZeger1986"/>
+    <w:bookmarkEnd w:id="205"/>
+    <w:bookmarkStart w:id="207" w:name="ref-LiangZeger1986"/>
     <w:p>
       <w:pPr>
         <w:pStyle w:val="Bibliography"/>
@@ -32138,7 +32217,7 @@
       <w:r>
         <w:t xml:space="preserve"> </w:t>
       </w:r>
-      <w:hyperlink r:id="rId205">
+      <w:hyperlink r:id="rId206">
         <w:r>
           <w:rPr>
             <w:rStyle w:val="Hyperlink"/>
@@ -32150,8 +32229,8 @@
         <w:t xml:space="preserve">.</w:t>
       </w:r>
     </w:p>
-    <w:bookmarkEnd w:id="206"/>
-    <w:bookmarkStart w:id="208" w:name="ref-Noordzij2010diseasemeasures"/>
+    <w:bookmarkEnd w:id="207"/>
+    <w:bookmarkStart w:id="209" w:name="ref-Noordzij2010diseasemeasures"/>
     <w:p>
       <w:pPr>
         <w:pStyle w:val="Bibliography"/>
@@ -32190,7 +32269,7 @@
       <w:r>
         <w:t xml:space="preserve"> </w:t>
       </w:r>
-      <w:hyperlink r:id="rId207">
+      <w:hyperlink r:id="rId208">
         <w:r>
           <w:rPr>
             <w:rStyle w:val="Hyperlink"/>
@@ -32202,8 +32281,8 @@
         <w:t xml:space="preserve">.</w:t>
       </w:r>
     </w:p>
-    <w:bookmarkEnd w:id="208"/>
-    <w:bookmarkStart w:id="210" w:name="ref-Teunis_2020"/>
+    <w:bookmarkEnd w:id="209"/>
+    <w:bookmarkStart w:id="211" w:name="ref-Teunis_2020"/>
     <w:p>
       <w:pPr>
         <w:pStyle w:val="Bibliography"/>
@@ -32236,7 +32315,7 @@
       <w:r>
         <w:t xml:space="preserve"> </w:t>
       </w:r>
-      <w:hyperlink r:id="rId209">
+      <w:hyperlink r:id="rId210">
         <w:r>
           <w:rPr>
             <w:rStyle w:val="Hyperlink"/>
@@ -32248,8 +32327,8 @@
         <w:t xml:space="preserve">.</w:t>
       </w:r>
     </w:p>
-    <w:bookmarkEnd w:id="210"/>
-    <w:bookmarkStart w:id="212" w:name="ref-Teunis_2016"/>
+    <w:bookmarkEnd w:id="211"/>
+    <w:bookmarkStart w:id="213" w:name="ref-Teunis_2016"/>
     <w:p>
       <w:pPr>
         <w:pStyle w:val="Bibliography"/>
@@ -32282,7 +32361,7 @@
       <w:r>
         <w:t xml:space="preserve"> </w:t>
       </w:r>
-      <w:hyperlink r:id="rId211">
+      <w:hyperlink r:id="rId212">
         <w:r>
           <w:rPr>
             <w:rStyle w:val="Hyperlink"/>
@@ -32294,8 +32373,8 @@
         <w:t xml:space="preserve">.</w:t>
       </w:r>
     </w:p>
-    <w:bookmarkEnd w:id="212"/>
-    <w:bookmarkStart w:id="213" w:name="ref-volterra1928variations"/>
+    <w:bookmarkEnd w:id="213"/>
+    <w:bookmarkStart w:id="214" w:name="ref-volterra1928variations"/>
     <w:p>
       <w:pPr>
         <w:pStyle w:val="Bibliography"/>
@@ -32326,8 +32405,8 @@
         <w:t xml:space="preserve">3 (1): 3–51.</w:t>
       </w:r>
     </w:p>
-    <w:bookmarkEnd w:id="213"/>
-    <w:bookmarkStart w:id="214" w:name="ref-White1980"/>
+    <w:bookmarkEnd w:id="214"/>
+    <w:bookmarkStart w:id="215" w:name="ref-White1980"/>
     <w:p>
       <w:pPr>
         <w:pStyle w:val="Bibliography"/>
@@ -32358,9 +32437,9 @@
         <w:t xml:space="preserve">48 (4): 817–38.</w:t>
       </w:r>
     </w:p>
-    <w:bookmarkEnd w:id="214"/>
     <w:bookmarkEnd w:id="215"/>
     <w:bookmarkEnd w:id="216"/>
+    <w:bookmarkEnd w:id="217"/>
     <w:sectPr>
       <w:footnotePr>
         <w:numRestart w:val="eachSect"/>

--- a/dev/vignettes/methodology.docx
+++ b/dev/vignettes/methodology.docx
@@ -23,7 +23,7 @@
         <w:pStyle w:val="Date"/>
       </w:pPr>
       <w:r>
-        <w:t xml:space="preserve">2026-08-09</w:t>
+        <w:t xml:space="preserve">2026-08-10</w:t>
       </w:r>
     </w:p>
     <w:bookmarkStart w:id="28" w:name="infectious-disease-epidemiology"/>

--- a/dev/vignettes/methodology.docx
+++ b/dev/vignettes/methodology.docx
@@ -23,7 +23,7 @@
         <w:pStyle w:val="Date"/>
       </w:pPr>
       <w:r>
-        <w:t xml:space="preserve">2026-08-10</w:t>
+        <w:t xml:space="preserve">2026-09-02</w:t>
       </w:r>
     </w:p>
     <w:bookmarkStart w:id="28" w:name="infectious-disease-epidemiology"/>
@@ -5401,7 +5401,7 @@
       </w:tr>
     </w:tbl>
     <w:bookmarkEnd w:id="64"/>
-    <w:bookmarkStart w:id="68" w:name="standard-errors"/>
+    <w:bookmarkStart w:id="68" w:name="sec-standard-errors"/>
     <w:p>
       <w:pPr>
         <w:pStyle w:val="Heading2"/>
@@ -10347,7 +10347,7 @@
       </w:r>
     </w:p>
     <w:bookmarkEnd w:id="85"/>
-    <w:bookmarkStart w:id="91" w:name="X5bf3afb032987a059a98cb4220d3ca0c37d3f71"/>
+    <w:bookmarkStart w:id="91" w:name="sec-cluster-robust"/>
     <w:p>
       <w:pPr>
         <w:pStyle w:val="Heading2"/>
@@ -23837,7 +23837,7 @@
       </w:r>
     </w:p>
     <w:bookmarkEnd w:id="114"/>
-    <w:bookmarkStart w:id="120" w:name="multiple-biomarkers"/>
+    <w:bookmarkStart w:id="120" w:name="sec-multiple-biomarkers"/>
     <w:p>
       <w:pPr>
         <w:pStyle w:val="Heading2"/>
@@ -23857,7 +23857,7 @@
         <w:t xml:space="preserve"> </w:t>
       </w:r>
       <w:r>
-        <w:t xml:space="preserve">The current model treats biomarkers as</w:t>
+        <w:t xml:space="preserve">The model treats biomarkers as</w:t>
       </w:r>
       <w:r>
         <w:t xml:space="preserve"> </w:t>
@@ -23867,21 +23867,7 @@
           <w:b/>
           <w:bCs/>
         </w:rPr>
-        <w:t xml:space="preserve">conditionally independent given the</w:t>
-      </w:r>
-      <w:r>
-        <w:rPr>
-          <w:b/>
-          <w:bCs/>
-        </w:rPr>
-        <w:t xml:space="preserve"> </w:t>
-      </w:r>
-      <w:r>
-        <w:rPr>
-          <w:b/>
-          <w:bCs/>
-        </w:rPr>
-        <w:t xml:space="preserve">time since infection</w:t>
+        <w:t xml:space="preserve">conditionally independent given the time since infection</w:t>
       </w:r>
       <w:r>
         <w:t xml:space="preserve">, so their response densities multiply</w:t>
@@ -23900,13 +23886,7 @@
         <w:t xml:space="preserve"> </w:t>
       </w:r>
       <w:r>
-        <w:t xml:space="preserve">each</w:t>
-      </w:r>
-      <w:r>
-        <w:t xml:space="preserve"> </w:t>
-      </w:r>
-      <w:r>
-        <w:t xml:space="preserve">person’s integral over</w:t>
+        <w:t xml:space="preserve">each person’s integral over</w:t>
       </w:r>
       <w:r>
         <w:t xml:space="preserve"> </w:t>
@@ -24249,13 +24229,7 @@
         <w:t xml:space="preserve"> </w:t>
       </w:r>
       <w:r>
-        <w:t xml:space="preserve">the product of the two single-biomarker</w:t>
-      </w:r>
-      <w:r>
-        <w:t xml:space="preserve"> </w:t>
-      </w:r>
-      <w:r>
-        <w:t xml:space="preserve">likelihoods: the shared latent infection time</w:t>
+        <w:t xml:space="preserve">the product of the two single-biomarker likelihoods: the shared latent infection time</w:t>
       </w:r>
       <w:r>
         <w:t xml:space="preserve"> </w:t>
@@ -24280,58 +24254,88 @@
         <w:rPr>
           <w:rStyle w:val="VerbatimChar"/>
         </w:rPr>
+        <w:t xml:space="preserve">serocalculator</w:t>
+      </w:r>
+      <w:r>
+        <w:t xml:space="preserve"> </w:t>
+      </w:r>
+      <w:r>
+        <w:t xml:space="preserve">offers two ways of combining biomarkers, selected by the</w:t>
+      </w:r>
+      <w:r>
+        <w:t xml:space="preserve"> </w:t>
+      </w:r>
+      <w:r>
+        <w:rPr>
+          <w:rStyle w:val="VerbatimChar"/>
+        </w:rPr>
+        <w:t xml:space="preserve">method</w:t>
+      </w:r>
+      <w:r>
+        <w:t xml:space="preserve"> </w:t>
+      </w:r>
+      <w:r>
+        <w:t xml:space="preserve">argument of</w:t>
+      </w:r>
+      <w:r>
+        <w:t xml:space="preserve"> </w:t>
+      </w:r>
+      <w:r>
+        <w:rPr>
+          <w:rStyle w:val="VerbatimChar"/>
+        </w:rPr>
         <w:t xml:space="preserve">log_likelihood()</w:t>
       </w:r>
       <w:r>
-        <w:t xml:space="preserve"> </w:t>
-      </w:r>
-      <w:r>
-        <w:t xml:space="preserve">evaluates the log-likelihood at a given</w:t>
-      </w:r>
-      <w:r>
-        <w:t xml:space="preserve"> </w:t>
-      </w:r>
-      <m:oMath>
-        <m:r>
-          <m:t>λ</m:t>
-        </m:r>
-      </m:oMath>
-      <w:r>
-        <w:t xml:space="preserve">, which</w:t>
-      </w:r>
-      <w:r>
-        <w:t xml:space="preserve"> </w:t>
-      </w:r>
-      <w:r>
-        <w:t xml:space="preserve">lets us check that claim numerically:</w:t>
-      </w:r>
-    </w:p>
-    <w:p>
-      <w:pPr>
-        <w:pStyle w:val="SourceCode"/>
-      </w:pPr>
+        <w:t xml:space="preserve">,</w:t>
+      </w:r>
+      <w:r>
+        <w:t xml:space="preserve"> </w:t>
+      </w:r>
       <w:r>
         <w:rPr>
           <w:rStyle w:val="VerbatimChar"/>
         </w:rPr>
-        <w:t xml:space="preserve">      IgA       IgG       sum     joint </w:t>
-      </w:r>
-      <w:r>
-        <w:br/>
+        <w:t xml:space="preserve">est_seroincidence()</w:t>
+      </w:r>
+      <w:r>
+        <w:t xml:space="preserve"> </w:t>
+      </w:r>
+      <w:r>
+        <w:t xml:space="preserve">and</w:t>
+      </w:r>
+      <w:r>
+        <w:t xml:space="preserve"> </w:t>
       </w:r>
       <w:r>
         <w:rPr>
           <w:rStyle w:val="VerbatimChar"/>
         </w:rPr>
-        <w:t xml:space="preserve">-3801.688 -4918.504 -8720.192 -8720.192 </w:t>
-      </w:r>
-    </w:p>
-    <w:p>
-      <w:pPr>
-        <w:pStyle w:val="FirstParagraph"/>
-      </w:pPr>
-      <w:r>
-        <w:t xml:space="preserve">The two-biomarker value is</w:t>
+        <w:t xml:space="preserve">est_seroincidence_by()</w:t>
+      </w:r>
+      <w:r>
+        <w:t xml:space="preserve">:</w:t>
+      </w:r>
+    </w:p>
+    <w:p>
+      <w:pPr>
+        <w:pStyle w:val="Compact"/>
+        <w:numPr>
+          <w:ilvl w:val="0"/>
+          <w:numId w:val="1031"/>
+        </w:numPr>
+      </w:pPr>
+      <w:r>
+        <w:rPr>
+          <w:rStyle w:val="VerbatimChar"/>
+        </w:rPr>
+        <w:t xml:space="preserve">method = "composite"</w:t>
+      </w:r>
+      <w:r>
+        <w:t xml:space="preserve"> </w:t>
+      </w:r>
+      <w:r>
+        <w:t xml:space="preserve">(the default) evaluates the likelihood of each biomarker separately and</w:t>
       </w:r>
       <w:r>
         <w:t xml:space="preserve"> </w:t>
@@ -24341,74 +24345,16 @@
           <w:b/>
           <w:bCs/>
         </w:rPr>
-        <w:t xml:space="preserve">exactly</w:t>
-      </w:r>
-      <w:r>
-        <w:t xml:space="preserve"> </w:t>
-      </w:r>
-      <w:r>
-        <w:t xml:space="preserve">the sum of the separate ones. That is</w:t>
-      </w:r>
-      <w:r>
-        <w:t xml:space="preserve"> </w:t>
-      </w:r>
-      <w:r>
-        <w:t xml:space="preserve">worth pausing on, because the formula above says it should not be: one</w:t>
-      </w:r>
-      <w:r>
-        <w:t xml:space="preserve"> </w:t>
-      </w:r>
-      <w:r>
-        <w:t xml:space="preserve">integral over a shared</w:t>
-      </w:r>
-      <w:r>
-        <w:t xml:space="preserve"> </w:t>
-      </w:r>
-      <m:oMath>
-        <m:r>
-          <m:t>t</m:t>
-        </m:r>
-      </m:oMath>
-      <w:r>
-        <w:t xml:space="preserve"> </w:t>
-      </w:r>
-      <w:r>
-        <w:t xml:space="preserve">does not factor into two separate integrals.</w:t>
-      </w:r>
-    </w:p>
-    <w:p>
-      <w:pPr>
-        <w:pStyle w:val="BodyText"/>
-      </w:pPr>
-      <w:r>
-        <w:t xml:space="preserve">What it tells us is that</w:t>
-      </w:r>
-      <w:r>
-        <w:t xml:space="preserve"> </w:t>
-      </w:r>
-      <w:r>
-        <w:rPr>
-          <w:rStyle w:val="VerbatimChar"/>
-        </w:rPr>
-        <w:t xml:space="preserve">log_likelihood()</w:t>
-      </w:r>
-      <w:r>
-        <w:t xml:space="preserve"> </w:t>
-      </w:r>
-      <w:r>
-        <w:t xml:space="preserve">currently combines biomarkers by</w:t>
-      </w:r>
-      <w:r>
-        <w:t xml:space="preserve"> </w:t>
-      </w:r>
-      <w:r>
-        <w:t xml:space="preserve">summing their individual log-likelihoods, which is the stronger assumption</w:t>
-      </w:r>
-      <w:r>
-        <w:t xml:space="preserve"> </w:t>
-      </w:r>
-      <w:r>
-        <w:t xml:space="preserve">that the biomarkers are independent</w:t>
+        <w:t xml:space="preserve">sums the log-likelihoods</w:t>
+      </w:r>
+      <w:r>
+        <w:t xml:space="preserve">.</w:t>
+      </w:r>
+      <w:r>
+        <w:t xml:space="preserve"> </w:t>
+      </w:r>
+      <w:r>
+        <w:t xml:space="preserve">That is the product of the marginals, which treats the biomarkers as independent</w:t>
       </w:r>
       <w:r>
         <w:t xml:space="preserve"> </w:t>
@@ -24421,84 +24367,203 @@
         <w:t xml:space="preserve">unconditionally</w:t>
       </w:r>
       <w:r>
-        <w:t xml:space="preserve">, each with its own</w:t>
-      </w:r>
-      <w:r>
-        <w:t xml:space="preserve"> </w:t>
-      </w:r>
-      <w:r>
-        <w:t xml:space="preserve">latent infection time.</w:t>
-      </w:r>
-      <w:r>
-        <w:t xml:space="preserve"> </w:t>
-      </w:r>
+        <w:t xml:space="preserve">, each with its own latent infection time.</w:t>
+      </w:r>
+      <w:r>
+        <w:t xml:space="preserve"> </w:t>
+      </w:r>
+      <w:r>
+        <w:t xml:space="preserve">In the composite-likelihood literature this is an</w:t>
+      </w:r>
+      <w:r>
+        <w:t xml:space="preserve"> </w:t>
+      </w:r>
+      <w:r>
+        <w:rPr>
+          <w:i/>
+          <w:iCs/>
+        </w:rPr>
+        <w:t xml:space="preserve">independence likelihood</w:t>
+      </w:r>
+      <w:r>
+        <w:t xml:space="preserve"> </w:t>
+      </w:r>
+      <w:r>
+        <w:t xml:space="preserve">(Varin et al. 2011)</w:t>
+      </w:r>
+      <w:r>
+        <w:t xml:space="preserve">: its point estimate is consistent, but its naive standard error assumes the biomarker readings are independent.</w:t>
+      </w:r>
+    </w:p>
+    <w:p>
+      <w:pPr>
+        <w:pStyle w:val="Compact"/>
+        <w:numPr>
+          <w:ilvl w:val="0"/>
+          <w:numId w:val="1031"/>
+        </w:numPr>
+      </w:pPr>
       <w:r>
         <w:rPr>
           <w:rStyle w:val="VerbatimChar"/>
         </w:rPr>
-        <w:t xml:space="preserve">est_seroincidence()</w:t>
-      </w:r>
-      <w:r>
-        <w:t xml:space="preserve"> </w:t>
-      </w:r>
-      <w:r>
-        <w:t xml:space="preserve">optimizes through the same code</w:t>
-      </w:r>
-      <w:r>
-        <w:t xml:space="preserve"> </w:t>
-      </w:r>
-      <w:r>
-        <w:t xml:space="preserve">path, so this is the estimation model rather than a quirk of this one</w:t>
-      </w:r>
-      <w:r>
-        <w:t xml:space="preserve"> </w:t>
-      </w:r>
-      <w:r>
-        <w:t xml:space="preserve">function.</w:t>
-      </w:r>
-    </w:p>
-    <w:p>
-      <w:pPr>
-        <w:pStyle w:val="BodyText"/>
-      </w:pPr>
-      <w:r>
-        <w:t xml:space="preserve">Whether the formula or the implementation should change is</w:t>
-      </w:r>
-      <w:r>
-        <w:t xml:space="preserve"> </w:t>
-      </w:r>
-      <w:hyperlink r:id="rId115">
-        <w:r>
-          <w:rPr>
-            <w:rStyle w:val="Hyperlink"/>
-          </w:rPr>
-          <w:t xml:space="preserve">an open question</w:t>
-        </w:r>
-      </w:hyperlink>
-      <w:r>
-        <w:t xml:space="preserve">.</w:t>
-      </w:r>
-      <w:r>
-        <w:t xml:space="preserve"> </w:t>
-      </w:r>
-      <w:r>
-        <w:t xml:space="preserve">Until it is settled, read a multi-biomarker standard error as assuming</w:t>
-      </w:r>
-      <w:r>
-        <w:t xml:space="preserve"> </w:t>
-      </w:r>
-      <w:r>
-        <w:t xml:space="preserve">independence across biomarkers.</w:t>
-      </w:r>
-    </w:p>
-    <w:p>
-      <w:pPr>
-        <w:pStyle w:val="BodyText"/>
-      </w:pPr>
+        <w:t xml:space="preserve">method = "joint"</w:t>
+      </w:r>
+      <w:r>
+        <w:t xml:space="preserve"> </w:t>
+      </w:r>
+      <w:r>
+        <w:t xml:space="preserve">evaluates the formula above: one integral per person over a</w:t>
+      </w:r>
+      <w:r>
+        <w:t xml:space="preserve"> </w:t>
+      </w:r>
+      <w:r>
+        <w:rPr>
+          <w:b/>
+          <w:bCs/>
+        </w:rPr>
+        <w:t xml:space="preserve">shared</w:t>
+      </w:r>
+      <w:r>
+        <w:t xml:space="preserve"> </w:t>
+      </w:r>
+      <m:oMath>
+        <m:r>
+          <m:t>t</m:t>
+        </m:r>
+      </m:oMath>
+      <w:r>
+        <w:t xml:space="preserve">, with the per-biomarker densities multiplied inside it.</w:t>
+      </w:r>
+      <w:r>
+        <w:t xml:space="preserve"> </w:t>
+      </w:r>
+      <w:r>
+        <w:t xml:space="preserve">This needs the data to identify people (</w:t>
+      </w:r>
       <w:r>
         <w:rPr>
           <w:rStyle w:val="VerbatimChar"/>
         </w:rPr>
+        <w:t xml:space="preserve">ids_varname()</w:t>
+      </w:r>
+      <w:r>
+        <w:t xml:space="preserve">), so that each person’s readings can be paired, and it pairs the posterior draws of the curve parameters across biomarkers too, so that a person’s biomarkers are evaluated under one coherent draw.</w:t>
+      </w:r>
+    </w:p>
+    <w:p>
+      <w:pPr>
+        <w:pStyle w:val="FirstParagraph"/>
+      </w:pPr>
+      <w:r>
+        <w:rPr>
+          <w:rStyle w:val="VerbatimChar"/>
+        </w:rPr>
+        <w:t xml:space="preserve">log_likelihood()</w:t>
+      </w:r>
+      <w:r>
+        <w:t xml:space="preserve"> </w:t>
+      </w:r>
+      <w:r>
+        <w:t xml:space="preserve">evaluates the log-likelihood at a given</w:t>
+      </w:r>
+      <w:r>
+        <w:t xml:space="preserve"> </w:t>
+      </w:r>
+      <m:oMath>
+        <m:r>
+          <m:t>λ</m:t>
+        </m:r>
+      </m:oMath>
+      <w:r>
+        <w:t xml:space="preserve">, which lets us see the difference numerically.</w:t>
+      </w:r>
+      <w:r>
+        <w:t xml:space="preserve"> </w:t>
+      </w:r>
+      <w:r>
+        <w:t xml:space="preserve">First, the default:</w:t>
+      </w:r>
+    </w:p>
+    <w:p>
+      <w:pPr>
+        <w:pStyle w:val="SourceCode"/>
+      </w:pPr>
+      <w:r>
+        <w:rPr>
+          <w:rStyle w:val="VerbatimChar"/>
+        </w:rPr>
+        <w:t xml:space="preserve">      IgA       IgG       sum composite </w:t>
+      </w:r>
+      <w:r>
+        <w:br/>
+      </w:r>
+      <w:r>
+        <w:rPr>
+          <w:rStyle w:val="VerbatimChar"/>
+        </w:rPr>
+        <w:t xml:space="preserve">-1186.318 -1201.146 -2387.464 -2387.464 </w:t>
+      </w:r>
+    </w:p>
+    <w:p>
+      <w:pPr>
+        <w:pStyle w:val="FirstParagraph"/>
+      </w:pPr>
+      <w:r>
+        <w:t xml:space="preserve">The two-biomarker value is</w:t>
+      </w:r>
+      <w:r>
+        <w:t xml:space="preserve"> </w:t>
+      </w:r>
+      <w:r>
+        <w:rPr>
+          <w:b/>
+          <w:bCs/>
+        </w:rPr>
+        <w:t xml:space="preserve">exactly</w:t>
+      </w:r>
+      <w:r>
+        <w:t xml:space="preserve"> </w:t>
+      </w:r>
+      <w:r>
+        <w:t xml:space="preserve">the sum of the separate ones, as summing log-likelihoods must give.</w:t>
+      </w:r>
+      <w:r>
+        <w:t xml:space="preserve"> </w:t>
+      </w:r>
+      <w:r>
+        <w:t xml:space="preserve">Under the shared-latent-time model it is not:</w:t>
+      </w:r>
+    </w:p>
+    <w:p>
+      <w:pPr>
+        <w:pStyle w:val="SourceCode"/>
+      </w:pPr>
+      <w:r>
+        <w:rPr>
+          <w:rStyle w:val="VerbatimChar"/>
+        </w:rPr>
+        <w:t xml:space="preserve">      sum     joint </w:t>
+      </w:r>
+      <w:r>
+        <w:br/>
+      </w:r>
+      <w:r>
+        <w:rPr>
+          <w:rStyle w:val="VerbatimChar"/>
+        </w:rPr>
+        <w:t xml:space="preserve">-2387.464 -2249.881 </w:t>
+      </w:r>
+    </w:p>
+    <w:p>
+      <w:pPr>
+        <w:pStyle w:val="FirstParagraph"/>
+      </w:pPr>
+      <w:r>
+        <w:rPr>
+          <w:rStyle w:val="VerbatimChar"/>
+        </w:rPr>
         <w:t xml:space="preserve">R/log_likelihood.R</w:t>
       </w:r>
       <w:r>
@@ -24532,25 +24597,63 @@
         <w:t xml:space="preserve"> </w:t>
       </w:r>
       <w:r>
-        <w:t xml:space="preserve">once per</w:t>
-      </w:r>
-      <w:r>
-        <w:t xml:space="preserve"> </w:t>
-      </w:r>
-      <w:r>
-        <w:t xml:space="preserve">biomarker, and adds the results, with a source comment naming the</w:t>
-      </w:r>
-      <w:r>
-        <w:t xml:space="preserve"> </w:t>
-      </w:r>
-      <w:r>
-        <w:t xml:space="preserve">independence assumption. Summing log-likelihoods is the log of the product of</w:t>
-      </w:r>
-      <w:r>
-        <w:t xml:space="preserve"> </w:t>
-      </w:r>
-      <w:r>
-        <w:t xml:space="preserve">the marginals.</w:t>
+        <w:t xml:space="preserve">once per biomarker, and adds the results;</w:t>
+      </w:r>
+      <w:r>
+        <w:t xml:space="preserve"> </w:t>
+      </w:r>
+      <w:r>
+        <w:rPr>
+          <w:rStyle w:val="VerbatimChar"/>
+        </w:rPr>
+        <w:t xml:space="preserve">method = "joint"</w:t>
+      </w:r>
+      <w:r>
+        <w:t xml:space="preserve"> </w:t>
+      </w:r>
+      <w:r>
+        <w:t xml:space="preserve">instead hands all of a person’s readings to</w:t>
+      </w:r>
+      <w:r>
+        <w:t xml:space="preserve"> </w:t>
+      </w:r>
+      <w:r>
+        <w:rPr>
+          <w:rStyle w:val="VerbatimChar"/>
+        </w:rPr>
+        <w:t xml:space="preserve">f_dev_joint()</w:t>
+      </w:r>
+      <w:r>
+        <w:t xml:space="preserve">, which integrates once over</w:t>
+      </w:r>
+      <w:r>
+        <w:t xml:space="preserve"> </w:t>
+      </w:r>
+      <m:oMath>
+        <m:r>
+          <m:t>t</m:t>
+        </m:r>
+      </m:oMath>
+      <w:r>
+        <w:t xml:space="preserve"> </w:t>
+      </w:r>
+      <w:r>
+        <w:t xml:space="preserve">in C (</w:t>
+      </w:r>
+      <w:r>
+        <w:rPr>
+          <w:rStyle w:val="VerbatimChar"/>
+        </w:rPr>
+        <w:t xml:space="preserve">src/serocalc_joint.c</w:t>
+      </w:r>
+      <w:r>
+        <w:t xml:space="preserve">).</w:t>
+      </w:r>
+      <w:r>
+        <w:t xml:space="preserve"> </w:t>
+      </w:r>
+      <w:r>
+        <w:t xml:space="preserve">With a single biomarker the two agree, up to numerical integration.</w:t>
       </w:r>
     </w:p>
     <w:p>
@@ -24572,13 +24675,7 @@
         <w:t xml:space="preserve"> </w:t>
       </w:r>
       <w:r>
-        <w:t xml:space="preserve">describes work in progress to relax conditional</w:t>
-      </w:r>
-      <w:r>
-        <w:t xml:space="preserve"> </w:t>
-      </w:r>
-      <w:r>
-        <w:t xml:space="preserve">independence</w:t>
+        <w:t xml:space="preserve">describes work in progress to relax conditional independence</w:t>
       </w:r>
       <w:r>
         <w:t xml:space="preserve"> </w:t>
@@ -24599,13 +24696,37 @@
         </m:r>
       </m:oMath>
       <w:r>
-        <w:t xml:space="preserve">; the question above is whether the current code</w:t>
-      </w:r>
-      <w:r>
-        <w:t xml:space="preserve"> </w:t>
-      </w:r>
-      <w:r>
-        <w:t xml:space="preserve">implements even that much.)</w:t>
+        <w:t xml:space="preserve">;</w:t>
+      </w:r>
+      <w:r>
+        <w:t xml:space="preserve"> </w:t>
+      </w:r>
+      <w:r>
+        <w:rPr>
+          <w:rStyle w:val="VerbatimChar"/>
+        </w:rPr>
+        <w:t xml:space="preserve">method = "joint"</w:t>
+      </w:r>
+      <w:r>
+        <w:t xml:space="preserve"> </w:t>
+      </w:r>
+      <w:r>
+        <w:t xml:space="preserve">is the model that work generalizes, and</w:t>
+      </w:r>
+      <w:r>
+        <w:t xml:space="preserve"> </w:t>
+      </w:r>
+      <w:r>
+        <w:rPr>
+          <w:rStyle w:val="VerbatimChar"/>
+        </w:rPr>
+        <w:t xml:space="preserve">method = "composite"</w:t>
+      </w:r>
+      <w:r>
+        <w:t xml:space="preserve"> </w:t>
+      </w:r>
+      <w:r>
+        <w:t xml:space="preserve">is a different, stronger, independence assumption.)</w:t>
       </w:r>
     </w:p>
     <w:p>
@@ -24613,19 +24734,323 @@
         <w:pStyle w:val="BodyText"/>
       </w:pPr>
       <w:r>
-        <w:t xml:space="preserve">Using both biomarkers concentrates the log-likelihood around its maximum,</w:t>
-      </w:r>
-      <w:r>
-        <w:t xml:space="preserve"> </w:t>
-      </w:r>
-      <w:r>
-        <w:t xml:space="preserve">and so shrinks the standard error, relative to either biomarker alone</w:t>
-      </w:r>
-      <w:r>
-        <w:t xml:space="preserve"> </w:t>
-      </w:r>
-      <w:r>
-        <w:t xml:space="preserve">(</w:t>
+        <w:t xml:space="preserve">The two likelihoods call for different standard errors.</w:t>
+      </w:r>
+      <w:r>
+        <w:t xml:space="preserve"> </w:t>
+      </w:r>
+      <w:r>
+        <w:t xml:space="preserve">The joint likelihood is a genuine likelihood, so the Hessian-based standard error of</w:t>
+      </w:r>
+      <w:r>
+        <w:t xml:space="preserve"> </w:t>
+      </w:r>
+      <w:hyperlink w:anchor="sec-standard-errors">
+        <w:r>
+          <w:rPr>
+            <w:rStyle w:val="Hyperlink"/>
+          </w:rPr>
+          <w:t xml:space="preserve">Section 4.9</w:t>
+        </w:r>
+      </w:hyperlink>
+      <w:r>
+        <w:t xml:space="preserve"> </w:t>
+      </w:r>
+      <w:r>
+        <w:t xml:space="preserve">applies to it directly.</w:t>
+      </w:r>
+      <w:r>
+        <w:t xml:space="preserve"> </w:t>
+      </w:r>
+      <w:r>
+        <w:t xml:space="preserve">The composite likelihood’s Hessian understates the variance whenever one person’s biomarker readings are correlated (they respond to the same infection), and the fix is the cluster-robust estimator of</w:t>
+      </w:r>
+      <w:r>
+        <w:t xml:space="preserve"> </w:t>
+      </w:r>
+      <w:hyperlink w:anchor="sec-cluster-robust">
+        <w:r>
+          <w:rPr>
+            <w:rStyle w:val="Hyperlink"/>
+          </w:rPr>
+          <w:t xml:space="preserve">Section 4.16</w:t>
+        </w:r>
+      </w:hyperlink>
+      <w:r>
+        <w:t xml:space="preserve"> </w:t>
+      </w:r>
+      <w:r>
+        <w:t xml:space="preserve">with the</w:t>
+      </w:r>
+      <w:r>
+        <w:t xml:space="preserve"> </w:t>
+      </w:r>
+      <w:r>
+        <w:rPr>
+          <w:i/>
+          <w:iCs/>
+        </w:rPr>
+        <w:t xml:space="preserve">person</w:t>
+      </w:r>
+      <w:r>
+        <w:t xml:space="preserve"> </w:t>
+      </w:r>
+      <w:r>
+        <w:t xml:space="preserve">as the cluster,</w:t>
+      </w:r>
+      <w:r>
+        <w:t xml:space="preserve"> </w:t>
+      </w:r>
+      <w:r>
+        <w:rPr>
+          <w:rStyle w:val="VerbatimChar"/>
+        </w:rPr>
+        <w:t xml:space="preserve">cluster_var = ids_varname(pop_data)</w:t>
+      </w:r>
+      <w:r>
+        <w:t xml:space="preserve">.</w:t>
+      </w:r>
+      <w:r>
+        <w:t xml:space="preserve"> </w:t>
+      </w:r>
+      <w:r>
+        <w:t xml:space="preserve">On the Pakistan data, the two agree closely once the composite standard error is corrected:</w:t>
+      </w:r>
+    </w:p>
+    <w:tbl>
+      <w:tblPr>
+        <w:tblStyle w:val="Table"/>
+        <w:tblW w:type="pct" w:w="5000"/>
+        <w:tblLayout w:type="fixed"/>
+        <w:tblLook w:firstRow="0" w:lastRow="0" w:firstColumn="0" w:lastColumn="0" w:noHBand="0" w:noVBand="0" w:val="0000"/>
+      </w:tblPr>
+      <w:tblGrid>
+        <w:gridCol w:w="7920"/>
+      </w:tblGrid>
+      <w:tr>
+        <w:tc>
+          <w:tcPr/>
+          <w:bookmarkStart w:id="115" w:name="tbl-joint-vs-composite-sees"/>
+          <w:p>
+            <w:pPr>
+              <w:jc w:val="center"/>
+            </w:pPr>
+            <w:pPr>
+              <w:jc w:val="left"/>
+              <w:spacing w:before="200"/>
+              <w:pStyle w:val="ImageCaption"/>
+            </w:pPr>
+            <w:r>
+              <w:t xml:space="preserve">Table 1: Incidence estimates for the Pakistan SEES data, combining HlyE IgA and IgG under the composite likelihood (with the naive and the person-clustered standard error) and under the joint likelihood.</w:t>
+            </w:r>
+          </w:p>
+          <w:p>
+            <w:pPr>
+              <w:pStyle w:val="SourceCode"/>
+              <w:jc w:val="center"/>
+            </w:pPr>
+            <w:r>
+              <w:rPr>
+                <w:rStyle w:val="VerbatimChar"/>
+              </w:rPr>
+              <w:t xml:space="preserve">Warning: 2 of 494 subjects have zero likelihood under every posterior draw and</w:t>
+            </w:r>
+            <w:r>
+              <w:br/>
+            </w:r>
+            <w:r>
+              <w:rPr>
+                <w:rStyle w:val="VerbatimChar"/>
+              </w:rPr>
+              <w:t xml:space="preserve">contribute nothing to the joint likelihood.</w:t>
+            </w:r>
+            <w:r>
+              <w:br/>
+            </w:r>
+            <w:r>
+              <w:rPr>
+                <w:rStyle w:val="VerbatimChar"/>
+              </w:rPr>
+              <w:t xml:space="preserve">ℹ For these subjects, no shared time since infection is compatible with all of</w:t>
+            </w:r>
+            <w:r>
+              <w:br/>
+            </w:r>
+            <w:r>
+              <w:rPr>
+                <w:rStyle w:val="VerbatimChar"/>
+              </w:rPr>
+              <w:t xml:space="preserve">  their biomarker readings under the noise model (nu, eps), so the estimate is</w:t>
+            </w:r>
+            <w:r>
+              <w:br/>
+            </w:r>
+            <w:r>
+              <w:rPr>
+                <w:rStyle w:val="VerbatimChar"/>
+              </w:rPr>
+              <w:t xml:space="preserve">  based on the remaining subjects only. If the dropped subjects tend to have</w:t>
+            </w:r>
+            <w:r>
+              <w:br/>
+            </w:r>
+            <w:r>
+              <w:rPr>
+                <w:rStyle w:val="VerbatimChar"/>
+              </w:rPr>
+              <w:t xml:space="preserve">  high readings (recent infections), the incidence estimate will be biased</w:t>
+            </w:r>
+            <w:r>
+              <w:br/>
+            </w:r>
+            <w:r>
+              <w:rPr>
+                <w:rStyle w:val="VerbatimChar"/>
+              </w:rPr>
+              <w:t xml:space="preserve">  downward.</w:t>
+            </w:r>
+            <w:r>
+              <w:br/>
+            </w:r>
+            <w:r>
+              <w:rPr>
+                <w:rStyle w:val="VerbatimChar"/>
+              </w:rPr>
+              <w:t xml:space="preserve">ℹ Consider whether the noise parameters are realistic for these biomarkers, or</w:t>
+            </w:r>
+            <w:r>
+              <w:br/>
+            </w:r>
+            <w:r>
+              <w:rPr>
+                <w:rStyle w:val="VerbatimChar"/>
+              </w:rPr>
+              <w:t xml:space="preserve">  use `method = "composite"`, which evaluates each biomarker on its own.</w:t>
+            </w:r>
+          </w:p>
+          <w:p>
+            <w:pPr>
+              <w:pStyle w:val="SourceCode"/>
+              <w:jc w:val="center"/>
+            </w:pPr>
+            <w:r>
+              <w:rPr>
+                <w:rStyle w:val="VerbatimChar"/>
+              </w:rPr>
+              <w:t xml:space="preserve"># A tibble: 3 × 6</w:t>
+            </w:r>
+            <w:r>
+              <w:br/>
+            </w:r>
+            <w:r>
+              <w:rPr>
+                <w:rStyle w:val="VerbatimChar"/>
+              </w:rPr>
+              <w:t xml:space="preserve">  estimator                      incidence.rate      SE CI.lwr CI.upr log.lik</w:t>
+            </w:r>
+            <w:r>
+              <w:br/>
+            </w:r>
+            <w:r>
+              <w:rPr>
+                <w:rStyle w:val="VerbatimChar"/>
+              </w:rPr>
+              <w:t xml:space="preserve">  &lt;chr&gt;                                   &lt;dbl&gt;   &lt;dbl&gt;  &lt;dbl&gt;  &lt;dbl&gt;   &lt;dbl&gt;</w:t>
+            </w:r>
+            <w:r>
+              <w:br/>
+            </w:r>
+            <w:r>
+              <w:rPr>
+                <w:rStyle w:val="VerbatimChar"/>
+              </w:rPr>
+              <w:t xml:space="preserve">1 composite, naive SE                     0.136 0.00695  0.123  0.150  -2371.</w:t>
+            </w:r>
+            <w:r>
+              <w:br/>
+            </w:r>
+            <w:r>
+              <w:rPr>
+                <w:rStyle w:val="VerbatimChar"/>
+              </w:rPr>
+              <w:t xml:space="preserve">2 composite, person-clustered SE          0.136 0.00804  0.121  0.152  -2371.</w:t>
+            </w:r>
+            <w:r>
+              <w:br/>
+            </w:r>
+            <w:r>
+              <w:rPr>
+                <w:rStyle w:val="VerbatimChar"/>
+              </w:rPr>
+              <w:t xml:space="preserve">3 joint                                   0.140 0.00857  0.125  0.158  -2236.</w:t>
+            </w:r>
+          </w:p>
+          <w:bookmarkEnd w:id="115"/>
+        </w:tc>
+      </w:tr>
+    </w:tbl>
+    <w:p>
+      <w:pPr>
+        <w:pStyle w:val="FirstParagraph"/>
+      </w:pPr>
+      <w:r>
+        <w:t xml:space="preserve">The joint estimate is a little higher and its log-likelihood is much higher, but the latter is not a like-for-like comparison: the two methods evaluate different functions of the data.</w:t>
+      </w:r>
+      <w:r>
+        <w:t xml:space="preserve"> </w:t>
+      </w:r>
+      <w:r>
+        <w:t xml:space="preserve">Which one is</w:t>
+      </w:r>
+      <w:r>
+        <w:t xml:space="preserve"> </w:t>
+      </w:r>
+      <w:r>
+        <w:rPr>
+          <w:i/>
+          <w:iCs/>
+        </w:rPr>
+        <w:t xml:space="preserve">better</w:t>
+      </w:r>
+      <w:r>
+        <w:t xml:space="preserve"> </w:t>
+      </w:r>
+      <w:r>
+        <w:t xml:space="preserve">has to be settled on data where the truth is known;</w:t>
+      </w:r>
+      <w:r>
+        <w:t xml:space="preserve"> </w:t>
+      </w:r>
+      <w:hyperlink w:anchor="sec-joint-vs-composite-sim">
+        <w:r>
+          <w:rPr>
+            <w:rStyle w:val="Hyperlink"/>
+          </w:rPr>
+          <w:t xml:space="preserve">Section 8.6</w:t>
+        </w:r>
+      </w:hyperlink>
+      <w:r>
+        <w:t xml:space="preserve"> </w:t>
+      </w:r>
+      <w:r>
+        <w:t xml:space="preserve">does that on the simulated clusters, and the answer is not simply</w:t>
+      </w:r>
+      <w:r>
+        <w:t xml:space="preserve"> </w:t>
+      </w:r>
+      <w:r>
+        <w:t xml:space="preserve">“the joint one”</w:t>
+      </w:r>
+      <w:r>
+        <w:t xml:space="preserve">.</w:t>
+      </w:r>
+    </w:p>
+    <w:p>
+      <w:pPr>
+        <w:pStyle w:val="BodyText"/>
+      </w:pPr>
+      <w:r>
+        <w:t xml:space="preserve">Using both biomarkers concentrates the log-likelihood around its maximum, and so shrinks the standard error, relative to either biomarker alone (</w:t>
       </w:r>
       <w:hyperlink w:anchor="fig-loglik">
         <w:r>
@@ -24711,7 +25136,7 @@
               <w:pStyle w:val="ImageCaption"/>
             </w:pPr>
             <w:r>
-              <w:t xml:space="preserve">Figure 6: Log-likelihood curves for HlyE IgA alone, HlyE IgG alone, and both biomarkers combined.</w:t>
+              <w:t xml:space="preserve">Figure 6: Log-likelihood curves for HlyE IgA alone, HlyE IgG alone, and both biomarkers combined (composite likelihood).</w:t>
             </w:r>
           </w:p>
           <w:bookmarkEnd w:id="119"/>
@@ -25080,7 +25505,7 @@
         <w:pStyle w:val="Compact"/>
         <w:numPr>
           <w:ilvl w:val="0"/>
-          <w:numId w:val="1031"/>
+          <w:numId w:val="1032"/>
         </w:numPr>
       </w:pPr>
       <w:r>
@@ -25109,7 +25534,7 @@
         <w:pStyle w:val="Compact"/>
         <w:numPr>
           <w:ilvl w:val="0"/>
-          <w:numId w:val="1031"/>
+          <w:numId w:val="1032"/>
         </w:numPr>
       </w:pPr>
       <w:r>
@@ -25138,7 +25563,7 @@
         <w:pStyle w:val="Compact"/>
         <w:numPr>
           <w:ilvl w:val="0"/>
-          <w:numId w:val="1031"/>
+          <w:numId w:val="1032"/>
         </w:numPr>
       </w:pPr>
       <w:r>
@@ -25167,7 +25592,7 @@
         <w:pStyle w:val="Compact"/>
         <w:numPr>
           <w:ilvl w:val="0"/>
-          <w:numId w:val="1031"/>
+          <w:numId w:val="1032"/>
         </w:numPr>
       </w:pPr>
       <w:r>
@@ -25187,7 +25612,7 @@
         <w:pStyle w:val="Compact"/>
         <w:numPr>
           <w:ilvl w:val="0"/>
-          <w:numId w:val="1031"/>
+          <w:numId w:val="1032"/>
         </w:numPr>
       </w:pPr>
       <w:r>
@@ -25850,7 +26275,7 @@
         <w:pStyle w:val="Compact"/>
         <w:numPr>
           <w:ilvl w:val="0"/>
-          <w:numId w:val="1032"/>
+          <w:numId w:val="1033"/>
         </w:numPr>
       </w:pPr>
       <w:r>
@@ -25916,7 +26341,7 @@
         <w:pStyle w:val="Compact"/>
         <w:numPr>
           <w:ilvl w:val="0"/>
-          <w:numId w:val="1032"/>
+          <w:numId w:val="1033"/>
         </w:numPr>
       </w:pPr>
       <w:r>
@@ -26382,7 +26807,7 @@
         <w:pStyle w:val="Compact"/>
         <w:numPr>
           <w:ilvl w:val="0"/>
-          <w:numId w:val="1033"/>
+          <w:numId w:val="1034"/>
         </w:numPr>
       </w:pPr>
       <w:r>
@@ -26404,7 +26829,7 @@
         <w:pStyle w:val="Compact"/>
         <w:numPr>
           <w:ilvl w:val="0"/>
-          <w:numId w:val="1033"/>
+          <w:numId w:val="1034"/>
         </w:numPr>
       </w:pPr>
       <w:r>
@@ -26818,7 +27243,7 @@
         <w:pStyle w:val="Compact"/>
         <w:numPr>
           <w:ilvl w:val="0"/>
-          <w:numId w:val="1034"/>
+          <w:numId w:val="1035"/>
         </w:numPr>
       </w:pPr>
       <w:r>
@@ -26860,7 +27285,7 @@
         <w:pStyle w:val="Compact"/>
         <w:numPr>
           <w:ilvl w:val="0"/>
-          <w:numId w:val="1034"/>
+          <w:numId w:val="1035"/>
         </w:numPr>
       </w:pPr>
       <w:r>
@@ -27786,7 +28211,7 @@
         <w:pStyle w:val="Compact"/>
         <w:numPr>
           <w:ilvl w:val="0"/>
-          <w:numId w:val="1035"/>
+          <w:numId w:val="1036"/>
         </w:numPr>
       </w:pPr>
       <w:r>
@@ -27890,7 +28315,7 @@
         <w:pStyle w:val="Compact"/>
         <w:numPr>
           <w:ilvl w:val="0"/>
-          <w:numId w:val="1035"/>
+          <w:numId w:val="1036"/>
         </w:numPr>
       </w:pPr>
       <w:r>
@@ -27932,7 +28357,7 @@
         <w:pStyle w:val="Compact"/>
         <w:numPr>
           <w:ilvl w:val="0"/>
-          <w:numId w:val="1035"/>
+          <w:numId w:val="1036"/>
         </w:numPr>
       </w:pPr>
       <w:r>
@@ -29075,7 +29500,7 @@
     </w:p>
     <w:bookmarkEnd w:id="161"/>
     <w:bookmarkEnd w:id="162"/>
-    <w:bookmarkStart w:id="195" w:name="sec-validation"/>
+    <w:bookmarkStart w:id="201" w:name="sec-validation"/>
     <w:p>
       <w:pPr>
         <w:pStyle w:val="Heading1"/>
@@ -29359,7 +29784,7 @@
               <w:pStyle w:val="ImageCaption"/>
             </w:pPr>
             <w:r>
-              <w:t xml:space="preserve">Table 1</w:t>
+              <w:t xml:space="preserve">Table 2</w:t>
             </w:r>
           </w:p>
           <w:p>
@@ -29419,7 +29844,7 @@
               <w:rPr>
                 <w:rStyle w:val="VerbatimChar"/>
               </w:rPr>
-              <w:t xml:space="preserve">   Stratum sample_size lambda.sim cluster     n est.start incidence.rate      SE</w:t>
+              <w:t xml:space="preserve">   Stratum  sample_size lambda.sim cluster     n est.start incidence.rate     SE</w:t>
             </w:r>
             <w:r>
               <w:br/>
@@ -29428,7 +29853,7 @@
               <w:rPr>
                 <w:rStyle w:val="VerbatimChar"/>
               </w:rPr>
-              <w:t xml:space="preserve">   &lt;chr&gt;         &lt;dbl&gt;      &lt;dbl&gt;   &lt;int&gt; &lt;int&gt;     &lt;dbl&gt;          &lt;dbl&gt;   &lt;dbl&gt;</w:t>
+              <w:t xml:space="preserve">   &lt;chr&gt;          &lt;dbl&gt;      &lt;dbl&gt;   &lt;int&gt; &lt;int&gt;     &lt;dbl&gt;          &lt;dbl&gt;  &lt;dbl&gt;</w:t>
             </w:r>
             <w:r>
               <w:br/>
@@ -29437,7 +29862,7 @@
               <w:rPr>
                 <w:rStyle w:val="VerbatimChar"/>
               </w:rPr>
-              <w:t xml:space="preserve"> 1 Stratu…         100       0.05       1   100       0.1         0.0538 0.00957</w:t>
+              <w:t xml:space="preserve"> 1 Stratum…         100       0.05       1   100       0.1         0.0538 0.0136</w:t>
             </w:r>
             <w:r>
               <w:br/>
@@ -29446,7 +29871,7 @@
               <w:rPr>
                 <w:rStyle w:val="VerbatimChar"/>
               </w:rPr>
-              <w:t xml:space="preserve"> 2 Stratu…         100       0.05       2   100       0.1         0.0462 0.00869</w:t>
+              <w:t xml:space="preserve"> 2 Stratum…         100       0.05       2   100       0.1         0.0462 0.0113</w:t>
             </w:r>
             <w:r>
               <w:br/>
@@ -29455,7 +29880,7 @@
               <w:rPr>
                 <w:rStyle w:val="VerbatimChar"/>
               </w:rPr>
-              <w:t xml:space="preserve"> 3 Stratu…         100       0.05       3   100       0.1         0.0446 0.00801</w:t>
+              <w:t xml:space="preserve"> 3 Stratum…         100       0.05       3   100       0.1         0.0446 0.0109</w:t>
             </w:r>
             <w:r>
               <w:br/>
@@ -29464,7 +29889,7 @@
               <w:rPr>
                 <w:rStyle w:val="VerbatimChar"/>
               </w:rPr>
-              <w:t xml:space="preserve"> 4 Stratu…         100       0.05       4   100       0.1         0.0475 0.00819</w:t>
+              <w:t xml:space="preserve"> 4 Stratum…         100       0.05       4   100       0.1         0.0475 0.0109</w:t>
             </w:r>
             <w:r>
               <w:br/>
@@ -29473,7 +29898,7 @@
               <w:rPr>
                 <w:rStyle w:val="VerbatimChar"/>
               </w:rPr>
-              <w:t xml:space="preserve"> 5 Stratu…         100       0.05       5   100       0.1         0.0560 0.00896</w:t>
+              <w:t xml:space="preserve"> 5 Stratum…         100       0.05       5   100       0.1         0.0560 0.0131</w:t>
             </w:r>
             <w:r>
               <w:br/>
@@ -29482,7 +29907,7 @@
               <w:rPr>
                 <w:rStyle w:val="VerbatimChar"/>
               </w:rPr>
-              <w:t xml:space="preserve"> 6 Stratu…         100       0.05       6   100       0.1         0.0569 0.00961</w:t>
+              <w:t xml:space="preserve"> 6 Stratum…         100       0.05       6   100       0.1         0.0569 0.0126</w:t>
             </w:r>
             <w:r>
               <w:br/>
@@ -29491,7 +29916,7 @@
               <w:rPr>
                 <w:rStyle w:val="VerbatimChar"/>
               </w:rPr>
-              <w:t xml:space="preserve"> 7 Stratu…         100       0.05       7   100       0.1         0.0392 0.00743</w:t>
+              <w:t xml:space="preserve"> 7 Stratum…         100       0.05       7   100       0.1         0.0392 0.0100</w:t>
             </w:r>
             <w:r>
               <w:br/>
@@ -29500,7 +29925,7 @@
               <w:rPr>
                 <w:rStyle w:val="VerbatimChar"/>
               </w:rPr>
-              <w:t xml:space="preserve"> 8 Stratu…         100       0.05       8   100       0.1         0.0698 0.0108 </w:t>
+              <w:t xml:space="preserve"> 8 Stratum…         100       0.05       8   100       0.1         0.0698 0.0147</w:t>
             </w:r>
             <w:r>
               <w:br/>
@@ -29509,7 +29934,7 @@
               <w:rPr>
                 <w:rStyle w:val="VerbatimChar"/>
               </w:rPr>
-              <w:t xml:space="preserve"> 9 Stratu…         100       0.05       9   100       0.1         0.0557 0.00947</w:t>
+              <w:t xml:space="preserve"> 9 Stratum…         100       0.05       9   100       0.1         0.0557 0.0129</w:t>
             </w:r>
             <w:r>
               <w:br/>
@@ -29518,7 +29943,7 @@
               <w:rPr>
                 <w:rStyle w:val="VerbatimChar"/>
               </w:rPr>
-              <w:t xml:space="preserve">10 Stratu…         100       0.05      10   100       0.1         0.0416 0.00805</w:t>
+              <w:t xml:space="preserve">10 Stratum…         100       0.05      10   100       0.1         0.0416 0.0104</w:t>
             </w:r>
             <w:r>
               <w:br/>
@@ -29786,7 +30211,7 @@
         <w:rPr>
           <w:rStyle w:val="VerbatimChar"/>
         </w:rPr>
-        <w:t xml:space="preserve">[1] 13</w:t>
+        <w:t xml:space="preserve">[1] 10</w:t>
       </w:r>
     </w:p>
     <w:p>
@@ -29814,7 +30239,7 @@
         <w:pStyle w:val="Compact"/>
         <w:numPr>
           <w:ilvl w:val="0"/>
-          <w:numId w:val="1036"/>
+          <w:numId w:val="1037"/>
         </w:numPr>
       </w:pPr>
       <w:r>
@@ -29835,7 +30260,7 @@
         <w:pStyle w:val="Compact"/>
         <w:numPr>
           <w:ilvl w:val="0"/>
-          <w:numId w:val="1036"/>
+          <w:numId w:val="1037"/>
         </w:numPr>
       </w:pPr>
       <w:r>
@@ -29856,7 +30281,7 @@
         <w:pStyle w:val="Compact"/>
         <w:numPr>
           <w:ilvl w:val="0"/>
-          <w:numId w:val="1036"/>
+          <w:numId w:val="1037"/>
         </w:numPr>
       </w:pPr>
       <w:r>
@@ -29974,7 +30399,7 @@
         <w:rPr>
           <w:rStyle w:val="VerbatimChar"/>
         </w:rPr>
-        <w:t xml:space="preserve">sample_size 0.1 0.15 0.2 0.8</w:t>
+        <w:t xml:space="preserve">sample_size 0.1 0.15 0.2 0.5 0.8</w:t>
       </w:r>
       <w:r>
         <w:br/>
@@ -29983,7 +30408,7 @@
         <w:rPr>
           <w:rStyle w:val="VerbatimChar"/>
         </w:rPr>
-        <w:t xml:space="preserve">        100 100    0 100   0</w:t>
+        <w:t xml:space="preserve">        100   0  100   0 100   0</w:t>
       </w:r>
       <w:r>
         <w:br/>
@@ -29995,7 +30420,7 @@
         <w:rPr>
           <w:rStyle w:val="VerbatimChar"/>
         </w:rPr>
-        <w:t xml:space="preserve">, , cluster = 2, antigen_iso = HlyE_IgA</w:t>
+        <w:t xml:space="preserve">, , cluster = 7, antigen_iso = HlyE_IgA</w:t>
       </w:r>
       <w:r>
         <w:br/>
@@ -30016,7 +30441,7 @@
         <w:rPr>
           <w:rStyle w:val="VerbatimChar"/>
         </w:rPr>
-        <w:t xml:space="preserve">sample_size 0.1 0.15 0.2 0.8</w:t>
+        <w:t xml:space="preserve">sample_size 0.1 0.15 0.2 0.5 0.8</w:t>
       </w:r>
       <w:r>
         <w:br/>
@@ -30025,7 +30450,7 @@
         <w:rPr>
           <w:rStyle w:val="VerbatimChar"/>
         </w:rPr>
-        <w:t xml:space="preserve">        100   0    0   0 100</w:t>
+        <w:t xml:space="preserve">        100 100    0   0   0   0</w:t>
       </w:r>
       <w:r>
         <w:br/>
@@ -30037,7 +30462,7 @@
         <w:rPr>
           <w:rStyle w:val="VerbatimChar"/>
         </w:rPr>
-        <w:t xml:space="preserve">, , cluster = 5, antigen_iso = HlyE_IgA</w:t>
+        <w:t xml:space="preserve">, , cluster = 9, antigen_iso = HlyE_IgA</w:t>
       </w:r>
       <w:r>
         <w:br/>
@@ -30058,7 +30483,7 @@
         <w:rPr>
           <w:rStyle w:val="VerbatimChar"/>
         </w:rPr>
-        <w:t xml:space="preserve">sample_size 0.1 0.15 0.2 0.8</w:t>
+        <w:t xml:space="preserve">sample_size 0.1 0.15 0.2 0.5 0.8</w:t>
       </w:r>
       <w:r>
         <w:br/>
@@ -30067,7 +30492,7 @@
         <w:rPr>
           <w:rStyle w:val="VerbatimChar"/>
         </w:rPr>
-        <w:t xml:space="preserve">        100   0    0   0 100</w:t>
+        <w:t xml:space="preserve">        100   0  100   0   0   0</w:t>
       </w:r>
       <w:r>
         <w:br/>
@@ -30079,7 +30504,7 @@
         <w:rPr>
           <w:rStyle w:val="VerbatimChar"/>
         </w:rPr>
-        <w:t xml:space="preserve">, , cluster = 7, antigen_iso = HlyE_IgA</w:t>
+        <w:t xml:space="preserve">, , cluster = 13, antigen_iso = HlyE_IgA</w:t>
       </w:r>
       <w:r>
         <w:br/>
@@ -30100,7 +30525,7 @@
         <w:rPr>
           <w:rStyle w:val="VerbatimChar"/>
         </w:rPr>
-        <w:t xml:space="preserve">sample_size 0.1 0.15 0.2 0.8</w:t>
+        <w:t xml:space="preserve">sample_size 0.1 0.15 0.2 0.5 0.8</w:t>
       </w:r>
       <w:r>
         <w:br/>
@@ -30109,7 +30534,7 @@
         <w:rPr>
           <w:rStyle w:val="VerbatimChar"/>
         </w:rPr>
-        <w:t xml:space="preserve">        100 100    0   0   0</w:t>
+        <w:t xml:space="preserve">        100   0    0   0 100   0</w:t>
       </w:r>
       <w:r>
         <w:br/>
@@ -30121,7 +30546,7 @@
         <w:rPr>
           <w:rStyle w:val="VerbatimChar"/>
         </w:rPr>
-        <w:t xml:space="preserve">, , cluster = 8, antigen_iso = HlyE_IgA</w:t>
+        <w:t xml:space="preserve">, , cluster = 14, antigen_iso = HlyE_IgA</w:t>
       </w:r>
       <w:r>
         <w:br/>
@@ -30142,7 +30567,7 @@
         <w:rPr>
           <w:rStyle w:val="VerbatimChar"/>
         </w:rPr>
-        <w:t xml:space="preserve">sample_size 0.1 0.15 0.2 0.8</w:t>
+        <w:t xml:space="preserve">sample_size 0.1 0.15 0.2 0.5 0.8</w:t>
       </w:r>
       <w:r>
         <w:br/>
@@ -30151,7 +30576,7 @@
         <w:rPr>
           <w:rStyle w:val="VerbatimChar"/>
         </w:rPr>
-        <w:t xml:space="preserve">        100   0  100   0   0</w:t>
+        <w:t xml:space="preserve">        100   0    0   0   0 100</w:t>
       </w:r>
       <w:r>
         <w:br/>
@@ -30163,7 +30588,7 @@
         <w:rPr>
           <w:rStyle w:val="VerbatimChar"/>
         </w:rPr>
-        <w:t xml:space="preserve">, , cluster = 9, antigen_iso = HlyE_IgA</w:t>
+        <w:t xml:space="preserve">, , cluster = 15, antigen_iso = HlyE_IgA</w:t>
       </w:r>
       <w:r>
         <w:br/>
@@ -30184,7 +30609,7 @@
         <w:rPr>
           <w:rStyle w:val="VerbatimChar"/>
         </w:rPr>
-        <w:t xml:space="preserve">sample_size 0.1 0.15 0.2 0.8</w:t>
+        <w:t xml:space="preserve">sample_size 0.1 0.15 0.2 0.5 0.8</w:t>
       </w:r>
       <w:r>
         <w:br/>
@@ -30193,7 +30618,7 @@
         <w:rPr>
           <w:rStyle w:val="VerbatimChar"/>
         </w:rPr>
-        <w:t xml:space="preserve">        100   0  100   0   0</w:t>
+        <w:t xml:space="preserve">        100   0    0 100   0   0</w:t>
       </w:r>
       <w:r>
         <w:br/>
@@ -30205,7 +30630,7 @@
         <w:rPr>
           <w:rStyle w:val="VerbatimChar"/>
         </w:rPr>
-        <w:t xml:space="preserve">, , cluster = 12, antigen_iso = HlyE_IgA</w:t>
+        <w:t xml:space="preserve">, , cluster = 16, antigen_iso = HlyE_IgA</w:t>
       </w:r>
       <w:r>
         <w:br/>
@@ -30226,7 +30651,7 @@
         <w:rPr>
           <w:rStyle w:val="VerbatimChar"/>
         </w:rPr>
-        <w:t xml:space="preserve">sample_size 0.1 0.15 0.2 0.8</w:t>
+        <w:t xml:space="preserve">sample_size 0.1 0.15 0.2 0.5 0.8</w:t>
       </w:r>
       <w:r>
         <w:br/>
@@ -30235,7 +30660,7 @@
         <w:rPr>
           <w:rStyle w:val="VerbatimChar"/>
         </w:rPr>
-        <w:t xml:space="preserve">        100   0  100 100   0</w:t>
+        <w:t xml:space="preserve">        100   0  100   0   0   0</w:t>
       </w:r>
       <w:r>
         <w:br/>
@@ -30247,7 +30672,7 @@
         <w:rPr>
           <w:rStyle w:val="VerbatimChar"/>
         </w:rPr>
-        <w:t xml:space="preserve">, , cluster = 14, antigen_iso = HlyE_IgA</w:t>
+        <w:t xml:space="preserve">, , cluster = 17, antigen_iso = HlyE_IgA</w:t>
       </w:r>
       <w:r>
         <w:br/>
@@ -30268,7 +30693,7 @@
         <w:rPr>
           <w:rStyle w:val="VerbatimChar"/>
         </w:rPr>
-        <w:t xml:space="preserve">sample_size 0.1 0.15 0.2 0.8</w:t>
+        <w:t xml:space="preserve">sample_size 0.1 0.15 0.2 0.5 0.8</w:t>
       </w:r>
       <w:r>
         <w:br/>
@@ -30277,7 +30702,7 @@
         <w:rPr>
           <w:rStyle w:val="VerbatimChar"/>
         </w:rPr>
-        <w:t xml:space="preserve">        100   0    0 100   0</w:t>
+        <w:t xml:space="preserve">        100   0    0   0 100   0</w:t>
       </w:r>
       <w:r>
         <w:br/>
@@ -30289,7 +30714,7 @@
         <w:rPr>
           <w:rStyle w:val="VerbatimChar"/>
         </w:rPr>
-        <w:t xml:space="preserve">, , cluster = 15, antigen_iso = HlyE_IgA</w:t>
+        <w:t xml:space="preserve">, , cluster = 19, antigen_iso = HlyE_IgA</w:t>
       </w:r>
       <w:r>
         <w:br/>
@@ -30310,7 +30735,7 @@
         <w:rPr>
           <w:rStyle w:val="VerbatimChar"/>
         </w:rPr>
-        <w:t xml:space="preserve">sample_size 0.1 0.15 0.2 0.8</w:t>
+        <w:t xml:space="preserve">sample_size 0.1 0.15 0.2 0.5 0.8</w:t>
       </w:r>
       <w:r>
         <w:br/>
@@ -30319,7 +30744,7 @@
         <w:rPr>
           <w:rStyle w:val="VerbatimChar"/>
         </w:rPr>
-        <w:t xml:space="preserve">        100 100    0   0   0</w:t>
+        <w:t xml:space="preserve">        100   0    0   0 100   0</w:t>
       </w:r>
       <w:r>
         <w:br/>
@@ -30331,7 +30756,7 @@
         <w:rPr>
           <w:rStyle w:val="VerbatimChar"/>
         </w:rPr>
-        <w:t xml:space="preserve">, , cluster = 16, antigen_iso = HlyE_IgA</w:t>
+        <w:t xml:space="preserve">, , cluster = 1, antigen_iso = HlyE_IgG</w:t>
       </w:r>
       <w:r>
         <w:br/>
@@ -30352,7 +30777,7 @@
         <w:rPr>
           <w:rStyle w:val="VerbatimChar"/>
         </w:rPr>
-        <w:t xml:space="preserve">sample_size 0.1 0.15 0.2 0.8</w:t>
+        <w:t xml:space="preserve">sample_size 0.1 0.15 0.2 0.5 0.8</w:t>
       </w:r>
       <w:r>
         <w:br/>
@@ -30361,7 +30786,7 @@
         <w:rPr>
           <w:rStyle w:val="VerbatimChar"/>
         </w:rPr>
-        <w:t xml:space="preserve">        100   0    0 100   0</w:t>
+        <w:t xml:space="preserve">        100   0  100   0 100   0</w:t>
       </w:r>
       <w:r>
         <w:br/>
@@ -30373,7 +30798,7 @@
         <w:rPr>
           <w:rStyle w:val="VerbatimChar"/>
         </w:rPr>
-        <w:t xml:space="preserve">, , cluster = 20, antigen_iso = HlyE_IgA</w:t>
+        <w:t xml:space="preserve">, , cluster = 7, antigen_iso = HlyE_IgG</w:t>
       </w:r>
       <w:r>
         <w:br/>
@@ -30394,7 +30819,7 @@
         <w:rPr>
           <w:rStyle w:val="VerbatimChar"/>
         </w:rPr>
-        <w:t xml:space="preserve">sample_size 0.1 0.15 0.2 0.8</w:t>
+        <w:t xml:space="preserve">sample_size 0.1 0.15 0.2 0.5 0.8</w:t>
       </w:r>
       <w:r>
         <w:br/>
@@ -30403,7 +30828,7 @@
         <w:rPr>
           <w:rStyle w:val="VerbatimChar"/>
         </w:rPr>
-        <w:t xml:space="preserve">        100   0    0 100   0</w:t>
+        <w:t xml:space="preserve">        100 100    0   0   0   0</w:t>
       </w:r>
       <w:r>
         <w:br/>
@@ -30415,7 +30840,7 @@
         <w:rPr>
           <w:rStyle w:val="VerbatimChar"/>
         </w:rPr>
-        <w:t xml:space="preserve">, , cluster = 1, antigen_iso = HlyE_IgG</w:t>
+        <w:t xml:space="preserve">, , cluster = 9, antigen_iso = HlyE_IgG</w:t>
       </w:r>
       <w:r>
         <w:br/>
@@ -30436,7 +30861,7 @@
         <w:rPr>
           <w:rStyle w:val="VerbatimChar"/>
         </w:rPr>
-        <w:t xml:space="preserve">sample_size 0.1 0.15 0.2 0.8</w:t>
+        <w:t xml:space="preserve">sample_size 0.1 0.15 0.2 0.5 0.8</w:t>
       </w:r>
       <w:r>
         <w:br/>
@@ -30445,7 +30870,7 @@
         <w:rPr>
           <w:rStyle w:val="VerbatimChar"/>
         </w:rPr>
-        <w:t xml:space="preserve">        100 100    0 100   0</w:t>
+        <w:t xml:space="preserve">        100   0  100   0   0   0</w:t>
       </w:r>
       <w:r>
         <w:br/>
@@ -30457,7 +30882,7 @@
         <w:rPr>
           <w:rStyle w:val="VerbatimChar"/>
         </w:rPr>
-        <w:t xml:space="preserve">, , cluster = 2, antigen_iso = HlyE_IgG</w:t>
+        <w:t xml:space="preserve">, , cluster = 13, antigen_iso = HlyE_IgG</w:t>
       </w:r>
       <w:r>
         <w:br/>
@@ -30478,7 +30903,7 @@
         <w:rPr>
           <w:rStyle w:val="VerbatimChar"/>
         </w:rPr>
-        <w:t xml:space="preserve">sample_size 0.1 0.15 0.2 0.8</w:t>
+        <w:t xml:space="preserve">sample_size 0.1 0.15 0.2 0.5 0.8</w:t>
       </w:r>
       <w:r>
         <w:br/>
@@ -30487,7 +30912,7 @@
         <w:rPr>
           <w:rStyle w:val="VerbatimChar"/>
         </w:rPr>
-        <w:t xml:space="preserve">        100   0    0   0 100</w:t>
+        <w:t xml:space="preserve">        100   0    0   0 100   0</w:t>
       </w:r>
       <w:r>
         <w:br/>
@@ -30499,7 +30924,7 @@
         <w:rPr>
           <w:rStyle w:val="VerbatimChar"/>
         </w:rPr>
-        <w:t xml:space="preserve">, , cluster = 5, antigen_iso = HlyE_IgG</w:t>
+        <w:t xml:space="preserve">, , cluster = 14, antigen_iso = HlyE_IgG</w:t>
       </w:r>
       <w:r>
         <w:br/>
@@ -30520,7 +30945,7 @@
         <w:rPr>
           <w:rStyle w:val="VerbatimChar"/>
         </w:rPr>
-        <w:t xml:space="preserve">sample_size 0.1 0.15 0.2 0.8</w:t>
+        <w:t xml:space="preserve">sample_size 0.1 0.15 0.2 0.5 0.8</w:t>
       </w:r>
       <w:r>
         <w:br/>
@@ -30529,7 +30954,7 @@
         <w:rPr>
           <w:rStyle w:val="VerbatimChar"/>
         </w:rPr>
-        <w:t xml:space="preserve">        100   0    0   0 100</w:t>
+        <w:t xml:space="preserve">        100   0    0   0   0 100</w:t>
       </w:r>
       <w:r>
         <w:br/>
@@ -30541,7 +30966,7 @@
         <w:rPr>
           <w:rStyle w:val="VerbatimChar"/>
         </w:rPr>
-        <w:t xml:space="preserve">, , cluster = 7, antigen_iso = HlyE_IgG</w:t>
+        <w:t xml:space="preserve">, , cluster = 15, antigen_iso = HlyE_IgG</w:t>
       </w:r>
       <w:r>
         <w:br/>
@@ -30562,7 +30987,7 @@
         <w:rPr>
           <w:rStyle w:val="VerbatimChar"/>
         </w:rPr>
-        <w:t xml:space="preserve">sample_size 0.1 0.15 0.2 0.8</w:t>
+        <w:t xml:space="preserve">sample_size 0.1 0.15 0.2 0.5 0.8</w:t>
       </w:r>
       <w:r>
         <w:br/>
@@ -30571,7 +30996,7 @@
         <w:rPr>
           <w:rStyle w:val="VerbatimChar"/>
         </w:rPr>
-        <w:t xml:space="preserve">        100 100    0   0   0</w:t>
+        <w:t xml:space="preserve">        100   0    0 100   0   0</w:t>
       </w:r>
       <w:r>
         <w:br/>
@@ -30583,7 +31008,7 @@
         <w:rPr>
           <w:rStyle w:val="VerbatimChar"/>
         </w:rPr>
-        <w:t xml:space="preserve">, , cluster = 8, antigen_iso = HlyE_IgG</w:t>
+        <w:t xml:space="preserve">, , cluster = 16, antigen_iso = HlyE_IgG</w:t>
       </w:r>
       <w:r>
         <w:br/>
@@ -30604,7 +31029,7 @@
         <w:rPr>
           <w:rStyle w:val="VerbatimChar"/>
         </w:rPr>
-        <w:t xml:space="preserve">sample_size 0.1 0.15 0.2 0.8</w:t>
+        <w:t xml:space="preserve">sample_size 0.1 0.15 0.2 0.5 0.8</w:t>
       </w:r>
       <w:r>
         <w:br/>
@@ -30613,7 +31038,7 @@
         <w:rPr>
           <w:rStyle w:val="VerbatimChar"/>
         </w:rPr>
-        <w:t xml:space="preserve">        100   0  100   0   0</w:t>
+        <w:t xml:space="preserve">        100   0  100   0   0   0</w:t>
       </w:r>
       <w:r>
         <w:br/>
@@ -30625,7 +31050,7 @@
         <w:rPr>
           <w:rStyle w:val="VerbatimChar"/>
         </w:rPr>
-        <w:t xml:space="preserve">, , cluster = 9, antigen_iso = HlyE_IgG</w:t>
+        <w:t xml:space="preserve">, , cluster = 17, antigen_iso = HlyE_IgG</w:t>
       </w:r>
       <w:r>
         <w:br/>
@@ -30646,7 +31071,7 @@
         <w:rPr>
           <w:rStyle w:val="VerbatimChar"/>
         </w:rPr>
-        <w:t xml:space="preserve">sample_size 0.1 0.15 0.2 0.8</w:t>
+        <w:t xml:space="preserve">sample_size 0.1 0.15 0.2 0.5 0.8</w:t>
       </w:r>
       <w:r>
         <w:br/>
@@ -30655,7 +31080,7 @@
         <w:rPr>
           <w:rStyle w:val="VerbatimChar"/>
         </w:rPr>
-        <w:t xml:space="preserve">        100   0  100   0   0</w:t>
+        <w:t xml:space="preserve">        100   0    0   0 100   0</w:t>
       </w:r>
       <w:r>
         <w:br/>
@@ -30667,7 +31092,7 @@
         <w:rPr>
           <w:rStyle w:val="VerbatimChar"/>
         </w:rPr>
-        <w:t xml:space="preserve">, , cluster = 12, antigen_iso = HlyE_IgG</w:t>
+        <w:t xml:space="preserve">, , cluster = 19, antigen_iso = HlyE_IgG</w:t>
       </w:r>
       <w:r>
         <w:br/>
@@ -30688,7 +31113,7 @@
         <w:rPr>
           <w:rStyle w:val="VerbatimChar"/>
         </w:rPr>
-        <w:t xml:space="preserve">sample_size 0.1 0.15 0.2 0.8</w:t>
+        <w:t xml:space="preserve">sample_size 0.1 0.15 0.2 0.5 0.8</w:t>
       </w:r>
       <w:r>
         <w:br/>
@@ -30697,31 +31122,54 @@
         <w:rPr>
           <w:rStyle w:val="VerbatimChar"/>
         </w:rPr>
-        <w:t xml:space="preserve">        100   0  100 100   0</w:t>
+        <w:t xml:space="preserve">        100   0    0   0 100   0</w:t>
+      </w:r>
+    </w:p>
+    <w:p>
+      <w:pPr>
+        <w:pStyle w:val="SourceCode"/>
+      </w:pPr>
+      <w:r>
+        <w:rPr>
+          <w:rStyle w:val="VerbatimChar"/>
+        </w:rPr>
+        <w:t xml:space="preserve">Warning: `nlm()` may not have reached the maximum likelihood estimate.</w:t>
       </w:r>
       <w:r>
         <w:br/>
       </w:r>
       <w:r>
+        <w:rPr>
+          <w:rStyle w:val="VerbatimChar"/>
+        </w:rPr>
+        <w:t xml:space="preserve">`nlm()` completed with the following convergence code:</w:t>
+      </w:r>
+      <w:r>
         <w:br/>
       </w:r>
       <w:r>
         <w:rPr>
           <w:rStyle w:val="VerbatimChar"/>
         </w:rPr>
-        <w:t xml:space="preserve">, , cluster = 14, antigen_iso = HlyE_IgG</w:t>
+        <w:t xml:space="preserve">3: Last global step failed to locate a point lower than x. Either x is an</w:t>
       </w:r>
       <w:r>
         <w:br/>
       </w:r>
       <w:r>
+        <w:rPr>
+          <w:rStyle w:val="VerbatimChar"/>
+        </w:rPr>
+        <w:t xml:space="preserve">approximate local minimum of the function, the function is too non-linear for</w:t>
+      </w:r>
+      <w:r>
         <w:br/>
       </w:r>
       <w:r>
         <w:rPr>
           <w:rStyle w:val="VerbatimChar"/>
         </w:rPr>
-        <w:t xml:space="preserve">           lambda.sim</w:t>
+        <w:t xml:space="preserve">this algorithm, or `stepmin` in `est_seroincidence()` (a.k.a. `steptol` in</w:t>
       </w:r>
       <w:r>
         <w:br/>
@@ -30730,7 +31178,7 @@
         <w:rPr>
           <w:rStyle w:val="VerbatimChar"/>
         </w:rPr>
-        <w:t xml:space="preserve">sample_size 0.1 0.15 0.2 0.8</w:t>
+        <w:t xml:space="preserve">`nlm()`) is too large.</w:t>
       </w:r>
       <w:r>
         <w:br/>
@@ -30739,31 +31187,43 @@
         <w:rPr>
           <w:rStyle w:val="VerbatimChar"/>
         </w:rPr>
-        <w:t xml:space="preserve">        100   0    0 100   0</w:t>
+        <w:t xml:space="preserve">`nlm()` may not have reached the maximum likelihood estimate.</w:t>
       </w:r>
       <w:r>
         <w:br/>
       </w:r>
       <w:r>
+        <w:rPr>
+          <w:rStyle w:val="VerbatimChar"/>
+        </w:rPr>
+        <w:t xml:space="preserve">`nlm()` completed with the following convergence code:</w:t>
+      </w:r>
+      <w:r>
         <w:br/>
       </w:r>
       <w:r>
         <w:rPr>
           <w:rStyle w:val="VerbatimChar"/>
         </w:rPr>
-        <w:t xml:space="preserve">, , cluster = 15, antigen_iso = HlyE_IgG</w:t>
+        <w:t xml:space="preserve">3: Last global step failed to locate a point lower than x. Either x is an</w:t>
       </w:r>
       <w:r>
         <w:br/>
       </w:r>
       <w:r>
+        <w:rPr>
+          <w:rStyle w:val="VerbatimChar"/>
+        </w:rPr>
+        <w:t xml:space="preserve">approximate local minimum of the function, the function is too non-linear for</w:t>
+      </w:r>
+      <w:r>
         <w:br/>
       </w:r>
       <w:r>
         <w:rPr>
           <w:rStyle w:val="VerbatimChar"/>
         </w:rPr>
-        <w:t xml:space="preserve">           lambda.sim</w:t>
+        <w:t xml:space="preserve">this algorithm, or `stepmin` in `est_seroincidence()` (a.k.a. `steptol` in</w:t>
       </w:r>
       <w:r>
         <w:br/>
@@ -30772,7 +31232,7 @@
         <w:rPr>
           <w:rStyle w:val="VerbatimChar"/>
         </w:rPr>
-        <w:t xml:space="preserve">sample_size 0.1 0.15 0.2 0.8</w:t>
+        <w:t xml:space="preserve">`nlm()`) is too large.</w:t>
       </w:r>
       <w:r>
         <w:br/>
@@ -30781,31 +31241,43 @@
         <w:rPr>
           <w:rStyle w:val="VerbatimChar"/>
         </w:rPr>
-        <w:t xml:space="preserve">        100 100    0   0   0</w:t>
+        <w:t xml:space="preserve">`nlm()` may not have reached the maximum likelihood estimate.</w:t>
       </w:r>
       <w:r>
         <w:br/>
       </w:r>
       <w:r>
+        <w:rPr>
+          <w:rStyle w:val="VerbatimChar"/>
+        </w:rPr>
+        <w:t xml:space="preserve">`nlm()` completed with the following convergence code:</w:t>
+      </w:r>
+      <w:r>
         <w:br/>
       </w:r>
       <w:r>
         <w:rPr>
           <w:rStyle w:val="VerbatimChar"/>
         </w:rPr>
-        <w:t xml:space="preserve">, , cluster = 16, antigen_iso = HlyE_IgG</w:t>
+        <w:t xml:space="preserve">3: Last global step failed to locate a point lower than x. Either x is an</w:t>
       </w:r>
       <w:r>
         <w:br/>
       </w:r>
       <w:r>
+        <w:rPr>
+          <w:rStyle w:val="VerbatimChar"/>
+        </w:rPr>
+        <w:t xml:space="preserve">approximate local minimum of the function, the function is too non-linear for</w:t>
+      </w:r>
+      <w:r>
         <w:br/>
       </w:r>
       <w:r>
         <w:rPr>
           <w:rStyle w:val="VerbatimChar"/>
         </w:rPr>
-        <w:t xml:space="preserve">           lambda.sim</w:t>
+        <w:t xml:space="preserve">this algorithm, or `stepmin` in `est_seroincidence()` (a.k.a. `steptol` in</w:t>
       </w:r>
       <w:r>
         <w:br/>
@@ -30814,7 +31286,7 @@
         <w:rPr>
           <w:rStyle w:val="VerbatimChar"/>
         </w:rPr>
-        <w:t xml:space="preserve">sample_size 0.1 0.15 0.2 0.8</w:t>
+        <w:t xml:space="preserve">`nlm()`) is too large.</w:t>
       </w:r>
       <w:r>
         <w:br/>
@@ -30823,31 +31295,43 @@
         <w:rPr>
           <w:rStyle w:val="VerbatimChar"/>
         </w:rPr>
-        <w:t xml:space="preserve">        100   0    0 100   0</w:t>
+        <w:t xml:space="preserve">`nlm()` may not have reached the maximum likelihood estimate.</w:t>
       </w:r>
       <w:r>
         <w:br/>
       </w:r>
       <w:r>
+        <w:rPr>
+          <w:rStyle w:val="VerbatimChar"/>
+        </w:rPr>
+        <w:t xml:space="preserve">`nlm()` completed with the following convergence code:</w:t>
+      </w:r>
+      <w:r>
         <w:br/>
       </w:r>
       <w:r>
         <w:rPr>
           <w:rStyle w:val="VerbatimChar"/>
         </w:rPr>
-        <w:t xml:space="preserve">, , cluster = 20, antigen_iso = HlyE_IgG</w:t>
+        <w:t xml:space="preserve">3: Last global step failed to locate a point lower than x. Either x is an</w:t>
       </w:r>
       <w:r>
         <w:br/>
       </w:r>
       <w:r>
+        <w:rPr>
+          <w:rStyle w:val="VerbatimChar"/>
+        </w:rPr>
+        <w:t xml:space="preserve">approximate local minimum of the function, the function is too non-linear for</w:t>
+      </w:r>
+      <w:r>
         <w:br/>
       </w:r>
       <w:r>
         <w:rPr>
           <w:rStyle w:val="VerbatimChar"/>
         </w:rPr>
-        <w:t xml:space="preserve">           lambda.sim</w:t>
+        <w:t xml:space="preserve">this algorithm, or `stepmin` in `est_seroincidence()` (a.k.a. `steptol` in</w:t>
       </w:r>
       <w:r>
         <w:br/>
@@ -30856,7 +31340,7 @@
         <w:rPr>
           <w:rStyle w:val="VerbatimChar"/>
         </w:rPr>
-        <w:t xml:space="preserve">sample_size 0.1 0.15 0.2 0.8</w:t>
+        <w:t xml:space="preserve">`nlm()`) is too large.</w:t>
       </w:r>
       <w:r>
         <w:br/>
@@ -30865,18 +31349,223 @@
         <w:rPr>
           <w:rStyle w:val="VerbatimChar"/>
         </w:rPr>
-        <w:t xml:space="preserve">        100   0    0 100   0</w:t>
-      </w:r>
-    </w:p>
-    <w:p>
-      <w:pPr>
-        <w:pStyle w:val="SourceCode"/>
-      </w:pPr>
+        <w:t xml:space="preserve">`nlm()` may not have reached the maximum likelihood estimate.</w:t>
+      </w:r>
+      <w:r>
+        <w:br/>
+      </w:r>
       <w:r>
         <w:rPr>
           <w:rStyle w:val="VerbatimChar"/>
         </w:rPr>
-        <w:t xml:space="preserve">Warning: `nlm()` may not have reached the maximum likelihood estimate.</w:t>
+        <w:t xml:space="preserve">`nlm()` completed with the following convergence code:</w:t>
+      </w:r>
+      <w:r>
+        <w:br/>
+      </w:r>
+      <w:r>
+        <w:rPr>
+          <w:rStyle w:val="VerbatimChar"/>
+        </w:rPr>
+        <w:t xml:space="preserve">3: Last global step failed to locate a point lower than x. Either x is an</w:t>
+      </w:r>
+      <w:r>
+        <w:br/>
+      </w:r>
+      <w:r>
+        <w:rPr>
+          <w:rStyle w:val="VerbatimChar"/>
+        </w:rPr>
+        <w:t xml:space="preserve">approximate local minimum of the function, the function is too non-linear for</w:t>
+      </w:r>
+      <w:r>
+        <w:br/>
+      </w:r>
+      <w:r>
+        <w:rPr>
+          <w:rStyle w:val="VerbatimChar"/>
+        </w:rPr>
+        <w:t xml:space="preserve">this algorithm, or `stepmin` in `est_seroincidence()` (a.k.a. `steptol` in</w:t>
+      </w:r>
+      <w:r>
+        <w:br/>
+      </w:r>
+      <w:r>
+        <w:rPr>
+          <w:rStyle w:val="VerbatimChar"/>
+        </w:rPr>
+        <w:t xml:space="preserve">`nlm()`) is too large.</w:t>
+      </w:r>
+      <w:r>
+        <w:br/>
+      </w:r>
+      <w:r>
+        <w:rPr>
+          <w:rStyle w:val="VerbatimChar"/>
+        </w:rPr>
+        <w:t xml:space="preserve">`nlm()` may not have reached the maximum likelihood estimate.</w:t>
+      </w:r>
+      <w:r>
+        <w:br/>
+      </w:r>
+      <w:r>
+        <w:rPr>
+          <w:rStyle w:val="VerbatimChar"/>
+        </w:rPr>
+        <w:t xml:space="preserve">`nlm()` completed with the following convergence code:</w:t>
+      </w:r>
+      <w:r>
+        <w:br/>
+      </w:r>
+      <w:r>
+        <w:rPr>
+          <w:rStyle w:val="VerbatimChar"/>
+        </w:rPr>
+        <w:t xml:space="preserve">3: Last global step failed to locate a point lower than x. Either x is an</w:t>
+      </w:r>
+      <w:r>
+        <w:br/>
+      </w:r>
+      <w:r>
+        <w:rPr>
+          <w:rStyle w:val="VerbatimChar"/>
+        </w:rPr>
+        <w:t xml:space="preserve">approximate local minimum of the function, the function is too non-linear for</w:t>
+      </w:r>
+      <w:r>
+        <w:br/>
+      </w:r>
+      <w:r>
+        <w:rPr>
+          <w:rStyle w:val="VerbatimChar"/>
+        </w:rPr>
+        <w:t xml:space="preserve">this algorithm, or `stepmin` in `est_seroincidence()` (a.k.a. `steptol` in</w:t>
+      </w:r>
+      <w:r>
+        <w:br/>
+      </w:r>
+      <w:r>
+        <w:rPr>
+          <w:rStyle w:val="VerbatimChar"/>
+        </w:rPr>
+        <w:t xml:space="preserve">`nlm()`) is too large.</w:t>
+      </w:r>
+      <w:r>
+        <w:br/>
+      </w:r>
+      <w:r>
+        <w:rPr>
+          <w:rStyle w:val="VerbatimChar"/>
+        </w:rPr>
+        <w:t xml:space="preserve">`nlm()` may not have reached the maximum likelihood estimate.</w:t>
+      </w:r>
+      <w:r>
+        <w:br/>
+      </w:r>
+      <w:r>
+        <w:rPr>
+          <w:rStyle w:val="VerbatimChar"/>
+        </w:rPr>
+        <w:t xml:space="preserve">`nlm()` completed with the following convergence code:</w:t>
+      </w:r>
+      <w:r>
+        <w:br/>
+      </w:r>
+      <w:r>
+        <w:rPr>
+          <w:rStyle w:val="VerbatimChar"/>
+        </w:rPr>
+        <w:t xml:space="preserve">3: Last global step failed to locate a point lower than x. Either x is an</w:t>
+      </w:r>
+      <w:r>
+        <w:br/>
+      </w:r>
+      <w:r>
+        <w:rPr>
+          <w:rStyle w:val="VerbatimChar"/>
+        </w:rPr>
+        <w:t xml:space="preserve">approximate local minimum of the function, the function is too non-linear for</w:t>
+      </w:r>
+      <w:r>
+        <w:br/>
+      </w:r>
+      <w:r>
+        <w:rPr>
+          <w:rStyle w:val="VerbatimChar"/>
+        </w:rPr>
+        <w:t xml:space="preserve">this algorithm, or `stepmin` in `est_seroincidence()` (a.k.a. `steptol` in</w:t>
+      </w:r>
+      <w:r>
+        <w:br/>
+      </w:r>
+      <w:r>
+        <w:rPr>
+          <w:rStyle w:val="VerbatimChar"/>
+        </w:rPr>
+        <w:t xml:space="preserve">`nlm()`) is too large.</w:t>
+      </w:r>
+      <w:r>
+        <w:br/>
+      </w:r>
+      <w:r>
+        <w:rPr>
+          <w:rStyle w:val="VerbatimChar"/>
+        </w:rPr>
+        <w:t xml:space="preserve">`nlm()` may not have reached the maximum likelihood estimate.</w:t>
+      </w:r>
+      <w:r>
+        <w:br/>
+      </w:r>
+      <w:r>
+        <w:rPr>
+          <w:rStyle w:val="VerbatimChar"/>
+        </w:rPr>
+        <w:t xml:space="preserve">`nlm()` completed with the following convergence code:</w:t>
+      </w:r>
+      <w:r>
+        <w:br/>
+      </w:r>
+      <w:r>
+        <w:rPr>
+          <w:rStyle w:val="VerbatimChar"/>
+        </w:rPr>
+        <w:t xml:space="preserve">3: Last global step failed to locate a point lower than x. Either x is an</w:t>
+      </w:r>
+      <w:r>
+        <w:br/>
+      </w:r>
+      <w:r>
+        <w:rPr>
+          <w:rStyle w:val="VerbatimChar"/>
+        </w:rPr>
+        <w:t xml:space="preserve">approximate local minimum of the function, the function is too non-linear for</w:t>
+      </w:r>
+      <w:r>
+        <w:br/>
+      </w:r>
+      <w:r>
+        <w:rPr>
+          <w:rStyle w:val="VerbatimChar"/>
+        </w:rPr>
+        <w:t xml:space="preserve">this algorithm, or `stepmin` in `est_seroincidence()` (a.k.a. `steptol` in</w:t>
+      </w:r>
+      <w:r>
+        <w:br/>
+      </w:r>
+      <w:r>
+        <w:rPr>
+          <w:rStyle w:val="VerbatimChar"/>
+        </w:rPr>
+        <w:t xml:space="preserve">`nlm()`) is too large.</w:t>
+      </w:r>
+      <w:r>
+        <w:br/>
+      </w:r>
+      <w:r>
+        <w:rPr>
+          <w:rStyle w:val="VerbatimChar"/>
+        </w:rPr>
+        <w:t xml:space="preserve">`nlm()` may not have reached the maximum likelihood estimate.</w:t>
       </w:r>
       <w:r>
         <w:br/>
@@ -31058,7 +31747,7 @@
       </w:tr>
     </w:tbl>
     <w:bookmarkEnd w:id="180"/>
-    <w:bookmarkStart w:id="189" w:name="estimates-recover-the-simulated-rates"/>
+    <w:bookmarkStart w:id="189" w:name="sec-recover"/>
     <w:p>
       <w:pPr>
         <w:pStyle w:val="Heading2"/>
@@ -31212,7 +31901,7 @@
         <w:rPr>
           <w:rStyle w:val="VerbatimChar"/>
         </w:rPr>
-        <w:t xml:space="preserve">1       0.05         100 0.00292     0.00905       0.0102 0.0103        0.0362</w:t>
+        <w:t xml:space="preserve">1       0.05         100 0.00292      0.0122       0.0102 0.0103        0.0493</w:t>
       </w:r>
       <w:r>
         <w:br/>
@@ -31221,7 +31910,7 @@
         <w:rPr>
           <w:rStyle w:val="VerbatimChar"/>
         </w:rPr>
-        <w:t xml:space="preserve">2       0.1          100 0.00894     0.0144        0.0204 0.0218        0.0571</w:t>
+        <w:t xml:space="preserve">2       0.1          100 0.00894      0.0197       0.0204 0.0218        0.0787</w:t>
       </w:r>
       <w:r>
         <w:br/>
@@ -31230,7 +31919,7 @@
         <w:rPr>
           <w:rStyle w:val="VerbatimChar"/>
         </w:rPr>
-        <w:t xml:space="preserve">3       0.15         100 0.0222      0.0199        0.0183 0.0285        0.0786</w:t>
+        <w:t xml:space="preserve">3       0.15         100 0.0222       0.0276       0.0183 0.0285        0.110 </w:t>
       </w:r>
       <w:r>
         <w:br/>
@@ -31239,7 +31928,7 @@
         <w:rPr>
           <w:rStyle w:val="VerbatimChar"/>
         </w:rPr>
-        <w:t xml:space="preserve">4       0.2          100 0.0269      0.0242        0.0319 0.0411        0.0957</w:t>
+        <w:t xml:space="preserve">4       0.2          100 0.0269       0.0332       0.0319 0.0411        0.132 </w:t>
       </w:r>
       <w:r>
         <w:br/>
@@ -31248,7 +31937,7 @@
         <w:rPr>
           <w:rStyle w:val="VerbatimChar"/>
         </w:rPr>
-        <w:t xml:space="preserve">5       0.5          100 0.0857      0.0568        0.0758 0.113         0.224 </w:t>
+        <w:t xml:space="preserve">5       0.5          100 0.0857       0.0786       0.0758 0.113         0.312 </w:t>
       </w:r>
       <w:r>
         <w:br/>
@@ -31257,7 +31946,7 @@
         <w:rPr>
           <w:rStyle w:val="VerbatimChar"/>
         </w:rPr>
-        <w:t xml:space="preserve">6       0.8          100 0.172       0.0989        0.115  0.205         0.390 </w:t>
+        <w:t xml:space="preserve">6       0.8          100 0.172        0.143        0.115  0.205         0.568 </w:t>
       </w:r>
       <w:r>
         <w:br/>
@@ -31349,13 +32038,13 @@
       </w:tr>
     </w:tbl>
     <w:bookmarkEnd w:id="189"/>
-    <w:bookmarkStart w:id="194" w:name="X047cffc7758e27a01cb5430c10b991b39f63029"/>
+    <w:bookmarkStart w:id="195" w:name="sec-joint-vs-composite-sim"/>
     <w:p>
       <w:pPr>
         <w:pStyle w:val="Heading2"/>
       </w:pPr>
       <w:r>
-        <w:t xml:space="preserve">8.6 A caveat: renewing parameters at each infection</w:t>
+        <w:t xml:space="preserve">8.6 Joint vs composite likelihood on the simulated clusters</w:t>
       </w:r>
     </w:p>
     <w:p>
@@ -31363,7 +32052,7 @@
         <w:pStyle w:val="FirstParagraph"/>
       </w:pPr>
       <w:r>
-        <w:t xml:space="preserve">Everything above sets</w:t>
+        <w:t xml:space="preserve">The estimates above combine HlyE IgA and IgG with the default</w:t>
       </w:r>
       <w:r>
         <w:t xml:space="preserve"> </w:t>
@@ -31372,16 +32061,27 @@
         <w:rPr>
           <w:rStyle w:val="VerbatimChar"/>
         </w:rPr>
-        <w:t xml:space="preserve">renew_params = FALSE</w:t>
-      </w:r>
-      <w:r>
-        <w:t xml:space="preserve">, matching what the estimation</w:t>
-      </w:r>
-      <w:r>
-        <w:t xml:space="preserve"> </w:t>
-      </w:r>
-      <w:r>
-        <w:t xml:space="preserve">method assumes. Setting it to</w:t>
+        <w:t xml:space="preserve">method = "composite"</w:t>
+      </w:r>
+      <w:r>
+        <w:t xml:space="preserve">.</w:t>
+      </w:r>
+      <w:r>
+        <w:t xml:space="preserve"> </w:t>
+      </w:r>
+      <w:hyperlink w:anchor="sec-multiple-biomarkers">
+        <w:r>
+          <w:rPr>
+            <w:rStyle w:val="Hyperlink"/>
+          </w:rPr>
+          <w:t xml:space="preserve">Section 5.11</w:t>
+        </w:r>
+      </w:hyperlink>
+      <w:r>
+        <w:t xml:space="preserve"> </w:t>
+      </w:r>
+      <w:r>
+        <w:t xml:space="preserve">introduced the alternative,</w:t>
       </w:r>
       <w:r>
         <w:t xml:space="preserve"> </w:t>
@@ -31390,19 +32090,31 @@
         <w:rPr>
           <w:rStyle w:val="VerbatimChar"/>
         </w:rPr>
-        <w:t xml:space="preserve">TRUE</w:t>
-      </w:r>
-      <w:r>
-        <w:t xml:space="preserve"> </w:t>
-      </w:r>
-      <w:r>
-        <w:t xml:space="preserve">— drawing fresh seroresponse</w:t>
-      </w:r>
-      <w:r>
-        <w:t xml:space="preserve"> </w:t>
-      </w:r>
-      <w:r>
-        <w:t xml:space="preserve">parameters at every infection — is more realistic, and is</w:t>
+        <w:t xml:space="preserve">method = "joint"</w:t>
+      </w:r>
+      <w:r>
+        <w:t xml:space="preserve">, which integrates over a shared latent infection time per person.</w:t>
+      </w:r>
+      <w:r>
+        <w:t xml:space="preserve"> </w:t>
+      </w:r>
+      <w:r>
+        <w:t xml:space="preserve">The simulated clusters are the place to compare them, because</w:t>
+      </w:r>
+      <w:r>
+        <w:t xml:space="preserve"> </w:t>
+      </w:r>
+      <w:r>
+        <w:rPr>
+          <w:rStyle w:val="VerbatimChar"/>
+        </w:rPr>
+        <w:t xml:space="preserve">sim_pop_data()</w:t>
+      </w:r>
+      <w:r>
+        <w:t xml:space="preserve"> </w:t>
+      </w:r>
+      <w:r>
+        <w:t xml:space="preserve">draws</w:t>
       </w:r>
       <w:r>
         <w:t xml:space="preserve"> </w:t>
@@ -31412,25 +32124,13 @@
           <w:b/>
           <w:bCs/>
         </w:rPr>
-        <w:t xml:space="preserve">not</w:t>
-      </w:r>
-      <w:r>
-        <w:t xml:space="preserve"> </w:t>
-      </w:r>
-      <w:r>
-        <w:t xml:space="preserve">accounted</w:t>
-      </w:r>
-      <w:r>
-        <w:t xml:space="preserve"> </w:t>
-      </w:r>
-      <w:r>
-        <w:t xml:space="preserve">for by the current method, so estimates can be biased in high-incidence</w:t>
-      </w:r>
-      <w:r>
-        <w:t xml:space="preserve"> </w:t>
-      </w:r>
-      <w:r>
-        <w:t xml:space="preserve">populations:</w:t>
+        <w:t xml:space="preserve">one</w:t>
+      </w:r>
+      <w:r>
+        <w:t xml:space="preserve"> </w:t>
+      </w:r>
+      <w:r>
+        <w:t xml:space="preserve">infection history per person and reads every biomarker off it: the shared-latent-time structure that the joint likelihood assumes is exactly how these data were made.</w:t>
       </w:r>
     </w:p>
     <w:tbl>
@@ -31446,7 +32146,176 @@
       <w:tr>
         <w:tc>
           <w:tcPr/>
-          <w:bookmarkStart w:id="193" w:name="fig-sim-recovery-renew"/>
+          <w:bookmarkStart w:id="190" w:name="tbl-joint-vs-composite-sim"/>
+          <w:p>
+            <w:pPr>
+              <w:jc w:val="center"/>
+            </w:pPr>
+            <w:pPr>
+              <w:jc w:val="left"/>
+              <w:spacing w:before="200"/>
+              <w:pStyle w:val="ImageCaption"/>
+            </w:pPr>
+            <w:r>
+              <w:t xml:space="preserve">Table 3: Bias, empirical standard error, mean estimated standard error and 95% confidence-interval coverage of the composite and joint estimators, by true incidence rate, across the simulated clusters.</w:t>
+            </w:r>
+          </w:p>
+          <w:p>
+            <w:pPr>
+              <w:pStyle w:val="SourceCode"/>
+              <w:jc w:val="center"/>
+            </w:pPr>
+            <w:r>
+              <w:rPr>
+                <w:rStyle w:val="VerbatimChar"/>
+              </w:rPr>
+              <w:t xml:space="preserve"># A tibble: 12 × 6</w:t>
+            </w:r>
+            <w:r>
+              <w:br/>
+            </w:r>
+            <w:r>
+              <w:rPr>
+                <w:rStyle w:val="VerbatimChar"/>
+              </w:rPr>
+              <w:t xml:space="preserve">   lambda.sim method        Bias Empirical_SE Mean_Est_SE CI_Coverage</w:t>
+            </w:r>
+            <w:r>
+              <w:br/>
+            </w:r>
+            <w:r>
+              <w:rPr>
+                <w:rStyle w:val="VerbatimChar"/>
+              </w:rPr>
+              <w:t xml:space="preserve">        &lt;dbl&gt; &lt;chr&gt;        &lt;dbl&gt;        &lt;dbl&gt;       &lt;dbl&gt;       &lt;dbl&gt;</w:t>
+            </w:r>
+            <w:r>
+              <w:br/>
+            </w:r>
+            <w:r>
+              <w:rPr>
+                <w:rStyle w:val="VerbatimChar"/>
+              </w:rPr>
+              <w:t xml:space="preserve"> 1       0.05 composite  0.00292      0.0102      0.0122         1   </w:t>
+            </w:r>
+            <w:r>
+              <w:br/>
+            </w:r>
+            <w:r>
+              <w:rPr>
+                <w:rStyle w:val="VerbatimChar"/>
+              </w:rPr>
+              <w:t xml:space="preserve"> 2       0.05 joint     -0.0126       0.00876     0.00976        0.9 </w:t>
+            </w:r>
+            <w:r>
+              <w:br/>
+            </w:r>
+            <w:r>
+              <w:rPr>
+                <w:rStyle w:val="VerbatimChar"/>
+              </w:rPr>
+              <w:t xml:space="preserve"> 3       0.1  composite  0.00894      0.0204      0.0197         0.85</w:t>
+            </w:r>
+            <w:r>
+              <w:br/>
+            </w:r>
+            <w:r>
+              <w:rPr>
+                <w:rStyle w:val="VerbatimChar"/>
+              </w:rPr>
+              <w:t xml:space="preserve"> 4       0.1  joint     -0.0290       0.0136      0.0149         0.75</w:t>
+            </w:r>
+            <w:r>
+              <w:br/>
+            </w:r>
+            <w:r>
+              <w:rPr>
+                <w:rStyle w:val="VerbatimChar"/>
+              </w:rPr>
+              <w:t xml:space="preserve"> 5       0.15 composite  0.0222       0.0183      0.0276         0.9 </w:t>
+            </w:r>
+            <w:r>
+              <w:br/>
+            </w:r>
+            <w:r>
+              <w:rPr>
+                <w:rStyle w:val="VerbatimChar"/>
+              </w:rPr>
+              <w:t xml:space="preserve"> 6       0.15 joint     -0.0387       0.0188      0.0207         0.65</w:t>
+            </w:r>
+            <w:r>
+              <w:br/>
+            </w:r>
+            <w:r>
+              <w:rPr>
+                <w:rStyle w:val="VerbatimChar"/>
+              </w:rPr>
+              <w:t xml:space="preserve"> 7       0.2  composite  0.0269       0.0319      0.0332         0.8 </w:t>
+            </w:r>
+            <w:r>
+              <w:br/>
+            </w:r>
+            <w:r>
+              <w:rPr>
+                <w:rStyle w:val="VerbatimChar"/>
+              </w:rPr>
+              <w:t xml:space="preserve"> 8       0.2  joint     -0.0473       0.0260      0.0262         0.7 </w:t>
+            </w:r>
+            <w:r>
+              <w:br/>
+            </w:r>
+            <w:r>
+              <w:rPr>
+                <w:rStyle w:val="VerbatimChar"/>
+              </w:rPr>
+              <w:t xml:space="preserve"> 9       0.5  composite  0.0857       0.0758      0.0786         0.75</w:t>
+            </w:r>
+            <w:r>
+              <w:br/>
+            </w:r>
+            <w:r>
+              <w:rPr>
+                <w:rStyle w:val="VerbatimChar"/>
+              </w:rPr>
+              <w:t xml:space="preserve">10       0.5  joint     -0.142        0.0476      0.0560         0.35</w:t>
+            </w:r>
+            <w:r>
+              <w:br/>
+            </w:r>
+            <w:r>
+              <w:rPr>
+                <w:rStyle w:val="VerbatimChar"/>
+              </w:rPr>
+              <w:t xml:space="preserve">11       0.8  composite  0.172        0.115       0.143          0.75</w:t>
+            </w:r>
+            <w:r>
+              <w:br/>
+            </w:r>
+            <w:r>
+              <w:rPr>
+                <w:rStyle w:val="VerbatimChar"/>
+              </w:rPr>
+              <w:t xml:space="preserve">12       0.8  joint     -0.302        0.0579      0.0846         0.1 </w:t>
+            </w:r>
+          </w:p>
+          <w:bookmarkEnd w:id="190"/>
+        </w:tc>
+      </w:tr>
+    </w:tbl>
+    <w:tbl>
+      <w:tblPr>
+        <w:tblStyle w:val="Table"/>
+        <w:tblW w:type="pct" w:w="5000"/>
+        <w:tblLayout w:type="fixed"/>
+        <w:tblLook w:firstRow="0" w:lastRow="0" w:firstColumn="0" w:lastColumn="0" w:noHBand="0" w:noVBand="0" w:val="0000"/>
+      </w:tblPr>
+      <w:tblGrid>
+        <w:gridCol w:w="7920"/>
+      </w:tblGrid>
+      <w:tr>
+        <w:tc>
+          <w:tcPr/>
+          <w:bookmarkStart w:id="194" w:name="fig-joint-vs-composite-sim"/>
           <w:p>
             <w:pPr>
               <w:pStyle w:val="Compact"/>
@@ -31457,18 +32326,18 @@
                 <wp:inline>
                   <wp:extent cx="4620126" cy="3696101"/>
                   <wp:effectExtent b="0" l="0" r="0" t="0"/>
-                  <wp:docPr descr="" title="" id="191" name="Picture"/>
+                  <wp:docPr descr="" title="" id="192" name="Picture"/>
                   <a:graphic>
                     <a:graphicData uri="http://schemas.openxmlformats.org/drawingml/2006/picture">
                       <pic:pic>
                         <pic:nvPicPr>
-                          <pic:cNvPr descr="methodology_files/figure-docx/fig-sim-recovery-renew-1.png" id="192" name="Picture"/>
+                          <pic:cNvPr descr="methodology_files/figure-docx/fig-joint-vs-composite-sim-1.png" id="193" name="Picture"/>
                           <pic:cNvPicPr>
                             <a:picLocks noChangeArrowheads="1" noChangeAspect="1"/>
                           </pic:cNvPicPr>
                         </pic:nvPicPr>
                         <pic:blipFill>
-                          <a:blip r:embed="rId190"/>
+                          <a:blip r:embed="rId191"/>
                           <a:stretch>
                             <a:fillRect/>
                           </a:stretch>
@@ -31505,7 +32374,470 @@
               <w:pStyle w:val="ImageCaption"/>
             </w:pPr>
             <w:r>
-              <w:t xml:space="preserve">Figure 14: Recovery of the true incidence rate when seroresponse parameters are renewed at each infection. Compare with</w:t>
+              <w:t xml:space="preserve">Figure 14: Estimated incidence rates (points, with 95% confidence intervals) for each simulated cluster, against the true rate, under the composite and the joint likelihood. The red line is the identity.</w:t>
+            </w:r>
+          </w:p>
+          <w:bookmarkEnd w:id="194"/>
+        </w:tc>
+      </w:tr>
+    </w:tbl>
+    <w:p>
+      <w:pPr>
+        <w:pStyle w:val="BodyText"/>
+      </w:pPr>
+      <w:r>
+        <w:t xml:space="preserve">The composite estimator over-estimates, increasingly so at higher incidence (as</w:t>
+      </w:r>
+      <w:r>
+        <w:t xml:space="preserve"> </w:t>
+      </w:r>
+      <w:hyperlink w:anchor="sec-recover">
+        <w:r>
+          <w:rPr>
+            <w:rStyle w:val="Hyperlink"/>
+          </w:rPr>
+          <w:t xml:space="preserve">Section 8.5</w:t>
+        </w:r>
+      </w:hyperlink>
+      <w:r>
+        <w:t xml:space="preserve"> </w:t>
+      </w:r>
+      <w:r>
+        <w:t xml:space="preserve">already showed).</w:t>
+      </w:r>
+      <w:r>
+        <w:t xml:space="preserve"> </w:t>
+      </w:r>
+      <w:r>
+        <w:t xml:space="preserve">The joint estimator</w:t>
+      </w:r>
+      <w:r>
+        <w:t xml:space="preserve"> </w:t>
+      </w:r>
+      <w:r>
+        <w:rPr>
+          <w:b/>
+          <w:bCs/>
+        </w:rPr>
+        <w:t xml:space="preserve">under</w:t>
+      </w:r>
+      <w:r>
+        <w:t xml:space="preserve">-estimates, by more, and its confidence intervals cover the truth far less often.</w:t>
+      </w:r>
+      <w:r>
+        <w:t xml:space="preserve"> </w:t>
+      </w:r>
+      <w:r>
+        <w:t xml:space="preserve">Both arms use the standard error their own likelihood calls for: the composite one is clustered by person, and the joint one comes from the Hessian, which is valid for a genuine likelihood (</w:t>
+      </w:r>
+      <w:hyperlink w:anchor="sec-multiple-biomarkers">
+        <w:r>
+          <w:rPr>
+            <w:rStyle w:val="Hyperlink"/>
+          </w:rPr>
+          <w:t xml:space="preserve">Section 5.11</w:t>
+        </w:r>
+      </w:hyperlink>
+      <w:r>
+        <w:t xml:space="preserve">).</w:t>
+      </w:r>
+      <w:r>
+        <w:t xml:space="preserve"> </w:t>
+      </w:r>
+      <w:r>
+        <w:t xml:space="preserve">Its empirical standard error is the smaller of the two, which is the efficiency gain the shared latent time was expected to bring, but here that gain is swamped by bias.</w:t>
+      </w:r>
+    </w:p>
+    <w:p>
+      <w:pPr>
+        <w:pStyle w:val="BodyText"/>
+      </w:pPr>
+      <w:r>
+        <w:t xml:space="preserve">The reason is visible in a single high-incidence cluster:</w:t>
+      </w:r>
+    </w:p>
+    <w:p>
+      <w:pPr>
+        <w:pStyle w:val="SourceCode"/>
+      </w:pPr>
+      <w:r>
+        <w:rPr>
+          <w:rStyle w:val="VerbatimChar"/>
+        </w:rPr>
+        <w:t xml:space="preserve">Warning: 48 of 100 subjects have zero likelihood under every posterior draw and</w:t>
+      </w:r>
+      <w:r>
+        <w:br/>
+      </w:r>
+      <w:r>
+        <w:rPr>
+          <w:rStyle w:val="VerbatimChar"/>
+        </w:rPr>
+        <w:t xml:space="preserve">contribute nothing to the joint likelihood.</w:t>
+      </w:r>
+      <w:r>
+        <w:br/>
+      </w:r>
+      <w:r>
+        <w:rPr>
+          <w:rStyle w:val="VerbatimChar"/>
+        </w:rPr>
+        <w:t xml:space="preserve">ℹ For these subjects, no shared time since infection is compatible with all of</w:t>
+      </w:r>
+      <w:r>
+        <w:br/>
+      </w:r>
+      <w:r>
+        <w:rPr>
+          <w:rStyle w:val="VerbatimChar"/>
+        </w:rPr>
+        <w:t xml:space="preserve">  their biomarker readings under the noise model (nu, eps), so the estimate is</w:t>
+      </w:r>
+      <w:r>
+        <w:br/>
+      </w:r>
+      <w:r>
+        <w:rPr>
+          <w:rStyle w:val="VerbatimChar"/>
+        </w:rPr>
+        <w:t xml:space="preserve">  based on the remaining subjects only. If the dropped subjects tend to have</w:t>
+      </w:r>
+      <w:r>
+        <w:br/>
+      </w:r>
+      <w:r>
+        <w:rPr>
+          <w:rStyle w:val="VerbatimChar"/>
+        </w:rPr>
+        <w:t xml:space="preserve">  high readings (recent infections), the incidence estimate will be biased</w:t>
+      </w:r>
+      <w:r>
+        <w:br/>
+      </w:r>
+      <w:r>
+        <w:rPr>
+          <w:rStyle w:val="VerbatimChar"/>
+        </w:rPr>
+        <w:t xml:space="preserve">  downward.</w:t>
+      </w:r>
+      <w:r>
+        <w:br/>
+      </w:r>
+      <w:r>
+        <w:rPr>
+          <w:rStyle w:val="VerbatimChar"/>
+        </w:rPr>
+        <w:t xml:space="preserve">ℹ Consider whether the noise parameters are realistic for these biomarkers, or</w:t>
+      </w:r>
+      <w:r>
+        <w:br/>
+      </w:r>
+      <w:r>
+        <w:rPr>
+          <w:rStyle w:val="VerbatimChar"/>
+        </w:rPr>
+        <w:t xml:space="preserve">  use `method = "composite"`, which evaluates each biomarker on its own.</w:t>
+      </w:r>
+    </w:p>
+    <w:p>
+      <w:pPr>
+        <w:pStyle w:val="FirstParagraph"/>
+      </w:pPr>
+      <w:r>
+        <w:t xml:space="preserve">A person contributes nothing to the joint likelihood when</w:t>
+      </w:r>
+      <w:r>
+        <w:t xml:space="preserve"> </w:t>
+      </w:r>
+      <w:r>
+        <w:rPr>
+          <w:b/>
+          <w:bCs/>
+        </w:rPr>
+        <w:t xml:space="preserve">no</w:t>
+      </w:r>
+      <w:r>
+        <w:t xml:space="preserve"> </w:t>
+      </w:r>
+      <w:r>
+        <w:t xml:space="preserve">shared infection time is compatible with all of their readings under any posterior draw, and this cluster has many such people.</w:t>
+      </w:r>
+      <w:r>
+        <w:t xml:space="preserve"> </w:t>
+      </w:r>
+      <w:r>
+        <w:t xml:space="preserve">Shortly after infection, antibody levels are in the hundreds or thousands, while the simulated biological noise is additive on a scale of 0.5.</w:t>
+      </w:r>
+      <w:r>
+        <w:t xml:space="preserve"> </w:t>
+      </w:r>
+      <w:r>
+        <w:t xml:space="preserve">The simulator’s response curve also differs slightly from the likelihood’s — it has a rise phase, and a baseline carried over from earlier infections — so one person’s IgA and IgG readings each point to a slightly different time since infection.</w:t>
+      </w:r>
+      <w:r>
+        <w:t xml:space="preserve"> </w:t>
+      </w:r>
+      <w:r>
+        <w:t xml:space="preserve">Each biomarker on its own is still explained well (the composite method drops nobody), but no single</w:t>
+      </w:r>
+      <w:r>
+        <w:t xml:space="preserve"> </w:t>
+      </w:r>
+      <m:oMath>
+        <m:r>
+          <m:t>t</m:t>
+        </m:r>
+      </m:oMath>
+      <w:r>
+        <w:t xml:space="preserve"> </w:t>
+      </w:r>
+      <w:r>
+        <w:t xml:space="preserve">reproduces both to within half a unit, so the joint likelihood discards exactly the people with the most recent infections, and the estimate falls.</w:t>
+      </w:r>
+      <w:r>
+        <w:t xml:space="preserve"> </w:t>
+      </w:r>
+      <w:r>
+        <w:t xml:space="preserve">The higher the incidence, the more such people there are.</w:t>
+      </w:r>
+    </w:p>
+    <w:p>
+      <w:pPr>
+        <w:pStyle w:val="BodyText"/>
+      </w:pPr>
+      <w:r>
+        <w:t xml:space="preserve">That mechanism is not specific to this simulator.</w:t>
+      </w:r>
+      <w:r>
+        <w:t xml:space="preserve"> </w:t>
+      </w:r>
+      <w:r>
+        <w:t xml:space="preserve">Any mismatch between the assumed response curve and the real one plays the same role, and so does a noise model that is narrower than the real disagreement between a person’s biomarkers.</w:t>
+      </w:r>
+      <w:r>
+        <w:t xml:space="preserve"> </w:t>
+      </w:r>
+      <w:r>
+        <w:rPr>
+          <w:rStyle w:val="VerbatimChar"/>
+        </w:rPr>
+        <w:t xml:space="preserve">est_seroincidence()</w:t>
+      </w:r>
+      <w:r>
+        <w:t xml:space="preserve"> </w:t>
+      </w:r>
+      <w:r>
+        <w:t xml:space="preserve">warns whenever a joint fit drops anyone, and reports how many.</w:t>
+      </w:r>
+      <w:r>
+        <w:t xml:space="preserve"> </w:t>
+      </w:r>
+      <w:r>
+        <w:t xml:space="preserve">The real SEES data, whose noise model includes a multiplicative (measurement) component, drop very few (</w:t>
+      </w:r>
+      <w:hyperlink w:anchor="tbl-joint-vs-composite-sees">
+        <w:r>
+          <w:rPr>
+            <w:rStyle w:val="Hyperlink"/>
+          </w:rPr>
+          <w:t xml:space="preserve">Table 1</w:t>
+        </w:r>
+      </w:hyperlink>
+      <w:r>
+        <w:t xml:space="preserve">).</w:t>
+      </w:r>
+    </w:p>
+    <w:p>
+      <w:pPr>
+        <w:pStyle w:val="BodyText"/>
+      </w:pPr>
+      <w:r>
+        <w:t xml:space="preserve">The joint estimator uses the fact that a person has one infection history, which is more information — but it also relies on that fact being reflected in the data</w:t>
+      </w:r>
+      <w:r>
+        <w:t xml:space="preserve"> </w:t>
+      </w:r>
+      <w:r>
+        <w:rPr>
+          <w:i/>
+          <w:iCs/>
+        </w:rPr>
+        <w:t xml:space="preserve">exactly as modeled</w:t>
+      </w:r>
+      <w:r>
+        <w:t xml:space="preserve">.</w:t>
+      </w:r>
+      <w:r>
+        <w:t xml:space="preserve"> </w:t>
+      </w:r>
+      <w:r>
+        <w:t xml:space="preserve">The composite estimator, which lets each biomarker find its own infection time, is the more robust of the two, which is one reason it remains the default.</w:t>
+      </w:r>
+      <w:r>
+        <w:t xml:space="preserve"> </w:t>
+      </w:r>
+      <w:r>
+        <w:t xml:space="preserve">Neither is unbiased here: the simulator’s response curve is not the likelihood’s, and both estimators inherit that.</w:t>
+      </w:r>
+    </w:p>
+    <w:bookmarkEnd w:id="195"/>
+    <w:bookmarkStart w:id="200" w:name="X047cffc7758e27a01cb5430c10b991b39f63029"/>
+    <w:p>
+      <w:pPr>
+        <w:pStyle w:val="Heading2"/>
+      </w:pPr>
+      <w:r>
+        <w:t xml:space="preserve">8.7 A caveat: renewing parameters at each infection</w:t>
+      </w:r>
+    </w:p>
+    <w:p>
+      <w:pPr>
+        <w:pStyle w:val="FirstParagraph"/>
+      </w:pPr>
+      <w:r>
+        <w:t xml:space="preserve">Everything above sets</w:t>
+      </w:r>
+      <w:r>
+        <w:t xml:space="preserve"> </w:t>
+      </w:r>
+      <w:r>
+        <w:rPr>
+          <w:rStyle w:val="VerbatimChar"/>
+        </w:rPr>
+        <w:t xml:space="preserve">renew_params = FALSE</w:t>
+      </w:r>
+      <w:r>
+        <w:t xml:space="preserve">, matching what the estimation</w:t>
+      </w:r>
+      <w:r>
+        <w:t xml:space="preserve"> </w:t>
+      </w:r>
+      <w:r>
+        <w:t xml:space="preserve">method assumes. Setting it to</w:t>
+      </w:r>
+      <w:r>
+        <w:t xml:space="preserve"> </w:t>
+      </w:r>
+      <w:r>
+        <w:rPr>
+          <w:rStyle w:val="VerbatimChar"/>
+        </w:rPr>
+        <w:t xml:space="preserve">TRUE</w:t>
+      </w:r>
+      <w:r>
+        <w:t xml:space="preserve"> </w:t>
+      </w:r>
+      <w:r>
+        <w:t xml:space="preserve">— drawing fresh seroresponse</w:t>
+      </w:r>
+      <w:r>
+        <w:t xml:space="preserve"> </w:t>
+      </w:r>
+      <w:r>
+        <w:t xml:space="preserve">parameters at every infection — is more realistic, and is</w:t>
+      </w:r>
+      <w:r>
+        <w:t xml:space="preserve"> </w:t>
+      </w:r>
+      <w:r>
+        <w:rPr>
+          <w:b/>
+          <w:bCs/>
+        </w:rPr>
+        <w:t xml:space="preserve">not</w:t>
+      </w:r>
+      <w:r>
+        <w:t xml:space="preserve"> </w:t>
+      </w:r>
+      <w:r>
+        <w:t xml:space="preserve">accounted</w:t>
+      </w:r>
+      <w:r>
+        <w:t xml:space="preserve"> </w:t>
+      </w:r>
+      <w:r>
+        <w:t xml:space="preserve">for by the current method, so estimates can be biased in high-incidence</w:t>
+      </w:r>
+      <w:r>
+        <w:t xml:space="preserve"> </w:t>
+      </w:r>
+      <w:r>
+        <w:t xml:space="preserve">populations:</w:t>
+      </w:r>
+    </w:p>
+    <w:tbl>
+      <w:tblPr>
+        <w:tblStyle w:val="Table"/>
+        <w:tblW w:type="pct" w:w="5000"/>
+        <w:tblLayout w:type="fixed"/>
+        <w:tblLook w:firstRow="0" w:lastRow="0" w:firstColumn="0" w:lastColumn="0" w:noHBand="0" w:noVBand="0" w:val="0000"/>
+      </w:tblPr>
+      <w:tblGrid>
+        <w:gridCol w:w="7920"/>
+      </w:tblGrid>
+      <w:tr>
+        <w:tc>
+          <w:tcPr/>
+          <w:bookmarkStart w:id="199" w:name="fig-sim-recovery-renew"/>
+          <w:p>
+            <w:pPr>
+              <w:pStyle w:val="Compact"/>
+              <w:jc w:val="center"/>
+            </w:pPr>
+            <w:r>
+              <w:drawing>
+                <wp:inline>
+                  <wp:extent cx="4620126" cy="3696101"/>
+                  <wp:effectExtent b="0" l="0" r="0" t="0"/>
+                  <wp:docPr descr="" title="" id="197" name="Picture"/>
+                  <a:graphic>
+                    <a:graphicData uri="http://schemas.openxmlformats.org/drawingml/2006/picture">
+                      <pic:pic>
+                        <pic:nvPicPr>
+                          <pic:cNvPr descr="methodology_files/figure-docx/fig-sim-recovery-renew-1.png" id="198" name="Picture"/>
+                          <pic:cNvPicPr>
+                            <a:picLocks noChangeArrowheads="1" noChangeAspect="1"/>
+                          </pic:cNvPicPr>
+                        </pic:nvPicPr>
+                        <pic:blipFill>
+                          <a:blip r:embed="rId196"/>
+                          <a:stretch>
+                            <a:fillRect/>
+                          </a:stretch>
+                        </pic:blipFill>
+                        <pic:spPr bwMode="auto">
+                          <a:xfrm>
+                            <a:off x="0" y="0"/>
+                            <a:ext cx="4620126" cy="3696101"/>
+                          </a:xfrm>
+                          <a:prstGeom prst="rect">
+                            <a:avLst/>
+                          </a:prstGeom>
+                          <a:noFill/>
+                          <a:ln w="9525">
+                            <a:noFill/>
+                            <a:headEnd/>
+                            <a:tailEnd/>
+                          </a:ln>
+                        </pic:spPr>
+                      </pic:pic>
+                    </a:graphicData>
+                  </a:graphic>
+                </wp:inline>
+              </w:drawing>
+            </w:r>
+          </w:p>
+          <w:p>
+            <w:pPr>
+              <w:jc w:val="center"/>
+            </w:pPr>
+            <w:pPr>
+              <w:jc w:val="left"/>
+              <w:spacing w:before="200"/>
+              <w:pStyle w:val="ImageCaption"/>
+            </w:pPr>
+            <w:r>
+              <w:t xml:space="preserve">Figure 15: Recovery of the true incidence rate when seroresponse parameters are renewed at each infection. Compare with</w:t>
             </w:r>
             <w:r>
               <w:t xml:space="preserve"> </w:t>
@@ -31522,13 +32854,13 @@
               <w:t xml:space="preserve">.</w:t>
             </w:r>
           </w:p>
-          <w:bookmarkEnd w:id="193"/>
+          <w:bookmarkEnd w:id="199"/>
         </w:tc>
       </w:tr>
     </w:tbl>
-    <w:bookmarkEnd w:id="194"/>
-    <w:bookmarkEnd w:id="195"/>
-    <w:bookmarkStart w:id="200" w:name="ongoing-and-future-work"/>
+    <w:bookmarkEnd w:id="200"/>
+    <w:bookmarkEnd w:id="201"/>
+    <w:bookmarkStart w:id="206" w:name="ongoing-and-future-work"/>
     <w:p>
       <w:pPr>
         <w:pStyle w:val="Heading1"/>
@@ -31537,7 +32869,7 @@
         <w:t xml:space="preserve">9. Ongoing and future work</w:t>
       </w:r>
     </w:p>
-    <w:bookmarkStart w:id="197" w:name="in-progress-work"/>
+    <w:bookmarkStart w:id="203" w:name="in-progress-work"/>
     <w:p>
       <w:pPr>
         <w:pStyle w:val="Heading2"/>
@@ -31550,7 +32882,7 @@
       <w:pPr>
         <w:numPr>
           <w:ilvl w:val="0"/>
-          <w:numId w:val="1037"/>
+          <w:numId w:val="1038"/>
         </w:numPr>
       </w:pPr>
       <w:r>
@@ -31579,7 +32911,7 @@
       <w:r>
         <w:t xml:space="preserve"> </w:t>
       </w:r>
-      <w:hyperlink r:id="rId196">
+      <w:hyperlink r:id="rId202">
         <w:r>
           <w:rPr>
             <w:rStyle w:val="Hyperlink"/>
@@ -31595,7 +32927,7 @@
       <w:pPr>
         <w:numPr>
           <w:ilvl w:val="0"/>
-          <w:numId w:val="1037"/>
+          <w:numId w:val="1038"/>
         </w:numPr>
       </w:pPr>
       <w:r>
@@ -31606,7 +32938,7 @@
       <w:pPr>
         <w:numPr>
           <w:ilvl w:val="0"/>
-          <w:numId w:val="1037"/>
+          <w:numId w:val="1038"/>
         </w:numPr>
       </w:pPr>
       <w:r>
@@ -31626,7 +32958,7 @@
       <w:pPr>
         <w:numPr>
           <w:ilvl w:val="0"/>
-          <w:numId w:val="1037"/>
+          <w:numId w:val="1038"/>
         </w:numPr>
       </w:pPr>
       <w:r>
@@ -31637,7 +32969,7 @@
       <w:pPr>
         <w:numPr>
           <w:ilvl w:val="0"/>
-          <w:numId w:val="1037"/>
+          <w:numId w:val="1038"/>
         </w:numPr>
       </w:pPr>
       <w:r>
@@ -31648,7 +32980,7 @@
       <w:pPr>
         <w:numPr>
           <w:ilvl w:val="0"/>
-          <w:numId w:val="1037"/>
+          <w:numId w:val="1038"/>
         </w:numPr>
       </w:pPr>
       <w:r>
@@ -31659,15 +32991,15 @@
       <w:pPr>
         <w:numPr>
           <w:ilvl w:val="0"/>
-          <w:numId w:val="1037"/>
+          <w:numId w:val="1038"/>
         </w:numPr>
       </w:pPr>
       <w:r>
         <w:t xml:space="preserve">Calibrating to population demographics</w:t>
       </w:r>
     </w:p>
-    <w:bookmarkEnd w:id="197"/>
-    <w:bookmarkStart w:id="199" w:name="sec-multivariate"/>
+    <w:bookmarkEnd w:id="203"/>
+    <w:bookmarkStart w:id="205" w:name="sec-multivariate"/>
     <w:p>
       <w:pPr>
         <w:pStyle w:val="Heading2"/>
@@ -31681,13 +33013,36 @@
         <w:pStyle w:val="FirstParagraph"/>
       </w:pPr>
       <w:r>
-        <w:t xml:space="preserve">With several biomarkers (e.g. HlyE IgA and IgG), the current method treats</w:t>
-      </w:r>
-      <w:r>
-        <w:t xml:space="preserve"> </w:t>
-      </w:r>
-      <w:r>
-        <w:t xml:space="preserve">them as</w:t>
+        <w:t xml:space="preserve">With several biomarkers (e.g. HlyE IgA and IgG), the joint likelihood</w:t>
+      </w:r>
+      <w:r>
+        <w:t xml:space="preserve"> </w:t>
+      </w:r>
+      <w:r>
+        <w:t xml:space="preserve">(</w:t>
+      </w:r>
+      <w:r>
+        <w:rPr>
+          <w:rStyle w:val="VerbatimChar"/>
+        </w:rPr>
+        <w:t xml:space="preserve">method = "joint"</w:t>
+      </w:r>
+      <w:r>
+        <w:t xml:space="preserve">,</w:t>
+      </w:r>
+      <w:r>
+        <w:t xml:space="preserve"> </w:t>
+      </w:r>
+      <w:hyperlink w:anchor="sec-multiple-biomarkers">
+        <w:r>
+          <w:rPr>
+            <w:rStyle w:val="Hyperlink"/>
+          </w:rPr>
+          <w:t xml:space="preserve">Section 5.11</w:t>
+        </w:r>
+      </w:hyperlink>
+      <w:r>
+        <w:t xml:space="preserve">) treats them as</w:t>
       </w:r>
       <w:r>
         <w:t xml:space="preserve"> </w:t>
@@ -31706,7 +33061,33 @@
         <w:t xml:space="preserve"> </w:t>
       </w:r>
       <w:r>
-        <w:t xml:space="preserve">joint likelihood factors into a product of per-biomarker terms:</w:t>
+        <w:t xml:space="preserve">joint density factors into a product of per-biomarker terms inside the</w:t>
+      </w:r>
+      <w:r>
+        <w:t xml:space="preserve"> </w:t>
+      </w:r>
+      <w:r>
+        <w:t xml:space="preserve">integral over</w:t>
+      </w:r>
+      <w:r>
+        <w:t xml:space="preserve"> </w:t>
+      </w:r>
+      <m:oMath>
+        <m:r>
+          <m:t>t</m:t>
+        </m:r>
+      </m:oMath>
+      <w:r>
+        <w:t xml:space="preserve"> </w:t>
+      </w:r>
+      <w:r>
+        <w:t xml:space="preserve">(the default composite likelihood assumes more: that the</w:t>
+      </w:r>
+      <w:r>
+        <w:t xml:space="preserve"> </w:t>
+      </w:r>
+      <w:r>
+        <w:t xml:space="preserve">biomarkers are independent unconditionally):</w:t>
       </w:r>
     </w:p>
     <w:p>
@@ -32033,7 +33414,7 @@
       <w:r>
         <w:t xml:space="preserve">(</w:t>
       </w:r>
-      <w:hyperlink r:id="rId198">
+      <w:hyperlink r:id="rId204">
         <w:r>
           <w:rPr>
             <w:rStyle w:val="Hyperlink"/>
@@ -32045,9 +33426,9 @@
         <w:t xml:space="preserve">).</w:t>
       </w:r>
     </w:p>
-    <w:bookmarkEnd w:id="199"/>
-    <w:bookmarkEnd w:id="200"/>
-    <w:bookmarkStart w:id="217" w:name="references"/>
+    <w:bookmarkEnd w:id="205"/>
+    <w:bookmarkEnd w:id="206"/>
+    <w:bookmarkStart w:id="224" w:name="references"/>
     <w:p>
       <w:pPr>
         <w:pStyle w:val="Heading1"/>
@@ -32056,8 +33437,8 @@
         <w:t xml:space="preserve">References</w:t>
       </w:r>
     </w:p>
-    <w:bookmarkStart w:id="216" w:name="refs"/>
-    <w:bookmarkStart w:id="202" w:name="ref-Aiemjoy_2022_Lancet"/>
+    <w:bookmarkStart w:id="223" w:name="refs"/>
+    <w:bookmarkStart w:id="208" w:name="ref-Aiemjoy_2022_Lancet"/>
     <w:p>
       <w:pPr>
         <w:pStyle w:val="Bibliography"/>
@@ -32090,7 +33471,7 @@
       <w:r>
         <w:t xml:space="preserve"> </w:t>
       </w:r>
-      <w:hyperlink r:id="rId201">
+      <w:hyperlink r:id="rId207">
         <w:r>
           <w:rPr>
             <w:rStyle w:val="Hyperlink"/>
@@ -32102,8 +33483,8 @@
         <w:t xml:space="preserve">.</w:t>
       </w:r>
     </w:p>
-    <w:bookmarkEnd w:id="202"/>
-    <w:bookmarkStart w:id="204" w:name="ref-HAY2024100806"/>
+    <w:bookmarkEnd w:id="208"/>
+    <w:bookmarkStart w:id="210" w:name="ref-HAY2024100806"/>
     <w:p>
       <w:pPr>
         <w:pStyle w:val="Bibliography"/>
@@ -32136,7 +33517,7 @@
       <w:r>
         <w:t xml:space="preserve"> </w:t>
       </w:r>
-      <w:hyperlink r:id="rId203">
+      <w:hyperlink r:id="rId209">
         <w:r>
           <w:rPr>
             <w:rStyle w:val="Hyperlink"/>
@@ -32148,8 +33529,8 @@
         <w:t xml:space="preserve">.</w:t>
       </w:r>
     </w:p>
-    <w:bookmarkEnd w:id="204"/>
-    <w:bookmarkStart w:id="205" w:name="ref-Huber1967"/>
+    <w:bookmarkEnd w:id="210"/>
+    <w:bookmarkStart w:id="211" w:name="ref-Huber1967"/>
     <w:p>
       <w:pPr>
         <w:pStyle w:val="Bibliography"/>
@@ -32183,8 +33564,8 @@
         <w:t xml:space="preserve">. University of California Press.</w:t>
       </w:r>
     </w:p>
-    <w:bookmarkEnd w:id="205"/>
-    <w:bookmarkStart w:id="207" w:name="ref-LiangZeger1986"/>
+    <w:bookmarkEnd w:id="211"/>
+    <w:bookmarkStart w:id="213" w:name="ref-LiangZeger1986"/>
     <w:p>
       <w:pPr>
         <w:pStyle w:val="Bibliography"/>
@@ -32217,7 +33598,7 @@
       <w:r>
         <w:t xml:space="preserve"> </w:t>
       </w:r>
-      <w:hyperlink r:id="rId206">
+      <w:hyperlink r:id="rId212">
         <w:r>
           <w:rPr>
             <w:rStyle w:val="Hyperlink"/>
@@ -32229,8 +33610,8 @@
         <w:t xml:space="preserve">.</w:t>
       </w:r>
     </w:p>
-    <w:bookmarkEnd w:id="207"/>
-    <w:bookmarkStart w:id="209" w:name="ref-Noordzij2010diseasemeasures"/>
+    <w:bookmarkEnd w:id="213"/>
+    <w:bookmarkStart w:id="215" w:name="ref-Noordzij2010diseasemeasures"/>
     <w:p>
       <w:pPr>
         <w:pStyle w:val="Bibliography"/>
@@ -32269,7 +33650,7 @@
       <w:r>
         <w:t xml:space="preserve"> </w:t>
       </w:r>
-      <w:hyperlink r:id="rId208">
+      <w:hyperlink r:id="rId214">
         <w:r>
           <w:rPr>
             <w:rStyle w:val="Hyperlink"/>
@@ -32281,8 +33662,8 @@
         <w:t xml:space="preserve">.</w:t>
       </w:r>
     </w:p>
-    <w:bookmarkEnd w:id="209"/>
-    <w:bookmarkStart w:id="211" w:name="ref-Teunis_2020"/>
+    <w:bookmarkEnd w:id="215"/>
+    <w:bookmarkStart w:id="217" w:name="ref-Teunis_2020"/>
     <w:p>
       <w:pPr>
         <w:pStyle w:val="Bibliography"/>
@@ -32315,7 +33696,7 @@
       <w:r>
         <w:t xml:space="preserve"> </w:t>
       </w:r>
-      <w:hyperlink r:id="rId210">
+      <w:hyperlink r:id="rId216">
         <w:r>
           <w:rPr>
             <w:rStyle w:val="Hyperlink"/>
@@ -32327,8 +33708,8 @@
         <w:t xml:space="preserve">.</w:t>
       </w:r>
     </w:p>
-    <w:bookmarkEnd w:id="211"/>
-    <w:bookmarkStart w:id="213" w:name="ref-Teunis_2016"/>
+    <w:bookmarkEnd w:id="217"/>
+    <w:bookmarkStart w:id="219" w:name="ref-Teunis_2016"/>
     <w:p>
       <w:pPr>
         <w:pStyle w:val="Bibliography"/>
@@ -32361,7 +33742,7 @@
       <w:r>
         <w:t xml:space="preserve"> </w:t>
       </w:r>
-      <w:hyperlink r:id="rId212">
+      <w:hyperlink r:id="rId218">
         <w:r>
           <w:rPr>
             <w:rStyle w:val="Hyperlink"/>
@@ -32373,20 +33754,20 @@
         <w:t xml:space="preserve">.</w:t>
       </w:r>
     </w:p>
-    <w:bookmarkEnd w:id="213"/>
-    <w:bookmarkStart w:id="214" w:name="ref-volterra1928variations"/>
+    <w:bookmarkEnd w:id="219"/>
+    <w:bookmarkStart w:id="220" w:name="ref-varin2011overview"/>
     <w:p>
       <w:pPr>
         <w:pStyle w:val="Bibliography"/>
       </w:pPr>
       <w:r>
-        <w:t xml:space="preserve">Volterra, Vito. 1928.</w:t>
-      </w:r>
-      <w:r>
-        <w:t xml:space="preserve"> </w:t>
-      </w:r>
-      <w:r>
-        <w:t xml:space="preserve">“Variations and Fluctuations of the Number of Individuals in Animal Species Living Together.”</w:t>
+        <w:t xml:space="preserve">Varin, Cristiano, Nancy Reid, and David Firth. 2011.</w:t>
+      </w:r>
+      <w:r>
+        <w:t xml:space="preserve"> </w:t>
+      </w:r>
+      <w:r>
+        <w:t xml:space="preserve">“An Overview of Composite Likelihood Methods.”</w:t>
       </w:r>
       <w:r>
         <w:t xml:space="preserve"> </w:t>
@@ -32396,29 +33777,29 @@
           <w:i/>
           <w:iCs/>
         </w:rPr>
-        <w:t xml:space="preserve">ICES Journal of Marine Science</w:t>
-      </w:r>
-      <w:r>
-        <w:t xml:space="preserve"> </w:t>
-      </w:r>
-      <w:r>
-        <w:t xml:space="preserve">3 (1): 3–51.</w:t>
-      </w:r>
-    </w:p>
-    <w:bookmarkEnd w:id="214"/>
-    <w:bookmarkStart w:id="215" w:name="ref-White1980"/>
+        <w:t xml:space="preserve">Statistica Sinica</w:t>
+      </w:r>
+      <w:r>
+        <w:t xml:space="preserve"> </w:t>
+      </w:r>
+      <w:r>
+        <w:t xml:space="preserve">21 (1): 5–42.</w:t>
+      </w:r>
+    </w:p>
+    <w:bookmarkEnd w:id="220"/>
+    <w:bookmarkStart w:id="221" w:name="ref-volterra1928variations"/>
     <w:p>
       <w:pPr>
         <w:pStyle w:val="Bibliography"/>
       </w:pPr>
       <w:r>
-        <w:t xml:space="preserve">White, Halbert. 1980.</w:t>
-      </w:r>
-      <w:r>
-        <w:t xml:space="preserve"> </w:t>
-      </w:r>
-      <w:r>
-        <w:t xml:space="preserve">“A Heteroskedasticity-Consistent Covariance Matrix Estimator and a Direct Test for Heteroskedasticity.”</w:t>
+        <w:t xml:space="preserve">Volterra, Vito. 1928.</w:t>
+      </w:r>
+      <w:r>
+        <w:t xml:space="preserve"> </w:t>
+      </w:r>
+      <w:r>
+        <w:t xml:space="preserve">“Variations and Fluctuations of the Number of Individuals in Animal Species Living Together.”</w:t>
       </w:r>
       <w:r>
         <w:t xml:space="preserve"> </w:t>
@@ -32428,6 +33809,38 @@
           <w:i/>
           <w:iCs/>
         </w:rPr>
+        <w:t xml:space="preserve">ICES Journal of Marine Science</w:t>
+      </w:r>
+      <w:r>
+        <w:t xml:space="preserve"> </w:t>
+      </w:r>
+      <w:r>
+        <w:t xml:space="preserve">3 (1): 3–51.</w:t>
+      </w:r>
+    </w:p>
+    <w:bookmarkEnd w:id="221"/>
+    <w:bookmarkStart w:id="222" w:name="ref-White1980"/>
+    <w:p>
+      <w:pPr>
+        <w:pStyle w:val="Bibliography"/>
+      </w:pPr>
+      <w:r>
+        <w:t xml:space="preserve">White, Halbert. 1980.</w:t>
+      </w:r>
+      <w:r>
+        <w:t xml:space="preserve"> </w:t>
+      </w:r>
+      <w:r>
+        <w:t xml:space="preserve">“A Heteroskedasticity-Consistent Covariance Matrix Estimator and a Direct Test for Heteroskedasticity.”</w:t>
+      </w:r>
+      <w:r>
+        <w:t xml:space="preserve"> </w:t>
+      </w:r>
+      <w:r>
+        <w:rPr>
+          <w:i/>
+          <w:iCs/>
+        </w:rPr>
         <w:t xml:space="preserve">Econometrica</w:t>
       </w:r>
       <w:r>
@@ -32437,9 +33850,9 @@
         <w:t xml:space="preserve">48 (4): 817–38.</w:t>
       </w:r>
     </w:p>
-    <w:bookmarkEnd w:id="215"/>
-    <w:bookmarkEnd w:id="216"/>
-    <w:bookmarkEnd w:id="217"/>
+    <w:bookmarkEnd w:id="222"/>
+    <w:bookmarkEnd w:id="223"/>
+    <w:bookmarkEnd w:id="224"/>
     <w:sectPr>
       <w:footnotePr>
         <w:numRestart w:val="eachSect"/>
@@ -32765,6 +34178,9 @@
     <w:abstractNumId w:val="991"/>
   </w:num>
   <w:num w:numId="1037">
+    <w:abstractNumId w:val="991"/>
+  </w:num>
+  <w:num w:numId="1038">
     <w:abstractNumId w:val="991"/>
   </w:num>
 </w:numbering>
